--- a/navod_migrace_zdroju.docx
+++ b/navod_migrace_zdroju.docx
@@ -22,9 +22,64 @@
     <w:p>
       <w:pPr>
         <w:pStyle w:val="Nadpis1"/>
+        <w:numPr>
+          <w:ilvl w:val="0"/>
+          <w:numId w:val="10"/>
+        </w:numPr>
       </w:pPr>
       <w:r>
-        <w:t>1. Co je potřeba před zahájením</w:t>
+        <w:t xml:space="preserve">Co je </w:t>
+      </w:r>
+      <w:proofErr w:type="spellStart"/>
+      <w:r>
+        <w:t>potřeba</w:t>
+      </w:r>
+      <w:proofErr w:type="spellEnd"/>
+      <w:r>
+        <w:t xml:space="preserve"> </w:t>
+      </w:r>
+      <w:proofErr w:type="spellStart"/>
+      <w:r>
+        <w:t>před</w:t>
+      </w:r>
+      <w:proofErr w:type="spellEnd"/>
+      <w:r>
+        <w:t xml:space="preserve"> </w:t>
+      </w:r>
+      <w:proofErr w:type="spellStart"/>
+      <w:r>
+        <w:t>zahájením</w:t>
+      </w:r>
+      <w:proofErr w:type="spellEnd"/>
+    </w:p>
+    <w:p/>
+    <w:p>
+      <w:proofErr w:type="spellStart"/>
+      <w:r>
+        <w:t>Prostředí</w:t>
+      </w:r>
+      <w:proofErr w:type="spellEnd"/>
+      <w:r>
+        <w:t xml:space="preserve">:  </w:t>
+      </w:r>
+      <w:hyperlink r:id="rId8" w:history="1">
+        <w:r>
+          <w:rPr>
+            <w:rStyle w:val="Hypertextovodkaz"/>
+          </w:rPr>
+          <w:t>EDW Data Migration Inventory</w:t>
+        </w:r>
+      </w:hyperlink>
+      <w:proofErr w:type="gramStart"/>
+      <w:r>
+        <w:t xml:space="preserve">   (</w:t>
+      </w:r>
+      <w:proofErr w:type="gramEnd"/>
+      <w:r>
+        <w:t>https://edwmig.cz.o2/md/</w:t>
+      </w:r>
+      <w:r>
+        <w:t>)</w:t>
       </w:r>
     </w:p>
     <w:p>
@@ -32,8 +87,69 @@
         <w:pStyle w:val="Seznamsodrkami"/>
         <w:spacing w:after="60"/>
       </w:pPr>
-      <w:r>
-        <w:t>Přístup do interního migračního nástroje přes odpovídající VPN / virtuální prostředí.</w:t>
+      <w:proofErr w:type="spellStart"/>
+      <w:r>
+        <w:t>Přístup</w:t>
+      </w:r>
+      <w:proofErr w:type="spellEnd"/>
+      <w:r>
+        <w:t xml:space="preserve"> do </w:t>
+      </w:r>
+      <w:proofErr w:type="spellStart"/>
+      <w:r>
+        <w:t>interního</w:t>
+      </w:r>
+      <w:proofErr w:type="spellEnd"/>
+      <w:r>
+        <w:t xml:space="preserve"> </w:t>
+      </w:r>
+      <w:proofErr w:type="spellStart"/>
+      <w:r>
+        <w:t>migračního</w:t>
+      </w:r>
+      <w:proofErr w:type="spellEnd"/>
+      <w:r>
+        <w:t xml:space="preserve"> </w:t>
+      </w:r>
+      <w:proofErr w:type="spellStart"/>
+      <w:r>
+        <w:t>nástroje</w:t>
+      </w:r>
+      <w:proofErr w:type="spellEnd"/>
+      <w:r>
+        <w:t xml:space="preserve"> </w:t>
+      </w:r>
+      <w:proofErr w:type="spellStart"/>
+      <w:r>
+        <w:t>přes</w:t>
+      </w:r>
+      <w:proofErr w:type="spellEnd"/>
+      <w:r>
+        <w:t xml:space="preserve"> </w:t>
+      </w:r>
+      <w:proofErr w:type="spellStart"/>
+      <w:r>
+        <w:t>odpovídající</w:t>
+      </w:r>
+      <w:proofErr w:type="spellEnd"/>
+      <w:r>
+        <w:t xml:space="preserve"> VPN / </w:t>
+      </w:r>
+      <w:proofErr w:type="spellStart"/>
+      <w:r>
+        <w:t>virtuální</w:t>
+      </w:r>
+      <w:proofErr w:type="spellEnd"/>
+      <w:r>
+        <w:t xml:space="preserve"> </w:t>
+      </w:r>
+      <w:proofErr w:type="spellStart"/>
+      <w:r>
+        <w:t>prostředí</w:t>
+      </w:r>
+      <w:proofErr w:type="spellEnd"/>
+      <w:r>
+        <w:t>.</w:t>
       </w:r>
     </w:p>
     <w:p>
@@ -41,8 +157,141 @@
         <w:pStyle w:val="Seznamsodrkami"/>
         <w:spacing w:after="60"/>
       </w:pPr>
-      <w:r>
-        <w:t>Uživatelský účet s oprávněním pro migraci. Ve schůzce zaznělo, že veřejný/pouze čtecí účet migraci neumožní; je nutné použít uživatelský účet.</w:t>
+      <w:proofErr w:type="spellStart"/>
+      <w:r>
+        <w:t>Uživatelský</w:t>
+      </w:r>
+      <w:proofErr w:type="spellEnd"/>
+      <w:r>
+        <w:t xml:space="preserve"> </w:t>
+      </w:r>
+      <w:proofErr w:type="spellStart"/>
+      <w:r>
+        <w:t>účet</w:t>
+      </w:r>
+      <w:proofErr w:type="spellEnd"/>
+      <w:r>
+        <w:t xml:space="preserve"> s </w:t>
+      </w:r>
+      <w:proofErr w:type="spellStart"/>
+      <w:r>
+        <w:t>oprávněním</w:t>
+      </w:r>
+      <w:proofErr w:type="spellEnd"/>
+      <w:r>
+        <w:t xml:space="preserve"> pro </w:t>
+      </w:r>
+      <w:proofErr w:type="spellStart"/>
+      <w:r>
+        <w:t>migraci</w:t>
+      </w:r>
+      <w:proofErr w:type="spellEnd"/>
+      <w:r>
+        <w:t xml:space="preserve">. Ve </w:t>
+      </w:r>
+      <w:proofErr w:type="spellStart"/>
+      <w:r>
+        <w:t>schůzce</w:t>
+      </w:r>
+      <w:proofErr w:type="spellEnd"/>
+      <w:r>
+        <w:t xml:space="preserve"> </w:t>
+      </w:r>
+      <w:proofErr w:type="spellStart"/>
+      <w:r>
+        <w:t>zaznělo</w:t>
+      </w:r>
+      <w:proofErr w:type="spellEnd"/>
+      <w:r>
+        <w:t xml:space="preserve">, </w:t>
+      </w:r>
+      <w:proofErr w:type="spellStart"/>
+      <w:r>
+        <w:t>že</w:t>
+      </w:r>
+      <w:proofErr w:type="spellEnd"/>
+      <w:r>
+        <w:t xml:space="preserve"> </w:t>
+      </w:r>
+      <w:proofErr w:type="spellStart"/>
+      <w:r>
+        <w:t>veřejný</w:t>
+      </w:r>
+      <w:proofErr w:type="spellEnd"/>
+      <w:r>
+        <w:t>/</w:t>
+      </w:r>
+      <w:proofErr w:type="spellStart"/>
+      <w:r>
+        <w:t>pouze</w:t>
+      </w:r>
+      <w:proofErr w:type="spellEnd"/>
+      <w:r>
+        <w:t xml:space="preserve"> </w:t>
+      </w:r>
+      <w:proofErr w:type="spellStart"/>
+      <w:r>
+        <w:t>čtecí</w:t>
+      </w:r>
+      <w:proofErr w:type="spellEnd"/>
+      <w:r>
+        <w:t xml:space="preserve"> </w:t>
+      </w:r>
+      <w:proofErr w:type="spellStart"/>
+      <w:r>
+        <w:t>účet</w:t>
+      </w:r>
+      <w:proofErr w:type="spellEnd"/>
+      <w:r>
+        <w:t xml:space="preserve"> </w:t>
+      </w:r>
+      <w:proofErr w:type="spellStart"/>
+      <w:r>
+        <w:t>migraci</w:t>
+      </w:r>
+      <w:proofErr w:type="spellEnd"/>
+      <w:r>
+        <w:t xml:space="preserve"> </w:t>
+      </w:r>
+      <w:proofErr w:type="spellStart"/>
+      <w:r>
+        <w:t>neumožní</w:t>
+      </w:r>
+      <w:proofErr w:type="spellEnd"/>
+      <w:r>
+        <w:t xml:space="preserve">; je </w:t>
+      </w:r>
+      <w:proofErr w:type="spellStart"/>
+      <w:r>
+        <w:t>nutné</w:t>
+      </w:r>
+      <w:proofErr w:type="spellEnd"/>
+      <w:r>
+        <w:t xml:space="preserve"> </w:t>
+      </w:r>
+      <w:proofErr w:type="spellStart"/>
+      <w:r>
+        <w:t>použít</w:t>
+      </w:r>
+      <w:proofErr w:type="spellEnd"/>
+      <w:r>
+        <w:t xml:space="preserve"> </w:t>
+      </w:r>
+      <w:proofErr w:type="spellStart"/>
+      <w:r>
+        <w:t>uživatelský</w:t>
+      </w:r>
+      <w:proofErr w:type="spellEnd"/>
+      <w:r>
+        <w:t xml:space="preserve"> </w:t>
+      </w:r>
+      <w:proofErr w:type="spellStart"/>
+      <w:r>
+        <w:t>účet</w:t>
+      </w:r>
+      <w:proofErr w:type="spellEnd"/>
+      <w:r>
+        <w:t>.</w:t>
       </w:r>
     </w:p>
     <w:p>
@@ -50,8 +299,85 @@
         <w:pStyle w:val="Seznamsodrkami"/>
         <w:spacing w:after="60"/>
       </w:pPr>
-      <w:r>
-        <w:t>Znalost zdrojové Teradata databáze/datasetu (např. APSTG) a názvu systému, který se má migrovat.</w:t>
+      <w:proofErr w:type="spellStart"/>
+      <w:r>
+        <w:t>Znalost</w:t>
+      </w:r>
+      <w:proofErr w:type="spellEnd"/>
+      <w:r>
+        <w:t xml:space="preserve"> </w:t>
+      </w:r>
+      <w:proofErr w:type="spellStart"/>
+      <w:r>
+        <w:t>zdrojové</w:t>
+      </w:r>
+      <w:proofErr w:type="spellEnd"/>
+      <w:r>
+        <w:t xml:space="preserve"> Teradata </w:t>
+      </w:r>
+      <w:proofErr w:type="spellStart"/>
+      <w:r>
+        <w:t>databáze</w:t>
+      </w:r>
+      <w:proofErr w:type="spellEnd"/>
+      <w:r>
+        <w:t>/</w:t>
+      </w:r>
+      <w:proofErr w:type="spellStart"/>
+      <w:r>
+        <w:t>datasetu</w:t>
+      </w:r>
+      <w:proofErr w:type="spellEnd"/>
+      <w:r>
+        <w:t xml:space="preserve"> (</w:t>
+      </w:r>
+      <w:proofErr w:type="spellStart"/>
+      <w:r>
+        <w:t>např</w:t>
+      </w:r>
+      <w:proofErr w:type="spellEnd"/>
+      <w:r>
+        <w:t xml:space="preserve">. APSTG) a </w:t>
+      </w:r>
+      <w:proofErr w:type="spellStart"/>
+      <w:r>
+        <w:t>názvu</w:t>
+      </w:r>
+      <w:proofErr w:type="spellEnd"/>
+      <w:r>
+        <w:t xml:space="preserve"> </w:t>
+      </w:r>
+      <w:proofErr w:type="spellStart"/>
+      <w:r>
+        <w:t>systému</w:t>
+      </w:r>
+      <w:proofErr w:type="spellEnd"/>
+      <w:r>
+        <w:t xml:space="preserve">, </w:t>
+      </w:r>
+      <w:proofErr w:type="spellStart"/>
+      <w:r>
+        <w:t>který</w:t>
+      </w:r>
+      <w:proofErr w:type="spellEnd"/>
+      <w:r>
+        <w:t xml:space="preserve"> se </w:t>
+      </w:r>
+      <w:proofErr w:type="spellStart"/>
+      <w:r>
+        <w:t>má</w:t>
+      </w:r>
+      <w:proofErr w:type="spellEnd"/>
+      <w:r>
+        <w:t xml:space="preserve"> </w:t>
+      </w:r>
+      <w:proofErr w:type="spellStart"/>
+      <w:r>
+        <w:t>migrovat</w:t>
+      </w:r>
+      <w:proofErr w:type="spellEnd"/>
+      <w:r>
+        <w:t>.</w:t>
       </w:r>
     </w:p>
     <w:p>
@@ -59,8 +385,69 @@
         <w:pStyle w:val="Seznamsodrkami"/>
         <w:spacing w:after="60"/>
       </w:pPr>
-      <w:r>
-        <w:t>Rozhodnutí, zda se má migrace provést jako FULL nebo inkrementálně.</w:t>
+      <w:proofErr w:type="spellStart"/>
+      <w:r>
+        <w:t>Rozhodnutí</w:t>
+      </w:r>
+      <w:proofErr w:type="spellEnd"/>
+      <w:r>
+        <w:t xml:space="preserve">, </w:t>
+      </w:r>
+      <w:proofErr w:type="spellStart"/>
+      <w:r>
+        <w:t>zda</w:t>
+      </w:r>
+      <w:proofErr w:type="spellEnd"/>
+      <w:r>
+        <w:t xml:space="preserve"> se </w:t>
+      </w:r>
+      <w:proofErr w:type="spellStart"/>
+      <w:r>
+        <w:t>má</w:t>
+      </w:r>
+      <w:proofErr w:type="spellEnd"/>
+      <w:r>
+        <w:t xml:space="preserve"> </w:t>
+      </w:r>
+      <w:proofErr w:type="spellStart"/>
+      <w:r>
+        <w:t>migrace</w:t>
+      </w:r>
+      <w:proofErr w:type="spellEnd"/>
+      <w:r>
+        <w:t xml:space="preserve"> </w:t>
+      </w:r>
+      <w:proofErr w:type="spellStart"/>
+      <w:r>
+        <w:t>provést</w:t>
+      </w:r>
+      <w:proofErr w:type="spellEnd"/>
+      <w:r>
+        <w:t xml:space="preserve"> </w:t>
+      </w:r>
+      <w:proofErr w:type="spellStart"/>
+      <w:r>
+        <w:t>jako</w:t>
+      </w:r>
+      <w:proofErr w:type="spellEnd"/>
+      <w:r>
+        <w:t xml:space="preserve"> FULL </w:t>
+      </w:r>
+      <w:proofErr w:type="spellStart"/>
+      <w:r>
+        <w:t>nebo</w:t>
+      </w:r>
+      <w:proofErr w:type="spellEnd"/>
+      <w:r>
+        <w:t xml:space="preserve"> </w:t>
+      </w:r>
+      <w:proofErr w:type="spellStart"/>
+      <w:r>
+        <w:t>inkrementálně</w:t>
+      </w:r>
+      <w:proofErr w:type="spellEnd"/>
+      <w:r>
+        <w:t>.</w:t>
       </w:r>
     </w:p>
     <w:p>
@@ -68,8 +455,85 @@
         <w:pStyle w:val="Seznamsodrkami"/>
         <w:spacing w:after="60"/>
       </w:pPr>
-      <w:r>
-        <w:t>Jednoznačný tag běhu, ideálně datum migrace ve formátu YYYY-MM-DD nebo jiný dohodnutý identifikátor.</w:t>
+      <w:proofErr w:type="spellStart"/>
+      <w:r>
+        <w:t>Jednoznačný</w:t>
+      </w:r>
+      <w:proofErr w:type="spellEnd"/>
+      <w:r>
+        <w:t xml:space="preserve"> tag </w:t>
+      </w:r>
+      <w:proofErr w:type="spellStart"/>
+      <w:r>
+        <w:t>běhu</w:t>
+      </w:r>
+      <w:proofErr w:type="spellEnd"/>
+      <w:r>
+        <w:t xml:space="preserve">, </w:t>
+      </w:r>
+      <w:proofErr w:type="spellStart"/>
+      <w:r>
+        <w:t>ideálně</w:t>
+      </w:r>
+      <w:proofErr w:type="spellEnd"/>
+      <w:r>
+        <w:t xml:space="preserve"> datum </w:t>
+      </w:r>
+      <w:proofErr w:type="spellStart"/>
+      <w:r>
+        <w:t>migrace</w:t>
+      </w:r>
+      <w:proofErr w:type="spellEnd"/>
+      <w:r>
+        <w:t xml:space="preserve"> </w:t>
+      </w:r>
+      <w:proofErr w:type="spellStart"/>
+      <w:r>
+        <w:t>ve</w:t>
+      </w:r>
+      <w:proofErr w:type="spellEnd"/>
+      <w:r>
+        <w:t xml:space="preserve"> </w:t>
+      </w:r>
+      <w:proofErr w:type="spellStart"/>
+      <w:r>
+        <w:t>formátu</w:t>
+      </w:r>
+      <w:proofErr w:type="spellEnd"/>
+      <w:r>
+        <w:t xml:space="preserve"> YYYY-MM-DD </w:t>
+      </w:r>
+      <w:proofErr w:type="spellStart"/>
+      <w:r>
+        <w:t>nebo</w:t>
+      </w:r>
+      <w:proofErr w:type="spellEnd"/>
+      <w:r>
+        <w:t xml:space="preserve"> </w:t>
+      </w:r>
+      <w:proofErr w:type="spellStart"/>
+      <w:r>
+        <w:t>jiný</w:t>
+      </w:r>
+      <w:proofErr w:type="spellEnd"/>
+      <w:r>
+        <w:t xml:space="preserve"> </w:t>
+      </w:r>
+      <w:proofErr w:type="spellStart"/>
+      <w:r>
+        <w:t>dohodnutý</w:t>
+      </w:r>
+      <w:proofErr w:type="spellEnd"/>
+      <w:r>
+        <w:t xml:space="preserve"> </w:t>
+      </w:r>
+      <w:proofErr w:type="spellStart"/>
+      <w:r>
+        <w:t>identifikátor</w:t>
+      </w:r>
+      <w:proofErr w:type="spellEnd"/>
+      <w:r>
+        <w:t>.</w:t>
       </w:r>
     </w:p>
     <w:tbl>
@@ -97,14 +561,147 @@
             </w:tcMar>
           </w:tcPr>
           <w:p>
+            <w:proofErr w:type="spellStart"/>
             <w:r>
               <w:rPr>
                 <w:b/>
               </w:rPr>
-              <w:t xml:space="preserve">Důležité: </w:t>
-            </w:r>
-            <w:r>
-              <w:t>Přesná URL nástroje ani hesla nejsou v přepisu spolehlivě uvedena. Doplňte je z interní dokumentace nebo od správce nástroje. Hesla do tohoto návodu nezapisujte.</w:t>
+              <w:t>Důležité</w:t>
+            </w:r>
+            <w:proofErr w:type="spellEnd"/>
+            <w:r>
+              <w:rPr>
+                <w:b/>
+              </w:rPr>
+              <w:t xml:space="preserve">: </w:t>
+            </w:r>
+            <w:proofErr w:type="spellStart"/>
+            <w:r>
+              <w:t>Přesná</w:t>
+            </w:r>
+            <w:proofErr w:type="spellEnd"/>
+            <w:r>
+              <w:t xml:space="preserve"> URL </w:t>
+            </w:r>
+            <w:proofErr w:type="spellStart"/>
+            <w:r>
+              <w:t>nástroje</w:t>
+            </w:r>
+            <w:proofErr w:type="spellEnd"/>
+            <w:r>
+              <w:t xml:space="preserve"> ani </w:t>
+            </w:r>
+            <w:proofErr w:type="spellStart"/>
+            <w:r>
+              <w:t>hesla</w:t>
+            </w:r>
+            <w:proofErr w:type="spellEnd"/>
+            <w:r>
+              <w:t xml:space="preserve"> </w:t>
+            </w:r>
+            <w:proofErr w:type="spellStart"/>
+            <w:r>
+              <w:t>nejsou</w:t>
+            </w:r>
+            <w:proofErr w:type="spellEnd"/>
+            <w:r>
+              <w:t xml:space="preserve"> v </w:t>
+            </w:r>
+            <w:proofErr w:type="spellStart"/>
+            <w:r>
+              <w:t>přepisu</w:t>
+            </w:r>
+            <w:proofErr w:type="spellEnd"/>
+            <w:r>
+              <w:t xml:space="preserve"> </w:t>
+            </w:r>
+            <w:proofErr w:type="spellStart"/>
+            <w:r>
+              <w:t>spolehlivě</w:t>
+            </w:r>
+            <w:proofErr w:type="spellEnd"/>
+            <w:r>
+              <w:t xml:space="preserve"> </w:t>
+            </w:r>
+            <w:proofErr w:type="spellStart"/>
+            <w:r>
+              <w:t>uvedena</w:t>
+            </w:r>
+            <w:proofErr w:type="spellEnd"/>
+            <w:r>
+              <w:t xml:space="preserve">. </w:t>
+            </w:r>
+            <w:proofErr w:type="spellStart"/>
+            <w:r>
+              <w:t>Doplňte</w:t>
+            </w:r>
+            <w:proofErr w:type="spellEnd"/>
+            <w:r>
+              <w:t xml:space="preserve"> je z </w:t>
+            </w:r>
+            <w:proofErr w:type="spellStart"/>
+            <w:r>
+              <w:t>interní</w:t>
+            </w:r>
+            <w:proofErr w:type="spellEnd"/>
+            <w:r>
+              <w:t xml:space="preserve"> </w:t>
+            </w:r>
+            <w:proofErr w:type="spellStart"/>
+            <w:r>
+              <w:t>dokumentace</w:t>
+            </w:r>
+            <w:proofErr w:type="spellEnd"/>
+            <w:r>
+              <w:t xml:space="preserve"> </w:t>
+            </w:r>
+            <w:proofErr w:type="spellStart"/>
+            <w:r>
+              <w:t>nebo</w:t>
+            </w:r>
+            <w:proofErr w:type="spellEnd"/>
+            <w:r>
+              <w:t xml:space="preserve"> od </w:t>
+            </w:r>
+            <w:proofErr w:type="spellStart"/>
+            <w:r>
+              <w:t>správce</w:t>
+            </w:r>
+            <w:proofErr w:type="spellEnd"/>
+            <w:r>
+              <w:t xml:space="preserve"> </w:t>
+            </w:r>
+            <w:proofErr w:type="spellStart"/>
+            <w:r>
+              <w:t>nástroje</w:t>
+            </w:r>
+            <w:proofErr w:type="spellEnd"/>
+            <w:r>
+              <w:t xml:space="preserve">. Hesla do </w:t>
+            </w:r>
+            <w:proofErr w:type="spellStart"/>
+            <w:r>
+              <w:t>tohoto</w:t>
+            </w:r>
+            <w:proofErr w:type="spellEnd"/>
+            <w:r>
+              <w:t xml:space="preserve"> </w:t>
+            </w:r>
+            <w:proofErr w:type="spellStart"/>
+            <w:r>
+              <w:t>návodu</w:t>
+            </w:r>
+            <w:proofErr w:type="spellEnd"/>
+            <w:r>
+              <w:t xml:space="preserve"> </w:t>
+            </w:r>
+            <w:proofErr w:type="spellStart"/>
+            <w:r>
+              <w:t>nezapisujte</w:t>
+            </w:r>
+            <w:proofErr w:type="spellEnd"/>
+            <w:r>
+              <w:t>.</w:t>
             </w:r>
           </w:p>
         </w:tc>
@@ -120,15 +717,257 @@
         <w:pStyle w:val="Nadpis1"/>
       </w:pPr>
       <w:r>
-        <w:t>2. Základní princip nástroje</w:t>
-      </w:r>
+        <w:t xml:space="preserve">2. </w:t>
+      </w:r>
+      <w:proofErr w:type="spellStart"/>
+      <w:r>
+        <w:t>Základní</w:t>
+      </w:r>
+      <w:proofErr w:type="spellEnd"/>
+      <w:r>
+        <w:t xml:space="preserve"> </w:t>
+      </w:r>
+      <w:proofErr w:type="spellStart"/>
+      <w:r>
+        <w:t>princip</w:t>
+      </w:r>
+      <w:proofErr w:type="spellEnd"/>
+      <w:r>
+        <w:t xml:space="preserve"> </w:t>
+      </w:r>
+      <w:proofErr w:type="spellStart"/>
+      <w:r>
+        <w:t>nástroje</w:t>
+      </w:r>
+      <w:proofErr w:type="spellEnd"/>
     </w:p>
     <w:p>
       <w:pPr>
         <w:spacing w:after="120"/>
       </w:pPr>
-      <w:r>
-        <w:t>Nástroj udržuje inventář objektů dostupných v Teradatě. Názvy databází/datasetů jsou v rozhraní vedeny podle zdrojové Teradata databáze. Metadata a struktury se pravidelně obnovují z repozitáře, takže v nástroji mají být viditelné aktuální tabulky a jejich vlastnosti.</w:t>
+      <w:proofErr w:type="spellStart"/>
+      <w:r>
+        <w:t>Nástroj</w:t>
+      </w:r>
+      <w:proofErr w:type="spellEnd"/>
+      <w:r>
+        <w:t xml:space="preserve"> </w:t>
+      </w:r>
+      <w:proofErr w:type="spellStart"/>
+      <w:r>
+        <w:t>udržuje</w:t>
+      </w:r>
+      <w:proofErr w:type="spellEnd"/>
+      <w:r>
+        <w:t xml:space="preserve"> </w:t>
+      </w:r>
+      <w:proofErr w:type="spellStart"/>
+      <w:r>
+        <w:t>inventář</w:t>
+      </w:r>
+      <w:proofErr w:type="spellEnd"/>
+      <w:r>
+        <w:t xml:space="preserve"> </w:t>
+      </w:r>
+      <w:proofErr w:type="spellStart"/>
+      <w:r>
+        <w:t>objektů</w:t>
+      </w:r>
+      <w:proofErr w:type="spellEnd"/>
+      <w:r>
+        <w:t xml:space="preserve"> </w:t>
+      </w:r>
+      <w:proofErr w:type="spellStart"/>
+      <w:r>
+        <w:t>dostupných</w:t>
+      </w:r>
+      <w:proofErr w:type="spellEnd"/>
+      <w:r>
+        <w:t xml:space="preserve"> v </w:t>
+      </w:r>
+      <w:proofErr w:type="spellStart"/>
+      <w:r>
+        <w:t>Teradatě</w:t>
+      </w:r>
+      <w:proofErr w:type="spellEnd"/>
+      <w:r>
+        <w:t xml:space="preserve">. </w:t>
+      </w:r>
+      <w:proofErr w:type="spellStart"/>
+      <w:r>
+        <w:t>Názvy</w:t>
+      </w:r>
+      <w:proofErr w:type="spellEnd"/>
+      <w:r>
+        <w:t xml:space="preserve"> </w:t>
+      </w:r>
+      <w:proofErr w:type="spellStart"/>
+      <w:r>
+        <w:t>databází</w:t>
+      </w:r>
+      <w:proofErr w:type="spellEnd"/>
+      <w:r>
+        <w:t>/</w:t>
+      </w:r>
+      <w:proofErr w:type="spellStart"/>
+      <w:r>
+        <w:t>datasetů</w:t>
+      </w:r>
+      <w:proofErr w:type="spellEnd"/>
+      <w:r>
+        <w:t xml:space="preserve"> </w:t>
+      </w:r>
+      <w:proofErr w:type="spellStart"/>
+      <w:r>
+        <w:t>jsou</w:t>
+      </w:r>
+      <w:proofErr w:type="spellEnd"/>
+      <w:r>
+        <w:t xml:space="preserve"> v </w:t>
+      </w:r>
+      <w:proofErr w:type="spellStart"/>
+      <w:r>
+        <w:t>rozhraní</w:t>
+      </w:r>
+      <w:proofErr w:type="spellEnd"/>
+      <w:r>
+        <w:t xml:space="preserve"> </w:t>
+      </w:r>
+      <w:proofErr w:type="spellStart"/>
+      <w:r>
+        <w:t>vedeny</w:t>
+      </w:r>
+      <w:proofErr w:type="spellEnd"/>
+      <w:r>
+        <w:t xml:space="preserve"> </w:t>
+      </w:r>
+      <w:proofErr w:type="spellStart"/>
+      <w:r>
+        <w:t>podle</w:t>
+      </w:r>
+      <w:proofErr w:type="spellEnd"/>
+      <w:r>
+        <w:t xml:space="preserve"> </w:t>
+      </w:r>
+      <w:proofErr w:type="spellStart"/>
+      <w:r>
+        <w:t>zdrojové</w:t>
+      </w:r>
+      <w:proofErr w:type="spellEnd"/>
+      <w:r>
+        <w:t xml:space="preserve"> Teradata </w:t>
+      </w:r>
+      <w:proofErr w:type="spellStart"/>
+      <w:r>
+        <w:t>databáze</w:t>
+      </w:r>
+      <w:proofErr w:type="spellEnd"/>
+      <w:r>
+        <w:t xml:space="preserve">. Metadata a </w:t>
+      </w:r>
+      <w:proofErr w:type="spellStart"/>
+      <w:r>
+        <w:t>struktury</w:t>
+      </w:r>
+      <w:proofErr w:type="spellEnd"/>
+      <w:r>
+        <w:t xml:space="preserve"> se </w:t>
+      </w:r>
+      <w:proofErr w:type="spellStart"/>
+      <w:r>
+        <w:t>pravidelně</w:t>
+      </w:r>
+      <w:proofErr w:type="spellEnd"/>
+      <w:r>
+        <w:t xml:space="preserve"> </w:t>
+      </w:r>
+      <w:proofErr w:type="spellStart"/>
+      <w:r>
+        <w:t>obnovují</w:t>
+      </w:r>
+      <w:proofErr w:type="spellEnd"/>
+      <w:r>
+        <w:t xml:space="preserve"> z </w:t>
+      </w:r>
+      <w:proofErr w:type="spellStart"/>
+      <w:r>
+        <w:t>repozitáře</w:t>
+      </w:r>
+      <w:proofErr w:type="spellEnd"/>
+      <w:r>
+        <w:t xml:space="preserve">, </w:t>
+      </w:r>
+      <w:proofErr w:type="spellStart"/>
+      <w:r>
+        <w:t>takže</w:t>
+      </w:r>
+      <w:proofErr w:type="spellEnd"/>
+      <w:r>
+        <w:t xml:space="preserve"> v </w:t>
+      </w:r>
+      <w:proofErr w:type="spellStart"/>
+      <w:r>
+        <w:t>nástroji</w:t>
+      </w:r>
+      <w:proofErr w:type="spellEnd"/>
+      <w:r>
+        <w:t xml:space="preserve"> </w:t>
+      </w:r>
+      <w:proofErr w:type="spellStart"/>
+      <w:r>
+        <w:t>mají</w:t>
+      </w:r>
+      <w:proofErr w:type="spellEnd"/>
+      <w:r>
+        <w:t xml:space="preserve"> </w:t>
+      </w:r>
+      <w:proofErr w:type="spellStart"/>
+      <w:r>
+        <w:t>být</w:t>
+      </w:r>
+      <w:proofErr w:type="spellEnd"/>
+      <w:r>
+        <w:t xml:space="preserve"> </w:t>
+      </w:r>
+      <w:proofErr w:type="spellStart"/>
+      <w:r>
+        <w:t>viditelné</w:t>
+      </w:r>
+      <w:proofErr w:type="spellEnd"/>
+      <w:r>
+        <w:t xml:space="preserve"> </w:t>
+      </w:r>
+      <w:proofErr w:type="spellStart"/>
+      <w:r>
+        <w:t>aktuální</w:t>
+      </w:r>
+      <w:proofErr w:type="spellEnd"/>
+      <w:r>
+        <w:t xml:space="preserve"> </w:t>
+      </w:r>
+      <w:proofErr w:type="spellStart"/>
+      <w:r>
+        <w:t>tabulky</w:t>
+      </w:r>
+      <w:proofErr w:type="spellEnd"/>
+      <w:r>
+        <w:t xml:space="preserve"> a </w:t>
+      </w:r>
+      <w:proofErr w:type="spellStart"/>
+      <w:r>
+        <w:t>jejich</w:t>
+      </w:r>
+      <w:proofErr w:type="spellEnd"/>
+      <w:r>
+        <w:t xml:space="preserve"> </w:t>
+      </w:r>
+      <w:proofErr w:type="spellStart"/>
+      <w:r>
+        <w:t>vlastnosti</w:t>
+      </w:r>
+      <w:proofErr w:type="spellEnd"/>
+      <w:r>
+        <w:t>.</w:t>
       </w:r>
     </w:p>
     <w:tbl>
@@ -153,6 +992,7 @@
             <w:vAlign w:val="center"/>
           </w:tcPr>
           <w:p>
+            <w:proofErr w:type="spellStart"/>
             <w:r>
               <w:rPr>
                 <w:b/>
@@ -160,6 +1000,7 @@
               </w:rPr>
               <w:t>Fáze</w:t>
             </w:r>
+            <w:proofErr w:type="spellEnd"/>
           </w:p>
         </w:tc>
         <w:tc>
@@ -169,6 +1010,7 @@
             <w:vAlign w:val="center"/>
           </w:tcPr>
           <w:p>
+            <w:proofErr w:type="spellStart"/>
             <w:r>
               <w:rPr>
                 <w:b/>
@@ -176,6 +1018,7 @@
               </w:rPr>
               <w:t>Význam</w:t>
             </w:r>
+            <w:proofErr w:type="spellEnd"/>
           </w:p>
         </w:tc>
       </w:tr>
@@ -210,8 +1053,37 @@
             </w:tcMar>
           </w:tcPr>
           <w:p>
-            <w:r>
-              <w:t>Extrakce dat ze zdrojové Teradata tabulky.</w:t>
+            <w:proofErr w:type="spellStart"/>
+            <w:r>
+              <w:t>Extrakce</w:t>
+            </w:r>
+            <w:proofErr w:type="spellEnd"/>
+            <w:r>
+              <w:t xml:space="preserve"> </w:t>
+            </w:r>
+            <w:proofErr w:type="spellStart"/>
+            <w:r>
+              <w:t>dat</w:t>
+            </w:r>
+            <w:proofErr w:type="spellEnd"/>
+            <w:r>
+              <w:t xml:space="preserve"> ze </w:t>
+            </w:r>
+            <w:proofErr w:type="spellStart"/>
+            <w:r>
+              <w:t>zdrojové</w:t>
+            </w:r>
+            <w:proofErr w:type="spellEnd"/>
+            <w:r>
+              <w:t xml:space="preserve"> Teradata </w:t>
+            </w:r>
+            <w:proofErr w:type="spellStart"/>
+            <w:r>
+              <w:t>tabulky</w:t>
+            </w:r>
+            <w:proofErr w:type="spellEnd"/>
+            <w:r>
+              <w:t>.</w:t>
             </w:r>
           </w:p>
         </w:tc>
@@ -247,8 +1119,45 @@
             </w:tcMar>
           </w:tcPr>
           <w:p>
-            <w:r>
-              <w:t>Přenos vyextrahovaných dat směrem do BigQuery.</w:t>
+            <w:proofErr w:type="spellStart"/>
+            <w:r>
+              <w:t>Přenos</w:t>
+            </w:r>
+            <w:proofErr w:type="spellEnd"/>
+            <w:r>
+              <w:t xml:space="preserve"> </w:t>
+            </w:r>
+            <w:proofErr w:type="spellStart"/>
+            <w:r>
+              <w:t>vyextrahovaných</w:t>
+            </w:r>
+            <w:proofErr w:type="spellEnd"/>
+            <w:r>
+              <w:t xml:space="preserve"> </w:t>
+            </w:r>
+            <w:proofErr w:type="spellStart"/>
+            <w:r>
+              <w:t>dat</w:t>
+            </w:r>
+            <w:proofErr w:type="spellEnd"/>
+            <w:r>
+              <w:t xml:space="preserve"> </w:t>
+            </w:r>
+            <w:proofErr w:type="spellStart"/>
+            <w:r>
+              <w:t>směrem</w:t>
+            </w:r>
+            <w:proofErr w:type="spellEnd"/>
+            <w:r>
+              <w:t xml:space="preserve"> do </w:t>
+            </w:r>
+            <w:proofErr w:type="spellStart"/>
+            <w:r>
+              <w:t>BigQuery</w:t>
+            </w:r>
+            <w:proofErr w:type="spellEnd"/>
+            <w:r>
+              <w:t>.</w:t>
             </w:r>
           </w:p>
         </w:tc>
@@ -284,8 +1193,53 @@
             </w:tcMar>
           </w:tcPr>
           <w:p>
-            <w:r>
-              <w:t>Vytvoření nebo příprava cílové tabulky v BigQuery.</w:t>
+            <w:proofErr w:type="spellStart"/>
+            <w:r>
+              <w:t>Vytvoření</w:t>
+            </w:r>
+            <w:proofErr w:type="spellEnd"/>
+            <w:r>
+              <w:t xml:space="preserve"> </w:t>
+            </w:r>
+            <w:proofErr w:type="spellStart"/>
+            <w:r>
+              <w:t>nebo</w:t>
+            </w:r>
+            <w:proofErr w:type="spellEnd"/>
+            <w:r>
+              <w:t xml:space="preserve"> </w:t>
+            </w:r>
+            <w:proofErr w:type="spellStart"/>
+            <w:r>
+              <w:t>příprava</w:t>
+            </w:r>
+            <w:proofErr w:type="spellEnd"/>
+            <w:r>
+              <w:t xml:space="preserve"> </w:t>
+            </w:r>
+            <w:proofErr w:type="spellStart"/>
+            <w:r>
+              <w:t>cílové</w:t>
+            </w:r>
+            <w:proofErr w:type="spellEnd"/>
+            <w:r>
+              <w:t xml:space="preserve"> </w:t>
+            </w:r>
+            <w:proofErr w:type="spellStart"/>
+            <w:r>
+              <w:t>tabulky</w:t>
+            </w:r>
+            <w:proofErr w:type="spellEnd"/>
+            <w:r>
+              <w:t xml:space="preserve"> v </w:t>
+            </w:r>
+            <w:proofErr w:type="spellStart"/>
+            <w:r>
+              <w:t>BigQuery</w:t>
+            </w:r>
+            <w:proofErr w:type="spellEnd"/>
+            <w:r>
+              <w:t>.</w:t>
             </w:r>
           </w:p>
         </w:tc>
@@ -321,8 +1275,37 @@
             </w:tcMar>
           </w:tcPr>
           <w:p>
-            <w:r>
-              <w:t>Nahrání dat do cílové tabulky.</w:t>
+            <w:proofErr w:type="spellStart"/>
+            <w:r>
+              <w:t>Nahrání</w:t>
+            </w:r>
+            <w:proofErr w:type="spellEnd"/>
+            <w:r>
+              <w:t xml:space="preserve"> </w:t>
+            </w:r>
+            <w:proofErr w:type="spellStart"/>
+            <w:r>
+              <w:t>dat</w:t>
+            </w:r>
+            <w:proofErr w:type="spellEnd"/>
+            <w:r>
+              <w:t xml:space="preserve"> do </w:t>
+            </w:r>
+            <w:proofErr w:type="spellStart"/>
+            <w:r>
+              <w:t>cílové</w:t>
+            </w:r>
+            <w:proofErr w:type="spellEnd"/>
+            <w:r>
+              <w:t xml:space="preserve"> </w:t>
+            </w:r>
+            <w:proofErr w:type="spellStart"/>
+            <w:r>
+              <w:t>tabulky</w:t>
+            </w:r>
+            <w:proofErr w:type="spellEnd"/>
+            <w:r>
+              <w:t>.</w:t>
             </w:r>
           </w:p>
         </w:tc>
@@ -358,8 +1341,37 @@
             </w:tcMar>
           </w:tcPr>
           <w:p>
-            <w:r>
-              <w:t>Volitelné porovnání statistik Teradata vs. BigQuery.</w:t>
+            <w:proofErr w:type="spellStart"/>
+            <w:r>
+              <w:t>Volitelné</w:t>
+            </w:r>
+            <w:proofErr w:type="spellEnd"/>
+            <w:r>
+              <w:t xml:space="preserve"> </w:t>
+            </w:r>
+            <w:proofErr w:type="spellStart"/>
+            <w:r>
+              <w:t>porovnání</w:t>
+            </w:r>
+            <w:proofErr w:type="spellEnd"/>
+            <w:r>
+              <w:t xml:space="preserve"> </w:t>
+            </w:r>
+            <w:proofErr w:type="spellStart"/>
+            <w:r>
+              <w:t>statistik</w:t>
+            </w:r>
+            <w:proofErr w:type="spellEnd"/>
+            <w:r>
+              <w:t xml:space="preserve"> Teradata vs. </w:t>
+            </w:r>
+            <w:proofErr w:type="spellStart"/>
+            <w:r>
+              <w:t>BigQuery</w:t>
+            </w:r>
+            <w:proofErr w:type="spellEnd"/>
+            <w:r>
+              <w:t>.</w:t>
             </w:r>
           </w:p>
         </w:tc>
@@ -395,8 +1407,45 @@
             </w:tcMar>
           </w:tcPr>
           <w:p>
-            <w:r>
-              <w:t>Úklid dočasných artefaktů a dokončení běhu.</w:t>
+            <w:proofErr w:type="spellStart"/>
+            <w:r>
+              <w:t>Úklid</w:t>
+            </w:r>
+            <w:proofErr w:type="spellEnd"/>
+            <w:r>
+              <w:t xml:space="preserve"> </w:t>
+            </w:r>
+            <w:proofErr w:type="spellStart"/>
+            <w:r>
+              <w:t>dočasných</w:t>
+            </w:r>
+            <w:proofErr w:type="spellEnd"/>
+            <w:r>
+              <w:t xml:space="preserve"> </w:t>
+            </w:r>
+            <w:proofErr w:type="spellStart"/>
+            <w:r>
+              <w:t>artefaktů</w:t>
+            </w:r>
+            <w:proofErr w:type="spellEnd"/>
+            <w:r>
+              <w:t xml:space="preserve"> a </w:t>
+            </w:r>
+            <w:proofErr w:type="spellStart"/>
+            <w:r>
+              <w:t>dokončení</w:t>
+            </w:r>
+            <w:proofErr w:type="spellEnd"/>
+            <w:r>
+              <w:t xml:space="preserve"> </w:t>
+            </w:r>
+            <w:proofErr w:type="spellStart"/>
+            <w:r>
+              <w:t>běhu</w:t>
+            </w:r>
+            <w:proofErr w:type="spellEnd"/>
+            <w:r>
+              <w:t>.</w:t>
             </w:r>
           </w:p>
         </w:tc>
@@ -407,22 +1456,129 @@
         <w:pStyle w:val="Nadpis1"/>
       </w:pPr>
       <w:r>
-        <w:t>3. Postup spuštění migrace</w:t>
-      </w:r>
+        <w:t xml:space="preserve">3. </w:t>
+      </w:r>
+      <w:proofErr w:type="spellStart"/>
+      <w:r>
+        <w:t>Postup</w:t>
+      </w:r>
+      <w:proofErr w:type="spellEnd"/>
+      <w:r>
+        <w:t xml:space="preserve"> </w:t>
+      </w:r>
+      <w:proofErr w:type="spellStart"/>
+      <w:r>
+        <w:t>spuštění</w:t>
+      </w:r>
+      <w:proofErr w:type="spellEnd"/>
+      <w:r>
+        <w:t xml:space="preserve"> </w:t>
+      </w:r>
+      <w:proofErr w:type="spellStart"/>
+      <w:r>
+        <w:t>migrace</w:t>
+      </w:r>
+      <w:proofErr w:type="spellEnd"/>
     </w:p>
     <w:p>
       <w:pPr>
         <w:pStyle w:val="slovanseznam"/>
         <w:spacing w:after="80"/>
       </w:pPr>
+      <w:proofErr w:type="spellStart"/>
       <w:r>
         <w:rPr>
           <w:b/>
         </w:rPr>
-        <w:t>Přihlaste se do migračního nástroje</w:t>
-      </w:r>
-      <w:r>
-        <w:t xml:space="preserve"> – Použijte svůj osobní uživatelský účet s oprávněním k migraci.</w:t>
+        <w:t>Přihlaste</w:t>
+      </w:r>
+      <w:proofErr w:type="spellEnd"/>
+      <w:r>
+        <w:rPr>
+          <w:b/>
+        </w:rPr>
+        <w:t xml:space="preserve"> se do </w:t>
+      </w:r>
+      <w:proofErr w:type="spellStart"/>
+      <w:r>
+        <w:rPr>
+          <w:b/>
+        </w:rPr>
+        <w:t>migračního</w:t>
+      </w:r>
+      <w:proofErr w:type="spellEnd"/>
+      <w:r>
+        <w:rPr>
+          <w:b/>
+        </w:rPr>
+        <w:t xml:space="preserve"> </w:t>
+      </w:r>
+      <w:proofErr w:type="spellStart"/>
+      <w:r>
+        <w:rPr>
+          <w:b/>
+        </w:rPr>
+        <w:t>nástroje</w:t>
+      </w:r>
+      <w:proofErr w:type="spellEnd"/>
+      <w:r>
+        <w:t xml:space="preserve"> – </w:t>
+      </w:r>
+      <w:proofErr w:type="spellStart"/>
+      <w:r>
+        <w:t>Použijte</w:t>
+      </w:r>
+      <w:proofErr w:type="spellEnd"/>
+      <w:r>
+        <w:t xml:space="preserve"> </w:t>
+      </w:r>
+      <w:proofErr w:type="spellStart"/>
+      <w:r>
+        <w:t>svůj</w:t>
+      </w:r>
+      <w:proofErr w:type="spellEnd"/>
+      <w:r>
+        <w:t xml:space="preserve"> </w:t>
+      </w:r>
+      <w:proofErr w:type="spellStart"/>
+      <w:r>
+        <w:t>osobní</w:t>
+      </w:r>
+      <w:proofErr w:type="spellEnd"/>
+      <w:r>
+        <w:t xml:space="preserve"> </w:t>
+      </w:r>
+      <w:proofErr w:type="spellStart"/>
+      <w:r>
+        <w:t>uživatelský</w:t>
+      </w:r>
+      <w:proofErr w:type="spellEnd"/>
+      <w:r>
+        <w:t xml:space="preserve"> </w:t>
+      </w:r>
+      <w:proofErr w:type="spellStart"/>
+      <w:r>
+        <w:t>účet</w:t>
+      </w:r>
+      <w:proofErr w:type="spellEnd"/>
+      <w:r>
+        <w:t xml:space="preserve"> s </w:t>
+      </w:r>
+      <w:proofErr w:type="spellStart"/>
+      <w:r>
+        <w:t>oprávněním</w:t>
+      </w:r>
+      <w:proofErr w:type="spellEnd"/>
+      <w:r>
+        <w:t xml:space="preserve"> k </w:t>
+      </w:r>
+      <w:proofErr w:type="spellStart"/>
+      <w:r>
+        <w:t>migraci</w:t>
+      </w:r>
+      <w:proofErr w:type="spellEnd"/>
+      <w:r>
+        <w:t>.</w:t>
       </w:r>
     </w:p>
     <w:p>
@@ -430,14 +1586,140 @@
         <w:pStyle w:val="slovanseznam"/>
         <w:spacing w:after="80"/>
       </w:pPr>
+      <w:proofErr w:type="spellStart"/>
       <w:r>
         <w:rPr>
           <w:b/>
         </w:rPr>
-        <w:t>Vyberte zdrojovou databázi</w:t>
-      </w:r>
-      <w:r>
-        <w:t xml:space="preserve"> – V horní části rozhraní vyberte Teradata databázi/dataset, například APSTG. Další databáze se zobrazí podle přidělených oprávnění.</w:t>
+        <w:t>Vyberte</w:t>
+      </w:r>
+      <w:proofErr w:type="spellEnd"/>
+      <w:r>
+        <w:rPr>
+          <w:b/>
+        </w:rPr>
+        <w:t xml:space="preserve"> </w:t>
+      </w:r>
+      <w:proofErr w:type="spellStart"/>
+      <w:r>
+        <w:rPr>
+          <w:b/>
+        </w:rPr>
+        <w:t>zdrojovou</w:t>
+      </w:r>
+      <w:proofErr w:type="spellEnd"/>
+      <w:r>
+        <w:rPr>
+          <w:b/>
+        </w:rPr>
+        <w:t xml:space="preserve"> </w:t>
+      </w:r>
+      <w:proofErr w:type="spellStart"/>
+      <w:r>
+        <w:rPr>
+          <w:b/>
+        </w:rPr>
+        <w:t>databázi</w:t>
+      </w:r>
+      <w:proofErr w:type="spellEnd"/>
+      <w:r>
+        <w:t xml:space="preserve"> – V </w:t>
+      </w:r>
+      <w:proofErr w:type="spellStart"/>
+      <w:r>
+        <w:t>horní</w:t>
+      </w:r>
+      <w:proofErr w:type="spellEnd"/>
+      <w:r>
+        <w:t xml:space="preserve"> </w:t>
+      </w:r>
+      <w:proofErr w:type="spellStart"/>
+      <w:r>
+        <w:t>části</w:t>
+      </w:r>
+      <w:proofErr w:type="spellEnd"/>
+      <w:r>
+        <w:t xml:space="preserve"> </w:t>
+      </w:r>
+      <w:proofErr w:type="spellStart"/>
+      <w:r>
+        <w:t>rozhraní</w:t>
+      </w:r>
+      <w:proofErr w:type="spellEnd"/>
+      <w:r>
+        <w:t xml:space="preserve"> </w:t>
+      </w:r>
+      <w:proofErr w:type="spellStart"/>
+      <w:r>
+        <w:t>vyberte</w:t>
+      </w:r>
+      <w:proofErr w:type="spellEnd"/>
+      <w:r>
+        <w:t xml:space="preserve"> Teradata </w:t>
+      </w:r>
+      <w:proofErr w:type="spellStart"/>
+      <w:r>
+        <w:t>databázi</w:t>
+      </w:r>
+      <w:proofErr w:type="spellEnd"/>
+      <w:r>
+        <w:t xml:space="preserve">/dataset, </w:t>
+      </w:r>
+      <w:proofErr w:type="spellStart"/>
+      <w:r>
+        <w:t>například</w:t>
+      </w:r>
+      <w:proofErr w:type="spellEnd"/>
+      <w:r>
+        <w:t xml:space="preserve"> APSTG. </w:t>
+      </w:r>
+      <w:proofErr w:type="spellStart"/>
+      <w:r>
+        <w:t>Další</w:t>
+      </w:r>
+      <w:proofErr w:type="spellEnd"/>
+      <w:r>
+        <w:t xml:space="preserve"> </w:t>
+      </w:r>
+      <w:proofErr w:type="spellStart"/>
+      <w:r>
+        <w:t>databáze</w:t>
+      </w:r>
+      <w:proofErr w:type="spellEnd"/>
+      <w:r>
+        <w:t xml:space="preserve"> se </w:t>
+      </w:r>
+      <w:proofErr w:type="spellStart"/>
+      <w:r>
+        <w:t>zobrazí</w:t>
+      </w:r>
+      <w:proofErr w:type="spellEnd"/>
+      <w:r>
+        <w:t xml:space="preserve"> </w:t>
+      </w:r>
+      <w:proofErr w:type="spellStart"/>
+      <w:r>
+        <w:t>podle</w:t>
+      </w:r>
+      <w:proofErr w:type="spellEnd"/>
+      <w:r>
+        <w:t xml:space="preserve"> </w:t>
+      </w:r>
+      <w:proofErr w:type="spellStart"/>
+      <w:r>
+        <w:t>přidělených</w:t>
+      </w:r>
+      <w:proofErr w:type="spellEnd"/>
+      <w:r>
+        <w:t xml:space="preserve"> </w:t>
+      </w:r>
+      <w:proofErr w:type="spellStart"/>
+      <w:r>
+        <w:t>oprávnění</w:t>
+      </w:r>
+      <w:proofErr w:type="spellEnd"/>
+      <w:r>
+        <w:t>.</w:t>
       </w:r>
     </w:p>
     <w:p>
@@ -445,20 +1727,108 @@
         <w:pStyle w:val="slovanseznam"/>
         <w:spacing w:after="80"/>
       </w:pPr>
+      <w:proofErr w:type="spellStart"/>
       <w:r>
         <w:rPr>
           <w:b/>
         </w:rPr>
-        <w:t>Vyfiltrujte systém</w:t>
-      </w:r>
-      <w:r>
-        <w:t xml:space="preserve"> – Do filtru zadejte název systému, například SA</w:t>
+        <w:t>Vyfiltrujte</w:t>
+      </w:r>
+      <w:proofErr w:type="spellEnd"/>
+      <w:r>
+        <w:rPr>
+          <w:b/>
+        </w:rPr>
+        <w:t xml:space="preserve"> </w:t>
+      </w:r>
+      <w:proofErr w:type="spellStart"/>
+      <w:r>
+        <w:rPr>
+          <w:b/>
+        </w:rPr>
+        <w:t>systém</w:t>
+      </w:r>
+      <w:proofErr w:type="spellEnd"/>
+      <w:r>
+        <w:t xml:space="preserve"> – Do </w:t>
+      </w:r>
+      <w:proofErr w:type="spellStart"/>
+      <w:r>
+        <w:t>filtru</w:t>
+      </w:r>
+      <w:proofErr w:type="spellEnd"/>
+      <w:r>
+        <w:t xml:space="preserve"> </w:t>
+      </w:r>
+      <w:proofErr w:type="spellStart"/>
+      <w:r>
+        <w:t>zadejte</w:t>
+      </w:r>
+      <w:proofErr w:type="spellEnd"/>
+      <w:r>
+        <w:t xml:space="preserve"> </w:t>
+      </w:r>
+      <w:proofErr w:type="spellStart"/>
+      <w:r>
+        <w:t>název</w:t>
+      </w:r>
+      <w:proofErr w:type="spellEnd"/>
+      <w:r>
+        <w:t xml:space="preserve"> </w:t>
+      </w:r>
+      <w:proofErr w:type="spellStart"/>
+      <w:r>
+        <w:t>systému</w:t>
+      </w:r>
+      <w:proofErr w:type="spellEnd"/>
+      <w:r>
+        <w:t xml:space="preserve">, </w:t>
+      </w:r>
+      <w:proofErr w:type="spellStart"/>
+      <w:r>
+        <w:t>například</w:t>
+      </w:r>
+      <w:proofErr w:type="spellEnd"/>
+      <w:r>
+        <w:t xml:space="preserve"> SA</w:t>
       </w:r>
       <w:r>
         <w:t>P</w:t>
       </w:r>
       <w:r>
-        <w:t>. Nástroj zobrazí odpovídající tabulky.</w:t>
+        <w:t xml:space="preserve">. </w:t>
+      </w:r>
+      <w:proofErr w:type="spellStart"/>
+      <w:r>
+        <w:t>Nástroj</w:t>
+      </w:r>
+      <w:proofErr w:type="spellEnd"/>
+      <w:r>
+        <w:t xml:space="preserve"> </w:t>
+      </w:r>
+      <w:proofErr w:type="spellStart"/>
+      <w:r>
+        <w:t>zobrazí</w:t>
+      </w:r>
+      <w:proofErr w:type="spellEnd"/>
+      <w:r>
+        <w:t xml:space="preserve"> </w:t>
+      </w:r>
+      <w:proofErr w:type="spellStart"/>
+      <w:r>
+        <w:t>odpovídající</w:t>
+      </w:r>
+      <w:proofErr w:type="spellEnd"/>
+      <w:r>
+        <w:t xml:space="preserve"> </w:t>
+      </w:r>
+      <w:proofErr w:type="spellStart"/>
+      <w:r>
+        <w:t>tabulky</w:t>
+      </w:r>
+      <w:proofErr w:type="spellEnd"/>
+      <w:r>
+        <w:t>.</w:t>
       </w:r>
     </w:p>
     <w:p>
@@ -466,14 +1836,191 @@
         <w:pStyle w:val="slovanseznam"/>
         <w:spacing w:after="80"/>
       </w:pPr>
+      <w:proofErr w:type="spellStart"/>
       <w:r>
         <w:rPr>
           <w:b/>
         </w:rPr>
-        <w:t>Vyberte tabulky</w:t>
-      </w:r>
-      <w:r>
-        <w:t xml:space="preserve"> – Zaškrtněte jednotlivé tabulky nebo použijte výběr všech. Hromadný výběr nemusí reagovat napoprvé; ověřte, že jsou skutečně označeny všechny požadované tabulky.</w:t>
+        <w:lastRenderedPageBreak/>
+        <w:t>Vyberte</w:t>
+      </w:r>
+      <w:proofErr w:type="spellEnd"/>
+      <w:r>
+        <w:rPr>
+          <w:b/>
+        </w:rPr>
+        <w:t xml:space="preserve"> </w:t>
+      </w:r>
+      <w:proofErr w:type="spellStart"/>
+      <w:r>
+        <w:rPr>
+          <w:b/>
+        </w:rPr>
+        <w:t>tabulky</w:t>
+      </w:r>
+      <w:proofErr w:type="spellEnd"/>
+      <w:r>
+        <w:t xml:space="preserve"> – </w:t>
+      </w:r>
+      <w:proofErr w:type="spellStart"/>
+      <w:r>
+        <w:t>Zaškrtněte</w:t>
+      </w:r>
+      <w:proofErr w:type="spellEnd"/>
+      <w:r>
+        <w:t xml:space="preserve"> </w:t>
+      </w:r>
+      <w:proofErr w:type="spellStart"/>
+      <w:r>
+        <w:t>jednotlivé</w:t>
+      </w:r>
+      <w:proofErr w:type="spellEnd"/>
+      <w:r>
+        <w:t xml:space="preserve"> </w:t>
+      </w:r>
+      <w:proofErr w:type="spellStart"/>
+      <w:r>
+        <w:t>tabulky</w:t>
+      </w:r>
+      <w:proofErr w:type="spellEnd"/>
+      <w:r>
+        <w:t xml:space="preserve"> </w:t>
+      </w:r>
+      <w:proofErr w:type="spellStart"/>
+      <w:r>
+        <w:t>nebo</w:t>
+      </w:r>
+      <w:proofErr w:type="spellEnd"/>
+      <w:r>
+        <w:t xml:space="preserve"> </w:t>
+      </w:r>
+      <w:proofErr w:type="spellStart"/>
+      <w:r>
+        <w:t>použijte</w:t>
+      </w:r>
+      <w:proofErr w:type="spellEnd"/>
+      <w:r>
+        <w:t xml:space="preserve"> </w:t>
+      </w:r>
+      <w:proofErr w:type="spellStart"/>
+      <w:r>
+        <w:t>výběr</w:t>
+      </w:r>
+      <w:proofErr w:type="spellEnd"/>
+      <w:r>
+        <w:t xml:space="preserve"> </w:t>
+      </w:r>
+      <w:proofErr w:type="spellStart"/>
+      <w:r>
+        <w:t>všech</w:t>
+      </w:r>
+      <w:proofErr w:type="spellEnd"/>
+      <w:r>
+        <w:t xml:space="preserve">. </w:t>
+      </w:r>
+      <w:proofErr w:type="spellStart"/>
+      <w:r>
+        <w:t>Hromadný</w:t>
+      </w:r>
+      <w:proofErr w:type="spellEnd"/>
+      <w:r>
+        <w:t xml:space="preserve"> </w:t>
+      </w:r>
+      <w:proofErr w:type="spellStart"/>
+      <w:r>
+        <w:t>výběr</w:t>
+      </w:r>
+      <w:proofErr w:type="spellEnd"/>
+      <w:r>
+        <w:t xml:space="preserve"> </w:t>
+      </w:r>
+      <w:proofErr w:type="spellStart"/>
+      <w:r>
+        <w:t>nemusí</w:t>
+      </w:r>
+      <w:proofErr w:type="spellEnd"/>
+      <w:r>
+        <w:t xml:space="preserve"> </w:t>
+      </w:r>
+      <w:proofErr w:type="spellStart"/>
+      <w:r>
+        <w:t>reagovat</w:t>
+      </w:r>
+      <w:proofErr w:type="spellEnd"/>
+      <w:r>
+        <w:t xml:space="preserve"> </w:t>
+      </w:r>
+      <w:proofErr w:type="spellStart"/>
+      <w:r>
+        <w:t>napoprvé</w:t>
+      </w:r>
+      <w:proofErr w:type="spellEnd"/>
+      <w:r>
+        <w:t xml:space="preserve">; </w:t>
+      </w:r>
+      <w:proofErr w:type="spellStart"/>
+      <w:r>
+        <w:t>ověřte</w:t>
+      </w:r>
+      <w:proofErr w:type="spellEnd"/>
+      <w:r>
+        <w:t xml:space="preserve">, </w:t>
+      </w:r>
+      <w:proofErr w:type="spellStart"/>
+      <w:r>
+        <w:t>že</w:t>
+      </w:r>
+      <w:proofErr w:type="spellEnd"/>
+      <w:r>
+        <w:t xml:space="preserve"> </w:t>
+      </w:r>
+      <w:proofErr w:type="spellStart"/>
+      <w:r>
+        <w:t>jsou</w:t>
+      </w:r>
+      <w:proofErr w:type="spellEnd"/>
+      <w:r>
+        <w:t xml:space="preserve"> </w:t>
+      </w:r>
+      <w:proofErr w:type="spellStart"/>
+      <w:r>
+        <w:t>skutečně</w:t>
+      </w:r>
+      <w:proofErr w:type="spellEnd"/>
+      <w:r>
+        <w:t xml:space="preserve"> </w:t>
+      </w:r>
+      <w:proofErr w:type="spellStart"/>
+      <w:r>
+        <w:t>označeny</w:t>
+      </w:r>
+      <w:proofErr w:type="spellEnd"/>
+      <w:r>
+        <w:t xml:space="preserve"> </w:t>
+      </w:r>
+      <w:proofErr w:type="spellStart"/>
+      <w:r>
+        <w:t>všechny</w:t>
+      </w:r>
+      <w:proofErr w:type="spellEnd"/>
+      <w:r>
+        <w:t xml:space="preserve"> </w:t>
+      </w:r>
+      <w:proofErr w:type="spellStart"/>
+      <w:r>
+        <w:t>požadované</w:t>
+      </w:r>
+      <w:proofErr w:type="spellEnd"/>
+      <w:r>
+        <w:t xml:space="preserve"> </w:t>
+      </w:r>
+      <w:proofErr w:type="spellStart"/>
+      <w:r>
+        <w:t>tabulky</w:t>
+      </w:r>
+      <w:proofErr w:type="spellEnd"/>
+      <w:r>
+        <w:t>.</w:t>
       </w:r>
     </w:p>
     <w:p>
@@ -481,14 +2028,172 @@
         <w:pStyle w:val="slovanseznam"/>
         <w:spacing w:after="80"/>
       </w:pPr>
+      <w:proofErr w:type="spellStart"/>
       <w:r>
         <w:rPr>
           <w:b/>
         </w:rPr>
-        <w:t>Nastavte režim FULL / incremental</w:t>
-      </w:r>
-      <w:r>
-        <w:t xml:space="preserve"> – Pro běžnou produkční migraci na stage je bezpečnější FULL, pokud velikost tabulek dovoluje kompletní přenos. U velmi velkých tabulek ponechte inkrementální režim.</w:t>
+        <w:t>Nastavte</w:t>
+      </w:r>
+      <w:proofErr w:type="spellEnd"/>
+      <w:r>
+        <w:rPr>
+          <w:b/>
+        </w:rPr>
+        <w:t xml:space="preserve"> </w:t>
+      </w:r>
+      <w:proofErr w:type="spellStart"/>
+      <w:r>
+        <w:rPr>
+          <w:b/>
+        </w:rPr>
+        <w:t>režim</w:t>
+      </w:r>
+      <w:proofErr w:type="spellEnd"/>
+      <w:r>
+        <w:rPr>
+          <w:b/>
+        </w:rPr>
+        <w:t xml:space="preserve"> FULL / incremental</w:t>
+      </w:r>
+      <w:r>
+        <w:t xml:space="preserve"> – Pro </w:t>
+      </w:r>
+      <w:proofErr w:type="spellStart"/>
+      <w:r>
+        <w:t>běžnou</w:t>
+      </w:r>
+      <w:proofErr w:type="spellEnd"/>
+      <w:r>
+        <w:t xml:space="preserve"> </w:t>
+      </w:r>
+      <w:proofErr w:type="spellStart"/>
+      <w:r>
+        <w:t>produkční</w:t>
+      </w:r>
+      <w:proofErr w:type="spellEnd"/>
+      <w:r>
+        <w:t xml:space="preserve"> </w:t>
+      </w:r>
+      <w:proofErr w:type="spellStart"/>
+      <w:r>
+        <w:t>migraci</w:t>
+      </w:r>
+      <w:proofErr w:type="spellEnd"/>
+      <w:r>
+        <w:t xml:space="preserve"> </w:t>
+      </w:r>
+      <w:proofErr w:type="spellStart"/>
+      <w:r>
+        <w:t>na</w:t>
+      </w:r>
+      <w:proofErr w:type="spellEnd"/>
+      <w:r>
+        <w:t xml:space="preserve"> stage je </w:t>
+      </w:r>
+      <w:proofErr w:type="spellStart"/>
+      <w:r>
+        <w:t>bezpečnější</w:t>
+      </w:r>
+      <w:proofErr w:type="spellEnd"/>
+      <w:r>
+        <w:t xml:space="preserve"> FULL, </w:t>
+      </w:r>
+      <w:proofErr w:type="spellStart"/>
+      <w:r>
+        <w:t>pokud</w:t>
+      </w:r>
+      <w:proofErr w:type="spellEnd"/>
+      <w:r>
+        <w:t xml:space="preserve"> </w:t>
+      </w:r>
+      <w:proofErr w:type="spellStart"/>
+      <w:r>
+        <w:t>velikost</w:t>
+      </w:r>
+      <w:proofErr w:type="spellEnd"/>
+      <w:r>
+        <w:t xml:space="preserve"> </w:t>
+      </w:r>
+      <w:proofErr w:type="spellStart"/>
+      <w:r>
+        <w:t>tabulek</w:t>
+      </w:r>
+      <w:proofErr w:type="spellEnd"/>
+      <w:r>
+        <w:t xml:space="preserve"> </w:t>
+      </w:r>
+      <w:proofErr w:type="spellStart"/>
+      <w:r>
+        <w:t>dovoluje</w:t>
+      </w:r>
+      <w:proofErr w:type="spellEnd"/>
+      <w:r>
+        <w:t xml:space="preserve"> </w:t>
+      </w:r>
+      <w:proofErr w:type="spellStart"/>
+      <w:r>
+        <w:t>kompletní</w:t>
+      </w:r>
+      <w:proofErr w:type="spellEnd"/>
+      <w:r>
+        <w:t xml:space="preserve"> </w:t>
+      </w:r>
+      <w:proofErr w:type="spellStart"/>
+      <w:r>
+        <w:t>přenos</w:t>
+      </w:r>
+      <w:proofErr w:type="spellEnd"/>
+      <w:r>
+        <w:t xml:space="preserve">. U </w:t>
+      </w:r>
+      <w:proofErr w:type="spellStart"/>
+      <w:r>
+        <w:t>velmi</w:t>
+      </w:r>
+      <w:proofErr w:type="spellEnd"/>
+      <w:r>
+        <w:t xml:space="preserve"> </w:t>
+      </w:r>
+      <w:proofErr w:type="spellStart"/>
+      <w:r>
+        <w:t>velkých</w:t>
+      </w:r>
+      <w:proofErr w:type="spellEnd"/>
+      <w:r>
+        <w:t xml:space="preserve"> </w:t>
+      </w:r>
+      <w:proofErr w:type="spellStart"/>
+      <w:r>
+        <w:t>tabulek</w:t>
+      </w:r>
+      <w:proofErr w:type="spellEnd"/>
+      <w:r>
+        <w:t xml:space="preserve"> </w:t>
+      </w:r>
+      <w:proofErr w:type="spellStart"/>
+      <w:r>
+        <w:t>ponechte</w:t>
+      </w:r>
+      <w:proofErr w:type="spellEnd"/>
+      <w:r>
+        <w:t xml:space="preserve"> </w:t>
+      </w:r>
+      <w:proofErr w:type="spellStart"/>
+      <w:r>
+        <w:t>inkrementální</w:t>
+      </w:r>
+      <w:proofErr w:type="spellEnd"/>
+      <w:r>
+        <w:t xml:space="preserve"> </w:t>
+      </w:r>
+      <w:proofErr w:type="spellStart"/>
+      <w:r>
+        <w:t>režim</w:t>
+      </w:r>
+      <w:proofErr w:type="spellEnd"/>
+      <w:r>
+        <w:t>.</w:t>
       </w:r>
     </w:p>
     <w:p>
@@ -496,15 +2201,166 @@
         <w:pStyle w:val="slovanseznam"/>
         <w:spacing w:after="80"/>
       </w:pPr>
+      <w:proofErr w:type="spellStart"/>
       <w:r>
         <w:rPr>
           <w:b/>
         </w:rPr>
-        <w:lastRenderedPageBreak/>
-        <w:t>Rozhodněte o validaci</w:t>
-      </w:r>
-      <w:r>
-        <w:t xml:space="preserve"> – Pro rychlejší hromadnou migraci zaškrtněte Skip Validate. Validaci pak spusťte ad hoc nad vybranými tabulkami. Pokud Skip Validate nezaškrtnete, validace proběhne automaticky jako součást migrace.</w:t>
+        <w:t>Rozhodněte</w:t>
+      </w:r>
+      <w:proofErr w:type="spellEnd"/>
+      <w:r>
+        <w:rPr>
+          <w:b/>
+        </w:rPr>
+        <w:t xml:space="preserve"> o </w:t>
+      </w:r>
+      <w:proofErr w:type="spellStart"/>
+      <w:r>
+        <w:rPr>
+          <w:b/>
+        </w:rPr>
+        <w:t>validaci</w:t>
+      </w:r>
+      <w:proofErr w:type="spellEnd"/>
+      <w:r>
+        <w:t xml:space="preserve"> – Pro </w:t>
+      </w:r>
+      <w:proofErr w:type="spellStart"/>
+      <w:r>
+        <w:t>rychlejší</w:t>
+      </w:r>
+      <w:proofErr w:type="spellEnd"/>
+      <w:r>
+        <w:t xml:space="preserve"> </w:t>
+      </w:r>
+      <w:proofErr w:type="spellStart"/>
+      <w:r>
+        <w:t>hromadnou</w:t>
+      </w:r>
+      <w:proofErr w:type="spellEnd"/>
+      <w:r>
+        <w:t xml:space="preserve"> </w:t>
+      </w:r>
+      <w:proofErr w:type="spellStart"/>
+      <w:r>
+        <w:t>migraci</w:t>
+      </w:r>
+      <w:proofErr w:type="spellEnd"/>
+      <w:r>
+        <w:t xml:space="preserve"> </w:t>
+      </w:r>
+      <w:proofErr w:type="spellStart"/>
+      <w:r>
+        <w:t>zaškrtněte</w:t>
+      </w:r>
+      <w:proofErr w:type="spellEnd"/>
+      <w:r>
+        <w:t xml:space="preserve"> Skip Validate. </w:t>
+      </w:r>
+      <w:proofErr w:type="spellStart"/>
+      <w:r>
+        <w:t>Validaci</w:t>
+      </w:r>
+      <w:proofErr w:type="spellEnd"/>
+      <w:r>
+        <w:t xml:space="preserve"> pak </w:t>
+      </w:r>
+      <w:proofErr w:type="spellStart"/>
+      <w:r>
+        <w:t>spusťte</w:t>
+      </w:r>
+      <w:proofErr w:type="spellEnd"/>
+      <w:r>
+        <w:t xml:space="preserve"> ad hoc </w:t>
+      </w:r>
+      <w:proofErr w:type="spellStart"/>
+      <w:r>
+        <w:t>nad</w:t>
+      </w:r>
+      <w:proofErr w:type="spellEnd"/>
+      <w:r>
+        <w:t xml:space="preserve"> </w:t>
+      </w:r>
+      <w:proofErr w:type="spellStart"/>
+      <w:r>
+        <w:t>vybranými</w:t>
+      </w:r>
+      <w:proofErr w:type="spellEnd"/>
+      <w:r>
+        <w:t xml:space="preserve"> </w:t>
+      </w:r>
+      <w:proofErr w:type="spellStart"/>
+      <w:r>
+        <w:t>tabulkami</w:t>
+      </w:r>
+      <w:proofErr w:type="spellEnd"/>
+      <w:r>
+        <w:t xml:space="preserve">. </w:t>
+      </w:r>
+      <w:proofErr w:type="spellStart"/>
+      <w:r>
+        <w:t>Pokud</w:t>
+      </w:r>
+      <w:proofErr w:type="spellEnd"/>
+      <w:r>
+        <w:t xml:space="preserve"> Skip Validate </w:t>
+      </w:r>
+      <w:proofErr w:type="spellStart"/>
+      <w:r>
+        <w:t>nezaškrtnete</w:t>
+      </w:r>
+      <w:proofErr w:type="spellEnd"/>
+      <w:r>
+        <w:t xml:space="preserve">, </w:t>
+      </w:r>
+      <w:proofErr w:type="spellStart"/>
+      <w:r>
+        <w:t>validace</w:t>
+      </w:r>
+      <w:proofErr w:type="spellEnd"/>
+      <w:r>
+        <w:t xml:space="preserve"> </w:t>
+      </w:r>
+      <w:proofErr w:type="spellStart"/>
+      <w:r>
+        <w:t>proběhne</w:t>
+      </w:r>
+      <w:proofErr w:type="spellEnd"/>
+      <w:r>
+        <w:t xml:space="preserve"> </w:t>
+      </w:r>
+      <w:proofErr w:type="spellStart"/>
+      <w:r>
+        <w:t>automaticky</w:t>
+      </w:r>
+      <w:proofErr w:type="spellEnd"/>
+      <w:r>
+        <w:t xml:space="preserve"> </w:t>
+      </w:r>
+      <w:proofErr w:type="spellStart"/>
+      <w:r>
+        <w:t>jako</w:t>
+      </w:r>
+      <w:proofErr w:type="spellEnd"/>
+      <w:r>
+        <w:t xml:space="preserve"> </w:t>
+      </w:r>
+      <w:proofErr w:type="spellStart"/>
+      <w:r>
+        <w:t>součást</w:t>
+      </w:r>
+      <w:proofErr w:type="spellEnd"/>
+      <w:r>
+        <w:t xml:space="preserve"> </w:t>
+      </w:r>
+      <w:proofErr w:type="spellStart"/>
+      <w:r>
+        <w:t>migrace</w:t>
+      </w:r>
+      <w:proofErr w:type="spellEnd"/>
+      <w:r>
+        <w:t>.</w:t>
       </w:r>
     </w:p>
     <w:p>
@@ -512,14 +2368,118 @@
         <w:pStyle w:val="slovanseznam"/>
         <w:spacing w:after="80"/>
       </w:pPr>
+      <w:proofErr w:type="spellStart"/>
       <w:r>
         <w:rPr>
           <w:b/>
         </w:rPr>
-        <w:t>Zadejte tag</w:t>
-      </w:r>
-      <w:r>
-        <w:t xml:space="preserve"> – Použijte datum migrace nebo jiný jednoznačný tag, například 2026-07-29. Tag slouží k pozdějšímu filtrování a dohledání všech běhů.</w:t>
+        <w:t>Zadejte</w:t>
+      </w:r>
+      <w:proofErr w:type="spellEnd"/>
+      <w:r>
+        <w:rPr>
+          <w:b/>
+        </w:rPr>
+        <w:t xml:space="preserve"> tag</w:t>
+      </w:r>
+      <w:r>
+        <w:t xml:space="preserve"> – </w:t>
+      </w:r>
+      <w:proofErr w:type="spellStart"/>
+      <w:r>
+        <w:t>Použijte</w:t>
+      </w:r>
+      <w:proofErr w:type="spellEnd"/>
+      <w:r>
+        <w:t xml:space="preserve"> datum </w:t>
+      </w:r>
+      <w:proofErr w:type="spellStart"/>
+      <w:r>
+        <w:t>migrace</w:t>
+      </w:r>
+      <w:proofErr w:type="spellEnd"/>
+      <w:r>
+        <w:t xml:space="preserve"> </w:t>
+      </w:r>
+      <w:proofErr w:type="spellStart"/>
+      <w:r>
+        <w:t>nebo</w:t>
+      </w:r>
+      <w:proofErr w:type="spellEnd"/>
+      <w:r>
+        <w:t xml:space="preserve"> </w:t>
+      </w:r>
+      <w:proofErr w:type="spellStart"/>
+      <w:r>
+        <w:t>jiný</w:t>
+      </w:r>
+      <w:proofErr w:type="spellEnd"/>
+      <w:r>
+        <w:t xml:space="preserve"> </w:t>
+      </w:r>
+      <w:proofErr w:type="spellStart"/>
+      <w:r>
+        <w:t>jednoznačný</w:t>
+      </w:r>
+      <w:proofErr w:type="spellEnd"/>
+      <w:r>
+        <w:t xml:space="preserve"> tag, </w:t>
+      </w:r>
+      <w:proofErr w:type="spellStart"/>
+      <w:r>
+        <w:t>například</w:t>
+      </w:r>
+      <w:proofErr w:type="spellEnd"/>
+      <w:r>
+        <w:t xml:space="preserve"> 2026-07-29. Tag </w:t>
+      </w:r>
+      <w:proofErr w:type="spellStart"/>
+      <w:r>
+        <w:t>slouží</w:t>
+      </w:r>
+      <w:proofErr w:type="spellEnd"/>
+      <w:r>
+        <w:t xml:space="preserve"> k </w:t>
+      </w:r>
+      <w:proofErr w:type="spellStart"/>
+      <w:r>
+        <w:t>pozdějšímu</w:t>
+      </w:r>
+      <w:proofErr w:type="spellEnd"/>
+      <w:r>
+        <w:t xml:space="preserve"> </w:t>
+      </w:r>
+      <w:proofErr w:type="spellStart"/>
+      <w:r>
+        <w:t>filtrování</w:t>
+      </w:r>
+      <w:proofErr w:type="spellEnd"/>
+      <w:r>
+        <w:t xml:space="preserve"> a </w:t>
+      </w:r>
+      <w:proofErr w:type="spellStart"/>
+      <w:r>
+        <w:t>dohledání</w:t>
+      </w:r>
+      <w:proofErr w:type="spellEnd"/>
+      <w:r>
+        <w:t xml:space="preserve"> </w:t>
+      </w:r>
+      <w:proofErr w:type="spellStart"/>
+      <w:r>
+        <w:t>všech</w:t>
+      </w:r>
+      <w:proofErr w:type="spellEnd"/>
+      <w:r>
+        <w:t xml:space="preserve"> </w:t>
+      </w:r>
+      <w:proofErr w:type="spellStart"/>
+      <w:r>
+        <w:t>běhů</w:t>
+      </w:r>
+      <w:proofErr w:type="spellEnd"/>
+      <w:r>
+        <w:t>.</w:t>
       </w:r>
     </w:p>
     <w:p>
@@ -527,14 +2487,126 @@
         <w:pStyle w:val="slovanseznam"/>
         <w:spacing w:after="80"/>
       </w:pPr>
+      <w:proofErr w:type="spellStart"/>
       <w:r>
         <w:rPr>
           <w:b/>
         </w:rPr>
-        <w:t>Spusťte migraci</w:t>
-      </w:r>
-      <w:r>
-        <w:t xml:space="preserve"> – Klikněte na Start Migration. Stav vybraných artefaktů se změní na Running; další úlohy mohou být ve stavu Queued.</w:t>
+        <w:t>Spusťte</w:t>
+      </w:r>
+      <w:proofErr w:type="spellEnd"/>
+      <w:r>
+        <w:rPr>
+          <w:b/>
+        </w:rPr>
+        <w:t xml:space="preserve"> </w:t>
+      </w:r>
+      <w:proofErr w:type="spellStart"/>
+      <w:r>
+        <w:rPr>
+          <w:b/>
+        </w:rPr>
+        <w:t>migraci</w:t>
+      </w:r>
+      <w:proofErr w:type="spellEnd"/>
+      <w:r>
+        <w:t xml:space="preserve"> – </w:t>
+      </w:r>
+      <w:proofErr w:type="spellStart"/>
+      <w:r>
+        <w:t>Klikněte</w:t>
+      </w:r>
+      <w:proofErr w:type="spellEnd"/>
+      <w:r>
+        <w:t xml:space="preserve"> </w:t>
+      </w:r>
+      <w:proofErr w:type="spellStart"/>
+      <w:r>
+        <w:t>na</w:t>
+      </w:r>
+      <w:proofErr w:type="spellEnd"/>
+      <w:r>
+        <w:t xml:space="preserve"> Start Migration. Stav </w:t>
+      </w:r>
+      <w:proofErr w:type="spellStart"/>
+      <w:r>
+        <w:t>vybraných</w:t>
+      </w:r>
+      <w:proofErr w:type="spellEnd"/>
+      <w:r>
+        <w:t xml:space="preserve"> </w:t>
+      </w:r>
+      <w:proofErr w:type="spellStart"/>
+      <w:r>
+        <w:t>artefaktů</w:t>
+      </w:r>
+      <w:proofErr w:type="spellEnd"/>
+      <w:r>
+        <w:t xml:space="preserve"> se </w:t>
+      </w:r>
+      <w:proofErr w:type="spellStart"/>
+      <w:r>
+        <w:t>změní</w:t>
+      </w:r>
+      <w:proofErr w:type="spellEnd"/>
+      <w:r>
+        <w:t xml:space="preserve"> </w:t>
+      </w:r>
+      <w:proofErr w:type="spellStart"/>
+      <w:r>
+        <w:t>na</w:t>
+      </w:r>
+      <w:proofErr w:type="spellEnd"/>
+      <w:r>
+        <w:t xml:space="preserve"> Running; </w:t>
+      </w:r>
+      <w:proofErr w:type="spellStart"/>
+      <w:r>
+        <w:t>další</w:t>
+      </w:r>
+      <w:proofErr w:type="spellEnd"/>
+      <w:r>
+        <w:t xml:space="preserve"> </w:t>
+      </w:r>
+      <w:proofErr w:type="spellStart"/>
+      <w:r>
+        <w:t>úlohy</w:t>
+      </w:r>
+      <w:proofErr w:type="spellEnd"/>
+      <w:r>
+        <w:t xml:space="preserve"> </w:t>
+      </w:r>
+      <w:proofErr w:type="spellStart"/>
+      <w:r>
+        <w:t>mohou</w:t>
+      </w:r>
+      <w:proofErr w:type="spellEnd"/>
+      <w:r>
+        <w:t xml:space="preserve"> </w:t>
+      </w:r>
+      <w:proofErr w:type="spellStart"/>
+      <w:r>
+        <w:t>být</w:t>
+      </w:r>
+      <w:proofErr w:type="spellEnd"/>
+      <w:r>
+        <w:t xml:space="preserve"> </w:t>
+      </w:r>
+      <w:proofErr w:type="spellStart"/>
+      <w:r>
+        <w:t>ve</w:t>
+      </w:r>
+      <w:proofErr w:type="spellEnd"/>
+      <w:r>
+        <w:t xml:space="preserve"> </w:t>
+      </w:r>
+      <w:proofErr w:type="spellStart"/>
+      <w:r>
+        <w:t>stavu</w:t>
+      </w:r>
+      <w:proofErr w:type="spellEnd"/>
+      <w:r>
+        <w:t xml:space="preserve"> Queued.</w:t>
       </w:r>
     </w:p>
     <w:tbl>
@@ -562,14 +2634,189 @@
             </w:tcMar>
           </w:tcPr>
           <w:p>
+            <w:proofErr w:type="spellStart"/>
             <w:r>
               <w:rPr>
                 <w:b/>
               </w:rPr>
-              <w:t xml:space="preserve">Doporučené nastavení pro běžnou stage migraci: </w:t>
-            </w:r>
-            <w:r>
-              <w:t>Vybrané tabulky + Force Full (pokud jsou tabulky rozumně velké) + Skip Validate + tag s datem. Po dokončení proveďte cílenou validaci kritických nebo problematických tabulek.</w:t>
+              <w:t>Doporučené</w:t>
+            </w:r>
+            <w:proofErr w:type="spellEnd"/>
+            <w:r>
+              <w:rPr>
+                <w:b/>
+              </w:rPr>
+              <w:t xml:space="preserve"> </w:t>
+            </w:r>
+            <w:proofErr w:type="spellStart"/>
+            <w:r>
+              <w:rPr>
+                <w:b/>
+              </w:rPr>
+              <w:t>nastavení</w:t>
+            </w:r>
+            <w:proofErr w:type="spellEnd"/>
+            <w:r>
+              <w:rPr>
+                <w:b/>
+              </w:rPr>
+              <w:t xml:space="preserve"> pro </w:t>
+            </w:r>
+            <w:proofErr w:type="spellStart"/>
+            <w:r>
+              <w:rPr>
+                <w:b/>
+              </w:rPr>
+              <w:t>běžnou</w:t>
+            </w:r>
+            <w:proofErr w:type="spellEnd"/>
+            <w:r>
+              <w:rPr>
+                <w:b/>
+              </w:rPr>
+              <w:t xml:space="preserve"> stage </w:t>
+            </w:r>
+            <w:proofErr w:type="spellStart"/>
+            <w:r>
+              <w:rPr>
+                <w:b/>
+              </w:rPr>
+              <w:t>migraci</w:t>
+            </w:r>
+            <w:proofErr w:type="spellEnd"/>
+            <w:r>
+              <w:rPr>
+                <w:b/>
+              </w:rPr>
+              <w:t xml:space="preserve">: </w:t>
+            </w:r>
+            <w:proofErr w:type="spellStart"/>
+            <w:r>
+              <w:t>Vybrané</w:t>
+            </w:r>
+            <w:proofErr w:type="spellEnd"/>
+            <w:r>
+              <w:t xml:space="preserve"> </w:t>
+            </w:r>
+            <w:proofErr w:type="spellStart"/>
+            <w:r>
+              <w:t>tabulky</w:t>
+            </w:r>
+            <w:proofErr w:type="spellEnd"/>
+            <w:r>
+              <w:t xml:space="preserve"> + Force Full (</w:t>
+            </w:r>
+            <w:proofErr w:type="spellStart"/>
+            <w:r>
+              <w:t>pokud</w:t>
+            </w:r>
+            <w:proofErr w:type="spellEnd"/>
+            <w:r>
+              <w:t xml:space="preserve"> </w:t>
+            </w:r>
+            <w:proofErr w:type="spellStart"/>
+            <w:r>
+              <w:t>jsou</w:t>
+            </w:r>
+            <w:proofErr w:type="spellEnd"/>
+            <w:r>
+              <w:t xml:space="preserve"> </w:t>
+            </w:r>
+            <w:proofErr w:type="spellStart"/>
+            <w:r>
+              <w:t>tabulky</w:t>
+            </w:r>
+            <w:proofErr w:type="spellEnd"/>
+            <w:r>
+              <w:t xml:space="preserve"> </w:t>
+            </w:r>
+            <w:proofErr w:type="spellStart"/>
+            <w:r>
+              <w:t>rozumně</w:t>
+            </w:r>
+            <w:proofErr w:type="spellEnd"/>
+            <w:r>
+              <w:t xml:space="preserve"> </w:t>
+            </w:r>
+            <w:proofErr w:type="spellStart"/>
+            <w:r>
+              <w:t>velké</w:t>
+            </w:r>
+            <w:proofErr w:type="spellEnd"/>
+            <w:r>
+              <w:t xml:space="preserve">) + Skip Validate + tag s </w:t>
+            </w:r>
+            <w:proofErr w:type="spellStart"/>
+            <w:r>
+              <w:t>datem</w:t>
+            </w:r>
+            <w:proofErr w:type="spellEnd"/>
+            <w:r>
+              <w:t xml:space="preserve">. Po </w:t>
+            </w:r>
+            <w:proofErr w:type="spellStart"/>
+            <w:r>
+              <w:t>dokončení</w:t>
+            </w:r>
+            <w:proofErr w:type="spellEnd"/>
+            <w:r>
+              <w:t xml:space="preserve"> </w:t>
+            </w:r>
+            <w:proofErr w:type="spellStart"/>
+            <w:r>
+              <w:t>proveďte</w:t>
+            </w:r>
+            <w:proofErr w:type="spellEnd"/>
+            <w:r>
+              <w:t xml:space="preserve"> </w:t>
+            </w:r>
+            <w:proofErr w:type="spellStart"/>
+            <w:r>
+              <w:t>cílenou</w:t>
+            </w:r>
+            <w:proofErr w:type="spellEnd"/>
+            <w:r>
+              <w:t xml:space="preserve"> </w:t>
+            </w:r>
+            <w:proofErr w:type="spellStart"/>
+            <w:r>
+              <w:t>validaci</w:t>
+            </w:r>
+            <w:proofErr w:type="spellEnd"/>
+            <w:r>
+              <w:t xml:space="preserve"> </w:t>
+            </w:r>
+            <w:proofErr w:type="spellStart"/>
+            <w:r>
+              <w:t>kritických</w:t>
+            </w:r>
+            <w:proofErr w:type="spellEnd"/>
+            <w:r>
+              <w:t xml:space="preserve"> </w:t>
+            </w:r>
+            <w:proofErr w:type="spellStart"/>
+            <w:r>
+              <w:t>nebo</w:t>
+            </w:r>
+            <w:proofErr w:type="spellEnd"/>
+            <w:r>
+              <w:t xml:space="preserve"> </w:t>
+            </w:r>
+            <w:proofErr w:type="spellStart"/>
+            <w:r>
+              <w:t>problematických</w:t>
+            </w:r>
+            <w:proofErr w:type="spellEnd"/>
+            <w:r>
+              <w:t xml:space="preserve"> </w:t>
+            </w:r>
+            <w:proofErr w:type="spellStart"/>
+            <w:r>
+              <w:t>tabulek</w:t>
+            </w:r>
+            <w:proofErr w:type="spellEnd"/>
+            <w:r>
+              <w:t>.</w:t>
             </w:r>
           </w:p>
         </w:tc>
@@ -585,8 +2832,21 @@
         <w:pStyle w:val="Nadpis1"/>
       </w:pPr>
       <w:r>
-        <w:t>4. FULL versus inkrementální migrace</w:t>
-      </w:r>
+        <w:t xml:space="preserve">4. FULL versus </w:t>
+      </w:r>
+      <w:proofErr w:type="spellStart"/>
+      <w:r>
+        <w:t>inkrementální</w:t>
+      </w:r>
+      <w:proofErr w:type="spellEnd"/>
+      <w:r>
+        <w:t xml:space="preserve"> </w:t>
+      </w:r>
+      <w:proofErr w:type="spellStart"/>
+      <w:r>
+        <w:t>migrace</w:t>
+      </w:r>
+      <w:proofErr w:type="spellEnd"/>
     </w:p>
     <w:tbl>
       <w:tblPr>
@@ -610,6 +2870,7 @@
             <w:shd w:val="clear" w:color="auto" w:fill="1F4E78"/>
           </w:tcPr>
           <w:p>
+            <w:proofErr w:type="spellStart"/>
             <w:r>
               <w:rPr>
                 <w:b/>
@@ -617,6 +2878,7 @@
               </w:rPr>
               <w:t>Situace</w:t>
             </w:r>
+            <w:proofErr w:type="spellEnd"/>
           </w:p>
         </w:tc>
         <w:tc>
@@ -625,13 +2887,31 @@
             <w:shd w:val="clear" w:color="auto" w:fill="1F4E78"/>
           </w:tcPr>
           <w:p>
+            <w:proofErr w:type="spellStart"/>
             <w:r>
               <w:rPr>
                 <w:b/>
                 <w:color w:val="FFFFFF"/>
               </w:rPr>
-              <w:t>Doporučený režim</w:t>
-            </w:r>
+              <w:t>Doporučený</w:t>
+            </w:r>
+            <w:proofErr w:type="spellEnd"/>
+            <w:r>
+              <w:rPr>
+                <w:b/>
+                <w:color w:val="FFFFFF"/>
+              </w:rPr>
+              <w:t xml:space="preserve"> </w:t>
+            </w:r>
+            <w:proofErr w:type="spellStart"/>
+            <w:r>
+              <w:rPr>
+                <w:b/>
+                <w:color w:val="FFFFFF"/>
+              </w:rPr>
+              <w:t>režim</w:t>
+            </w:r>
+            <w:proofErr w:type="spellEnd"/>
           </w:p>
         </w:tc>
         <w:tc>
@@ -640,6 +2920,7 @@
             <w:shd w:val="clear" w:color="auto" w:fill="1F4E78"/>
           </w:tcPr>
           <w:p>
+            <w:proofErr w:type="spellStart"/>
             <w:r>
               <w:rPr>
                 <w:b/>
@@ -647,6 +2928,7 @@
               </w:rPr>
               <w:t>Poznámka</w:t>
             </w:r>
+            <w:proofErr w:type="spellEnd"/>
           </w:p>
         </w:tc>
       </w:tr>
@@ -665,9 +2947,51 @@
             </w:tcMar>
           </w:tcPr>
           <w:p>
-            <w:r>
-              <w:t>Běžná stage tabulka, velikost dovoluje kompletní přenos</w:t>
-            </w:r>
+            <w:proofErr w:type="spellStart"/>
+            <w:r>
+              <w:t>Běžná</w:t>
+            </w:r>
+            <w:proofErr w:type="spellEnd"/>
+            <w:r>
+              <w:t xml:space="preserve"> stage </w:t>
+            </w:r>
+            <w:proofErr w:type="spellStart"/>
+            <w:r>
+              <w:t>tabulka</w:t>
+            </w:r>
+            <w:proofErr w:type="spellEnd"/>
+            <w:r>
+              <w:t xml:space="preserve">, </w:t>
+            </w:r>
+            <w:proofErr w:type="spellStart"/>
+            <w:r>
+              <w:t>velikost</w:t>
+            </w:r>
+            <w:proofErr w:type="spellEnd"/>
+            <w:r>
+              <w:t xml:space="preserve"> </w:t>
+            </w:r>
+            <w:proofErr w:type="spellStart"/>
+            <w:r>
+              <w:t>dovoluje</w:t>
+            </w:r>
+            <w:proofErr w:type="spellEnd"/>
+            <w:r>
+              <w:t xml:space="preserve"> </w:t>
+            </w:r>
+            <w:proofErr w:type="spellStart"/>
+            <w:r>
+              <w:t>kompletní</w:t>
+            </w:r>
+            <w:proofErr w:type="spellEnd"/>
+            <w:r>
+              <w:t xml:space="preserve"> </w:t>
+            </w:r>
+            <w:proofErr w:type="spellStart"/>
+            <w:r>
+              <w:t>přenos</w:t>
+            </w:r>
+            <w:proofErr w:type="spellEnd"/>
           </w:p>
         </w:tc>
         <w:tc>
@@ -697,8 +3021,69 @@
             </w:tcMar>
           </w:tcPr>
           <w:p>
-            <w:r>
-              <w:t>Nejbezpečnější varianta; cílový stav odpovídá aktuálnímu obrazu zdroje.</w:t>
+            <w:proofErr w:type="spellStart"/>
+            <w:r>
+              <w:t>Nejbezpečnější</w:t>
+            </w:r>
+            <w:proofErr w:type="spellEnd"/>
+            <w:r>
+              <w:t xml:space="preserve"> </w:t>
+            </w:r>
+            <w:proofErr w:type="spellStart"/>
+            <w:r>
+              <w:t>varianta</w:t>
+            </w:r>
+            <w:proofErr w:type="spellEnd"/>
+            <w:r>
+              <w:t xml:space="preserve">; </w:t>
+            </w:r>
+            <w:proofErr w:type="spellStart"/>
+            <w:r>
+              <w:t>cílový</w:t>
+            </w:r>
+            <w:proofErr w:type="spellEnd"/>
+            <w:r>
+              <w:t xml:space="preserve"> </w:t>
+            </w:r>
+            <w:proofErr w:type="spellStart"/>
+            <w:r>
+              <w:t>stav</w:t>
+            </w:r>
+            <w:proofErr w:type="spellEnd"/>
+            <w:r>
+              <w:t xml:space="preserve"> </w:t>
+            </w:r>
+            <w:proofErr w:type="spellStart"/>
+            <w:r>
+              <w:t>odpovídá</w:t>
+            </w:r>
+            <w:proofErr w:type="spellEnd"/>
+            <w:r>
+              <w:t xml:space="preserve"> </w:t>
+            </w:r>
+            <w:proofErr w:type="spellStart"/>
+            <w:r>
+              <w:t>aktuálnímu</w:t>
+            </w:r>
+            <w:proofErr w:type="spellEnd"/>
+            <w:r>
+              <w:t xml:space="preserve"> </w:t>
+            </w:r>
+            <w:proofErr w:type="spellStart"/>
+            <w:r>
+              <w:t>obrazu</w:t>
+            </w:r>
+            <w:proofErr w:type="spellEnd"/>
+            <w:r>
+              <w:t xml:space="preserve"> </w:t>
+            </w:r>
+            <w:proofErr w:type="spellStart"/>
+            <w:r>
+              <w:t>zdroje</w:t>
+            </w:r>
+            <w:proofErr w:type="spellEnd"/>
+            <w:r>
+              <w:t>.</w:t>
             </w:r>
           </w:p>
         </w:tc>
@@ -718,9 +3103,43 @@
             </w:tcMar>
           </w:tcPr>
           <w:p>
-            <w:r>
-              <w:t>Tabulka má příznak incremental a změnila se struktura</w:t>
-            </w:r>
+            <w:proofErr w:type="spellStart"/>
+            <w:r>
+              <w:t>Tabulka</w:t>
+            </w:r>
+            <w:proofErr w:type="spellEnd"/>
+            <w:r>
+              <w:t xml:space="preserve"> </w:t>
+            </w:r>
+            <w:proofErr w:type="spellStart"/>
+            <w:r>
+              <w:t>má</w:t>
+            </w:r>
+            <w:proofErr w:type="spellEnd"/>
+            <w:r>
+              <w:t xml:space="preserve"> </w:t>
+            </w:r>
+            <w:proofErr w:type="spellStart"/>
+            <w:r>
+              <w:t>příznak</w:t>
+            </w:r>
+            <w:proofErr w:type="spellEnd"/>
+            <w:r>
+              <w:t xml:space="preserve"> incremental a </w:t>
+            </w:r>
+            <w:proofErr w:type="spellStart"/>
+            <w:r>
+              <w:t>změnila</w:t>
+            </w:r>
+            <w:proofErr w:type="spellEnd"/>
+            <w:r>
+              <w:t xml:space="preserve"> se </w:t>
+            </w:r>
+            <w:proofErr w:type="spellStart"/>
+            <w:r>
+              <w:t>struktura</w:t>
+            </w:r>
+            <w:proofErr w:type="spellEnd"/>
           </w:p>
         </w:tc>
         <w:tc>
@@ -750,8 +3169,77 @@
             </w:tcMar>
           </w:tcPr>
           <w:p>
-            <w:r>
-              <w:t>Inkrementální load může selhat, protože nová data nelze nahrát do staré struktury.</w:t>
+            <w:proofErr w:type="spellStart"/>
+            <w:r>
+              <w:t>Inkrementální</w:t>
+            </w:r>
+            <w:proofErr w:type="spellEnd"/>
+            <w:r>
+              <w:t xml:space="preserve"> load </w:t>
+            </w:r>
+            <w:proofErr w:type="spellStart"/>
+            <w:r>
+              <w:t>může</w:t>
+            </w:r>
+            <w:proofErr w:type="spellEnd"/>
+            <w:r>
+              <w:t xml:space="preserve"> </w:t>
+            </w:r>
+            <w:proofErr w:type="spellStart"/>
+            <w:r>
+              <w:t>selhat</w:t>
+            </w:r>
+            <w:proofErr w:type="spellEnd"/>
+            <w:r>
+              <w:t xml:space="preserve">, </w:t>
+            </w:r>
+            <w:proofErr w:type="spellStart"/>
+            <w:r>
+              <w:t>protože</w:t>
+            </w:r>
+            <w:proofErr w:type="spellEnd"/>
+            <w:r>
+              <w:t xml:space="preserve"> </w:t>
+            </w:r>
+            <w:proofErr w:type="spellStart"/>
+            <w:r>
+              <w:t>nová</w:t>
+            </w:r>
+            <w:proofErr w:type="spellEnd"/>
+            <w:r>
+              <w:t xml:space="preserve"> data </w:t>
+            </w:r>
+            <w:proofErr w:type="spellStart"/>
+            <w:r>
+              <w:t>nelze</w:t>
+            </w:r>
+            <w:proofErr w:type="spellEnd"/>
+            <w:r>
+              <w:t xml:space="preserve"> </w:t>
+            </w:r>
+            <w:proofErr w:type="spellStart"/>
+            <w:r>
+              <w:t>nahrát</w:t>
+            </w:r>
+            <w:proofErr w:type="spellEnd"/>
+            <w:r>
+              <w:t xml:space="preserve"> do </w:t>
+            </w:r>
+            <w:proofErr w:type="spellStart"/>
+            <w:r>
+              <w:t>staré</w:t>
+            </w:r>
+            <w:proofErr w:type="spellEnd"/>
+            <w:r>
+              <w:t xml:space="preserve"> </w:t>
+            </w:r>
+            <w:proofErr w:type="spellStart"/>
+            <w:r>
+              <w:t>struktury</w:t>
+            </w:r>
+            <w:proofErr w:type="spellEnd"/>
+            <w:r>
+              <w:t>.</w:t>
             </w:r>
           </w:p>
         </w:tc>
@@ -771,8 +3259,53 @@
             </w:tcMar>
           </w:tcPr>
           <w:p>
-            <w:r>
-              <w:t>Velmi velká tabulka (řádově stovky GB až TB)</w:t>
+            <w:proofErr w:type="spellStart"/>
+            <w:r>
+              <w:t>Velmi</w:t>
+            </w:r>
+            <w:proofErr w:type="spellEnd"/>
+            <w:r>
+              <w:t xml:space="preserve"> </w:t>
+            </w:r>
+            <w:proofErr w:type="spellStart"/>
+            <w:r>
+              <w:t>velká</w:t>
+            </w:r>
+            <w:proofErr w:type="spellEnd"/>
+            <w:r>
+              <w:t xml:space="preserve"> </w:t>
+            </w:r>
+            <w:proofErr w:type="spellStart"/>
+            <w:r>
+              <w:t>tabulka</w:t>
+            </w:r>
+            <w:proofErr w:type="spellEnd"/>
+            <w:r>
+              <w:t xml:space="preserve"> (</w:t>
+            </w:r>
+            <w:proofErr w:type="spellStart"/>
+            <w:r>
+              <w:t>řádově</w:t>
+            </w:r>
+            <w:proofErr w:type="spellEnd"/>
+            <w:r>
+              <w:t xml:space="preserve"> </w:t>
+            </w:r>
+            <w:proofErr w:type="spellStart"/>
+            <w:r>
+              <w:t>stovky</w:t>
+            </w:r>
+            <w:proofErr w:type="spellEnd"/>
+            <w:r>
+              <w:t xml:space="preserve"> GB </w:t>
+            </w:r>
+            <w:proofErr w:type="spellStart"/>
+            <w:r>
+              <w:t>až</w:t>
+            </w:r>
+            <w:proofErr w:type="spellEnd"/>
+            <w:r>
+              <w:t xml:space="preserve"> TB)</w:t>
             </w:r>
           </w:p>
         </w:tc>
@@ -803,8 +3336,69 @@
             </w:tcMar>
           </w:tcPr>
           <w:p>
-            <w:r>
-              <w:t>Kompletní FULL migrace může být časově nebo kapacitně nepraktická.</w:t>
+            <w:proofErr w:type="spellStart"/>
+            <w:r>
+              <w:t>Kompletní</w:t>
+            </w:r>
+            <w:proofErr w:type="spellEnd"/>
+            <w:r>
+              <w:t xml:space="preserve"> FULL </w:t>
+            </w:r>
+            <w:proofErr w:type="spellStart"/>
+            <w:r>
+              <w:t>migrace</w:t>
+            </w:r>
+            <w:proofErr w:type="spellEnd"/>
+            <w:r>
+              <w:t xml:space="preserve"> </w:t>
+            </w:r>
+            <w:proofErr w:type="spellStart"/>
+            <w:r>
+              <w:t>může</w:t>
+            </w:r>
+            <w:proofErr w:type="spellEnd"/>
+            <w:r>
+              <w:t xml:space="preserve"> </w:t>
+            </w:r>
+            <w:proofErr w:type="spellStart"/>
+            <w:r>
+              <w:t>být</w:t>
+            </w:r>
+            <w:proofErr w:type="spellEnd"/>
+            <w:r>
+              <w:t xml:space="preserve"> </w:t>
+            </w:r>
+            <w:proofErr w:type="spellStart"/>
+            <w:r>
+              <w:t>časově</w:t>
+            </w:r>
+            <w:proofErr w:type="spellEnd"/>
+            <w:r>
+              <w:t xml:space="preserve"> </w:t>
+            </w:r>
+            <w:proofErr w:type="spellStart"/>
+            <w:r>
+              <w:t>nebo</w:t>
+            </w:r>
+            <w:proofErr w:type="spellEnd"/>
+            <w:r>
+              <w:t xml:space="preserve"> </w:t>
+            </w:r>
+            <w:proofErr w:type="spellStart"/>
+            <w:r>
+              <w:t>kapacitně</w:t>
+            </w:r>
+            <w:proofErr w:type="spellEnd"/>
+            <w:r>
+              <w:t xml:space="preserve"> </w:t>
+            </w:r>
+            <w:proofErr w:type="spellStart"/>
+            <w:r>
+              <w:t>nepraktická</w:t>
+            </w:r>
+            <w:proofErr w:type="spellEnd"/>
+            <w:r>
+              <w:t>.</w:t>
             </w:r>
           </w:p>
         </w:tc>
@@ -824,9 +3418,27 @@
             </w:tcMar>
           </w:tcPr>
           <w:p>
-            <w:r>
-              <w:t>Opakované průběžné domigrování</w:t>
-            </w:r>
+            <w:proofErr w:type="spellStart"/>
+            <w:r>
+              <w:t>Opakované</w:t>
+            </w:r>
+            <w:proofErr w:type="spellEnd"/>
+            <w:r>
+              <w:t xml:space="preserve"> </w:t>
+            </w:r>
+            <w:proofErr w:type="spellStart"/>
+            <w:r>
+              <w:t>průběžné</w:t>
+            </w:r>
+            <w:proofErr w:type="spellEnd"/>
+            <w:r>
+              <w:t xml:space="preserve"> </w:t>
+            </w:r>
+            <w:proofErr w:type="spellStart"/>
+            <w:r>
+              <w:t>domigrování</w:t>
+            </w:r>
+            <w:proofErr w:type="spellEnd"/>
           </w:p>
         </w:tc>
         <w:tc>
@@ -856,8 +3468,93 @@
             </w:tcMar>
           </w:tcPr>
           <w:p>
-            <w:r>
-              <w:t>Použijte pouze tehdy, když se struktura nezměnila a inkrementální pravidlo je správně definované.</w:t>
+            <w:proofErr w:type="spellStart"/>
+            <w:r>
+              <w:t>Použijte</w:t>
+            </w:r>
+            <w:proofErr w:type="spellEnd"/>
+            <w:r>
+              <w:t xml:space="preserve"> </w:t>
+            </w:r>
+            <w:proofErr w:type="spellStart"/>
+            <w:r>
+              <w:t>pouze</w:t>
+            </w:r>
+            <w:proofErr w:type="spellEnd"/>
+            <w:r>
+              <w:t xml:space="preserve"> </w:t>
+            </w:r>
+            <w:proofErr w:type="spellStart"/>
+            <w:r>
+              <w:t>tehdy</w:t>
+            </w:r>
+            <w:proofErr w:type="spellEnd"/>
+            <w:r>
+              <w:t xml:space="preserve">, </w:t>
+            </w:r>
+            <w:proofErr w:type="spellStart"/>
+            <w:r>
+              <w:t>když</w:t>
+            </w:r>
+            <w:proofErr w:type="spellEnd"/>
+            <w:r>
+              <w:t xml:space="preserve"> se </w:t>
+            </w:r>
+            <w:proofErr w:type="spellStart"/>
+            <w:r>
+              <w:t>struktura</w:t>
+            </w:r>
+            <w:proofErr w:type="spellEnd"/>
+            <w:r>
+              <w:t xml:space="preserve"> </w:t>
+            </w:r>
+            <w:proofErr w:type="spellStart"/>
+            <w:r>
+              <w:t>nezměnila</w:t>
+            </w:r>
+            <w:proofErr w:type="spellEnd"/>
+            <w:r>
+              <w:t xml:space="preserve"> </w:t>
+            </w:r>
+            <w:proofErr w:type="gramStart"/>
+            <w:r>
+              <w:t>a</w:t>
+            </w:r>
+            <w:proofErr w:type="gramEnd"/>
+            <w:r>
+              <w:t xml:space="preserve"> </w:t>
+            </w:r>
+            <w:proofErr w:type="spellStart"/>
+            <w:r>
+              <w:t>inkrementální</w:t>
+            </w:r>
+            <w:proofErr w:type="spellEnd"/>
+            <w:r>
+              <w:t xml:space="preserve"> </w:t>
+            </w:r>
+            <w:proofErr w:type="spellStart"/>
+            <w:r>
+              <w:t>pravidlo</w:t>
+            </w:r>
+            <w:proofErr w:type="spellEnd"/>
+            <w:r>
+              <w:t xml:space="preserve"> je </w:t>
+            </w:r>
+            <w:proofErr w:type="spellStart"/>
+            <w:r>
+              <w:t>správně</w:t>
+            </w:r>
+            <w:proofErr w:type="spellEnd"/>
+            <w:r>
+              <w:t xml:space="preserve"> </w:t>
+            </w:r>
+            <w:proofErr w:type="spellStart"/>
+            <w:r>
+              <w:t>definované</w:t>
+            </w:r>
+            <w:proofErr w:type="spellEnd"/>
+            <w:r>
+              <w:t>.</w:t>
             </w:r>
           </w:p>
         </w:tc>
@@ -868,8 +3565,21 @@
         <w:pStyle w:val="Nadpis1"/>
       </w:pPr>
       <w:r>
-        <w:t>5. Kontrola průběhu</w:t>
-      </w:r>
+        <w:t xml:space="preserve">5. </w:t>
+      </w:r>
+      <w:proofErr w:type="spellStart"/>
+      <w:r>
+        <w:t>Kontrola</w:t>
+      </w:r>
+      <w:proofErr w:type="spellEnd"/>
+      <w:r>
+        <w:t xml:space="preserve"> </w:t>
+      </w:r>
+      <w:proofErr w:type="spellStart"/>
+      <w:r>
+        <w:t>průběhu</w:t>
+      </w:r>
+      <w:proofErr w:type="spellEnd"/>
     </w:p>
     <w:p>
       <w:pPr>
@@ -877,7 +3587,191 @@
         <w:spacing w:after="60"/>
       </w:pPr>
       <w:r>
-        <w:t>V horní části sledujte počty Running a Queued. Nástroj používá omezený počet paralelních streamů/slotů; velká tabulka může spotřebovat více slotů a ostatní úlohy čekají ve frontě.</w:t>
+        <w:t xml:space="preserve">V </w:t>
+      </w:r>
+      <w:proofErr w:type="spellStart"/>
+      <w:r>
+        <w:t>horní</w:t>
+      </w:r>
+      <w:proofErr w:type="spellEnd"/>
+      <w:r>
+        <w:t xml:space="preserve"> </w:t>
+      </w:r>
+      <w:proofErr w:type="spellStart"/>
+      <w:r>
+        <w:t>části</w:t>
+      </w:r>
+      <w:proofErr w:type="spellEnd"/>
+      <w:r>
+        <w:t xml:space="preserve"> </w:t>
+      </w:r>
+      <w:proofErr w:type="spellStart"/>
+      <w:r>
+        <w:t>sledujte</w:t>
+      </w:r>
+      <w:proofErr w:type="spellEnd"/>
+      <w:r>
+        <w:t xml:space="preserve"> </w:t>
+      </w:r>
+      <w:proofErr w:type="spellStart"/>
+      <w:r>
+        <w:t>počty</w:t>
+      </w:r>
+      <w:proofErr w:type="spellEnd"/>
+      <w:r>
+        <w:t xml:space="preserve"> Running a Queued. </w:t>
+      </w:r>
+      <w:proofErr w:type="spellStart"/>
+      <w:r>
+        <w:t>Nástroj</w:t>
+      </w:r>
+      <w:proofErr w:type="spellEnd"/>
+      <w:r>
+        <w:t xml:space="preserve"> </w:t>
+      </w:r>
+      <w:proofErr w:type="spellStart"/>
+      <w:r>
+        <w:t>používá</w:t>
+      </w:r>
+      <w:proofErr w:type="spellEnd"/>
+      <w:r>
+        <w:t xml:space="preserve"> </w:t>
+      </w:r>
+      <w:proofErr w:type="spellStart"/>
+      <w:r>
+        <w:t>omezený</w:t>
+      </w:r>
+      <w:proofErr w:type="spellEnd"/>
+      <w:r>
+        <w:t xml:space="preserve"> </w:t>
+      </w:r>
+      <w:proofErr w:type="spellStart"/>
+      <w:r>
+        <w:t>počet</w:t>
+      </w:r>
+      <w:proofErr w:type="spellEnd"/>
+      <w:r>
+        <w:t xml:space="preserve"> </w:t>
+      </w:r>
+      <w:proofErr w:type="spellStart"/>
+      <w:r>
+        <w:t>paralelních</w:t>
+      </w:r>
+      <w:proofErr w:type="spellEnd"/>
+      <w:r>
+        <w:t xml:space="preserve"> </w:t>
+      </w:r>
+      <w:proofErr w:type="spellStart"/>
+      <w:r>
+        <w:t>streamů</w:t>
+      </w:r>
+      <w:proofErr w:type="spellEnd"/>
+      <w:r>
+        <w:t>/</w:t>
+      </w:r>
+      <w:proofErr w:type="spellStart"/>
+      <w:r>
+        <w:t>slotů</w:t>
+      </w:r>
+      <w:proofErr w:type="spellEnd"/>
+      <w:r>
+        <w:t xml:space="preserve">; </w:t>
+      </w:r>
+      <w:proofErr w:type="spellStart"/>
+      <w:r>
+        <w:t>velká</w:t>
+      </w:r>
+      <w:proofErr w:type="spellEnd"/>
+      <w:r>
+        <w:t xml:space="preserve"> </w:t>
+      </w:r>
+      <w:proofErr w:type="spellStart"/>
+      <w:r>
+        <w:t>tabulka</w:t>
+      </w:r>
+      <w:proofErr w:type="spellEnd"/>
+      <w:r>
+        <w:t xml:space="preserve"> </w:t>
+      </w:r>
+      <w:proofErr w:type="spellStart"/>
+      <w:r>
+        <w:t>může</w:t>
+      </w:r>
+      <w:proofErr w:type="spellEnd"/>
+      <w:r>
+        <w:t xml:space="preserve"> </w:t>
+      </w:r>
+      <w:proofErr w:type="spellStart"/>
+      <w:r>
+        <w:t>spotřebovat</w:t>
+      </w:r>
+      <w:proofErr w:type="spellEnd"/>
+      <w:r>
+        <w:t xml:space="preserve"> </w:t>
+      </w:r>
+      <w:proofErr w:type="spellStart"/>
+      <w:r>
+        <w:t>více</w:t>
+      </w:r>
+      <w:proofErr w:type="spellEnd"/>
+      <w:r>
+        <w:t xml:space="preserve"> </w:t>
+      </w:r>
+      <w:proofErr w:type="spellStart"/>
+      <w:r>
+        <w:t>slotů</w:t>
+      </w:r>
+      <w:proofErr w:type="spellEnd"/>
+      <w:r>
+        <w:t xml:space="preserve"> </w:t>
+      </w:r>
+      <w:proofErr w:type="gramStart"/>
+      <w:r>
+        <w:t>a</w:t>
+      </w:r>
+      <w:proofErr w:type="gramEnd"/>
+      <w:r>
+        <w:t xml:space="preserve"> </w:t>
+      </w:r>
+      <w:proofErr w:type="spellStart"/>
+      <w:r>
+        <w:t>ostatní</w:t>
+      </w:r>
+      <w:proofErr w:type="spellEnd"/>
+      <w:r>
+        <w:t xml:space="preserve"> </w:t>
+      </w:r>
+      <w:proofErr w:type="spellStart"/>
+      <w:r>
+        <w:t>úlohy</w:t>
+      </w:r>
+      <w:proofErr w:type="spellEnd"/>
+      <w:r>
+        <w:t xml:space="preserve"> </w:t>
+      </w:r>
+      <w:proofErr w:type="spellStart"/>
+      <w:r>
+        <w:t>čekají</w:t>
+      </w:r>
+      <w:proofErr w:type="spellEnd"/>
+      <w:r>
+        <w:t xml:space="preserve"> </w:t>
+      </w:r>
+      <w:proofErr w:type="spellStart"/>
+      <w:r>
+        <w:t>ve</w:t>
+      </w:r>
+      <w:proofErr w:type="spellEnd"/>
+      <w:r>
+        <w:t xml:space="preserve"> </w:t>
+      </w:r>
+      <w:proofErr w:type="spellStart"/>
+      <w:r>
+        <w:t>frontě</w:t>
+      </w:r>
+      <w:proofErr w:type="spellEnd"/>
+      <w:r>
+        <w:t>.</w:t>
       </w:r>
     </w:p>
     <w:p>
@@ -885,8 +3779,85 @@
         <w:pStyle w:val="Seznamsodrkami"/>
         <w:spacing w:after="60"/>
       </w:pPr>
-      <w:r>
-        <w:t>Rozklikněte detail konkrétního běhu nebo tabulky. Uvidíte jednotlivé kroky a jejich stav.</w:t>
+      <w:proofErr w:type="spellStart"/>
+      <w:r>
+        <w:t>Rozklikněte</w:t>
+      </w:r>
+      <w:proofErr w:type="spellEnd"/>
+      <w:r>
+        <w:t xml:space="preserve"> detail </w:t>
+      </w:r>
+      <w:proofErr w:type="spellStart"/>
+      <w:r>
+        <w:t>konkrétního</w:t>
+      </w:r>
+      <w:proofErr w:type="spellEnd"/>
+      <w:r>
+        <w:t xml:space="preserve"> </w:t>
+      </w:r>
+      <w:proofErr w:type="spellStart"/>
+      <w:r>
+        <w:t>běhu</w:t>
+      </w:r>
+      <w:proofErr w:type="spellEnd"/>
+      <w:r>
+        <w:t xml:space="preserve"> </w:t>
+      </w:r>
+      <w:proofErr w:type="spellStart"/>
+      <w:r>
+        <w:t>nebo</w:t>
+      </w:r>
+      <w:proofErr w:type="spellEnd"/>
+      <w:r>
+        <w:t xml:space="preserve"> </w:t>
+      </w:r>
+      <w:proofErr w:type="spellStart"/>
+      <w:r>
+        <w:t>tabulky</w:t>
+      </w:r>
+      <w:proofErr w:type="spellEnd"/>
+      <w:r>
+        <w:t xml:space="preserve">. </w:t>
+      </w:r>
+      <w:proofErr w:type="spellStart"/>
+      <w:r>
+        <w:t>Uvidíte</w:t>
+      </w:r>
+      <w:proofErr w:type="spellEnd"/>
+      <w:r>
+        <w:t xml:space="preserve"> </w:t>
+      </w:r>
+      <w:proofErr w:type="spellStart"/>
+      <w:r>
+        <w:t>jednotlivé</w:t>
+      </w:r>
+      <w:proofErr w:type="spellEnd"/>
+      <w:r>
+        <w:t xml:space="preserve"> </w:t>
+      </w:r>
+      <w:proofErr w:type="spellStart"/>
+      <w:r>
+        <w:t>kroky</w:t>
+      </w:r>
+      <w:proofErr w:type="spellEnd"/>
+      <w:r>
+        <w:t xml:space="preserve"> a </w:t>
+      </w:r>
+      <w:proofErr w:type="spellStart"/>
+      <w:r>
+        <w:t>jejich</w:t>
+      </w:r>
+      <w:proofErr w:type="spellEnd"/>
+      <w:r>
+        <w:t xml:space="preserve"> </w:t>
+      </w:r>
+      <w:proofErr w:type="spellStart"/>
+      <w:r>
+        <w:t>stav</w:t>
+      </w:r>
+      <w:proofErr w:type="spellEnd"/>
+      <w:r>
+        <w:t>.</w:t>
       </w:r>
     </w:p>
     <w:p>
@@ -894,8 +3865,53 @@
         <w:pStyle w:val="Seznamsodrkami"/>
         <w:spacing w:after="60"/>
       </w:pPr>
-      <w:r>
-        <w:t>Stavy se postupně mění z Running na Completed. Cleanup se spouští v závěru.</w:t>
+      <w:proofErr w:type="spellStart"/>
+      <w:r>
+        <w:t>Stavy</w:t>
+      </w:r>
+      <w:proofErr w:type="spellEnd"/>
+      <w:r>
+        <w:t xml:space="preserve"> se </w:t>
+      </w:r>
+      <w:proofErr w:type="spellStart"/>
+      <w:r>
+        <w:t>postupně</w:t>
+      </w:r>
+      <w:proofErr w:type="spellEnd"/>
+      <w:r>
+        <w:t xml:space="preserve"> </w:t>
+      </w:r>
+      <w:proofErr w:type="spellStart"/>
+      <w:r>
+        <w:t>mění</w:t>
+      </w:r>
+      <w:proofErr w:type="spellEnd"/>
+      <w:r>
+        <w:t xml:space="preserve"> z Running </w:t>
+      </w:r>
+      <w:proofErr w:type="spellStart"/>
+      <w:r>
+        <w:t>na</w:t>
+      </w:r>
+      <w:proofErr w:type="spellEnd"/>
+      <w:r>
+        <w:t xml:space="preserve"> Completed. Cleanup se </w:t>
+      </w:r>
+      <w:proofErr w:type="spellStart"/>
+      <w:r>
+        <w:t>spouští</w:t>
+      </w:r>
+      <w:proofErr w:type="spellEnd"/>
+      <w:r>
+        <w:t xml:space="preserve"> v </w:t>
+      </w:r>
+      <w:proofErr w:type="spellStart"/>
+      <w:r>
+        <w:t>závěru</w:t>
+      </w:r>
+      <w:proofErr w:type="spellEnd"/>
+      <w:r>
+        <w:t>.</w:t>
       </w:r>
     </w:p>
     <w:p>
@@ -904,7 +3920,71 @@
         <w:spacing w:after="60"/>
       </w:pPr>
       <w:r>
-        <w:t>Po dokončení zkontrolujte, že všechny požadované tabulky jsou Completed a počet Failed je 0.</w:t>
+        <w:t xml:space="preserve">Po </w:t>
+      </w:r>
+      <w:proofErr w:type="spellStart"/>
+      <w:r>
+        <w:t>dokončení</w:t>
+      </w:r>
+      <w:proofErr w:type="spellEnd"/>
+      <w:r>
+        <w:t xml:space="preserve"> </w:t>
+      </w:r>
+      <w:proofErr w:type="spellStart"/>
+      <w:r>
+        <w:t>zkontrolujte</w:t>
+      </w:r>
+      <w:proofErr w:type="spellEnd"/>
+      <w:r>
+        <w:t xml:space="preserve">, </w:t>
+      </w:r>
+      <w:proofErr w:type="spellStart"/>
+      <w:r>
+        <w:t>že</w:t>
+      </w:r>
+      <w:proofErr w:type="spellEnd"/>
+      <w:r>
+        <w:t xml:space="preserve"> </w:t>
+      </w:r>
+      <w:proofErr w:type="spellStart"/>
+      <w:r>
+        <w:t>všechny</w:t>
+      </w:r>
+      <w:proofErr w:type="spellEnd"/>
+      <w:r>
+        <w:t xml:space="preserve"> </w:t>
+      </w:r>
+      <w:proofErr w:type="spellStart"/>
+      <w:r>
+        <w:t>požadované</w:t>
+      </w:r>
+      <w:proofErr w:type="spellEnd"/>
+      <w:r>
+        <w:t xml:space="preserve"> </w:t>
+      </w:r>
+      <w:proofErr w:type="spellStart"/>
+      <w:r>
+        <w:t>tabulky</w:t>
+      </w:r>
+      <w:proofErr w:type="spellEnd"/>
+      <w:r>
+        <w:t xml:space="preserve"> </w:t>
+      </w:r>
+      <w:proofErr w:type="spellStart"/>
+      <w:r>
+        <w:t>jsou</w:t>
+      </w:r>
+      <w:proofErr w:type="spellEnd"/>
+      <w:r>
+        <w:t xml:space="preserve"> Completed a </w:t>
+      </w:r>
+      <w:proofErr w:type="spellStart"/>
+      <w:r>
+        <w:t>počet</w:t>
+      </w:r>
+      <w:proofErr w:type="spellEnd"/>
+      <w:r>
+        <w:t xml:space="preserve"> Failed je 0.</w:t>
       </w:r>
     </w:p>
     <w:p>
@@ -912,8 +3992,85 @@
         <w:pStyle w:val="Seznamsodrkami"/>
         <w:spacing w:after="60"/>
       </w:pPr>
-      <w:r>
-        <w:t>Pomocí tagu lze vyfiltrovat všechny migrace spuštěné pro konkrétní datum nebo nasazení.</w:t>
+      <w:proofErr w:type="spellStart"/>
+      <w:r>
+        <w:t>Pomocí</w:t>
+      </w:r>
+      <w:proofErr w:type="spellEnd"/>
+      <w:r>
+        <w:t xml:space="preserve"> </w:t>
+      </w:r>
+      <w:proofErr w:type="spellStart"/>
+      <w:r>
+        <w:t>tagu</w:t>
+      </w:r>
+      <w:proofErr w:type="spellEnd"/>
+      <w:r>
+        <w:t xml:space="preserve"> </w:t>
+      </w:r>
+      <w:proofErr w:type="spellStart"/>
+      <w:r>
+        <w:t>lze</w:t>
+      </w:r>
+      <w:proofErr w:type="spellEnd"/>
+      <w:r>
+        <w:t xml:space="preserve"> </w:t>
+      </w:r>
+      <w:proofErr w:type="spellStart"/>
+      <w:r>
+        <w:t>vyfiltrovat</w:t>
+      </w:r>
+      <w:proofErr w:type="spellEnd"/>
+      <w:r>
+        <w:t xml:space="preserve"> </w:t>
+      </w:r>
+      <w:proofErr w:type="spellStart"/>
+      <w:r>
+        <w:t>všechny</w:t>
+      </w:r>
+      <w:proofErr w:type="spellEnd"/>
+      <w:r>
+        <w:t xml:space="preserve"> </w:t>
+      </w:r>
+      <w:proofErr w:type="spellStart"/>
+      <w:r>
+        <w:t>migrace</w:t>
+      </w:r>
+      <w:proofErr w:type="spellEnd"/>
+      <w:r>
+        <w:t xml:space="preserve"> </w:t>
+      </w:r>
+      <w:proofErr w:type="spellStart"/>
+      <w:r>
+        <w:t>spuštěné</w:t>
+      </w:r>
+      <w:proofErr w:type="spellEnd"/>
+      <w:r>
+        <w:t xml:space="preserve"> pro </w:t>
+      </w:r>
+      <w:proofErr w:type="spellStart"/>
+      <w:r>
+        <w:t>konkrétní</w:t>
+      </w:r>
+      <w:proofErr w:type="spellEnd"/>
+      <w:r>
+        <w:t xml:space="preserve"> datum </w:t>
+      </w:r>
+      <w:proofErr w:type="spellStart"/>
+      <w:r>
+        <w:t>nebo</w:t>
+      </w:r>
+      <w:proofErr w:type="spellEnd"/>
+      <w:r>
+        <w:t xml:space="preserve"> </w:t>
+      </w:r>
+      <w:proofErr w:type="spellStart"/>
+      <w:r>
+        <w:t>nasazení</w:t>
+      </w:r>
+      <w:proofErr w:type="spellEnd"/>
+      <w:r>
+        <w:t>.</w:t>
       </w:r>
     </w:p>
     <w:tbl>
@@ -941,14 +4098,139 @@
             </w:tcMar>
           </w:tcPr>
           <w:p>
+            <w:proofErr w:type="spellStart"/>
             <w:r>
               <w:rPr>
                 <w:b/>
               </w:rPr>
-              <w:t xml:space="preserve">Fronta není chyba: </w:t>
-            </w:r>
-            <w:r>
-              <w:t>Stav Queued obvykle znamená, že je vyčerpána dostupná paralelní kapacita. Úloha se spustí po uvolnění slotů.</w:t>
+              <w:t>Fronta</w:t>
+            </w:r>
+            <w:proofErr w:type="spellEnd"/>
+            <w:r>
+              <w:rPr>
+                <w:b/>
+              </w:rPr>
+              <w:t xml:space="preserve"> </w:t>
+            </w:r>
+            <w:proofErr w:type="spellStart"/>
+            <w:r>
+              <w:rPr>
+                <w:b/>
+              </w:rPr>
+              <w:t>není</w:t>
+            </w:r>
+            <w:proofErr w:type="spellEnd"/>
+            <w:r>
+              <w:rPr>
+                <w:b/>
+              </w:rPr>
+              <w:t xml:space="preserve"> </w:t>
+            </w:r>
+            <w:proofErr w:type="spellStart"/>
+            <w:r>
+              <w:rPr>
+                <w:b/>
+              </w:rPr>
+              <w:t>chyba</w:t>
+            </w:r>
+            <w:proofErr w:type="spellEnd"/>
+            <w:r>
+              <w:rPr>
+                <w:b/>
+              </w:rPr>
+              <w:t xml:space="preserve">: </w:t>
+            </w:r>
+            <w:r>
+              <w:t xml:space="preserve">Stav Queued </w:t>
+            </w:r>
+            <w:proofErr w:type="spellStart"/>
+            <w:r>
+              <w:t>obvykle</w:t>
+            </w:r>
+            <w:proofErr w:type="spellEnd"/>
+            <w:r>
+              <w:t xml:space="preserve"> </w:t>
+            </w:r>
+            <w:proofErr w:type="spellStart"/>
+            <w:r>
+              <w:t>znamená</w:t>
+            </w:r>
+            <w:proofErr w:type="spellEnd"/>
+            <w:r>
+              <w:t xml:space="preserve">, </w:t>
+            </w:r>
+            <w:proofErr w:type="spellStart"/>
+            <w:r>
+              <w:t>že</w:t>
+            </w:r>
+            <w:proofErr w:type="spellEnd"/>
+            <w:r>
+              <w:t xml:space="preserve"> je </w:t>
+            </w:r>
+            <w:proofErr w:type="spellStart"/>
+            <w:r>
+              <w:t>vyčerpána</w:t>
+            </w:r>
+            <w:proofErr w:type="spellEnd"/>
+            <w:r>
+              <w:t xml:space="preserve"> </w:t>
+            </w:r>
+            <w:proofErr w:type="spellStart"/>
+            <w:r>
+              <w:t>dostupná</w:t>
+            </w:r>
+            <w:proofErr w:type="spellEnd"/>
+            <w:r>
+              <w:t xml:space="preserve"> </w:t>
+            </w:r>
+            <w:proofErr w:type="spellStart"/>
+            <w:r>
+              <w:t>paralelní</w:t>
+            </w:r>
+            <w:proofErr w:type="spellEnd"/>
+            <w:r>
+              <w:t xml:space="preserve"> </w:t>
+            </w:r>
+            <w:proofErr w:type="spellStart"/>
+            <w:r>
+              <w:t>kapacita</w:t>
+            </w:r>
+            <w:proofErr w:type="spellEnd"/>
+            <w:r>
+              <w:t xml:space="preserve">. </w:t>
+            </w:r>
+            <w:proofErr w:type="spellStart"/>
+            <w:r>
+              <w:t>Úloha</w:t>
+            </w:r>
+            <w:proofErr w:type="spellEnd"/>
+            <w:r>
+              <w:t xml:space="preserve"> se </w:t>
+            </w:r>
+            <w:proofErr w:type="spellStart"/>
+            <w:r>
+              <w:lastRenderedPageBreak/>
+              <w:t>spustí</w:t>
+            </w:r>
+            <w:proofErr w:type="spellEnd"/>
+            <w:r>
+              <w:t xml:space="preserve"> po </w:t>
+            </w:r>
+            <w:proofErr w:type="spellStart"/>
+            <w:r>
+              <w:t>uvolnění</w:t>
+            </w:r>
+            <w:proofErr w:type="spellEnd"/>
+            <w:r>
+              <w:t xml:space="preserve"> </w:t>
+            </w:r>
+            <w:proofErr w:type="spellStart"/>
+            <w:r>
+              <w:t>slotů</w:t>
+            </w:r>
+            <w:proofErr w:type="spellEnd"/>
+            <w:r>
+              <w:t>.</w:t>
             </w:r>
           </w:p>
         </w:tc>
@@ -964,13 +4246,238 @@
         <w:pStyle w:val="Nadpis1"/>
       </w:pPr>
       <w:r>
-        <w:lastRenderedPageBreak/>
-        <w:t>6. Validace dat</w:t>
-      </w:r>
+        <w:t xml:space="preserve">6. </w:t>
+      </w:r>
+      <w:proofErr w:type="spellStart"/>
+      <w:r>
+        <w:t>Validace</w:t>
+      </w:r>
+      <w:proofErr w:type="spellEnd"/>
+      <w:r>
+        <w:t xml:space="preserve"> </w:t>
+      </w:r>
+      <w:proofErr w:type="spellStart"/>
+      <w:r>
+        <w:t>dat</w:t>
+      </w:r>
+      <w:proofErr w:type="spellEnd"/>
     </w:p>
     <w:p>
-      <w:r>
-        <w:t>Validace porovnává stav/statistiky zdrojové tabulky v Teradatě se stavem v BigQuery. Nástroj může počítat počty řádků a distinct hodnoty ve sloupcích. U širokých tabulek může být validace výrazně pomalejší než samotný přenos.</w:t>
+      <w:proofErr w:type="spellStart"/>
+      <w:r>
+        <w:t>Validace</w:t>
+      </w:r>
+      <w:proofErr w:type="spellEnd"/>
+      <w:r>
+        <w:t xml:space="preserve"> </w:t>
+      </w:r>
+      <w:proofErr w:type="spellStart"/>
+      <w:r>
+        <w:t>porovnává</w:t>
+      </w:r>
+      <w:proofErr w:type="spellEnd"/>
+      <w:r>
+        <w:t xml:space="preserve"> </w:t>
+      </w:r>
+      <w:proofErr w:type="spellStart"/>
+      <w:r>
+        <w:t>stav</w:t>
+      </w:r>
+      <w:proofErr w:type="spellEnd"/>
+      <w:r>
+        <w:t>/</w:t>
+      </w:r>
+      <w:proofErr w:type="spellStart"/>
+      <w:r>
+        <w:t>statistiky</w:t>
+      </w:r>
+      <w:proofErr w:type="spellEnd"/>
+      <w:r>
+        <w:t xml:space="preserve"> </w:t>
+      </w:r>
+      <w:proofErr w:type="spellStart"/>
+      <w:r>
+        <w:t>zdrojové</w:t>
+      </w:r>
+      <w:proofErr w:type="spellEnd"/>
+      <w:r>
+        <w:t xml:space="preserve"> </w:t>
+      </w:r>
+      <w:proofErr w:type="spellStart"/>
+      <w:r>
+        <w:t>tabulky</w:t>
+      </w:r>
+      <w:proofErr w:type="spellEnd"/>
+      <w:r>
+        <w:t xml:space="preserve"> v </w:t>
+      </w:r>
+      <w:proofErr w:type="spellStart"/>
+      <w:r>
+        <w:t>Teradatě</w:t>
+      </w:r>
+      <w:proofErr w:type="spellEnd"/>
+      <w:r>
+        <w:t xml:space="preserve"> se </w:t>
+      </w:r>
+      <w:proofErr w:type="spellStart"/>
+      <w:r>
+        <w:t>stavem</w:t>
+      </w:r>
+      <w:proofErr w:type="spellEnd"/>
+      <w:r>
+        <w:t xml:space="preserve"> v </w:t>
+      </w:r>
+      <w:proofErr w:type="spellStart"/>
+      <w:r>
+        <w:t>BigQuery</w:t>
+      </w:r>
+      <w:proofErr w:type="spellEnd"/>
+      <w:r>
+        <w:t xml:space="preserve">. </w:t>
+      </w:r>
+      <w:proofErr w:type="spellStart"/>
+      <w:r>
+        <w:t>Nástroj</w:t>
+      </w:r>
+      <w:proofErr w:type="spellEnd"/>
+      <w:r>
+        <w:t xml:space="preserve"> </w:t>
+      </w:r>
+      <w:proofErr w:type="spellStart"/>
+      <w:r>
+        <w:t>může</w:t>
+      </w:r>
+      <w:proofErr w:type="spellEnd"/>
+      <w:r>
+        <w:t xml:space="preserve"> </w:t>
+      </w:r>
+      <w:proofErr w:type="spellStart"/>
+      <w:r>
+        <w:t>počítat</w:t>
+      </w:r>
+      <w:proofErr w:type="spellEnd"/>
+      <w:r>
+        <w:t xml:space="preserve"> </w:t>
+      </w:r>
+      <w:proofErr w:type="spellStart"/>
+      <w:r>
+        <w:t>počty</w:t>
+      </w:r>
+      <w:proofErr w:type="spellEnd"/>
+      <w:r>
+        <w:t xml:space="preserve"> </w:t>
+      </w:r>
+      <w:proofErr w:type="spellStart"/>
+      <w:r>
+        <w:t>řádků</w:t>
+      </w:r>
+      <w:proofErr w:type="spellEnd"/>
+      <w:r>
+        <w:t xml:space="preserve"> a distinct </w:t>
+      </w:r>
+      <w:proofErr w:type="spellStart"/>
+      <w:r>
+        <w:t>hodnoty</w:t>
+      </w:r>
+      <w:proofErr w:type="spellEnd"/>
+      <w:r>
+        <w:t xml:space="preserve"> </w:t>
+      </w:r>
+      <w:proofErr w:type="spellStart"/>
+      <w:r>
+        <w:t>ve</w:t>
+      </w:r>
+      <w:proofErr w:type="spellEnd"/>
+      <w:r>
+        <w:t xml:space="preserve"> </w:t>
+      </w:r>
+      <w:proofErr w:type="spellStart"/>
+      <w:r>
+        <w:t>sloupcích</w:t>
+      </w:r>
+      <w:proofErr w:type="spellEnd"/>
+      <w:r>
+        <w:t xml:space="preserve">. U </w:t>
+      </w:r>
+      <w:proofErr w:type="spellStart"/>
+      <w:r>
+        <w:t>širokých</w:t>
+      </w:r>
+      <w:proofErr w:type="spellEnd"/>
+      <w:r>
+        <w:t xml:space="preserve"> </w:t>
+      </w:r>
+      <w:proofErr w:type="spellStart"/>
+      <w:r>
+        <w:t>tabulek</w:t>
+      </w:r>
+      <w:proofErr w:type="spellEnd"/>
+      <w:r>
+        <w:t xml:space="preserve"> </w:t>
+      </w:r>
+      <w:proofErr w:type="spellStart"/>
+      <w:r>
+        <w:t>může</w:t>
+      </w:r>
+      <w:proofErr w:type="spellEnd"/>
+      <w:r>
+        <w:t xml:space="preserve"> </w:t>
+      </w:r>
+      <w:proofErr w:type="spellStart"/>
+      <w:r>
+        <w:t>být</w:t>
+      </w:r>
+      <w:proofErr w:type="spellEnd"/>
+      <w:r>
+        <w:t xml:space="preserve"> </w:t>
+      </w:r>
+      <w:proofErr w:type="spellStart"/>
+      <w:r>
+        <w:t>validace</w:t>
+      </w:r>
+      <w:proofErr w:type="spellEnd"/>
+      <w:r>
+        <w:t xml:space="preserve"> </w:t>
+      </w:r>
+      <w:proofErr w:type="spellStart"/>
+      <w:r>
+        <w:t>výrazně</w:t>
+      </w:r>
+      <w:proofErr w:type="spellEnd"/>
+      <w:r>
+        <w:t xml:space="preserve"> </w:t>
+      </w:r>
+      <w:proofErr w:type="spellStart"/>
+      <w:r>
+        <w:t>pomalejší</w:t>
+      </w:r>
+      <w:proofErr w:type="spellEnd"/>
+      <w:r>
+        <w:t xml:space="preserve"> </w:t>
+      </w:r>
+      <w:proofErr w:type="spellStart"/>
+      <w:r>
+        <w:t>než</w:t>
+      </w:r>
+      <w:proofErr w:type="spellEnd"/>
+      <w:r>
+        <w:t xml:space="preserve"> </w:t>
+      </w:r>
+      <w:proofErr w:type="spellStart"/>
+      <w:r>
+        <w:t>samotný</w:t>
+      </w:r>
+      <w:proofErr w:type="spellEnd"/>
+      <w:r>
+        <w:t xml:space="preserve"> </w:t>
+      </w:r>
+      <w:proofErr w:type="spellStart"/>
+      <w:r>
+        <w:t>přenos</w:t>
+      </w:r>
+      <w:proofErr w:type="spellEnd"/>
+      <w:r>
+        <w:t>.</w:t>
       </w:r>
     </w:p>
     <w:p>
@@ -978,8 +4485,117 @@
         <w:pStyle w:val="Seznamsodrkami"/>
         <w:spacing w:after="60"/>
       </w:pPr>
-      <w:r>
-        <w:t>Automatická validace: ponechte Skip Validate vypnuté. Nástroj si před migrací uloží zdrojové statistiky a po nahrání je porovná s BigQuery.</w:t>
+      <w:proofErr w:type="spellStart"/>
+      <w:r>
+        <w:t>Automatická</w:t>
+      </w:r>
+      <w:proofErr w:type="spellEnd"/>
+      <w:r>
+        <w:t xml:space="preserve"> </w:t>
+      </w:r>
+      <w:proofErr w:type="spellStart"/>
+      <w:r>
+        <w:t>validace</w:t>
+      </w:r>
+      <w:proofErr w:type="spellEnd"/>
+      <w:r>
+        <w:t xml:space="preserve">: </w:t>
+      </w:r>
+      <w:proofErr w:type="spellStart"/>
+      <w:r>
+        <w:t>ponechte</w:t>
+      </w:r>
+      <w:proofErr w:type="spellEnd"/>
+      <w:r>
+        <w:t xml:space="preserve"> Skip Validate </w:t>
+      </w:r>
+      <w:proofErr w:type="spellStart"/>
+      <w:r>
+        <w:t>vypnuté</w:t>
+      </w:r>
+      <w:proofErr w:type="spellEnd"/>
+      <w:r>
+        <w:t xml:space="preserve">. </w:t>
+      </w:r>
+      <w:proofErr w:type="spellStart"/>
+      <w:r>
+        <w:t>Nástroj</w:t>
+      </w:r>
+      <w:proofErr w:type="spellEnd"/>
+      <w:r>
+        <w:t xml:space="preserve"> </w:t>
+      </w:r>
+      <w:proofErr w:type="spellStart"/>
+      <w:r>
+        <w:t>si</w:t>
+      </w:r>
+      <w:proofErr w:type="spellEnd"/>
+      <w:r>
+        <w:t xml:space="preserve"> </w:t>
+      </w:r>
+      <w:proofErr w:type="spellStart"/>
+      <w:r>
+        <w:t>před</w:t>
+      </w:r>
+      <w:proofErr w:type="spellEnd"/>
+      <w:r>
+        <w:t xml:space="preserve"> </w:t>
+      </w:r>
+      <w:proofErr w:type="spellStart"/>
+      <w:r>
+        <w:t>migrací</w:t>
+      </w:r>
+      <w:proofErr w:type="spellEnd"/>
+      <w:r>
+        <w:t xml:space="preserve"> </w:t>
+      </w:r>
+      <w:proofErr w:type="spellStart"/>
+      <w:r>
+        <w:t>uloží</w:t>
+      </w:r>
+      <w:proofErr w:type="spellEnd"/>
+      <w:r>
+        <w:t xml:space="preserve"> </w:t>
+      </w:r>
+      <w:proofErr w:type="spellStart"/>
+      <w:r>
+        <w:t>zdrojové</w:t>
+      </w:r>
+      <w:proofErr w:type="spellEnd"/>
+      <w:r>
+        <w:t xml:space="preserve"> </w:t>
+      </w:r>
+      <w:proofErr w:type="spellStart"/>
+      <w:r>
+        <w:t>statistiky</w:t>
+      </w:r>
+      <w:proofErr w:type="spellEnd"/>
+      <w:r>
+        <w:t xml:space="preserve"> a po </w:t>
+      </w:r>
+      <w:proofErr w:type="spellStart"/>
+      <w:r>
+        <w:t>nahrání</w:t>
+      </w:r>
+      <w:proofErr w:type="spellEnd"/>
+      <w:r>
+        <w:t xml:space="preserve"> je </w:t>
+      </w:r>
+      <w:proofErr w:type="spellStart"/>
+      <w:r>
+        <w:t>porovná</w:t>
+      </w:r>
+      <w:proofErr w:type="spellEnd"/>
+      <w:r>
+        <w:t xml:space="preserve"> s </w:t>
+      </w:r>
+      <w:proofErr w:type="spellStart"/>
+      <w:r>
+        <w:t>BigQuery</w:t>
+      </w:r>
+      <w:proofErr w:type="spellEnd"/>
+      <w:r>
+        <w:t>.</w:t>
       </w:r>
     </w:p>
     <w:p>
@@ -988,7 +4604,71 @@
         <w:spacing w:after="60"/>
       </w:pPr>
       <w:r>
-        <w:t>Ad hoc validace: označte jednu nebo více tabulek a klikněte na Validate.</w:t>
+        <w:t xml:space="preserve">Ad hoc </w:t>
+      </w:r>
+      <w:proofErr w:type="spellStart"/>
+      <w:r>
+        <w:t>validace</w:t>
+      </w:r>
+      <w:proofErr w:type="spellEnd"/>
+      <w:r>
+        <w:t xml:space="preserve">: </w:t>
+      </w:r>
+      <w:proofErr w:type="spellStart"/>
+      <w:r>
+        <w:t>označte</w:t>
+      </w:r>
+      <w:proofErr w:type="spellEnd"/>
+      <w:r>
+        <w:t xml:space="preserve"> </w:t>
+      </w:r>
+      <w:proofErr w:type="spellStart"/>
+      <w:r>
+        <w:t>jednu</w:t>
+      </w:r>
+      <w:proofErr w:type="spellEnd"/>
+      <w:r>
+        <w:t xml:space="preserve"> </w:t>
+      </w:r>
+      <w:proofErr w:type="spellStart"/>
+      <w:r>
+        <w:t>nebo</w:t>
+      </w:r>
+      <w:proofErr w:type="spellEnd"/>
+      <w:r>
+        <w:t xml:space="preserve"> </w:t>
+      </w:r>
+      <w:proofErr w:type="spellStart"/>
+      <w:r>
+        <w:t>více</w:t>
+      </w:r>
+      <w:proofErr w:type="spellEnd"/>
+      <w:r>
+        <w:t xml:space="preserve"> </w:t>
+      </w:r>
+      <w:proofErr w:type="spellStart"/>
+      <w:r>
+        <w:t>tabulek</w:t>
+      </w:r>
+      <w:proofErr w:type="spellEnd"/>
+      <w:r>
+        <w:t xml:space="preserve"> a </w:t>
+      </w:r>
+      <w:proofErr w:type="spellStart"/>
+      <w:r>
+        <w:t>klikněte</w:t>
+      </w:r>
+      <w:proofErr w:type="spellEnd"/>
+      <w:r>
+        <w:t xml:space="preserve"> </w:t>
+      </w:r>
+      <w:proofErr w:type="spellStart"/>
+      <w:r>
+        <w:t>na</w:t>
+      </w:r>
+      <w:proofErr w:type="spellEnd"/>
+      <w:r>
+        <w:t xml:space="preserve"> Validate.</w:t>
       </w:r>
     </w:p>
     <w:p>
@@ -997,7 +4677,103 @@
         <w:spacing w:after="60"/>
       </w:pPr>
       <w:r>
-        <w:t>Pro hromadné migrace je praktické použít Skip Validate a následně validovat jen kritické, velké nebo problematické tabulky.</w:t>
+        <w:t xml:space="preserve">Pro </w:t>
+      </w:r>
+      <w:proofErr w:type="spellStart"/>
+      <w:r>
+        <w:t>hromadné</w:t>
+      </w:r>
+      <w:proofErr w:type="spellEnd"/>
+      <w:r>
+        <w:t xml:space="preserve"> </w:t>
+      </w:r>
+      <w:proofErr w:type="spellStart"/>
+      <w:r>
+        <w:t>migrace</w:t>
+      </w:r>
+      <w:proofErr w:type="spellEnd"/>
+      <w:r>
+        <w:t xml:space="preserve"> je </w:t>
+      </w:r>
+      <w:proofErr w:type="spellStart"/>
+      <w:r>
+        <w:t>praktické</w:t>
+      </w:r>
+      <w:proofErr w:type="spellEnd"/>
+      <w:r>
+        <w:t xml:space="preserve"> </w:t>
+      </w:r>
+      <w:proofErr w:type="spellStart"/>
+      <w:r>
+        <w:t>použít</w:t>
+      </w:r>
+      <w:proofErr w:type="spellEnd"/>
+      <w:r>
+        <w:t xml:space="preserve"> Skip Validate a </w:t>
+      </w:r>
+      <w:proofErr w:type="spellStart"/>
+      <w:r>
+        <w:t>následně</w:t>
+      </w:r>
+      <w:proofErr w:type="spellEnd"/>
+      <w:r>
+        <w:t xml:space="preserve"> </w:t>
+      </w:r>
+      <w:proofErr w:type="spellStart"/>
+      <w:r>
+        <w:t>validovat</w:t>
+      </w:r>
+      <w:proofErr w:type="spellEnd"/>
+      <w:r>
+        <w:t xml:space="preserve"> </w:t>
+      </w:r>
+      <w:proofErr w:type="spellStart"/>
+      <w:r>
+        <w:t>jen</w:t>
+      </w:r>
+      <w:proofErr w:type="spellEnd"/>
+      <w:r>
+        <w:t xml:space="preserve"> </w:t>
+      </w:r>
+      <w:proofErr w:type="spellStart"/>
+      <w:r>
+        <w:t>kritické</w:t>
+      </w:r>
+      <w:proofErr w:type="spellEnd"/>
+      <w:r>
+        <w:t xml:space="preserve">, </w:t>
+      </w:r>
+      <w:proofErr w:type="spellStart"/>
+      <w:r>
+        <w:t>velké</w:t>
+      </w:r>
+      <w:proofErr w:type="spellEnd"/>
+      <w:r>
+        <w:t xml:space="preserve"> </w:t>
+      </w:r>
+      <w:proofErr w:type="spellStart"/>
+      <w:r>
+        <w:t>nebo</w:t>
+      </w:r>
+      <w:proofErr w:type="spellEnd"/>
+      <w:r>
+        <w:t xml:space="preserve"> </w:t>
+      </w:r>
+      <w:proofErr w:type="spellStart"/>
+      <w:r>
+        <w:t>problematické</w:t>
+      </w:r>
+      <w:proofErr w:type="spellEnd"/>
+      <w:r>
+        <w:t xml:space="preserve"> </w:t>
+      </w:r>
+      <w:proofErr w:type="spellStart"/>
+      <w:r>
+        <w:t>tabulky</w:t>
+      </w:r>
+      <w:proofErr w:type="spellEnd"/>
+      <w:r>
+        <w:t>.</w:t>
       </w:r>
     </w:p>
     <w:p>
@@ -1006,7 +4782,63 @@
         <w:spacing w:after="60"/>
       </w:pPr>
       <w:r>
-        <w:t>V detailu validace lze zobrazit SQL, které nástroj používá.</w:t>
+        <w:t xml:space="preserve">V </w:t>
+      </w:r>
+      <w:proofErr w:type="spellStart"/>
+      <w:r>
+        <w:t>detailu</w:t>
+      </w:r>
+      <w:proofErr w:type="spellEnd"/>
+      <w:r>
+        <w:t xml:space="preserve"> </w:t>
+      </w:r>
+      <w:proofErr w:type="spellStart"/>
+      <w:r>
+        <w:t>validace</w:t>
+      </w:r>
+      <w:proofErr w:type="spellEnd"/>
+      <w:r>
+        <w:t xml:space="preserve"> </w:t>
+      </w:r>
+      <w:proofErr w:type="spellStart"/>
+      <w:r>
+        <w:t>lze</w:t>
+      </w:r>
+      <w:proofErr w:type="spellEnd"/>
+      <w:r>
+        <w:t xml:space="preserve"> </w:t>
+      </w:r>
+      <w:proofErr w:type="spellStart"/>
+      <w:r>
+        <w:t>zobrazit</w:t>
+      </w:r>
+      <w:proofErr w:type="spellEnd"/>
+      <w:r>
+        <w:t xml:space="preserve"> SQL, </w:t>
+      </w:r>
+      <w:proofErr w:type="spellStart"/>
+      <w:r>
+        <w:t>které</w:t>
+      </w:r>
+      <w:proofErr w:type="spellEnd"/>
+      <w:r>
+        <w:t xml:space="preserve"> </w:t>
+      </w:r>
+      <w:proofErr w:type="spellStart"/>
+      <w:r>
+        <w:t>nástroj</w:t>
+      </w:r>
+      <w:proofErr w:type="spellEnd"/>
+      <w:r>
+        <w:t xml:space="preserve"> </w:t>
+      </w:r>
+      <w:proofErr w:type="spellStart"/>
+      <w:r>
+        <w:t>používá</w:t>
+      </w:r>
+      <w:proofErr w:type="spellEnd"/>
+      <w:r>
+        <w:t>.</w:t>
       </w:r>
     </w:p>
     <w:p>
@@ -1014,8 +4846,21 @@
         <w:pStyle w:val="Nadpis1"/>
       </w:pPr>
       <w:r>
-        <w:t>7. Řešení chyb</w:t>
-      </w:r>
+        <w:t xml:space="preserve">7. </w:t>
+      </w:r>
+      <w:proofErr w:type="spellStart"/>
+      <w:r>
+        <w:t>Řešení</w:t>
+      </w:r>
+      <w:proofErr w:type="spellEnd"/>
+      <w:r>
+        <w:t xml:space="preserve"> </w:t>
+      </w:r>
+      <w:proofErr w:type="spellStart"/>
+      <w:r>
+        <w:t>chyb</w:t>
+      </w:r>
+      <w:proofErr w:type="spellEnd"/>
     </w:p>
     <w:tbl>
       <w:tblPr>
@@ -1039,6 +4884,7 @@
             <w:shd w:val="clear" w:color="auto" w:fill="A61C00"/>
           </w:tcPr>
           <w:p>
+            <w:proofErr w:type="spellStart"/>
             <w:r>
               <w:rPr>
                 <w:b/>
@@ -1046,6 +4892,7 @@
               </w:rPr>
               <w:t>Projev</w:t>
             </w:r>
+            <w:proofErr w:type="spellEnd"/>
           </w:p>
         </w:tc>
         <w:tc>
@@ -1054,13 +4901,31 @@
             <w:shd w:val="clear" w:color="auto" w:fill="A61C00"/>
           </w:tcPr>
           <w:p>
+            <w:proofErr w:type="spellStart"/>
             <w:r>
               <w:rPr>
                 <w:b/>
                 <w:color w:val="FFFFFF"/>
               </w:rPr>
-              <w:t>Pravděpodobná příčina</w:t>
-            </w:r>
+              <w:t>Pravděpodobná</w:t>
+            </w:r>
+            <w:proofErr w:type="spellEnd"/>
+            <w:r>
+              <w:rPr>
+                <w:b/>
+                <w:color w:val="FFFFFF"/>
+              </w:rPr>
+              <w:t xml:space="preserve"> </w:t>
+            </w:r>
+            <w:proofErr w:type="spellStart"/>
+            <w:r>
+              <w:rPr>
+                <w:b/>
+                <w:color w:val="FFFFFF"/>
+              </w:rPr>
+              <w:t>příčina</w:t>
+            </w:r>
+            <w:proofErr w:type="spellEnd"/>
           </w:p>
         </w:tc>
         <w:tc>
@@ -1069,6 +4934,7 @@
             <w:shd w:val="clear" w:color="auto" w:fill="A61C00"/>
           </w:tcPr>
           <w:p>
+            <w:proofErr w:type="spellStart"/>
             <w:r>
               <w:rPr>
                 <w:b/>
@@ -1076,6 +4942,7 @@
               </w:rPr>
               <w:t>Postup</w:t>
             </w:r>
+            <w:proofErr w:type="spellEnd"/>
           </w:p>
         </w:tc>
       </w:tr>
@@ -1094,9 +4961,35 @@
             </w:tcMar>
           </w:tcPr>
           <w:p>
-            <w:r>
-              <w:t>Tabulka je Failed při inkrementální migraci</w:t>
-            </w:r>
+            <w:proofErr w:type="spellStart"/>
+            <w:r>
+              <w:t>Tabulka</w:t>
+            </w:r>
+            <w:proofErr w:type="spellEnd"/>
+            <w:r>
+              <w:t xml:space="preserve"> je Failed </w:t>
+            </w:r>
+            <w:proofErr w:type="spellStart"/>
+            <w:r>
+              <w:t>při</w:t>
+            </w:r>
+            <w:proofErr w:type="spellEnd"/>
+            <w:r>
+              <w:t xml:space="preserve"> </w:t>
+            </w:r>
+            <w:proofErr w:type="spellStart"/>
+            <w:r>
+              <w:t>inkrementální</w:t>
+            </w:r>
+            <w:proofErr w:type="spellEnd"/>
+            <w:r>
+              <w:t xml:space="preserve"> </w:t>
+            </w:r>
+            <w:proofErr w:type="spellStart"/>
+            <w:r>
+              <w:t>migraci</w:t>
+            </w:r>
+            <w:proofErr w:type="spellEnd"/>
           </w:p>
         </w:tc>
         <w:tc>
@@ -1110,8 +5003,85 @@
             </w:tcMar>
           </w:tcPr>
           <w:p>
-            <w:r>
-              <w:t>Změna struktury tabulky na Teradatě; nová data nelze nahrát do starého schématu.</w:t>
+            <w:proofErr w:type="spellStart"/>
+            <w:r>
+              <w:t>Změna</w:t>
+            </w:r>
+            <w:proofErr w:type="spellEnd"/>
+            <w:r>
+              <w:t xml:space="preserve"> </w:t>
+            </w:r>
+            <w:proofErr w:type="spellStart"/>
+            <w:r>
+              <w:t>struktury</w:t>
+            </w:r>
+            <w:proofErr w:type="spellEnd"/>
+            <w:r>
+              <w:t xml:space="preserve"> </w:t>
+            </w:r>
+            <w:proofErr w:type="spellStart"/>
+            <w:r>
+              <w:t>tabulky</w:t>
+            </w:r>
+            <w:proofErr w:type="spellEnd"/>
+            <w:r>
+              <w:t xml:space="preserve"> </w:t>
+            </w:r>
+            <w:proofErr w:type="spellStart"/>
+            <w:r>
+              <w:t>na</w:t>
+            </w:r>
+            <w:proofErr w:type="spellEnd"/>
+            <w:r>
+              <w:t xml:space="preserve"> </w:t>
+            </w:r>
+            <w:proofErr w:type="spellStart"/>
+            <w:r>
+              <w:t>Teradatě</w:t>
+            </w:r>
+            <w:proofErr w:type="spellEnd"/>
+            <w:r>
+              <w:t xml:space="preserve">; </w:t>
+            </w:r>
+            <w:proofErr w:type="spellStart"/>
+            <w:r>
+              <w:t>nová</w:t>
+            </w:r>
+            <w:proofErr w:type="spellEnd"/>
+            <w:r>
+              <w:t xml:space="preserve"> data </w:t>
+            </w:r>
+            <w:proofErr w:type="spellStart"/>
+            <w:r>
+              <w:t>nelze</w:t>
+            </w:r>
+            <w:proofErr w:type="spellEnd"/>
+            <w:r>
+              <w:t xml:space="preserve"> </w:t>
+            </w:r>
+            <w:proofErr w:type="spellStart"/>
+            <w:r>
+              <w:t>nahrát</w:t>
+            </w:r>
+            <w:proofErr w:type="spellEnd"/>
+            <w:r>
+              <w:t xml:space="preserve"> do </w:t>
+            </w:r>
+            <w:proofErr w:type="spellStart"/>
+            <w:r>
+              <w:t>starého</w:t>
+            </w:r>
+            <w:proofErr w:type="spellEnd"/>
+            <w:r>
+              <w:t xml:space="preserve"> </w:t>
+            </w:r>
+            <w:proofErr w:type="spellStart"/>
+            <w:r>
+              <w:t>schématu</w:t>
+            </w:r>
+            <w:proofErr w:type="spellEnd"/>
+            <w:r>
+              <w:t>.</w:t>
             </w:r>
           </w:p>
         </w:tc>
@@ -1126,8 +5096,45 @@
             </w:tcMar>
           </w:tcPr>
           <w:p>
-            <w:r>
-              <w:t>Prohlédněte detail chyby a spusťte tabulku znovu s Force Full.</w:t>
+            <w:proofErr w:type="spellStart"/>
+            <w:r>
+              <w:t>Prohlédněte</w:t>
+            </w:r>
+            <w:proofErr w:type="spellEnd"/>
+            <w:r>
+              <w:t xml:space="preserve"> detail </w:t>
+            </w:r>
+            <w:proofErr w:type="spellStart"/>
+            <w:r>
+              <w:t>chyby</w:t>
+            </w:r>
+            <w:proofErr w:type="spellEnd"/>
+            <w:r>
+              <w:t xml:space="preserve"> a </w:t>
+            </w:r>
+            <w:proofErr w:type="spellStart"/>
+            <w:r>
+              <w:t>spusťte</w:t>
+            </w:r>
+            <w:proofErr w:type="spellEnd"/>
+            <w:r>
+              <w:t xml:space="preserve"> </w:t>
+            </w:r>
+            <w:proofErr w:type="spellStart"/>
+            <w:r>
+              <w:t>tabulku</w:t>
+            </w:r>
+            <w:proofErr w:type="spellEnd"/>
+            <w:r>
+              <w:t xml:space="preserve"> </w:t>
+            </w:r>
+            <w:proofErr w:type="spellStart"/>
+            <w:r>
+              <w:t>znovu</w:t>
+            </w:r>
+            <w:proofErr w:type="spellEnd"/>
+            <w:r>
+              <w:t xml:space="preserve"> s Force Full.</w:t>
             </w:r>
           </w:p>
         </w:tc>
@@ -1147,9 +5154,35 @@
             </w:tcMar>
           </w:tcPr>
           <w:p>
-            <w:r>
-              <w:t>Migrace selže kvůli datům</w:t>
-            </w:r>
+            <w:proofErr w:type="spellStart"/>
+            <w:r>
+              <w:t>Migrace</w:t>
+            </w:r>
+            <w:proofErr w:type="spellEnd"/>
+            <w:r>
+              <w:t xml:space="preserve"> </w:t>
+            </w:r>
+            <w:proofErr w:type="spellStart"/>
+            <w:r>
+              <w:t>selže</w:t>
+            </w:r>
+            <w:proofErr w:type="spellEnd"/>
+            <w:r>
+              <w:t xml:space="preserve"> </w:t>
+            </w:r>
+            <w:proofErr w:type="spellStart"/>
+            <w:r>
+              <w:t>kvůli</w:t>
+            </w:r>
+            <w:proofErr w:type="spellEnd"/>
+            <w:r>
+              <w:t xml:space="preserve"> </w:t>
+            </w:r>
+            <w:proofErr w:type="spellStart"/>
+            <w:r>
+              <w:t>datům</w:t>
+            </w:r>
+            <w:proofErr w:type="spellEnd"/>
           </w:p>
         </w:tc>
         <w:tc>
@@ -1163,8 +5196,37 @@
             </w:tcMar>
           </w:tcPr>
           <w:p>
-            <w:r>
-              <w:t>Nekompatibilní nebo problematický datový typ.</w:t>
+            <w:proofErr w:type="spellStart"/>
+            <w:r>
+              <w:t>Nekompatibilní</w:t>
+            </w:r>
+            <w:proofErr w:type="spellEnd"/>
+            <w:r>
+              <w:t xml:space="preserve"> </w:t>
+            </w:r>
+            <w:proofErr w:type="spellStart"/>
+            <w:r>
+              <w:t>nebo</w:t>
+            </w:r>
+            <w:proofErr w:type="spellEnd"/>
+            <w:r>
+              <w:t xml:space="preserve"> </w:t>
+            </w:r>
+            <w:proofErr w:type="spellStart"/>
+            <w:r>
+              <w:t>problematický</w:t>
+            </w:r>
+            <w:proofErr w:type="spellEnd"/>
+            <w:r>
+              <w:t xml:space="preserve"> </w:t>
+            </w:r>
+            <w:proofErr w:type="spellStart"/>
+            <w:r>
+              <w:t>datový</w:t>
+            </w:r>
+            <w:proofErr w:type="spellEnd"/>
+            <w:r>
+              <w:t xml:space="preserve"> typ.</w:t>
             </w:r>
           </w:p>
         </w:tc>
@@ -1179,8 +5241,93 @@
             </w:tcMar>
           </w:tcPr>
           <w:p>
-            <w:r>
-              <w:t>Otevřete detail/log, identifikujte sloupec/datový typ a řešte převod; teprve potom migraci zopakujte.</w:t>
+            <w:proofErr w:type="spellStart"/>
+            <w:r>
+              <w:t>Otevřete</w:t>
+            </w:r>
+            <w:proofErr w:type="spellEnd"/>
+            <w:r>
+              <w:t xml:space="preserve"> detail/log, </w:t>
+            </w:r>
+            <w:proofErr w:type="spellStart"/>
+            <w:r>
+              <w:t>identifikujte</w:t>
+            </w:r>
+            <w:proofErr w:type="spellEnd"/>
+            <w:r>
+              <w:t xml:space="preserve"> </w:t>
+            </w:r>
+            <w:proofErr w:type="spellStart"/>
+            <w:r>
+              <w:t>sloupec</w:t>
+            </w:r>
+            <w:proofErr w:type="spellEnd"/>
+            <w:r>
+              <w:t>/</w:t>
+            </w:r>
+            <w:proofErr w:type="spellStart"/>
+            <w:r>
+              <w:t>datový</w:t>
+            </w:r>
+            <w:proofErr w:type="spellEnd"/>
+            <w:r>
+              <w:t xml:space="preserve"> </w:t>
+            </w:r>
+            <w:proofErr w:type="spellStart"/>
+            <w:r>
+              <w:t>typ</w:t>
+            </w:r>
+            <w:proofErr w:type="spellEnd"/>
+            <w:r>
+              <w:t xml:space="preserve"> a </w:t>
+            </w:r>
+            <w:proofErr w:type="spellStart"/>
+            <w:r>
+              <w:t>řešte</w:t>
+            </w:r>
+            <w:proofErr w:type="spellEnd"/>
+            <w:r>
+              <w:t xml:space="preserve"> </w:t>
+            </w:r>
+            <w:proofErr w:type="spellStart"/>
+            <w:r>
+              <w:t>převod</w:t>
+            </w:r>
+            <w:proofErr w:type="spellEnd"/>
+            <w:r>
+              <w:t xml:space="preserve">; </w:t>
+            </w:r>
+            <w:proofErr w:type="spellStart"/>
+            <w:r>
+              <w:t>teprve</w:t>
+            </w:r>
+            <w:proofErr w:type="spellEnd"/>
+            <w:r>
+              <w:t xml:space="preserve"> </w:t>
+            </w:r>
+            <w:proofErr w:type="spellStart"/>
+            <w:r>
+              <w:t>potom</w:t>
+            </w:r>
+            <w:proofErr w:type="spellEnd"/>
+            <w:r>
+              <w:t xml:space="preserve"> </w:t>
+            </w:r>
+            <w:proofErr w:type="spellStart"/>
+            <w:r>
+              <w:t>migraci</w:t>
+            </w:r>
+            <w:proofErr w:type="spellEnd"/>
+            <w:r>
+              <w:t xml:space="preserve"> </w:t>
+            </w:r>
+            <w:proofErr w:type="spellStart"/>
+            <w:r>
+              <w:t>zopakujte</w:t>
+            </w:r>
+            <w:proofErr w:type="spellEnd"/>
+            <w:r>
+              <w:t>.</w:t>
             </w:r>
           </w:p>
         </w:tc>
@@ -1200,8 +5347,29 @@
             </w:tcMar>
           </w:tcPr>
           <w:p>
-            <w:r>
-              <w:t>Některé tabulky zůstávají Queued</w:t>
+            <w:proofErr w:type="spellStart"/>
+            <w:r>
+              <w:t>Některé</w:t>
+            </w:r>
+            <w:proofErr w:type="spellEnd"/>
+            <w:r>
+              <w:t xml:space="preserve"> </w:t>
+            </w:r>
+            <w:proofErr w:type="spellStart"/>
+            <w:r>
+              <w:t>tabulky</w:t>
+            </w:r>
+            <w:proofErr w:type="spellEnd"/>
+            <w:r>
+              <w:t xml:space="preserve"> </w:t>
+            </w:r>
+            <w:proofErr w:type="spellStart"/>
+            <w:r>
+              <w:t>zůstávají</w:t>
+            </w:r>
+            <w:proofErr w:type="spellEnd"/>
+            <w:r>
+              <w:t xml:space="preserve"> Queued</w:t>
             </w:r>
           </w:p>
         </w:tc>
@@ -1216,8 +5384,21 @@
             </w:tcMar>
           </w:tcPr>
           <w:p>
-            <w:r>
-              <w:t>Vyčerpané streamy/sloty.</w:t>
+            <w:proofErr w:type="spellStart"/>
+            <w:r>
+              <w:t>Vyčerpané</w:t>
+            </w:r>
+            <w:proofErr w:type="spellEnd"/>
+            <w:r>
+              <w:t xml:space="preserve"> streamy/</w:t>
+            </w:r>
+            <w:proofErr w:type="spellStart"/>
+            <w:r>
+              <w:t>sloty</w:t>
+            </w:r>
+            <w:proofErr w:type="spellEnd"/>
+            <w:r>
+              <w:t>.</w:t>
             </w:r>
           </w:p>
         </w:tc>
@@ -1232,8 +5413,61 @@
             </w:tcMar>
           </w:tcPr>
           <w:p>
-            <w:r>
-              <w:t>Vyčkejte; po dokončení běžících úloh se fronta automaticky uvolní.</w:t>
+            <w:proofErr w:type="spellStart"/>
+            <w:r>
+              <w:t>Vyčkejte</w:t>
+            </w:r>
+            <w:proofErr w:type="spellEnd"/>
+            <w:r>
+              <w:t xml:space="preserve">; po </w:t>
+            </w:r>
+            <w:proofErr w:type="spellStart"/>
+            <w:r>
+              <w:t>dokončení</w:t>
+            </w:r>
+            <w:proofErr w:type="spellEnd"/>
+            <w:r>
+              <w:t xml:space="preserve"> </w:t>
+            </w:r>
+            <w:proofErr w:type="spellStart"/>
+            <w:r>
+              <w:t>běžících</w:t>
+            </w:r>
+            <w:proofErr w:type="spellEnd"/>
+            <w:r>
+              <w:t xml:space="preserve"> </w:t>
+            </w:r>
+            <w:proofErr w:type="spellStart"/>
+            <w:r>
+              <w:t>úloh</w:t>
+            </w:r>
+            <w:proofErr w:type="spellEnd"/>
+            <w:r>
+              <w:t xml:space="preserve"> se </w:t>
+            </w:r>
+            <w:proofErr w:type="spellStart"/>
+            <w:r>
+              <w:t>fronta</w:t>
+            </w:r>
+            <w:proofErr w:type="spellEnd"/>
+            <w:r>
+              <w:t xml:space="preserve"> </w:t>
+            </w:r>
+            <w:proofErr w:type="spellStart"/>
+            <w:r>
+              <w:t>automaticky</w:t>
+            </w:r>
+            <w:proofErr w:type="spellEnd"/>
+            <w:r>
+              <w:t xml:space="preserve"> </w:t>
+            </w:r>
+            <w:proofErr w:type="spellStart"/>
+            <w:r>
+              <w:t>uvolní</w:t>
+            </w:r>
+            <w:proofErr w:type="spellEnd"/>
+            <w:r>
+              <w:t>.</w:t>
             </w:r>
           </w:p>
         </w:tc>
@@ -1253,9 +5487,43 @@
             </w:tcMar>
           </w:tcPr>
           <w:p>
-            <w:r>
-              <w:t>Hromadný výběr neoznačil všechny tabulky</w:t>
-            </w:r>
+            <w:proofErr w:type="spellStart"/>
+            <w:r>
+              <w:t>Hromadný</w:t>
+            </w:r>
+            <w:proofErr w:type="spellEnd"/>
+            <w:r>
+              <w:t xml:space="preserve"> </w:t>
+            </w:r>
+            <w:proofErr w:type="spellStart"/>
+            <w:r>
+              <w:t>výběr</w:t>
+            </w:r>
+            <w:proofErr w:type="spellEnd"/>
+            <w:r>
+              <w:t xml:space="preserve"> </w:t>
+            </w:r>
+            <w:proofErr w:type="spellStart"/>
+            <w:r>
+              <w:t>neoznačil</w:t>
+            </w:r>
+            <w:proofErr w:type="spellEnd"/>
+            <w:r>
+              <w:t xml:space="preserve"> </w:t>
+            </w:r>
+            <w:proofErr w:type="spellStart"/>
+            <w:r>
+              <w:t>všechny</w:t>
+            </w:r>
+            <w:proofErr w:type="spellEnd"/>
+            <w:r>
+              <w:t xml:space="preserve"> </w:t>
+            </w:r>
+            <w:proofErr w:type="spellStart"/>
+            <w:r>
+              <w:t>tabulky</w:t>
+            </w:r>
+            <w:proofErr w:type="spellEnd"/>
           </w:p>
         </w:tc>
         <w:tc>
@@ -1269,8 +5537,29 @@
             </w:tcMar>
           </w:tcPr>
           <w:p>
-            <w:r>
-              <w:t>Chování uživatelského rozhraní.</w:t>
+            <w:proofErr w:type="spellStart"/>
+            <w:r>
+              <w:t>Chování</w:t>
+            </w:r>
+            <w:proofErr w:type="spellEnd"/>
+            <w:r>
+              <w:t xml:space="preserve"> </w:t>
+            </w:r>
+            <w:proofErr w:type="spellStart"/>
+            <w:r>
+              <w:t>uživatelského</w:t>
+            </w:r>
+            <w:proofErr w:type="spellEnd"/>
+            <w:r>
+              <w:t xml:space="preserve"> </w:t>
+            </w:r>
+            <w:proofErr w:type="spellStart"/>
+            <w:r>
+              <w:t>rozhraní</w:t>
+            </w:r>
+            <w:proofErr w:type="spellEnd"/>
+            <w:r>
+              <w:t>.</w:t>
             </w:r>
           </w:p>
         </w:tc>
@@ -1285,8 +5574,77 @@
             </w:tcMar>
           </w:tcPr>
           <w:p>
-            <w:r>
-              <w:t>Výběr zopakujte a před spuštěním vizuálně ověřte seznam označených tabulek.</w:t>
+            <w:proofErr w:type="spellStart"/>
+            <w:r>
+              <w:t>Výběr</w:t>
+            </w:r>
+            <w:proofErr w:type="spellEnd"/>
+            <w:r>
+              <w:t xml:space="preserve"> </w:t>
+            </w:r>
+            <w:proofErr w:type="spellStart"/>
+            <w:r>
+              <w:t>zopakujte</w:t>
+            </w:r>
+            <w:proofErr w:type="spellEnd"/>
+            <w:r>
+              <w:t xml:space="preserve"> a </w:t>
+            </w:r>
+            <w:proofErr w:type="spellStart"/>
+            <w:r>
+              <w:t>před</w:t>
+            </w:r>
+            <w:proofErr w:type="spellEnd"/>
+            <w:r>
+              <w:t xml:space="preserve"> </w:t>
+            </w:r>
+            <w:proofErr w:type="spellStart"/>
+            <w:r>
+              <w:t>spuštěním</w:t>
+            </w:r>
+            <w:proofErr w:type="spellEnd"/>
+            <w:r>
+              <w:t xml:space="preserve"> </w:t>
+            </w:r>
+            <w:proofErr w:type="spellStart"/>
+            <w:r>
+              <w:t>vizuálně</w:t>
+            </w:r>
+            <w:proofErr w:type="spellEnd"/>
+            <w:r>
+              <w:t xml:space="preserve"> </w:t>
+            </w:r>
+            <w:proofErr w:type="spellStart"/>
+            <w:r>
+              <w:t>ověřte</w:t>
+            </w:r>
+            <w:proofErr w:type="spellEnd"/>
+            <w:r>
+              <w:t xml:space="preserve"> </w:t>
+            </w:r>
+            <w:proofErr w:type="spellStart"/>
+            <w:r>
+              <w:t>seznam</w:t>
+            </w:r>
+            <w:proofErr w:type="spellEnd"/>
+            <w:r>
+              <w:t xml:space="preserve"> </w:t>
+            </w:r>
+            <w:proofErr w:type="spellStart"/>
+            <w:r>
+              <w:t>označených</w:t>
+            </w:r>
+            <w:proofErr w:type="spellEnd"/>
+            <w:r>
+              <w:t xml:space="preserve"> </w:t>
+            </w:r>
+            <w:proofErr w:type="spellStart"/>
+            <w:r>
+              <w:t>tabulek</w:t>
+            </w:r>
+            <w:proofErr w:type="spellEnd"/>
+            <w:r>
+              <w:t>.</w:t>
             </w:r>
           </w:p>
         </w:tc>
@@ -1306,9 +5664,35 @@
             </w:tcMar>
           </w:tcPr>
           <w:p>
-            <w:r>
-              <w:t>Validace trvá velmi dlouho</w:t>
-            </w:r>
+            <w:proofErr w:type="spellStart"/>
+            <w:r>
+              <w:t>Validace</w:t>
+            </w:r>
+            <w:proofErr w:type="spellEnd"/>
+            <w:r>
+              <w:t xml:space="preserve"> </w:t>
+            </w:r>
+            <w:proofErr w:type="spellStart"/>
+            <w:r>
+              <w:t>trvá</w:t>
+            </w:r>
+            <w:proofErr w:type="spellEnd"/>
+            <w:r>
+              <w:t xml:space="preserve"> </w:t>
+            </w:r>
+            <w:proofErr w:type="spellStart"/>
+            <w:r>
+              <w:t>velmi</w:t>
+            </w:r>
+            <w:proofErr w:type="spellEnd"/>
+            <w:r>
+              <w:t xml:space="preserve"> </w:t>
+            </w:r>
+            <w:proofErr w:type="spellStart"/>
+            <w:r>
+              <w:t>dlouho</w:t>
+            </w:r>
+            <w:proofErr w:type="spellEnd"/>
           </w:p>
         </w:tc>
         <w:tc>
@@ -1322,8 +5706,53 @@
             </w:tcMar>
           </w:tcPr>
           <w:p>
-            <w:r>
-              <w:t>Široká tabulka a výpočet distinct statistik pro mnoho sloupců.</w:t>
+            <w:proofErr w:type="spellStart"/>
+            <w:r>
+              <w:t>Široká</w:t>
+            </w:r>
+            <w:proofErr w:type="spellEnd"/>
+            <w:r>
+              <w:t xml:space="preserve"> </w:t>
+            </w:r>
+            <w:proofErr w:type="spellStart"/>
+            <w:r>
+              <w:t>tabulka</w:t>
+            </w:r>
+            <w:proofErr w:type="spellEnd"/>
+            <w:r>
+              <w:t xml:space="preserve"> a </w:t>
+            </w:r>
+            <w:proofErr w:type="spellStart"/>
+            <w:r>
+              <w:t>výpočet</w:t>
+            </w:r>
+            <w:proofErr w:type="spellEnd"/>
+            <w:r>
+              <w:t xml:space="preserve"> distinct </w:t>
+            </w:r>
+            <w:proofErr w:type="spellStart"/>
+            <w:r>
+              <w:t>statistik</w:t>
+            </w:r>
+            <w:proofErr w:type="spellEnd"/>
+            <w:r>
+              <w:t xml:space="preserve"> pro </w:t>
+            </w:r>
+            <w:proofErr w:type="spellStart"/>
+            <w:r>
+              <w:t>mnoho</w:t>
+            </w:r>
+            <w:proofErr w:type="spellEnd"/>
+            <w:r>
+              <w:t xml:space="preserve"> </w:t>
+            </w:r>
+            <w:proofErr w:type="spellStart"/>
+            <w:r>
+              <w:t>sloupců</w:t>
+            </w:r>
+            <w:proofErr w:type="spellEnd"/>
+            <w:r>
+              <w:t>.</w:t>
             </w:r>
           </w:p>
         </w:tc>
@@ -1338,22 +5767,270 @@
             </w:tcMar>
           </w:tcPr>
           <w:p>
-            <w:r>
-              <w:t>Migraci proveďte se Skip Validate a validaci spusťte samostatně jen tam, kde je potřeba.</w:t>
+            <w:proofErr w:type="spellStart"/>
+            <w:r>
+              <w:t>Migraci</w:t>
+            </w:r>
+            <w:proofErr w:type="spellEnd"/>
+            <w:r>
+              <w:t xml:space="preserve"> </w:t>
+            </w:r>
+            <w:proofErr w:type="spellStart"/>
+            <w:r>
+              <w:t>proveďte</w:t>
+            </w:r>
+            <w:proofErr w:type="spellEnd"/>
+            <w:r>
+              <w:t xml:space="preserve"> se Skip Validate a </w:t>
+            </w:r>
+            <w:proofErr w:type="spellStart"/>
+            <w:r>
+              <w:t>validaci</w:t>
+            </w:r>
+            <w:proofErr w:type="spellEnd"/>
+            <w:r>
+              <w:t xml:space="preserve"> </w:t>
+            </w:r>
+            <w:proofErr w:type="spellStart"/>
+            <w:r>
+              <w:t>spusťte</w:t>
+            </w:r>
+            <w:proofErr w:type="spellEnd"/>
+            <w:r>
+              <w:t xml:space="preserve"> </w:t>
+            </w:r>
+            <w:proofErr w:type="spellStart"/>
+            <w:r>
+              <w:t>samostatně</w:t>
+            </w:r>
+            <w:proofErr w:type="spellEnd"/>
+            <w:r>
+              <w:t xml:space="preserve"> </w:t>
+            </w:r>
+            <w:proofErr w:type="spellStart"/>
+            <w:r>
+              <w:t>jen</w:t>
+            </w:r>
+            <w:proofErr w:type="spellEnd"/>
+            <w:r>
+              <w:t xml:space="preserve"> tam, </w:t>
+            </w:r>
+            <w:proofErr w:type="spellStart"/>
+            <w:r>
+              <w:t>kde</w:t>
+            </w:r>
+            <w:proofErr w:type="spellEnd"/>
+            <w:r>
+              <w:t xml:space="preserve"> je </w:t>
+            </w:r>
+            <w:proofErr w:type="spellStart"/>
+            <w:r>
+              <w:t>potřeba</w:t>
+            </w:r>
+            <w:proofErr w:type="spellEnd"/>
+            <w:r>
+              <w:t>.</w:t>
             </w:r>
           </w:p>
         </w:tc>
       </w:tr>
     </w:tbl>
     <w:p>
+      <w:proofErr w:type="spellStart"/>
       <w:r>
         <w:rPr>
           <w:b/>
         </w:rPr>
-        <w:t xml:space="preserve">Opakování migrace: </w:t>
-      </w:r>
-      <w:r>
-        <w:t>Není nutné ručně mazat celou databázi v BigQuery. Nejdříve zjistěte důvod selhání a potom lze migraci stejné tabulky spustit znovu. U změny struktury použijte Force Full.</w:t>
+        <w:t>Opakování</w:t>
+      </w:r>
+      <w:proofErr w:type="spellEnd"/>
+      <w:r>
+        <w:rPr>
+          <w:b/>
+        </w:rPr>
+        <w:t xml:space="preserve"> </w:t>
+      </w:r>
+      <w:proofErr w:type="spellStart"/>
+      <w:r>
+        <w:rPr>
+          <w:b/>
+        </w:rPr>
+        <w:t>migrace</w:t>
+      </w:r>
+      <w:proofErr w:type="spellEnd"/>
+      <w:r>
+        <w:rPr>
+          <w:b/>
+        </w:rPr>
+        <w:t xml:space="preserve">: </w:t>
+      </w:r>
+      <w:proofErr w:type="spellStart"/>
+      <w:r>
+        <w:t>Není</w:t>
+      </w:r>
+      <w:proofErr w:type="spellEnd"/>
+      <w:r>
+        <w:t xml:space="preserve"> </w:t>
+      </w:r>
+      <w:proofErr w:type="spellStart"/>
+      <w:r>
+        <w:t>nutné</w:t>
+      </w:r>
+      <w:proofErr w:type="spellEnd"/>
+      <w:r>
+        <w:t xml:space="preserve"> </w:t>
+      </w:r>
+      <w:proofErr w:type="spellStart"/>
+      <w:r>
+        <w:t>ručně</w:t>
+      </w:r>
+      <w:proofErr w:type="spellEnd"/>
+      <w:r>
+        <w:t xml:space="preserve"> </w:t>
+      </w:r>
+      <w:proofErr w:type="spellStart"/>
+      <w:r>
+        <w:t>mazat</w:t>
+      </w:r>
+      <w:proofErr w:type="spellEnd"/>
+      <w:r>
+        <w:t xml:space="preserve"> </w:t>
+      </w:r>
+      <w:proofErr w:type="spellStart"/>
+      <w:r>
+        <w:t>celou</w:t>
+      </w:r>
+      <w:proofErr w:type="spellEnd"/>
+      <w:r>
+        <w:t xml:space="preserve"> </w:t>
+      </w:r>
+      <w:proofErr w:type="spellStart"/>
+      <w:r>
+        <w:t>databázi</w:t>
+      </w:r>
+      <w:proofErr w:type="spellEnd"/>
+      <w:r>
+        <w:t xml:space="preserve"> v </w:t>
+      </w:r>
+      <w:proofErr w:type="spellStart"/>
+      <w:r>
+        <w:t>BigQuery</w:t>
+      </w:r>
+      <w:proofErr w:type="spellEnd"/>
+      <w:r>
+        <w:t xml:space="preserve">. </w:t>
+      </w:r>
+      <w:proofErr w:type="spellStart"/>
+      <w:r>
+        <w:t>Nejdříve</w:t>
+      </w:r>
+      <w:proofErr w:type="spellEnd"/>
+      <w:r>
+        <w:t xml:space="preserve"> </w:t>
+      </w:r>
+      <w:proofErr w:type="spellStart"/>
+      <w:r>
+        <w:t>zjistěte</w:t>
+      </w:r>
+      <w:proofErr w:type="spellEnd"/>
+      <w:r>
+        <w:t xml:space="preserve"> </w:t>
+      </w:r>
+      <w:proofErr w:type="spellStart"/>
+      <w:r>
+        <w:t>důvod</w:t>
+      </w:r>
+      <w:proofErr w:type="spellEnd"/>
+      <w:r>
+        <w:t xml:space="preserve"> </w:t>
+      </w:r>
+      <w:proofErr w:type="spellStart"/>
+      <w:r>
+        <w:t>selhání</w:t>
+      </w:r>
+      <w:proofErr w:type="spellEnd"/>
+      <w:r>
+        <w:t xml:space="preserve"> a </w:t>
+      </w:r>
+      <w:proofErr w:type="spellStart"/>
+      <w:r>
+        <w:t>potom</w:t>
+      </w:r>
+      <w:proofErr w:type="spellEnd"/>
+      <w:r>
+        <w:t xml:space="preserve"> </w:t>
+      </w:r>
+      <w:proofErr w:type="spellStart"/>
+      <w:r>
+        <w:t>lze</w:t>
+      </w:r>
+      <w:proofErr w:type="spellEnd"/>
+      <w:r>
+        <w:t xml:space="preserve"> </w:t>
+      </w:r>
+      <w:proofErr w:type="spellStart"/>
+      <w:r>
+        <w:t>migraci</w:t>
+      </w:r>
+      <w:proofErr w:type="spellEnd"/>
+      <w:r>
+        <w:t xml:space="preserve"> </w:t>
+      </w:r>
+      <w:proofErr w:type="spellStart"/>
+      <w:r>
+        <w:t>stejné</w:t>
+      </w:r>
+      <w:proofErr w:type="spellEnd"/>
+      <w:r>
+        <w:t xml:space="preserve"> </w:t>
+      </w:r>
+      <w:proofErr w:type="spellStart"/>
+      <w:r>
+        <w:t>tabulky</w:t>
+      </w:r>
+      <w:proofErr w:type="spellEnd"/>
+      <w:r>
+        <w:t xml:space="preserve"> </w:t>
+      </w:r>
+      <w:proofErr w:type="spellStart"/>
+      <w:r>
+        <w:t>spustit</w:t>
+      </w:r>
+      <w:proofErr w:type="spellEnd"/>
+      <w:r>
+        <w:t xml:space="preserve"> </w:t>
+      </w:r>
+      <w:proofErr w:type="spellStart"/>
+      <w:r>
+        <w:t>znovu</w:t>
+      </w:r>
+      <w:proofErr w:type="spellEnd"/>
+      <w:r>
+        <w:t xml:space="preserve">. U </w:t>
+      </w:r>
+      <w:proofErr w:type="spellStart"/>
+      <w:r>
+        <w:t>změny</w:t>
+      </w:r>
+      <w:proofErr w:type="spellEnd"/>
+      <w:r>
+        <w:t xml:space="preserve"> </w:t>
+      </w:r>
+      <w:proofErr w:type="spellStart"/>
+      <w:r>
+        <w:t>struktury</w:t>
+      </w:r>
+      <w:proofErr w:type="spellEnd"/>
+      <w:r>
+        <w:t xml:space="preserve"> </w:t>
+      </w:r>
+      <w:proofErr w:type="spellStart"/>
+      <w:r>
+        <w:t>použijte</w:t>
+      </w:r>
+      <w:proofErr w:type="spellEnd"/>
+      <w:r>
+        <w:t xml:space="preserve"> Force Full.</w:t>
       </w:r>
     </w:p>
     <w:p>
@@ -1361,7 +6038,23 @@
         <w:pStyle w:val="Nadpis1"/>
       </w:pPr>
       <w:r>
-        <w:t>8. Doporučený provozní checklist</w:t>
+        <w:t xml:space="preserve">8. </w:t>
+      </w:r>
+      <w:proofErr w:type="spellStart"/>
+      <w:r>
+        <w:t>Doporučený</w:t>
+      </w:r>
+      <w:proofErr w:type="spellEnd"/>
+      <w:r>
+        <w:t xml:space="preserve"> </w:t>
+      </w:r>
+      <w:proofErr w:type="spellStart"/>
+      <w:r>
+        <w:t>provozní</w:t>
+      </w:r>
+      <w:proofErr w:type="spellEnd"/>
+      <w:r>
+        <w:t xml:space="preserve"> checklist</w:t>
       </w:r>
     </w:p>
     <w:p>
@@ -1374,8 +6067,53 @@
         </w:rPr>
         <w:t xml:space="preserve">☐ </w:t>
       </w:r>
-      <w:r>
-        <w:t>Jsem přihlášen osobním účtem s právem migrace.</w:t>
+      <w:proofErr w:type="spellStart"/>
+      <w:r>
+        <w:t>Jsem</w:t>
+      </w:r>
+      <w:proofErr w:type="spellEnd"/>
+      <w:r>
+        <w:t xml:space="preserve"> </w:t>
+      </w:r>
+      <w:proofErr w:type="spellStart"/>
+      <w:r>
+        <w:t>přihlášen</w:t>
+      </w:r>
+      <w:proofErr w:type="spellEnd"/>
+      <w:r>
+        <w:t xml:space="preserve"> </w:t>
+      </w:r>
+      <w:proofErr w:type="spellStart"/>
+      <w:r>
+        <w:t>osobním</w:t>
+      </w:r>
+      <w:proofErr w:type="spellEnd"/>
+      <w:r>
+        <w:t xml:space="preserve"> </w:t>
+      </w:r>
+      <w:proofErr w:type="spellStart"/>
+      <w:r>
+        <w:t>účtem</w:t>
+      </w:r>
+      <w:proofErr w:type="spellEnd"/>
+      <w:r>
+        <w:t xml:space="preserve"> s </w:t>
+      </w:r>
+      <w:proofErr w:type="spellStart"/>
+      <w:r>
+        <w:t>právem</w:t>
+      </w:r>
+      <w:proofErr w:type="spellEnd"/>
+      <w:r>
+        <w:t xml:space="preserve"> </w:t>
+      </w:r>
+      <w:proofErr w:type="spellStart"/>
+      <w:r>
+        <w:t>migrace</w:t>
+      </w:r>
+      <w:proofErr w:type="spellEnd"/>
+      <w:r>
+        <w:t>.</w:t>
       </w:r>
     </w:p>
     <w:p>
@@ -1388,8 +6126,45 @@
         </w:rPr>
         <w:t xml:space="preserve">☐ </w:t>
       </w:r>
-      <w:r>
-        <w:t>Vybral jsem správnou zdrojovou Teradata databázi/dataset.</w:t>
+      <w:proofErr w:type="spellStart"/>
+      <w:r>
+        <w:t>Vybral</w:t>
+      </w:r>
+      <w:proofErr w:type="spellEnd"/>
+      <w:r>
+        <w:t xml:space="preserve"> </w:t>
+      </w:r>
+      <w:proofErr w:type="spellStart"/>
+      <w:r>
+        <w:t>jsem</w:t>
+      </w:r>
+      <w:proofErr w:type="spellEnd"/>
+      <w:r>
+        <w:t xml:space="preserve"> </w:t>
+      </w:r>
+      <w:proofErr w:type="spellStart"/>
+      <w:r>
+        <w:t>správnou</w:t>
+      </w:r>
+      <w:proofErr w:type="spellEnd"/>
+      <w:r>
+        <w:t xml:space="preserve"> </w:t>
+      </w:r>
+      <w:proofErr w:type="spellStart"/>
+      <w:r>
+        <w:t>zdrojovou</w:t>
+      </w:r>
+      <w:proofErr w:type="spellEnd"/>
+      <w:r>
+        <w:t xml:space="preserve"> Teradata </w:t>
+      </w:r>
+      <w:proofErr w:type="spellStart"/>
+      <w:r>
+        <w:t>databázi</w:t>
+      </w:r>
+      <w:proofErr w:type="spellEnd"/>
+      <w:r>
+        <w:t>/dataset.</w:t>
       </w:r>
     </w:p>
     <w:p>
@@ -1402,8 +6177,53 @@
         </w:rPr>
         <w:t xml:space="preserve">☐ </w:t>
       </w:r>
-      <w:r>
-        <w:t>Filtr systému vrací očekávaný seznam tabulek.</w:t>
+      <w:proofErr w:type="spellStart"/>
+      <w:r>
+        <w:t>Filtr</w:t>
+      </w:r>
+      <w:proofErr w:type="spellEnd"/>
+      <w:r>
+        <w:t xml:space="preserve"> </w:t>
+      </w:r>
+      <w:proofErr w:type="spellStart"/>
+      <w:r>
+        <w:t>systému</w:t>
+      </w:r>
+      <w:proofErr w:type="spellEnd"/>
+      <w:r>
+        <w:t xml:space="preserve"> </w:t>
+      </w:r>
+      <w:proofErr w:type="spellStart"/>
+      <w:r>
+        <w:t>vrací</w:t>
+      </w:r>
+      <w:proofErr w:type="spellEnd"/>
+      <w:r>
+        <w:t xml:space="preserve"> </w:t>
+      </w:r>
+      <w:proofErr w:type="spellStart"/>
+      <w:r>
+        <w:t>očekávaný</w:t>
+      </w:r>
+      <w:proofErr w:type="spellEnd"/>
+      <w:r>
+        <w:t xml:space="preserve"> </w:t>
+      </w:r>
+      <w:proofErr w:type="spellStart"/>
+      <w:r>
+        <w:t>seznam</w:t>
+      </w:r>
+      <w:proofErr w:type="spellEnd"/>
+      <w:r>
+        <w:t xml:space="preserve"> </w:t>
+      </w:r>
+      <w:proofErr w:type="spellStart"/>
+      <w:r>
+        <w:t>tabulek</w:t>
+      </w:r>
+      <w:proofErr w:type="spellEnd"/>
+      <w:r>
+        <w:t>.</w:t>
       </w:r>
     </w:p>
     <w:p>
@@ -1416,8 +6236,69 @@
         </w:rPr>
         <w:t xml:space="preserve">☐ </w:t>
       </w:r>
-      <w:r>
-        <w:t>Ověřil jsem, že jsou označeny všechny požadované tabulky.</w:t>
+      <w:proofErr w:type="spellStart"/>
+      <w:r>
+        <w:t>Ověřil</w:t>
+      </w:r>
+      <w:proofErr w:type="spellEnd"/>
+      <w:r>
+        <w:t xml:space="preserve"> </w:t>
+      </w:r>
+      <w:proofErr w:type="spellStart"/>
+      <w:r>
+        <w:t>jsem</w:t>
+      </w:r>
+      <w:proofErr w:type="spellEnd"/>
+      <w:r>
+        <w:t xml:space="preserve">, </w:t>
+      </w:r>
+      <w:proofErr w:type="spellStart"/>
+      <w:r>
+        <w:t>že</w:t>
+      </w:r>
+      <w:proofErr w:type="spellEnd"/>
+      <w:r>
+        <w:t xml:space="preserve"> </w:t>
+      </w:r>
+      <w:proofErr w:type="spellStart"/>
+      <w:r>
+        <w:t>jsou</w:t>
+      </w:r>
+      <w:proofErr w:type="spellEnd"/>
+      <w:r>
+        <w:t xml:space="preserve"> </w:t>
+      </w:r>
+      <w:proofErr w:type="spellStart"/>
+      <w:r>
+        <w:t>označeny</w:t>
+      </w:r>
+      <w:proofErr w:type="spellEnd"/>
+      <w:r>
+        <w:t xml:space="preserve"> </w:t>
+      </w:r>
+      <w:proofErr w:type="spellStart"/>
+      <w:r>
+        <w:t>všechny</w:t>
+      </w:r>
+      <w:proofErr w:type="spellEnd"/>
+      <w:r>
+        <w:t xml:space="preserve"> </w:t>
+      </w:r>
+      <w:proofErr w:type="spellStart"/>
+      <w:r>
+        <w:t>požadované</w:t>
+      </w:r>
+      <w:proofErr w:type="spellEnd"/>
+      <w:r>
+        <w:t xml:space="preserve"> </w:t>
+      </w:r>
+      <w:proofErr w:type="spellStart"/>
+      <w:r>
+        <w:t>tabulky</w:t>
+      </w:r>
+      <w:proofErr w:type="spellEnd"/>
+      <w:r>
+        <w:t>.</w:t>
       </w:r>
     </w:p>
     <w:p>
@@ -1428,10 +6309,56 @@
         <w:rPr>
           <w:b/>
         </w:rPr>
+        <w:lastRenderedPageBreak/>
         <w:t xml:space="preserve">☐ </w:t>
       </w:r>
-      <w:r>
-        <w:t>Rozhodl jsem FULL vs. incremental podle velikosti a změny struktury.</w:t>
+      <w:proofErr w:type="spellStart"/>
+      <w:r>
+        <w:t>Rozhodl</w:t>
+      </w:r>
+      <w:proofErr w:type="spellEnd"/>
+      <w:r>
+        <w:t xml:space="preserve"> </w:t>
+      </w:r>
+      <w:proofErr w:type="spellStart"/>
+      <w:r>
+        <w:t>jsem</w:t>
+      </w:r>
+      <w:proofErr w:type="spellEnd"/>
+      <w:r>
+        <w:t xml:space="preserve"> FULL vs. incremental </w:t>
+      </w:r>
+      <w:proofErr w:type="spellStart"/>
+      <w:r>
+        <w:t>podle</w:t>
+      </w:r>
+      <w:proofErr w:type="spellEnd"/>
+      <w:r>
+        <w:t xml:space="preserve"> </w:t>
+      </w:r>
+      <w:proofErr w:type="spellStart"/>
+      <w:r>
+        <w:t>velikosti</w:t>
+      </w:r>
+      <w:proofErr w:type="spellEnd"/>
+      <w:r>
+        <w:t xml:space="preserve"> a </w:t>
+      </w:r>
+      <w:proofErr w:type="spellStart"/>
+      <w:r>
+        <w:t>změny</w:t>
+      </w:r>
+      <w:proofErr w:type="spellEnd"/>
+      <w:r>
+        <w:t xml:space="preserve"> </w:t>
+      </w:r>
+      <w:proofErr w:type="spellStart"/>
+      <w:r>
+        <w:t>struktury</w:t>
+      </w:r>
+      <w:proofErr w:type="spellEnd"/>
+      <w:r>
+        <w:t>.</w:t>
       </w:r>
     </w:p>
     <w:p>
@@ -1444,8 +6371,45 @@
         </w:rPr>
         <w:t xml:space="preserve">☐ </w:t>
       </w:r>
-      <w:r>
-        <w:t>Nastavil jsem Skip Validate podle zvoleného postupu.</w:t>
+      <w:proofErr w:type="spellStart"/>
+      <w:r>
+        <w:t>Nastavil</w:t>
+      </w:r>
+      <w:proofErr w:type="spellEnd"/>
+      <w:r>
+        <w:t xml:space="preserve"> </w:t>
+      </w:r>
+      <w:proofErr w:type="spellStart"/>
+      <w:r>
+        <w:t>jsem</w:t>
+      </w:r>
+      <w:proofErr w:type="spellEnd"/>
+      <w:r>
+        <w:t xml:space="preserve"> Skip Validate </w:t>
+      </w:r>
+      <w:proofErr w:type="spellStart"/>
+      <w:r>
+        <w:t>podle</w:t>
+      </w:r>
+      <w:proofErr w:type="spellEnd"/>
+      <w:r>
+        <w:t xml:space="preserve"> </w:t>
+      </w:r>
+      <w:proofErr w:type="spellStart"/>
+      <w:r>
+        <w:t>zvoleného</w:t>
+      </w:r>
+      <w:proofErr w:type="spellEnd"/>
+      <w:r>
+        <w:t xml:space="preserve"> </w:t>
+      </w:r>
+      <w:proofErr w:type="spellStart"/>
+      <w:r>
+        <w:t>postupu</w:t>
+      </w:r>
+      <w:proofErr w:type="spellEnd"/>
+      <w:r>
+        <w:t>.</w:t>
       </w:r>
     </w:p>
     <w:p>
@@ -1459,7 +6423,31 @@
         <w:t xml:space="preserve">☐ </w:t>
       </w:r>
       <w:r>
-        <w:t>Zadal jsem jednoznačný tag běhu.</w:t>
+        <w:t xml:space="preserve">Zadal </w:t>
+      </w:r>
+      <w:proofErr w:type="spellStart"/>
+      <w:r>
+        <w:t>jsem</w:t>
+      </w:r>
+      <w:proofErr w:type="spellEnd"/>
+      <w:r>
+        <w:t xml:space="preserve"> </w:t>
+      </w:r>
+      <w:proofErr w:type="spellStart"/>
+      <w:r>
+        <w:t>jednoznačný</w:t>
+      </w:r>
+      <w:proofErr w:type="spellEnd"/>
+      <w:r>
+        <w:t xml:space="preserve"> tag </w:t>
+      </w:r>
+      <w:proofErr w:type="spellStart"/>
+      <w:r>
+        <w:t>běhu</w:t>
+      </w:r>
+      <w:proofErr w:type="spellEnd"/>
+      <w:r>
+        <w:t>.</w:t>
       </w:r>
     </w:p>
     <w:p>
@@ -1473,7 +6461,31 @@
         <w:t xml:space="preserve">☐ </w:t>
       </w:r>
       <w:r>
-        <w:t>Po spuštění sleduji Running / Queued a detail kroků.</w:t>
+        <w:t xml:space="preserve">Po </w:t>
+      </w:r>
+      <w:proofErr w:type="spellStart"/>
+      <w:r>
+        <w:t>spuštění</w:t>
+      </w:r>
+      <w:proofErr w:type="spellEnd"/>
+      <w:r>
+        <w:t xml:space="preserve"> </w:t>
+      </w:r>
+      <w:proofErr w:type="spellStart"/>
+      <w:r>
+        <w:t>sleduji</w:t>
+      </w:r>
+      <w:proofErr w:type="spellEnd"/>
+      <w:r>
+        <w:t xml:space="preserve"> Running / Queued a detail </w:t>
+      </w:r>
+      <w:proofErr w:type="spellStart"/>
+      <w:r>
+        <w:t>kroků</w:t>
+      </w:r>
+      <w:proofErr w:type="spellEnd"/>
+      <w:r>
+        <w:t>.</w:t>
       </w:r>
     </w:p>
     <w:p>
@@ -1484,11 +6496,18 @@
         <w:rPr>
           <w:b/>
         </w:rPr>
-        <w:lastRenderedPageBreak/>
         <w:t xml:space="preserve">☐ </w:t>
       </w:r>
       <w:r>
-        <w:t>Po dokončení je Failed = 0.</w:t>
+        <w:t xml:space="preserve">Po </w:t>
+      </w:r>
+      <w:proofErr w:type="spellStart"/>
+      <w:r>
+        <w:t>dokončení</w:t>
+      </w:r>
+      <w:proofErr w:type="spellEnd"/>
+      <w:r>
+        <w:t xml:space="preserve"> je Failed = 0.</w:t>
       </w:r>
     </w:p>
     <w:p>
@@ -1501,8 +6520,85 @@
         </w:rPr>
         <w:t xml:space="preserve">☐ </w:t>
       </w:r>
-      <w:r>
-        <w:t>Provedl jsem validaci vybraných tabulek nebo zdokumentoval důvod jejího přeskočení.</w:t>
+      <w:proofErr w:type="spellStart"/>
+      <w:r>
+        <w:t>Provedl</w:t>
+      </w:r>
+      <w:proofErr w:type="spellEnd"/>
+      <w:r>
+        <w:t xml:space="preserve"> </w:t>
+      </w:r>
+      <w:proofErr w:type="spellStart"/>
+      <w:r>
+        <w:t>jsem</w:t>
+      </w:r>
+      <w:proofErr w:type="spellEnd"/>
+      <w:r>
+        <w:t xml:space="preserve"> </w:t>
+      </w:r>
+      <w:proofErr w:type="spellStart"/>
+      <w:r>
+        <w:t>validaci</w:t>
+      </w:r>
+      <w:proofErr w:type="spellEnd"/>
+      <w:r>
+        <w:t xml:space="preserve"> </w:t>
+      </w:r>
+      <w:proofErr w:type="spellStart"/>
+      <w:r>
+        <w:t>vybraných</w:t>
+      </w:r>
+      <w:proofErr w:type="spellEnd"/>
+      <w:r>
+        <w:t xml:space="preserve"> </w:t>
+      </w:r>
+      <w:proofErr w:type="spellStart"/>
+      <w:r>
+        <w:t>tabulek</w:t>
+      </w:r>
+      <w:proofErr w:type="spellEnd"/>
+      <w:r>
+        <w:t xml:space="preserve"> </w:t>
+      </w:r>
+      <w:proofErr w:type="spellStart"/>
+      <w:r>
+        <w:t>nebo</w:t>
+      </w:r>
+      <w:proofErr w:type="spellEnd"/>
+      <w:r>
+        <w:t xml:space="preserve"> </w:t>
+      </w:r>
+      <w:proofErr w:type="spellStart"/>
+      <w:r>
+        <w:t>zdokumentoval</w:t>
+      </w:r>
+      <w:proofErr w:type="spellEnd"/>
+      <w:r>
+        <w:t xml:space="preserve"> </w:t>
+      </w:r>
+      <w:proofErr w:type="spellStart"/>
+      <w:r>
+        <w:t>důvod</w:t>
+      </w:r>
+      <w:proofErr w:type="spellEnd"/>
+      <w:r>
+        <w:t xml:space="preserve"> </w:t>
+      </w:r>
+      <w:proofErr w:type="spellStart"/>
+      <w:r>
+        <w:t>jejího</w:t>
+      </w:r>
+      <w:proofErr w:type="spellEnd"/>
+      <w:r>
+        <w:t xml:space="preserve"> </w:t>
+      </w:r>
+      <w:proofErr w:type="spellStart"/>
+      <w:r>
+        <w:t>přeskočení</w:t>
+      </w:r>
+      <w:proofErr w:type="spellEnd"/>
+      <w:r>
+        <w:t>.</w:t>
       </w:r>
     </w:p>
     <w:p>
@@ -1510,12 +6606,73 @@
         <w:pStyle w:val="Nadpis1"/>
       </w:pPr>
       <w:r>
-        <w:t>9. Poznámka k migračním prostředím a snapshotům</w:t>
-      </w:r>
+        <w:t xml:space="preserve">9. </w:t>
+      </w:r>
+      <w:proofErr w:type="spellStart"/>
+      <w:r>
+        <w:t>Poznámka</w:t>
+      </w:r>
+      <w:proofErr w:type="spellEnd"/>
+      <w:r>
+        <w:t xml:space="preserve"> k </w:t>
+      </w:r>
+      <w:proofErr w:type="spellStart"/>
+      <w:r>
+        <w:t>migračním</w:t>
+      </w:r>
+      <w:proofErr w:type="spellEnd"/>
+      <w:r>
+        <w:t xml:space="preserve"> </w:t>
+      </w:r>
+      <w:proofErr w:type="spellStart"/>
+      <w:r>
+        <w:t>prostředím</w:t>
+      </w:r>
+      <w:proofErr w:type="spellEnd"/>
+      <w:r>
+        <w:t xml:space="preserve"> a </w:t>
+      </w:r>
+      <w:proofErr w:type="spellStart"/>
+      <w:r>
+        <w:t>snapshotům</w:t>
+      </w:r>
+      <w:proofErr w:type="spellEnd"/>
     </w:p>
     <w:p>
       <w:r>
-        <w:t>Ze schůzky vyplývá následující pracovní model:</w:t>
+        <w:t xml:space="preserve">Ze </w:t>
+      </w:r>
+      <w:proofErr w:type="spellStart"/>
+      <w:r>
+        <w:t>schůzky</w:t>
+      </w:r>
+      <w:proofErr w:type="spellEnd"/>
+      <w:r>
+        <w:t xml:space="preserve"> </w:t>
+      </w:r>
+      <w:proofErr w:type="spellStart"/>
+      <w:r>
+        <w:t>vyplývá</w:t>
+      </w:r>
+      <w:proofErr w:type="spellEnd"/>
+      <w:r>
+        <w:t xml:space="preserve"> </w:t>
+      </w:r>
+      <w:proofErr w:type="spellStart"/>
+      <w:r>
+        <w:t>následující</w:t>
+      </w:r>
+      <w:proofErr w:type="spellEnd"/>
+      <w:r>
+        <w:t xml:space="preserve"> </w:t>
+      </w:r>
+      <w:proofErr w:type="spellStart"/>
+      <w:r>
+        <w:t>pracovní</w:t>
+      </w:r>
+      <w:proofErr w:type="spellEnd"/>
+      <w:r>
+        <w:t xml:space="preserve"> model:</w:t>
       </w:r>
     </w:p>
     <w:p>
@@ -1524,7 +6681,71 @@
         <w:spacing w:after="60"/>
       </w:pPr>
       <w:r>
-        <w:t>EM1 slouží jako živé první místo, kam přicházejí data z Teradat.</w:t>
+        <w:t xml:space="preserve">EM1 </w:t>
+      </w:r>
+      <w:proofErr w:type="spellStart"/>
+      <w:r>
+        <w:t>slouží</w:t>
+      </w:r>
+      <w:proofErr w:type="spellEnd"/>
+      <w:r>
+        <w:t xml:space="preserve"> </w:t>
+      </w:r>
+      <w:proofErr w:type="spellStart"/>
+      <w:r>
+        <w:t>jako</w:t>
+      </w:r>
+      <w:proofErr w:type="spellEnd"/>
+      <w:r>
+        <w:t xml:space="preserve"> </w:t>
+      </w:r>
+      <w:proofErr w:type="spellStart"/>
+      <w:r>
+        <w:t>živé</w:t>
+      </w:r>
+      <w:proofErr w:type="spellEnd"/>
+      <w:r>
+        <w:t xml:space="preserve"> </w:t>
+      </w:r>
+      <w:proofErr w:type="spellStart"/>
+      <w:r>
+        <w:t>první</w:t>
+      </w:r>
+      <w:proofErr w:type="spellEnd"/>
+      <w:r>
+        <w:t xml:space="preserve"> </w:t>
+      </w:r>
+      <w:proofErr w:type="spellStart"/>
+      <w:r>
+        <w:t>místo</w:t>
+      </w:r>
+      <w:proofErr w:type="spellEnd"/>
+      <w:r>
+        <w:t xml:space="preserve">, </w:t>
+      </w:r>
+      <w:proofErr w:type="spellStart"/>
+      <w:r>
+        <w:t>kam</w:t>
+      </w:r>
+      <w:proofErr w:type="spellEnd"/>
+      <w:r>
+        <w:t xml:space="preserve"> </w:t>
+      </w:r>
+      <w:proofErr w:type="spellStart"/>
+      <w:r>
+        <w:t>přicházejí</w:t>
+      </w:r>
+      <w:proofErr w:type="spellEnd"/>
+      <w:r>
+        <w:t xml:space="preserve"> data z </w:t>
+      </w:r>
+      <w:proofErr w:type="spellStart"/>
+      <w:r>
+        <w:t>Teradat</w:t>
+      </w:r>
+      <w:proofErr w:type="spellEnd"/>
+      <w:r>
+        <w:t>.</w:t>
       </w:r>
     </w:p>
     <w:p>
@@ -1533,7 +6754,103 @@
         <w:spacing w:after="60"/>
       </w:pPr>
       <w:r>
-        <w:t>Po dokončení migrace lze vytvořit klon celé databáze/datasetu do EM2 a tím uchovat pevný referenční snapshot.</w:t>
+        <w:t xml:space="preserve">Po </w:t>
+      </w:r>
+      <w:proofErr w:type="spellStart"/>
+      <w:r>
+        <w:t>dokončení</w:t>
+      </w:r>
+      <w:proofErr w:type="spellEnd"/>
+      <w:r>
+        <w:t xml:space="preserve"> </w:t>
+      </w:r>
+      <w:proofErr w:type="spellStart"/>
+      <w:r>
+        <w:t>migrace</w:t>
+      </w:r>
+      <w:proofErr w:type="spellEnd"/>
+      <w:r>
+        <w:t xml:space="preserve"> </w:t>
+      </w:r>
+      <w:proofErr w:type="spellStart"/>
+      <w:r>
+        <w:t>lze</w:t>
+      </w:r>
+      <w:proofErr w:type="spellEnd"/>
+      <w:r>
+        <w:t xml:space="preserve"> </w:t>
+      </w:r>
+      <w:proofErr w:type="spellStart"/>
+      <w:r>
+        <w:t>vytvořit</w:t>
+      </w:r>
+      <w:proofErr w:type="spellEnd"/>
+      <w:r>
+        <w:t xml:space="preserve"> </w:t>
+      </w:r>
+      <w:proofErr w:type="spellStart"/>
+      <w:r>
+        <w:t>klon</w:t>
+      </w:r>
+      <w:proofErr w:type="spellEnd"/>
+      <w:r>
+        <w:t xml:space="preserve"> </w:t>
+      </w:r>
+      <w:proofErr w:type="spellStart"/>
+      <w:r>
+        <w:t>celé</w:t>
+      </w:r>
+      <w:proofErr w:type="spellEnd"/>
+      <w:r>
+        <w:t xml:space="preserve"> </w:t>
+      </w:r>
+      <w:proofErr w:type="spellStart"/>
+      <w:r>
+        <w:t>databáze</w:t>
+      </w:r>
+      <w:proofErr w:type="spellEnd"/>
+      <w:r>
+        <w:t>/</w:t>
+      </w:r>
+      <w:proofErr w:type="spellStart"/>
+      <w:r>
+        <w:t>datasetu</w:t>
+      </w:r>
+      <w:proofErr w:type="spellEnd"/>
+      <w:r>
+        <w:t xml:space="preserve"> do EM2 a </w:t>
+      </w:r>
+      <w:proofErr w:type="spellStart"/>
+      <w:r>
+        <w:t>tím</w:t>
+      </w:r>
+      <w:proofErr w:type="spellEnd"/>
+      <w:r>
+        <w:t xml:space="preserve"> </w:t>
+      </w:r>
+      <w:proofErr w:type="spellStart"/>
+      <w:r>
+        <w:t>uchovat</w:t>
+      </w:r>
+      <w:proofErr w:type="spellEnd"/>
+      <w:r>
+        <w:t xml:space="preserve"> </w:t>
+      </w:r>
+      <w:proofErr w:type="spellStart"/>
+      <w:r>
+        <w:t>pevný</w:t>
+      </w:r>
+      <w:proofErr w:type="spellEnd"/>
+      <w:r>
+        <w:t xml:space="preserve"> </w:t>
+      </w:r>
+      <w:proofErr w:type="spellStart"/>
+      <w:r>
+        <w:t>referenční</w:t>
+      </w:r>
+      <w:proofErr w:type="spellEnd"/>
+      <w:r>
+        <w:t xml:space="preserve"> snapshot.</w:t>
       </w:r>
     </w:p>
     <w:p>
@@ -1542,7 +6859,55 @@
         <w:spacing w:after="60"/>
       </w:pPr>
       <w:r>
-        <w:t>EM2 je používána jako úložiště zmražených snapshotů/backupů.</w:t>
+        <w:t xml:space="preserve">EM2 je </w:t>
+      </w:r>
+      <w:proofErr w:type="spellStart"/>
+      <w:r>
+        <w:t>používána</w:t>
+      </w:r>
+      <w:proofErr w:type="spellEnd"/>
+      <w:r>
+        <w:t xml:space="preserve"> </w:t>
+      </w:r>
+      <w:proofErr w:type="spellStart"/>
+      <w:r>
+        <w:t>jako</w:t>
+      </w:r>
+      <w:proofErr w:type="spellEnd"/>
+      <w:r>
+        <w:t xml:space="preserve"> </w:t>
+      </w:r>
+      <w:proofErr w:type="spellStart"/>
+      <w:r>
+        <w:t>úložiště</w:t>
+      </w:r>
+      <w:proofErr w:type="spellEnd"/>
+      <w:r>
+        <w:t xml:space="preserve"> </w:t>
+      </w:r>
+      <w:proofErr w:type="spellStart"/>
+      <w:r>
+        <w:t>zmražených</w:t>
+      </w:r>
+      <w:proofErr w:type="spellEnd"/>
+      <w:r>
+        <w:t xml:space="preserve"> </w:t>
+      </w:r>
+      <w:proofErr w:type="spellStart"/>
+      <w:r>
+        <w:t>snapshotů</w:t>
+      </w:r>
+      <w:proofErr w:type="spellEnd"/>
+      <w:r>
+        <w:t>/</w:t>
+      </w:r>
+      <w:proofErr w:type="spellStart"/>
+      <w:r>
+        <w:t>backupů</w:t>
+      </w:r>
+      <w:proofErr w:type="spellEnd"/>
+      <w:r>
+        <w:t>.</w:t>
       </w:r>
     </w:p>
     <w:p>
@@ -1551,7 +6916,87 @@
         <w:spacing w:after="60"/>
       </w:pPr>
       <w:r>
-        <w:t>Z vybraného snapshotu lze následně zakládat testovací nebo vývojová prostředí, například v EM3.</w:t>
+        <w:t xml:space="preserve">Z </w:t>
+      </w:r>
+      <w:proofErr w:type="spellStart"/>
+      <w:r>
+        <w:t>vybraného</w:t>
+      </w:r>
+      <w:proofErr w:type="spellEnd"/>
+      <w:r>
+        <w:t xml:space="preserve"> </w:t>
+      </w:r>
+      <w:proofErr w:type="spellStart"/>
+      <w:r>
+        <w:t>snapshotu</w:t>
+      </w:r>
+      <w:proofErr w:type="spellEnd"/>
+      <w:r>
+        <w:t xml:space="preserve"> </w:t>
+      </w:r>
+      <w:proofErr w:type="spellStart"/>
+      <w:r>
+        <w:t>lze</w:t>
+      </w:r>
+      <w:proofErr w:type="spellEnd"/>
+      <w:r>
+        <w:t xml:space="preserve"> </w:t>
+      </w:r>
+      <w:proofErr w:type="spellStart"/>
+      <w:r>
+        <w:t>následně</w:t>
+      </w:r>
+      <w:proofErr w:type="spellEnd"/>
+      <w:r>
+        <w:t xml:space="preserve"> </w:t>
+      </w:r>
+      <w:proofErr w:type="spellStart"/>
+      <w:r>
+        <w:t>zakládat</w:t>
+      </w:r>
+      <w:proofErr w:type="spellEnd"/>
+      <w:r>
+        <w:t xml:space="preserve"> </w:t>
+      </w:r>
+      <w:proofErr w:type="spellStart"/>
+      <w:r>
+        <w:t>testovací</w:t>
+      </w:r>
+      <w:proofErr w:type="spellEnd"/>
+      <w:r>
+        <w:t xml:space="preserve"> </w:t>
+      </w:r>
+      <w:proofErr w:type="spellStart"/>
+      <w:r>
+        <w:t>nebo</w:t>
+      </w:r>
+      <w:proofErr w:type="spellEnd"/>
+      <w:r>
+        <w:t xml:space="preserve"> </w:t>
+      </w:r>
+      <w:proofErr w:type="spellStart"/>
+      <w:r>
+        <w:t>vývojová</w:t>
+      </w:r>
+      <w:proofErr w:type="spellEnd"/>
+      <w:r>
+        <w:t xml:space="preserve"> </w:t>
+      </w:r>
+      <w:proofErr w:type="spellStart"/>
+      <w:r>
+        <w:t>prostředí</w:t>
+      </w:r>
+      <w:proofErr w:type="spellEnd"/>
+      <w:r>
+        <w:t xml:space="preserve">, </w:t>
+      </w:r>
+      <w:proofErr w:type="spellStart"/>
+      <w:r>
+        <w:t>například</w:t>
+      </w:r>
+      <w:proofErr w:type="spellEnd"/>
+      <w:r>
+        <w:t xml:space="preserve"> v EM3.</w:t>
       </w:r>
     </w:p>
     <w:tbl>
@@ -1579,14 +7024,239 @@
             </w:tcMar>
           </w:tcPr>
           <w:p>
+            <w:proofErr w:type="spellStart"/>
             <w:r>
               <w:rPr>
                 <w:b/>
               </w:rPr>
-              <w:t xml:space="preserve">Rozsah tohoto návodu: </w:t>
-            </w:r>
-            <w:r>
-              <w:t>Tento dokument popisuje hlavně migraci dat. Přesný postup vytváření klonů, práce s views a zakládání nových vývojových prostředí je ve schůzce pouze nastíněn a měl být předmětem samostatného navazujícího školení.</w:t>
+              <w:t>Rozsah</w:t>
+            </w:r>
+            <w:proofErr w:type="spellEnd"/>
+            <w:r>
+              <w:rPr>
+                <w:b/>
+              </w:rPr>
+              <w:t xml:space="preserve"> </w:t>
+            </w:r>
+            <w:proofErr w:type="spellStart"/>
+            <w:r>
+              <w:rPr>
+                <w:b/>
+              </w:rPr>
+              <w:t>tohoto</w:t>
+            </w:r>
+            <w:proofErr w:type="spellEnd"/>
+            <w:r>
+              <w:rPr>
+                <w:b/>
+              </w:rPr>
+              <w:t xml:space="preserve"> </w:t>
+            </w:r>
+            <w:proofErr w:type="spellStart"/>
+            <w:r>
+              <w:rPr>
+                <w:b/>
+              </w:rPr>
+              <w:t>návodu</w:t>
+            </w:r>
+            <w:proofErr w:type="spellEnd"/>
+            <w:r>
+              <w:rPr>
+                <w:b/>
+              </w:rPr>
+              <w:t xml:space="preserve">: </w:t>
+            </w:r>
+            <w:proofErr w:type="spellStart"/>
+            <w:r>
+              <w:t>Tento</w:t>
+            </w:r>
+            <w:proofErr w:type="spellEnd"/>
+            <w:r>
+              <w:t xml:space="preserve"> </w:t>
+            </w:r>
+            <w:proofErr w:type="spellStart"/>
+            <w:r>
+              <w:t>dokument</w:t>
+            </w:r>
+            <w:proofErr w:type="spellEnd"/>
+            <w:r>
+              <w:t xml:space="preserve"> </w:t>
+            </w:r>
+            <w:proofErr w:type="spellStart"/>
+            <w:r>
+              <w:t>popisuje</w:t>
+            </w:r>
+            <w:proofErr w:type="spellEnd"/>
+            <w:r>
+              <w:t xml:space="preserve"> </w:t>
+            </w:r>
+            <w:proofErr w:type="spellStart"/>
+            <w:r>
+              <w:t>hlavně</w:t>
+            </w:r>
+            <w:proofErr w:type="spellEnd"/>
+            <w:r>
+              <w:t xml:space="preserve"> </w:t>
+            </w:r>
+            <w:proofErr w:type="spellStart"/>
+            <w:r>
+              <w:t>migraci</w:t>
+            </w:r>
+            <w:proofErr w:type="spellEnd"/>
+            <w:r>
+              <w:t xml:space="preserve"> dat. </w:t>
+            </w:r>
+            <w:proofErr w:type="spellStart"/>
+            <w:r>
+              <w:t>Přesný</w:t>
+            </w:r>
+            <w:proofErr w:type="spellEnd"/>
+            <w:r>
+              <w:t xml:space="preserve"> </w:t>
+            </w:r>
+            <w:proofErr w:type="spellStart"/>
+            <w:r>
+              <w:t>postup</w:t>
+            </w:r>
+            <w:proofErr w:type="spellEnd"/>
+            <w:r>
+              <w:t xml:space="preserve"> </w:t>
+            </w:r>
+            <w:proofErr w:type="spellStart"/>
+            <w:r>
+              <w:t>vytváření</w:t>
+            </w:r>
+            <w:proofErr w:type="spellEnd"/>
+            <w:r>
+              <w:t xml:space="preserve"> </w:t>
+            </w:r>
+            <w:proofErr w:type="spellStart"/>
+            <w:r>
+              <w:t>klonů</w:t>
+            </w:r>
+            <w:proofErr w:type="spellEnd"/>
+            <w:r>
+              <w:t xml:space="preserve">, </w:t>
+            </w:r>
+            <w:proofErr w:type="spellStart"/>
+            <w:r>
+              <w:t>práce</w:t>
+            </w:r>
+            <w:proofErr w:type="spellEnd"/>
+            <w:r>
+              <w:t xml:space="preserve"> s views a </w:t>
+            </w:r>
+            <w:proofErr w:type="spellStart"/>
+            <w:r>
+              <w:t>zakládání</w:t>
+            </w:r>
+            <w:proofErr w:type="spellEnd"/>
+            <w:r>
+              <w:t xml:space="preserve"> </w:t>
+            </w:r>
+            <w:proofErr w:type="spellStart"/>
+            <w:r>
+              <w:t>nových</w:t>
+            </w:r>
+            <w:proofErr w:type="spellEnd"/>
+            <w:r>
+              <w:t xml:space="preserve"> </w:t>
+            </w:r>
+            <w:proofErr w:type="spellStart"/>
+            <w:r>
+              <w:t>vývojových</w:t>
+            </w:r>
+            <w:proofErr w:type="spellEnd"/>
+            <w:r>
+              <w:t xml:space="preserve"> </w:t>
+            </w:r>
+            <w:proofErr w:type="spellStart"/>
+            <w:r>
+              <w:t>prostředí</w:t>
+            </w:r>
+            <w:proofErr w:type="spellEnd"/>
+            <w:r>
+              <w:t xml:space="preserve"> je </w:t>
+            </w:r>
+            <w:proofErr w:type="spellStart"/>
+            <w:r>
+              <w:t>ve</w:t>
+            </w:r>
+            <w:proofErr w:type="spellEnd"/>
+            <w:r>
+              <w:t xml:space="preserve"> </w:t>
+            </w:r>
+            <w:proofErr w:type="spellStart"/>
+            <w:r>
+              <w:t>schůzce</w:t>
+            </w:r>
+            <w:proofErr w:type="spellEnd"/>
+            <w:r>
+              <w:t xml:space="preserve"> </w:t>
+            </w:r>
+            <w:proofErr w:type="spellStart"/>
+            <w:r>
+              <w:t>pouze</w:t>
+            </w:r>
+            <w:proofErr w:type="spellEnd"/>
+            <w:r>
+              <w:t xml:space="preserve"> </w:t>
+            </w:r>
+            <w:proofErr w:type="spellStart"/>
+            <w:r>
+              <w:t>nastíněn</w:t>
+            </w:r>
+            <w:proofErr w:type="spellEnd"/>
+            <w:r>
+              <w:t xml:space="preserve"> a </w:t>
+            </w:r>
+            <w:proofErr w:type="spellStart"/>
+            <w:r>
+              <w:t>měl</w:t>
+            </w:r>
+            <w:proofErr w:type="spellEnd"/>
+            <w:r>
+              <w:t xml:space="preserve"> </w:t>
+            </w:r>
+            <w:proofErr w:type="spellStart"/>
+            <w:r>
+              <w:t>být</w:t>
+            </w:r>
+            <w:proofErr w:type="spellEnd"/>
+            <w:r>
+              <w:t xml:space="preserve"> </w:t>
+            </w:r>
+            <w:proofErr w:type="spellStart"/>
+            <w:r>
+              <w:t>předmětem</w:t>
+            </w:r>
+            <w:proofErr w:type="spellEnd"/>
+            <w:r>
+              <w:t xml:space="preserve"> </w:t>
+            </w:r>
+            <w:proofErr w:type="spellStart"/>
+            <w:r>
+              <w:t>samostatného</w:t>
+            </w:r>
+            <w:proofErr w:type="spellEnd"/>
+            <w:r>
+              <w:t xml:space="preserve"> </w:t>
+            </w:r>
+            <w:proofErr w:type="spellStart"/>
+            <w:r>
+              <w:t>navazujícího</w:t>
+            </w:r>
+            <w:proofErr w:type="spellEnd"/>
+            <w:r>
+              <w:t xml:space="preserve"> </w:t>
+            </w:r>
+            <w:proofErr w:type="spellStart"/>
+            <w:r>
+              <w:t>školení</w:t>
+            </w:r>
+            <w:proofErr w:type="spellEnd"/>
+            <w:r>
+              <w:t>.</w:t>
             </w:r>
           </w:p>
         </w:tc>
@@ -1602,19 +7272,168 @@
         <w:pStyle w:val="Nadpis1"/>
       </w:pPr>
       <w:r>
-        <w:t>10. Rychlý postup v jedné větě</w:t>
-      </w:r>
+        <w:t xml:space="preserve">10. </w:t>
+      </w:r>
+      <w:proofErr w:type="spellStart"/>
+      <w:r>
+        <w:t>Rychlý</w:t>
+      </w:r>
+      <w:proofErr w:type="spellEnd"/>
+      <w:r>
+        <w:t xml:space="preserve"> </w:t>
+      </w:r>
+      <w:proofErr w:type="spellStart"/>
+      <w:r>
+        <w:t>postup</w:t>
+      </w:r>
+      <w:proofErr w:type="spellEnd"/>
+      <w:r>
+        <w:t xml:space="preserve"> v </w:t>
+      </w:r>
+      <w:proofErr w:type="spellStart"/>
+      <w:r>
+        <w:t>jedné</w:t>
+      </w:r>
+      <w:proofErr w:type="spellEnd"/>
+      <w:r>
+        <w:t xml:space="preserve"> </w:t>
+      </w:r>
+      <w:proofErr w:type="spellStart"/>
+      <w:r>
+        <w:t>větě</w:t>
+      </w:r>
+      <w:proofErr w:type="spellEnd"/>
     </w:p>
     <w:p>
+      <w:proofErr w:type="spellStart"/>
       <w:r>
         <w:rPr>
           <w:b/>
         </w:rPr>
-        <w:t>Databáze → filtr systému → výběr tabulek → FULL/incremental → Skip Validate dle potřeby → tag → Start Migration → kontrola Completed/Failed → cílená Validate.</w:t>
+        <w:t>Databáze</w:t>
+      </w:r>
+      <w:proofErr w:type="spellEnd"/>
+      <w:r>
+        <w:rPr>
+          <w:b/>
+        </w:rPr>
+        <w:t xml:space="preserve"> → </w:t>
+      </w:r>
+      <w:proofErr w:type="spellStart"/>
+      <w:r>
+        <w:rPr>
+          <w:b/>
+        </w:rPr>
+        <w:t>filtr</w:t>
+      </w:r>
+      <w:proofErr w:type="spellEnd"/>
+      <w:r>
+        <w:rPr>
+          <w:b/>
+        </w:rPr>
+        <w:t xml:space="preserve"> </w:t>
+      </w:r>
+      <w:proofErr w:type="spellStart"/>
+      <w:r>
+        <w:rPr>
+          <w:b/>
+        </w:rPr>
+        <w:t>systému</w:t>
+      </w:r>
+      <w:proofErr w:type="spellEnd"/>
+      <w:r>
+        <w:rPr>
+          <w:b/>
+        </w:rPr>
+        <w:t xml:space="preserve"> → </w:t>
+      </w:r>
+      <w:proofErr w:type="spellStart"/>
+      <w:r>
+        <w:rPr>
+          <w:b/>
+        </w:rPr>
+        <w:t>výběr</w:t>
+      </w:r>
+      <w:proofErr w:type="spellEnd"/>
+      <w:r>
+        <w:rPr>
+          <w:b/>
+        </w:rPr>
+        <w:t xml:space="preserve"> </w:t>
+      </w:r>
+      <w:proofErr w:type="spellStart"/>
+      <w:r>
+        <w:rPr>
+          <w:b/>
+        </w:rPr>
+        <w:t>tabulek</w:t>
+      </w:r>
+      <w:proofErr w:type="spellEnd"/>
+      <w:r>
+        <w:rPr>
+          <w:b/>
+        </w:rPr>
+        <w:t xml:space="preserve"> → FULL/incremental → Skip Validate </w:t>
+      </w:r>
+      <w:proofErr w:type="spellStart"/>
+      <w:r>
+        <w:rPr>
+          <w:b/>
+        </w:rPr>
+        <w:t>dle</w:t>
+      </w:r>
+      <w:proofErr w:type="spellEnd"/>
+      <w:r>
+        <w:rPr>
+          <w:b/>
+        </w:rPr>
+        <w:t xml:space="preserve"> </w:t>
+      </w:r>
+      <w:proofErr w:type="spellStart"/>
+      <w:r>
+        <w:rPr>
+          <w:b/>
+        </w:rPr>
+        <w:t>potřeby</w:t>
+      </w:r>
+      <w:proofErr w:type="spellEnd"/>
+      <w:r>
+        <w:rPr>
+          <w:b/>
+        </w:rPr>
+        <w:t xml:space="preserve"> → tag → Start Migration → </w:t>
+      </w:r>
+      <w:proofErr w:type="spellStart"/>
+      <w:r>
+        <w:rPr>
+          <w:b/>
+        </w:rPr>
+        <w:t>kontrola</w:t>
+      </w:r>
+      <w:proofErr w:type="spellEnd"/>
+      <w:r>
+        <w:rPr>
+          <w:b/>
+        </w:rPr>
+        <w:t xml:space="preserve"> Completed/Failed → </w:t>
+      </w:r>
+      <w:proofErr w:type="spellStart"/>
+      <w:r>
+        <w:rPr>
+          <w:b/>
+        </w:rPr>
+        <w:t>cílená</w:t>
+      </w:r>
+      <w:proofErr w:type="spellEnd"/>
+      <w:r>
+        <w:rPr>
+          <w:b/>
+        </w:rPr>
+        <w:t xml:space="preserve"> Validate.</w:t>
       </w:r>
     </w:p>
     <w:sectPr>
-      <w:footerReference w:type="default" r:id="rId8"/>
+      <w:footerReference w:type="default" r:id="rId9"/>
       <w:pgSz w:w="12240" w:h="15840"/>
       <w:pgMar w:top="1020" w:right="1134" w:bottom="1020" w:left="1134" w:header="720" w:footer="720" w:gutter="0"/>
       <w:cols w:space="720"/>
@@ -1656,12 +7475,70 @@
       <w:pStyle w:val="Zpat"/>
       <w:jc w:val="center"/>
     </w:pPr>
+    <w:proofErr w:type="spellStart"/>
     <w:r>
       <w:rPr>
         <w:sz w:val="16"/>
       </w:rPr>
-      <w:t>Interní pracovní návod – migrace Teradata → BigQuery</w:t>
+      <w:t>Interní</w:t>
     </w:r>
+    <w:proofErr w:type="spellEnd"/>
+    <w:r>
+      <w:rPr>
+        <w:sz w:val="16"/>
+      </w:rPr>
+      <w:t xml:space="preserve"> </w:t>
+    </w:r>
+    <w:proofErr w:type="spellStart"/>
+    <w:r>
+      <w:rPr>
+        <w:sz w:val="16"/>
+      </w:rPr>
+      <w:t>pracovní</w:t>
+    </w:r>
+    <w:proofErr w:type="spellEnd"/>
+    <w:r>
+      <w:rPr>
+        <w:sz w:val="16"/>
+      </w:rPr>
+      <w:t xml:space="preserve"> </w:t>
+    </w:r>
+    <w:proofErr w:type="spellStart"/>
+    <w:r>
+      <w:rPr>
+        <w:sz w:val="16"/>
+      </w:rPr>
+      <w:t>návod</w:t>
+    </w:r>
+    <w:proofErr w:type="spellEnd"/>
+    <w:r>
+      <w:rPr>
+        <w:sz w:val="16"/>
+      </w:rPr>
+      <w:t xml:space="preserve"> – </w:t>
+    </w:r>
+    <w:proofErr w:type="spellStart"/>
+    <w:r>
+      <w:rPr>
+        <w:sz w:val="16"/>
+      </w:rPr>
+      <w:t>migrace</w:t>
+    </w:r>
+    <w:proofErr w:type="spellEnd"/>
+    <w:r>
+      <w:rPr>
+        <w:sz w:val="16"/>
+      </w:rPr>
+      <w:t xml:space="preserve"> Teradata → </w:t>
+    </w:r>
+    <w:proofErr w:type="spellStart"/>
+    <w:r>
+      <w:rPr>
+        <w:sz w:val="16"/>
+      </w:rPr>
+      <w:t>BigQuery</w:t>
+    </w:r>
+    <w:proofErr w:type="spellEnd"/>
   </w:p>
 </w:ftr>
 </file>
@@ -1864,6 +7741,95 @@
       </w:rPr>
     </w:lvl>
   </w:abstractNum>
+  <w:abstractNum w:abstractNumId="9" w15:restartNumberingAfterBreak="0">
+    <w:nsid w:val="3FBA04FA"/>
+    <w:multiLevelType w:val="hybridMultilevel"/>
+    <w:tmpl w:val="B8621FB6"/>
+    <w:lvl w:ilvl="0" w:tplc="0405000F">
+      <w:start w:val="1"/>
+      <w:numFmt w:val="decimal"/>
+      <w:lvlText w:val="%1."/>
+      <w:lvlJc w:val="left"/>
+      <w:pPr>
+        <w:ind w:left="720" w:hanging="360"/>
+      </w:pPr>
+      <w:rPr>
+        <w:rFonts w:hint="default"/>
+      </w:rPr>
+    </w:lvl>
+    <w:lvl w:ilvl="1" w:tplc="04050019" w:tentative="1">
+      <w:start w:val="1"/>
+      <w:numFmt w:val="lowerLetter"/>
+      <w:lvlText w:val="%2."/>
+      <w:lvlJc w:val="left"/>
+      <w:pPr>
+        <w:ind w:left="1440" w:hanging="360"/>
+      </w:pPr>
+    </w:lvl>
+    <w:lvl w:ilvl="2" w:tplc="0405001B" w:tentative="1">
+      <w:start w:val="1"/>
+      <w:numFmt w:val="lowerRoman"/>
+      <w:lvlText w:val="%3."/>
+      <w:lvlJc w:val="right"/>
+      <w:pPr>
+        <w:ind w:left="2160" w:hanging="180"/>
+      </w:pPr>
+    </w:lvl>
+    <w:lvl w:ilvl="3" w:tplc="0405000F" w:tentative="1">
+      <w:start w:val="1"/>
+      <w:numFmt w:val="decimal"/>
+      <w:lvlText w:val="%4."/>
+      <w:lvlJc w:val="left"/>
+      <w:pPr>
+        <w:ind w:left="2880" w:hanging="360"/>
+      </w:pPr>
+    </w:lvl>
+    <w:lvl w:ilvl="4" w:tplc="04050019" w:tentative="1">
+      <w:start w:val="1"/>
+      <w:numFmt w:val="lowerLetter"/>
+      <w:lvlText w:val="%5."/>
+      <w:lvlJc w:val="left"/>
+      <w:pPr>
+        <w:ind w:left="3600" w:hanging="360"/>
+      </w:pPr>
+    </w:lvl>
+    <w:lvl w:ilvl="5" w:tplc="0405001B" w:tentative="1">
+      <w:start w:val="1"/>
+      <w:numFmt w:val="lowerRoman"/>
+      <w:lvlText w:val="%6."/>
+      <w:lvlJc w:val="right"/>
+      <w:pPr>
+        <w:ind w:left="4320" w:hanging="180"/>
+      </w:pPr>
+    </w:lvl>
+    <w:lvl w:ilvl="6" w:tplc="0405000F" w:tentative="1">
+      <w:start w:val="1"/>
+      <w:numFmt w:val="decimal"/>
+      <w:lvlText w:val="%7."/>
+      <w:lvlJc w:val="left"/>
+      <w:pPr>
+        <w:ind w:left="5040" w:hanging="360"/>
+      </w:pPr>
+    </w:lvl>
+    <w:lvl w:ilvl="7" w:tplc="04050019" w:tentative="1">
+      <w:start w:val="1"/>
+      <w:numFmt w:val="lowerLetter"/>
+      <w:lvlText w:val="%8."/>
+      <w:lvlJc w:val="left"/>
+      <w:pPr>
+        <w:ind w:left="5760" w:hanging="360"/>
+      </w:pPr>
+    </w:lvl>
+    <w:lvl w:ilvl="8" w:tplc="0405001B" w:tentative="1">
+      <w:start w:val="1"/>
+      <w:numFmt w:val="lowerRoman"/>
+      <w:lvlText w:val="%9."/>
+      <w:lvlJc w:val="right"/>
+      <w:pPr>
+        <w:ind w:left="6480" w:hanging="180"/>
+      </w:pPr>
+    </w:lvl>
+  </w:abstractNum>
   <w:num w:numId="1" w16cid:durableId="1834299278">
     <w:abstractNumId w:val="8"/>
   </w:num>
@@ -1890,6 +7856,9 @@
   </w:num>
   <w:num w:numId="9" w16cid:durableId="1701124309">
     <w:abstractNumId w:val="0"/>
+  </w:num>
+  <w:num w:numId="10" w16cid:durableId="1497646396">
+    <w:abstractNumId w:val="9"/>
   </w:num>
 </w:numbering>
 </file>
@@ -2501,7 +8470,6 @@
   <w:style w:type="character" w:default="1" w:styleId="Standardnpsmoodstavce">
     <w:name w:val="Default Paragraph Font"/>
     <w:uiPriority w:val="1"/>
-    <w:semiHidden/>
     <w:unhideWhenUsed/>
   </w:style>
   <w:style w:type="table" w:default="1" w:styleId="Normlntabulka">
@@ -13286,6 +19254,29 @@
       <w:sz w:val="18"/>
     </w:rPr>
   </w:style>
+  <w:style w:type="character" w:styleId="Hypertextovodkaz">
+    <w:name w:val="Hyperlink"/>
+    <w:basedOn w:val="Standardnpsmoodstavce"/>
+    <w:uiPriority w:val="99"/>
+    <w:unhideWhenUsed/>
+    <w:rsid w:val="00E27364"/>
+    <w:rPr>
+      <w:color w:val="0000FF" w:themeColor="hyperlink"/>
+      <w:u w:val="single"/>
+    </w:rPr>
+  </w:style>
+  <w:style w:type="character" w:styleId="Nevyeenzmnka">
+    <w:name w:val="Unresolved Mention"/>
+    <w:basedOn w:val="Standardnpsmoodstavce"/>
+    <w:uiPriority w:val="99"/>
+    <w:semiHidden/>
+    <w:unhideWhenUsed/>
+    <w:rsid w:val="00E27364"/>
+    <w:rPr>
+      <w:color w:val="605E5C"/>
+      <w:shd w:val="clear" w:color="auto" w:fill="E1DFDD"/>
+    </w:rPr>
+  </w:style>
 </w:styles>
 </file>
 

--- a/navod_migrace_zdroju.docx
+++ b/navod_migrace_zdroju.docx
@@ -1,6 +1,6 @@
 
 <file path=word/document.xml><?xml version="1.0" encoding="utf-8"?>
-<w:document xmlns:wpc="http://schemas.microsoft.com/office/word/2010/wordprocessingCanvas" xmlns:cx="http://schemas.microsoft.com/office/drawing/2014/chartex" xmlns:cx1="http://schemas.microsoft.com/office/drawing/2015/9/8/chartex" xmlns:cx2="http://schemas.microsoft.com/office/drawing/2015/10/21/chartex" xmlns:cx3="http://schemas.microsoft.com/office/drawing/2016/5/9/chartex" xmlns:cx4="http://schemas.microsoft.com/office/drawing/2016/5/10/chartex" xmlns:cx5="http://schemas.microsoft.com/office/drawing/2016/5/11/chartex" xmlns:cx6="http://schemas.microsoft.com/office/drawing/2016/5/12/chartex" xmlns:cx7="http://schemas.microsoft.com/office/drawing/2016/5/13/chartex" xmlns:cx8="http://schemas.microsoft.com/office/drawing/2016/5/14/chartex" xmlns:mc="http://schemas.openxmlformats.org/markup-compatibility/2006" xmlns:aink="http://schemas.microsoft.com/office/drawing/2016/ink" xmlns:am3d="http://schemas.microsoft.com/office/drawing/2017/model3d" xmlns:o="urn:schemas-microsoft-com:office:office" xmlns:oel="http://schemas.microsoft.com/office/2019/extlst" xmlns:r="http://schemas.openxmlformats.org/officeDocument/2006/relationships" xmlns:m="http://schemas.openxmlformats.org/officeDocument/2006/math" xmlns:v="urn:schemas-microsoft-com:vml" xmlns:wp14="http://schemas.microsoft.com/office/word/2010/wordprocessingDrawing" xmlns:wp="http://schemas.openxmlformats.org/drawingml/2006/wordprocessingDrawing" xmlns:w10="urn:schemas-microsoft-com:office:word" xmlns:w="http://schemas.openxmlformats.org/wordprocessingml/2006/main" xmlns:w14="http://schemas.microsoft.com/office/word/2010/wordml" xmlns:w15="http://schemas.microsoft.com/office/word/2012/wordml" xmlns:w16cex="http://schemas.microsoft.com/office/word/2018/wordml/cex" xmlns:w16cid="http://schemas.microsoft.com/office/word/2016/wordml/cid" xmlns:w16="http://schemas.microsoft.com/office/word/2018/wordml" xmlns:w16du="http://schemas.microsoft.com/office/word/2023/wordml/word16du" xmlns:w16sdtdh="http://schemas.microsoft.com/office/word/2020/wordml/sdtdatahash" xmlns:w16sdtfl="http://schemas.microsoft.com/office/word/2024/wordml/sdtformatlock" xmlns:w16se="http://schemas.microsoft.com/office/word/2015/wordml/symex" xmlns:wpg="http://schemas.microsoft.com/office/word/2010/wordprocessingGroup" xmlns:wpi="http://schemas.microsoft.com/office/word/2010/wordprocessingInk" xmlns:wne="http://schemas.microsoft.com/office/word/2006/wordml" xmlns:wps="http://schemas.microsoft.com/office/word/2010/wordprocessingShape" mc:Ignorable="w14 w15 w16se w16cid w16 w16cex w16sdtdh w16sdtfl w16du wp14">
+<w:document xmlns:wpc="http://schemas.microsoft.com/office/word/2010/wordprocessingCanvas" xmlns:cx="http://schemas.microsoft.com/office/drawing/2014/chartex" xmlns:cx1="http://schemas.microsoft.com/office/drawing/2015/9/8/chartex" xmlns:cx2="http://schemas.microsoft.com/office/drawing/2015/10/21/chartex" xmlns:cx3="http://schemas.microsoft.com/office/drawing/2016/5/9/chartex" xmlns:cx4="http://schemas.microsoft.com/office/drawing/2016/5/10/chartex" xmlns:cx5="http://schemas.microsoft.com/office/drawing/2016/5/11/chartex" xmlns:cx6="http://schemas.microsoft.com/office/drawing/2016/5/12/chartex" xmlns:cx7="http://schemas.microsoft.com/office/drawing/2016/5/13/chartex" xmlns:cx8="http://schemas.microsoft.com/office/drawing/2016/5/14/chartex" xmlns:mc="http://schemas.openxmlformats.org/markup-compatibility/2006" xmlns:aink="http://schemas.microsoft.com/office/drawing/2016/ink" xmlns:am3d="http://schemas.microsoft.com/office/drawing/2017/model3d" xmlns:o="urn:schemas-microsoft-com:office:office" xmlns:oel="http://schemas.microsoft.com/office/2019/extlst" xmlns:r="http://schemas.openxmlformats.org/officeDocument/2006/relationships" xmlns:m="http://schemas.openxmlformats.org/officeDocument/2006/math" xmlns:v="urn:schemas-microsoft-com:vml" xmlns:wp14="http://schemas.microsoft.com/office/word/2010/wordprocessingDrawing" xmlns:wp="http://schemas.openxmlformats.org/drawingml/2006/wordprocessingDrawing" xmlns:w10="urn:schemas-microsoft-com:office:word" xmlns:w="http://schemas.openxmlformats.org/wordprocessingml/2006/main" xmlns:w14="http://schemas.microsoft.com/office/word/2010/wordml" xmlns:w15="http://schemas.microsoft.com/office/word/2012/wordml" xmlns:w16cei="http://schemas.microsoft.com/office/word/2026/wordml/cei" xmlns:w16cex="http://schemas.microsoft.com/office/word/2018/wordml/cex" xmlns:w16cid="http://schemas.microsoft.com/office/word/2016/wordml/cid" xmlns:w16="http://schemas.microsoft.com/office/word/2018/wordml" xmlns:w16du="http://schemas.microsoft.com/office/word/2023/wordml/word16du" xmlns:w16sdtdh="http://schemas.microsoft.com/office/word/2020/wordml/sdtdatahash" xmlns:w16sdtfl="http://schemas.microsoft.com/office/word/2024/wordml/sdtformatlock" xmlns:w16se="http://schemas.microsoft.com/office/word/2015/wordml/symex" xmlns:wpg="http://schemas.microsoft.com/office/word/2010/wordprocessingGroup" xmlns:wpi="http://schemas.microsoft.com/office/word/2010/wordprocessingInk" xmlns:wne="http://schemas.microsoft.com/office/word/2006/wordml" xmlns:wps="http://schemas.microsoft.com/office/word/2010/wordprocessingShape" mc:Ignorable="w14 w15 w16se w16cid w16 w16cex w16sdtdh w16sdtfl w16du wp14">
   <w:body>
     <w:p>
       <w:pPr>
@@ -28,39 +28,13 @@
         </w:numPr>
       </w:pPr>
       <w:r>
-        <w:t xml:space="preserve">Co je </w:t>
+        <w:t>Co je potřeba před zahájením</w:t>
       </w:r>
-      <w:proofErr w:type="spellStart"/>
-      <w:r>
-        <w:t>potřeba</w:t>
-      </w:r>
-      <w:proofErr w:type="spellEnd"/>
-      <w:r>
-        <w:t xml:space="preserve"> </w:t>
-      </w:r>
-      <w:proofErr w:type="spellStart"/>
-      <w:r>
-        <w:t>před</w:t>
-      </w:r>
-      <w:proofErr w:type="spellEnd"/>
-      <w:r>
-        <w:t xml:space="preserve"> </w:t>
-      </w:r>
-      <w:proofErr w:type="spellStart"/>
-      <w:r>
-        <w:t>zahájením</w:t>
-      </w:r>
-      <w:proofErr w:type="spellEnd"/>
     </w:p>
     <w:p/>
     <w:p>
-      <w:proofErr w:type="spellStart"/>
       <w:r>
-        <w:t>Prostředí</w:t>
-      </w:r>
-      <w:proofErr w:type="spellEnd"/>
-      <w:r>
-        <w:t xml:space="preserve">:  </w:t>
+        <w:t xml:space="preserve">Prostředí:  </w:t>
       </w:r>
       <w:hyperlink r:id="rId8" w:history="1">
         <w:r>
@@ -70,11 +44,9 @@
           <w:t>EDW Data Migration Inventory</w:t>
         </w:r>
       </w:hyperlink>
-      <w:proofErr w:type="gramStart"/>
       <w:r>
         <w:t xml:space="preserve">   (</w:t>
       </w:r>
-      <w:proofErr w:type="gramEnd"/>
       <w:r>
         <w:t>https://edwmig.cz.o2/md/</w:t>
       </w:r>
@@ -87,69 +59,29 @@
         <w:pStyle w:val="Seznamsodrkami"/>
         <w:spacing w:after="60"/>
       </w:pPr>
-      <w:proofErr w:type="spellStart"/>
       <w:r>
-        <w:t>Přístup</w:t>
+        <w:t>Přístup do interního migračního nástroje přes odpovídající VPN / virtuální prostředí.</w:t>
       </w:r>
-      <w:proofErr w:type="spellEnd"/>
+    </w:p>
+    <w:p>
+      <w:pPr>
+        <w:pStyle w:val="Seznamsodrkami"/>
+        <w:spacing w:after="60"/>
+      </w:pPr>
       <w:r>
-        <w:t xml:space="preserve"> do </w:t>
+        <w:t>Uživatelský účet s oprávněním pro migraci. Ve schůzce zaznělo, že veřejný/pouze čtecí účet migraci neumožní; je nutné použít uživatelský účet.</w:t>
       </w:r>
-      <w:proofErr w:type="spellStart"/>
-      <w:r>
-        <w:t>interního</w:t>
-      </w:r>
-      <w:proofErr w:type="spellEnd"/>
       <w:r>
         <w:t xml:space="preserve"> </w:t>
       </w:r>
-      <w:proofErr w:type="spellStart"/>
+    </w:p>
+    <w:p>
+      <w:pPr>
+        <w:pStyle w:val="Seznamsodrkami"/>
+        <w:spacing w:after="60"/>
+      </w:pPr>
       <w:r>
-        <w:t>migračního</w:t>
-      </w:r>
-      <w:proofErr w:type="spellEnd"/>
-      <w:r>
-        <w:t xml:space="preserve"> </w:t>
-      </w:r>
-      <w:proofErr w:type="spellStart"/>
-      <w:r>
-        <w:t>nástroje</w:t>
-      </w:r>
-      <w:proofErr w:type="spellEnd"/>
-      <w:r>
-        <w:t xml:space="preserve"> </w:t>
-      </w:r>
-      <w:proofErr w:type="spellStart"/>
-      <w:r>
-        <w:t>přes</w:t>
-      </w:r>
-      <w:proofErr w:type="spellEnd"/>
-      <w:r>
-        <w:t xml:space="preserve"> </w:t>
-      </w:r>
-      <w:proofErr w:type="spellStart"/>
-      <w:r>
-        <w:t>odpovídající</w:t>
-      </w:r>
-      <w:proofErr w:type="spellEnd"/>
-      <w:r>
-        <w:t xml:space="preserve"> VPN / </w:t>
-      </w:r>
-      <w:proofErr w:type="spellStart"/>
-      <w:r>
-        <w:t>virtuální</w:t>
-      </w:r>
-      <w:proofErr w:type="spellEnd"/>
-      <w:r>
-        <w:t xml:space="preserve"> </w:t>
-      </w:r>
-      <w:proofErr w:type="spellStart"/>
-      <w:r>
-        <w:t>prostředí</w:t>
-      </w:r>
-      <w:proofErr w:type="spellEnd"/>
-      <w:r>
-        <w:t>.</w:t>
+        <w:t>Znalost zdrojové Teradata databáze/datasetu (např. APSTG) a názvu systému, který se má migrovat.</w:t>
       </w:r>
     </w:p>
     <w:p>
@@ -157,141 +89,8 @@
         <w:pStyle w:val="Seznamsodrkami"/>
         <w:spacing w:after="60"/>
       </w:pPr>
-      <w:proofErr w:type="spellStart"/>
       <w:r>
-        <w:t>Uživatelský</w:t>
-      </w:r>
-      <w:proofErr w:type="spellEnd"/>
-      <w:r>
-        <w:t xml:space="preserve"> </w:t>
-      </w:r>
-      <w:proofErr w:type="spellStart"/>
-      <w:r>
-        <w:t>účet</w:t>
-      </w:r>
-      <w:proofErr w:type="spellEnd"/>
-      <w:r>
-        <w:t xml:space="preserve"> s </w:t>
-      </w:r>
-      <w:proofErr w:type="spellStart"/>
-      <w:r>
-        <w:t>oprávněním</w:t>
-      </w:r>
-      <w:proofErr w:type="spellEnd"/>
-      <w:r>
-        <w:t xml:space="preserve"> pro </w:t>
-      </w:r>
-      <w:proofErr w:type="spellStart"/>
-      <w:r>
-        <w:t>migraci</w:t>
-      </w:r>
-      <w:proofErr w:type="spellEnd"/>
-      <w:r>
-        <w:t xml:space="preserve">. Ve </w:t>
-      </w:r>
-      <w:proofErr w:type="spellStart"/>
-      <w:r>
-        <w:t>schůzce</w:t>
-      </w:r>
-      <w:proofErr w:type="spellEnd"/>
-      <w:r>
-        <w:t xml:space="preserve"> </w:t>
-      </w:r>
-      <w:proofErr w:type="spellStart"/>
-      <w:r>
-        <w:t>zaznělo</w:t>
-      </w:r>
-      <w:proofErr w:type="spellEnd"/>
-      <w:r>
-        <w:t xml:space="preserve">, </w:t>
-      </w:r>
-      <w:proofErr w:type="spellStart"/>
-      <w:r>
-        <w:t>že</w:t>
-      </w:r>
-      <w:proofErr w:type="spellEnd"/>
-      <w:r>
-        <w:t xml:space="preserve"> </w:t>
-      </w:r>
-      <w:proofErr w:type="spellStart"/>
-      <w:r>
-        <w:t>veřejný</w:t>
-      </w:r>
-      <w:proofErr w:type="spellEnd"/>
-      <w:r>
-        <w:t>/</w:t>
-      </w:r>
-      <w:proofErr w:type="spellStart"/>
-      <w:r>
-        <w:t>pouze</w:t>
-      </w:r>
-      <w:proofErr w:type="spellEnd"/>
-      <w:r>
-        <w:t xml:space="preserve"> </w:t>
-      </w:r>
-      <w:proofErr w:type="spellStart"/>
-      <w:r>
-        <w:t>čtecí</w:t>
-      </w:r>
-      <w:proofErr w:type="spellEnd"/>
-      <w:r>
-        <w:t xml:space="preserve"> </w:t>
-      </w:r>
-      <w:proofErr w:type="spellStart"/>
-      <w:r>
-        <w:t>účet</w:t>
-      </w:r>
-      <w:proofErr w:type="spellEnd"/>
-      <w:r>
-        <w:t xml:space="preserve"> </w:t>
-      </w:r>
-      <w:proofErr w:type="spellStart"/>
-      <w:r>
-        <w:t>migraci</w:t>
-      </w:r>
-      <w:proofErr w:type="spellEnd"/>
-      <w:r>
-        <w:t xml:space="preserve"> </w:t>
-      </w:r>
-      <w:proofErr w:type="spellStart"/>
-      <w:r>
-        <w:t>neumožní</w:t>
-      </w:r>
-      <w:proofErr w:type="spellEnd"/>
-      <w:r>
-        <w:t xml:space="preserve">; je </w:t>
-      </w:r>
-      <w:proofErr w:type="spellStart"/>
-      <w:r>
-        <w:t>nutné</w:t>
-      </w:r>
-      <w:proofErr w:type="spellEnd"/>
-      <w:r>
-        <w:t xml:space="preserve"> </w:t>
-      </w:r>
-      <w:proofErr w:type="spellStart"/>
-      <w:r>
-        <w:t>použít</w:t>
-      </w:r>
-      <w:proofErr w:type="spellEnd"/>
-      <w:r>
-        <w:t xml:space="preserve"> </w:t>
-      </w:r>
-      <w:proofErr w:type="spellStart"/>
-      <w:r>
-        <w:t>uživatelský</w:t>
-      </w:r>
-      <w:proofErr w:type="spellEnd"/>
-      <w:r>
-        <w:t xml:space="preserve"> </w:t>
-      </w:r>
-      <w:proofErr w:type="spellStart"/>
-      <w:r>
-        <w:t>účet</w:t>
-      </w:r>
-      <w:proofErr w:type="spellEnd"/>
-      <w:r>
-        <w:t>.</w:t>
+        <w:t>Rozhodnutí, zda se má migrace provést jako FULL nebo inkrementálně.</w:t>
       </w:r>
     </w:p>
     <w:p>
@@ -299,241 +98,8 @@
         <w:pStyle w:val="Seznamsodrkami"/>
         <w:spacing w:after="60"/>
       </w:pPr>
-      <w:proofErr w:type="spellStart"/>
       <w:r>
-        <w:t>Znalost</w:t>
-      </w:r>
-      <w:proofErr w:type="spellEnd"/>
-      <w:r>
-        <w:t xml:space="preserve"> </w:t>
-      </w:r>
-      <w:proofErr w:type="spellStart"/>
-      <w:r>
-        <w:t>zdrojové</w:t>
-      </w:r>
-      <w:proofErr w:type="spellEnd"/>
-      <w:r>
-        <w:t xml:space="preserve"> Teradata </w:t>
-      </w:r>
-      <w:proofErr w:type="spellStart"/>
-      <w:r>
-        <w:t>databáze</w:t>
-      </w:r>
-      <w:proofErr w:type="spellEnd"/>
-      <w:r>
-        <w:t>/</w:t>
-      </w:r>
-      <w:proofErr w:type="spellStart"/>
-      <w:r>
-        <w:t>datasetu</w:t>
-      </w:r>
-      <w:proofErr w:type="spellEnd"/>
-      <w:r>
-        <w:t xml:space="preserve"> (</w:t>
-      </w:r>
-      <w:proofErr w:type="spellStart"/>
-      <w:r>
-        <w:t>např</w:t>
-      </w:r>
-      <w:proofErr w:type="spellEnd"/>
-      <w:r>
-        <w:t xml:space="preserve">. APSTG) a </w:t>
-      </w:r>
-      <w:proofErr w:type="spellStart"/>
-      <w:r>
-        <w:t>názvu</w:t>
-      </w:r>
-      <w:proofErr w:type="spellEnd"/>
-      <w:r>
-        <w:t xml:space="preserve"> </w:t>
-      </w:r>
-      <w:proofErr w:type="spellStart"/>
-      <w:r>
-        <w:t>systému</w:t>
-      </w:r>
-      <w:proofErr w:type="spellEnd"/>
-      <w:r>
-        <w:t xml:space="preserve">, </w:t>
-      </w:r>
-      <w:proofErr w:type="spellStart"/>
-      <w:r>
-        <w:t>který</w:t>
-      </w:r>
-      <w:proofErr w:type="spellEnd"/>
-      <w:r>
-        <w:t xml:space="preserve"> se </w:t>
-      </w:r>
-      <w:proofErr w:type="spellStart"/>
-      <w:r>
-        <w:t>má</w:t>
-      </w:r>
-      <w:proofErr w:type="spellEnd"/>
-      <w:r>
-        <w:t xml:space="preserve"> </w:t>
-      </w:r>
-      <w:proofErr w:type="spellStart"/>
-      <w:r>
-        <w:t>migrovat</w:t>
-      </w:r>
-      <w:proofErr w:type="spellEnd"/>
-      <w:r>
-        <w:t>.</w:t>
-      </w:r>
-    </w:p>
-    <w:p>
-      <w:pPr>
-        <w:pStyle w:val="Seznamsodrkami"/>
-        <w:spacing w:after="60"/>
-      </w:pPr>
-      <w:proofErr w:type="spellStart"/>
-      <w:r>
-        <w:t>Rozhodnutí</w:t>
-      </w:r>
-      <w:proofErr w:type="spellEnd"/>
-      <w:r>
-        <w:t xml:space="preserve">, </w:t>
-      </w:r>
-      <w:proofErr w:type="spellStart"/>
-      <w:r>
-        <w:t>zda</w:t>
-      </w:r>
-      <w:proofErr w:type="spellEnd"/>
-      <w:r>
-        <w:t xml:space="preserve"> se </w:t>
-      </w:r>
-      <w:proofErr w:type="spellStart"/>
-      <w:r>
-        <w:t>má</w:t>
-      </w:r>
-      <w:proofErr w:type="spellEnd"/>
-      <w:r>
-        <w:t xml:space="preserve"> </w:t>
-      </w:r>
-      <w:proofErr w:type="spellStart"/>
-      <w:r>
-        <w:t>migrace</w:t>
-      </w:r>
-      <w:proofErr w:type="spellEnd"/>
-      <w:r>
-        <w:t xml:space="preserve"> </w:t>
-      </w:r>
-      <w:proofErr w:type="spellStart"/>
-      <w:r>
-        <w:t>provést</w:t>
-      </w:r>
-      <w:proofErr w:type="spellEnd"/>
-      <w:r>
-        <w:t xml:space="preserve"> </w:t>
-      </w:r>
-      <w:proofErr w:type="spellStart"/>
-      <w:r>
-        <w:t>jako</w:t>
-      </w:r>
-      <w:proofErr w:type="spellEnd"/>
-      <w:r>
-        <w:t xml:space="preserve"> FULL </w:t>
-      </w:r>
-      <w:proofErr w:type="spellStart"/>
-      <w:r>
-        <w:t>nebo</w:t>
-      </w:r>
-      <w:proofErr w:type="spellEnd"/>
-      <w:r>
-        <w:t xml:space="preserve"> </w:t>
-      </w:r>
-      <w:proofErr w:type="spellStart"/>
-      <w:r>
-        <w:t>inkrementálně</w:t>
-      </w:r>
-      <w:proofErr w:type="spellEnd"/>
-      <w:r>
-        <w:t>.</w:t>
-      </w:r>
-    </w:p>
-    <w:p>
-      <w:pPr>
-        <w:pStyle w:val="Seznamsodrkami"/>
-        <w:spacing w:after="60"/>
-      </w:pPr>
-      <w:proofErr w:type="spellStart"/>
-      <w:r>
-        <w:t>Jednoznačný</w:t>
-      </w:r>
-      <w:proofErr w:type="spellEnd"/>
-      <w:r>
-        <w:t xml:space="preserve"> tag </w:t>
-      </w:r>
-      <w:proofErr w:type="spellStart"/>
-      <w:r>
-        <w:t>běhu</w:t>
-      </w:r>
-      <w:proofErr w:type="spellEnd"/>
-      <w:r>
-        <w:t xml:space="preserve">, </w:t>
-      </w:r>
-      <w:proofErr w:type="spellStart"/>
-      <w:r>
-        <w:t>ideálně</w:t>
-      </w:r>
-      <w:proofErr w:type="spellEnd"/>
-      <w:r>
-        <w:t xml:space="preserve"> datum </w:t>
-      </w:r>
-      <w:proofErr w:type="spellStart"/>
-      <w:r>
-        <w:t>migrace</w:t>
-      </w:r>
-      <w:proofErr w:type="spellEnd"/>
-      <w:r>
-        <w:t xml:space="preserve"> </w:t>
-      </w:r>
-      <w:proofErr w:type="spellStart"/>
-      <w:r>
-        <w:t>ve</w:t>
-      </w:r>
-      <w:proofErr w:type="spellEnd"/>
-      <w:r>
-        <w:t xml:space="preserve"> </w:t>
-      </w:r>
-      <w:proofErr w:type="spellStart"/>
-      <w:r>
-        <w:t>formátu</w:t>
-      </w:r>
-      <w:proofErr w:type="spellEnd"/>
-      <w:r>
-        <w:t xml:space="preserve"> YYYY-MM-DD </w:t>
-      </w:r>
-      <w:proofErr w:type="spellStart"/>
-      <w:r>
-        <w:t>nebo</w:t>
-      </w:r>
-      <w:proofErr w:type="spellEnd"/>
-      <w:r>
-        <w:t xml:space="preserve"> </w:t>
-      </w:r>
-      <w:proofErr w:type="spellStart"/>
-      <w:r>
-        <w:t>jiný</w:t>
-      </w:r>
-      <w:proofErr w:type="spellEnd"/>
-      <w:r>
-        <w:t xml:space="preserve"> </w:t>
-      </w:r>
-      <w:proofErr w:type="spellStart"/>
-      <w:r>
-        <w:t>dohodnutý</w:t>
-      </w:r>
-      <w:proofErr w:type="spellEnd"/>
-      <w:r>
-        <w:t xml:space="preserve"> </w:t>
-      </w:r>
-      <w:proofErr w:type="spellStart"/>
-      <w:r>
-        <w:t>identifikátor</w:t>
-      </w:r>
-      <w:proofErr w:type="spellEnd"/>
-      <w:r>
-        <w:t>.</w:t>
+        <w:t>Jednoznačný tag běhu, ideálně datum migrace ve formátu YYYY-MM-DD nebo jiný dohodnutý identifikátor.</w:t>
       </w:r>
     </w:p>
     <w:tbl>
@@ -561,147 +127,14 @@
             </w:tcMar>
           </w:tcPr>
           <w:p>
-            <w:proofErr w:type="spellStart"/>
             <w:r>
               <w:rPr>
                 <w:b/>
               </w:rPr>
-              <w:t>Důležité</w:t>
+              <w:t xml:space="preserve">Důležité: </w:t>
             </w:r>
-            <w:proofErr w:type="spellEnd"/>
             <w:r>
-              <w:rPr>
-                <w:b/>
-              </w:rPr>
-              <w:t xml:space="preserve">: </w:t>
-            </w:r>
-            <w:proofErr w:type="spellStart"/>
-            <w:r>
-              <w:t>Přesná</w:t>
-            </w:r>
-            <w:proofErr w:type="spellEnd"/>
-            <w:r>
-              <w:t xml:space="preserve"> URL </w:t>
-            </w:r>
-            <w:proofErr w:type="spellStart"/>
-            <w:r>
-              <w:t>nástroje</w:t>
-            </w:r>
-            <w:proofErr w:type="spellEnd"/>
-            <w:r>
-              <w:t xml:space="preserve"> ani </w:t>
-            </w:r>
-            <w:proofErr w:type="spellStart"/>
-            <w:r>
-              <w:t>hesla</w:t>
-            </w:r>
-            <w:proofErr w:type="spellEnd"/>
-            <w:r>
-              <w:t xml:space="preserve"> </w:t>
-            </w:r>
-            <w:proofErr w:type="spellStart"/>
-            <w:r>
-              <w:t>nejsou</w:t>
-            </w:r>
-            <w:proofErr w:type="spellEnd"/>
-            <w:r>
-              <w:t xml:space="preserve"> v </w:t>
-            </w:r>
-            <w:proofErr w:type="spellStart"/>
-            <w:r>
-              <w:t>přepisu</w:t>
-            </w:r>
-            <w:proofErr w:type="spellEnd"/>
-            <w:r>
-              <w:t xml:space="preserve"> </w:t>
-            </w:r>
-            <w:proofErr w:type="spellStart"/>
-            <w:r>
-              <w:t>spolehlivě</w:t>
-            </w:r>
-            <w:proofErr w:type="spellEnd"/>
-            <w:r>
-              <w:t xml:space="preserve"> </w:t>
-            </w:r>
-            <w:proofErr w:type="spellStart"/>
-            <w:r>
-              <w:t>uvedena</w:t>
-            </w:r>
-            <w:proofErr w:type="spellEnd"/>
-            <w:r>
-              <w:t xml:space="preserve">. </w:t>
-            </w:r>
-            <w:proofErr w:type="spellStart"/>
-            <w:r>
-              <w:t>Doplňte</w:t>
-            </w:r>
-            <w:proofErr w:type="spellEnd"/>
-            <w:r>
-              <w:t xml:space="preserve"> je z </w:t>
-            </w:r>
-            <w:proofErr w:type="spellStart"/>
-            <w:r>
-              <w:t>interní</w:t>
-            </w:r>
-            <w:proofErr w:type="spellEnd"/>
-            <w:r>
-              <w:t xml:space="preserve"> </w:t>
-            </w:r>
-            <w:proofErr w:type="spellStart"/>
-            <w:r>
-              <w:t>dokumentace</w:t>
-            </w:r>
-            <w:proofErr w:type="spellEnd"/>
-            <w:r>
-              <w:t xml:space="preserve"> </w:t>
-            </w:r>
-            <w:proofErr w:type="spellStart"/>
-            <w:r>
-              <w:t>nebo</w:t>
-            </w:r>
-            <w:proofErr w:type="spellEnd"/>
-            <w:r>
-              <w:t xml:space="preserve"> od </w:t>
-            </w:r>
-            <w:proofErr w:type="spellStart"/>
-            <w:r>
-              <w:t>správce</w:t>
-            </w:r>
-            <w:proofErr w:type="spellEnd"/>
-            <w:r>
-              <w:t xml:space="preserve"> </w:t>
-            </w:r>
-            <w:proofErr w:type="spellStart"/>
-            <w:r>
-              <w:t>nástroje</w:t>
-            </w:r>
-            <w:proofErr w:type="spellEnd"/>
-            <w:r>
-              <w:t xml:space="preserve">. Hesla do </w:t>
-            </w:r>
-            <w:proofErr w:type="spellStart"/>
-            <w:r>
-              <w:t>tohoto</w:t>
-            </w:r>
-            <w:proofErr w:type="spellEnd"/>
-            <w:r>
-              <w:t xml:space="preserve"> </w:t>
-            </w:r>
-            <w:proofErr w:type="spellStart"/>
-            <w:r>
-              <w:t>návodu</w:t>
-            </w:r>
-            <w:proofErr w:type="spellEnd"/>
-            <w:r>
-              <w:t xml:space="preserve"> </w:t>
-            </w:r>
-            <w:proofErr w:type="spellStart"/>
-            <w:r>
-              <w:t>nezapisujte</w:t>
-            </w:r>
-            <w:proofErr w:type="spellEnd"/>
-            <w:r>
-              <w:t>.</w:t>
+              <w:t>Přesná URL nástroje ani hesla nejsou v přepisu spolehlivě uvedena. Doplňte je z interní dokumentace nebo od správce nástroje. Hesla do tohoto návodu nezapisujte.</w:t>
             </w:r>
           </w:p>
         </w:tc>
@@ -711,263 +144,38 @@
       <w:pPr>
         <w:spacing w:after="20"/>
       </w:pPr>
+      <w:r>
+        <w:t>Username:x0577063</w:t>
+      </w:r>
     </w:p>
     <w:p>
       <w:pPr>
-        <w:pStyle w:val="Nadpis1"/>
+        <w:spacing w:after="20"/>
       </w:pPr>
       <w:r>
-        <w:t xml:space="preserve">2. </w:t>
+        <w:t>Password:</w:t>
       </w:r>
-      <w:proofErr w:type="spellStart"/>
-      <w:r>
-        <w:t>Základní</w:t>
-      </w:r>
-      <w:proofErr w:type="spellEnd"/>
       <w:r>
         <w:t xml:space="preserve"> </w:t>
       </w:r>
-      <w:proofErr w:type="spellStart"/>
       <w:r>
-        <w:t>princip</w:t>
+        <w:t>x0577063</w:t>
       </w:r>
-      <w:proofErr w:type="spellEnd"/>
-      <w:r>
-        <w:t xml:space="preserve"> </w:t>
-      </w:r>
-      <w:proofErr w:type="spellStart"/>
-      <w:r>
-        <w:t>nástroje</w:t>
-      </w:r>
-      <w:proofErr w:type="spellEnd"/>
     </w:p>
     <w:p>
       <w:pPr>
+        <w:pStyle w:val="Nadpis1"/>
+      </w:pPr>
+      <w:r>
+        <w:t>2. Základní princip nástroje</w:t>
+      </w:r>
+    </w:p>
+    <w:p>
+      <w:pPr>
         <w:spacing w:after="120"/>
       </w:pPr>
-      <w:proofErr w:type="spellStart"/>
       <w:r>
-        <w:t>Nástroj</w:t>
-      </w:r>
-      <w:proofErr w:type="spellEnd"/>
-      <w:r>
-        <w:t xml:space="preserve"> </w:t>
-      </w:r>
-      <w:proofErr w:type="spellStart"/>
-      <w:r>
-        <w:t>udržuje</w:t>
-      </w:r>
-      <w:proofErr w:type="spellEnd"/>
-      <w:r>
-        <w:t xml:space="preserve"> </w:t>
-      </w:r>
-      <w:proofErr w:type="spellStart"/>
-      <w:r>
-        <w:t>inventář</w:t>
-      </w:r>
-      <w:proofErr w:type="spellEnd"/>
-      <w:r>
-        <w:t xml:space="preserve"> </w:t>
-      </w:r>
-      <w:proofErr w:type="spellStart"/>
-      <w:r>
-        <w:t>objektů</w:t>
-      </w:r>
-      <w:proofErr w:type="spellEnd"/>
-      <w:r>
-        <w:t xml:space="preserve"> </w:t>
-      </w:r>
-      <w:proofErr w:type="spellStart"/>
-      <w:r>
-        <w:t>dostupných</w:t>
-      </w:r>
-      <w:proofErr w:type="spellEnd"/>
-      <w:r>
-        <w:t xml:space="preserve"> v </w:t>
-      </w:r>
-      <w:proofErr w:type="spellStart"/>
-      <w:r>
-        <w:t>Teradatě</w:t>
-      </w:r>
-      <w:proofErr w:type="spellEnd"/>
-      <w:r>
-        <w:t xml:space="preserve">. </w:t>
-      </w:r>
-      <w:proofErr w:type="spellStart"/>
-      <w:r>
-        <w:t>Názvy</w:t>
-      </w:r>
-      <w:proofErr w:type="spellEnd"/>
-      <w:r>
-        <w:t xml:space="preserve"> </w:t>
-      </w:r>
-      <w:proofErr w:type="spellStart"/>
-      <w:r>
-        <w:t>databází</w:t>
-      </w:r>
-      <w:proofErr w:type="spellEnd"/>
-      <w:r>
-        <w:t>/</w:t>
-      </w:r>
-      <w:proofErr w:type="spellStart"/>
-      <w:r>
-        <w:t>datasetů</w:t>
-      </w:r>
-      <w:proofErr w:type="spellEnd"/>
-      <w:r>
-        <w:t xml:space="preserve"> </w:t>
-      </w:r>
-      <w:proofErr w:type="spellStart"/>
-      <w:r>
-        <w:t>jsou</w:t>
-      </w:r>
-      <w:proofErr w:type="spellEnd"/>
-      <w:r>
-        <w:t xml:space="preserve"> v </w:t>
-      </w:r>
-      <w:proofErr w:type="spellStart"/>
-      <w:r>
-        <w:t>rozhraní</w:t>
-      </w:r>
-      <w:proofErr w:type="spellEnd"/>
-      <w:r>
-        <w:t xml:space="preserve"> </w:t>
-      </w:r>
-      <w:proofErr w:type="spellStart"/>
-      <w:r>
-        <w:t>vedeny</w:t>
-      </w:r>
-      <w:proofErr w:type="spellEnd"/>
-      <w:r>
-        <w:t xml:space="preserve"> </w:t>
-      </w:r>
-      <w:proofErr w:type="spellStart"/>
-      <w:r>
-        <w:t>podle</w:t>
-      </w:r>
-      <w:proofErr w:type="spellEnd"/>
-      <w:r>
-        <w:t xml:space="preserve"> </w:t>
-      </w:r>
-      <w:proofErr w:type="spellStart"/>
-      <w:r>
-        <w:t>zdrojové</w:t>
-      </w:r>
-      <w:proofErr w:type="spellEnd"/>
-      <w:r>
-        <w:t xml:space="preserve"> Teradata </w:t>
-      </w:r>
-      <w:proofErr w:type="spellStart"/>
-      <w:r>
-        <w:t>databáze</w:t>
-      </w:r>
-      <w:proofErr w:type="spellEnd"/>
-      <w:r>
-        <w:t xml:space="preserve">. Metadata a </w:t>
-      </w:r>
-      <w:proofErr w:type="spellStart"/>
-      <w:r>
-        <w:t>struktury</w:t>
-      </w:r>
-      <w:proofErr w:type="spellEnd"/>
-      <w:r>
-        <w:t xml:space="preserve"> se </w:t>
-      </w:r>
-      <w:proofErr w:type="spellStart"/>
-      <w:r>
-        <w:t>pravidelně</w:t>
-      </w:r>
-      <w:proofErr w:type="spellEnd"/>
-      <w:r>
-        <w:t xml:space="preserve"> </w:t>
-      </w:r>
-      <w:proofErr w:type="spellStart"/>
-      <w:r>
-        <w:t>obnovují</w:t>
-      </w:r>
-      <w:proofErr w:type="spellEnd"/>
-      <w:r>
-        <w:t xml:space="preserve"> z </w:t>
-      </w:r>
-      <w:proofErr w:type="spellStart"/>
-      <w:r>
-        <w:t>repozitáře</w:t>
-      </w:r>
-      <w:proofErr w:type="spellEnd"/>
-      <w:r>
-        <w:t xml:space="preserve">, </w:t>
-      </w:r>
-      <w:proofErr w:type="spellStart"/>
-      <w:r>
-        <w:t>takže</w:t>
-      </w:r>
-      <w:proofErr w:type="spellEnd"/>
-      <w:r>
-        <w:t xml:space="preserve"> v </w:t>
-      </w:r>
-      <w:proofErr w:type="spellStart"/>
-      <w:r>
-        <w:t>nástroji</w:t>
-      </w:r>
-      <w:proofErr w:type="spellEnd"/>
-      <w:r>
-        <w:t xml:space="preserve"> </w:t>
-      </w:r>
-      <w:proofErr w:type="spellStart"/>
-      <w:r>
-        <w:t>mají</w:t>
-      </w:r>
-      <w:proofErr w:type="spellEnd"/>
-      <w:r>
-        <w:t xml:space="preserve"> </w:t>
-      </w:r>
-      <w:proofErr w:type="spellStart"/>
-      <w:r>
-        <w:t>být</w:t>
-      </w:r>
-      <w:proofErr w:type="spellEnd"/>
-      <w:r>
-        <w:t xml:space="preserve"> </w:t>
-      </w:r>
-      <w:proofErr w:type="spellStart"/>
-      <w:r>
-        <w:t>viditelné</w:t>
-      </w:r>
-      <w:proofErr w:type="spellEnd"/>
-      <w:r>
-        <w:t xml:space="preserve"> </w:t>
-      </w:r>
-      <w:proofErr w:type="spellStart"/>
-      <w:r>
-        <w:t>aktuální</w:t>
-      </w:r>
-      <w:proofErr w:type="spellEnd"/>
-      <w:r>
-        <w:t xml:space="preserve"> </w:t>
-      </w:r>
-      <w:proofErr w:type="spellStart"/>
-      <w:r>
-        <w:t>tabulky</w:t>
-      </w:r>
-      <w:proofErr w:type="spellEnd"/>
-      <w:r>
-        <w:t xml:space="preserve"> a </w:t>
-      </w:r>
-      <w:proofErr w:type="spellStart"/>
-      <w:r>
-        <w:t>jejich</w:t>
-      </w:r>
-      <w:proofErr w:type="spellEnd"/>
-      <w:r>
-        <w:t xml:space="preserve"> </w:t>
-      </w:r>
-      <w:proofErr w:type="spellStart"/>
-      <w:r>
-        <w:t>vlastnosti</w:t>
-      </w:r>
-      <w:proofErr w:type="spellEnd"/>
-      <w:r>
-        <w:t>.</w:t>
+        <w:t>Nástroj udržuje inventář objektů dostupných v Teradatě. Názvy databází/datasetů jsou v rozhraní vedeny podle zdrojové Teradata databáze. Metadata a struktury se pravidelně obnovují z repozitáře, takže v nástroji mají být viditelné aktuální tabulky a jejich vlastnosti.</w:t>
       </w:r>
     </w:p>
     <w:tbl>
@@ -992,7 +200,6 @@
             <w:vAlign w:val="center"/>
           </w:tcPr>
           <w:p>
-            <w:proofErr w:type="spellStart"/>
             <w:r>
               <w:rPr>
                 <w:b/>
@@ -1000,7 +207,6 @@
               </w:rPr>
               <w:t>Fáze</w:t>
             </w:r>
-            <w:proofErr w:type="spellEnd"/>
           </w:p>
         </w:tc>
         <w:tc>
@@ -1010,7 +216,6 @@
             <w:vAlign w:val="center"/>
           </w:tcPr>
           <w:p>
-            <w:proofErr w:type="spellStart"/>
             <w:r>
               <w:rPr>
                 <w:b/>
@@ -1018,7 +223,6 @@
               </w:rPr>
               <w:t>Význam</w:t>
             </w:r>
-            <w:proofErr w:type="spellEnd"/>
           </w:p>
         </w:tc>
       </w:tr>
@@ -1053,37 +257,8 @@
             </w:tcMar>
           </w:tcPr>
           <w:p>
-            <w:proofErr w:type="spellStart"/>
             <w:r>
-              <w:t>Extrakce</w:t>
-            </w:r>
-            <w:proofErr w:type="spellEnd"/>
-            <w:r>
-              <w:t xml:space="preserve"> </w:t>
-            </w:r>
-            <w:proofErr w:type="spellStart"/>
-            <w:r>
-              <w:t>dat</w:t>
-            </w:r>
-            <w:proofErr w:type="spellEnd"/>
-            <w:r>
-              <w:t xml:space="preserve"> ze </w:t>
-            </w:r>
-            <w:proofErr w:type="spellStart"/>
-            <w:r>
-              <w:t>zdrojové</w:t>
-            </w:r>
-            <w:proofErr w:type="spellEnd"/>
-            <w:r>
-              <w:t xml:space="preserve"> Teradata </w:t>
-            </w:r>
-            <w:proofErr w:type="spellStart"/>
-            <w:r>
-              <w:t>tabulky</w:t>
-            </w:r>
-            <w:proofErr w:type="spellEnd"/>
-            <w:r>
-              <w:t>.</w:t>
+              <w:t>Extrakce dat ze zdrojové Teradata tabulky.</w:t>
             </w:r>
           </w:p>
         </w:tc>
@@ -1119,45 +294,8 @@
             </w:tcMar>
           </w:tcPr>
           <w:p>
-            <w:proofErr w:type="spellStart"/>
             <w:r>
-              <w:t>Přenos</w:t>
-            </w:r>
-            <w:proofErr w:type="spellEnd"/>
-            <w:r>
-              <w:t xml:space="preserve"> </w:t>
-            </w:r>
-            <w:proofErr w:type="spellStart"/>
-            <w:r>
-              <w:t>vyextrahovaných</w:t>
-            </w:r>
-            <w:proofErr w:type="spellEnd"/>
-            <w:r>
-              <w:t xml:space="preserve"> </w:t>
-            </w:r>
-            <w:proofErr w:type="spellStart"/>
-            <w:r>
-              <w:t>dat</w:t>
-            </w:r>
-            <w:proofErr w:type="spellEnd"/>
-            <w:r>
-              <w:t xml:space="preserve"> </w:t>
-            </w:r>
-            <w:proofErr w:type="spellStart"/>
-            <w:r>
-              <w:t>směrem</w:t>
-            </w:r>
-            <w:proofErr w:type="spellEnd"/>
-            <w:r>
-              <w:t xml:space="preserve"> do </w:t>
-            </w:r>
-            <w:proofErr w:type="spellStart"/>
-            <w:r>
-              <w:t>BigQuery</w:t>
-            </w:r>
-            <w:proofErr w:type="spellEnd"/>
-            <w:r>
-              <w:t>.</w:t>
+              <w:t>Přenos vyextrahovaných dat směrem do BigQuery.</w:t>
             </w:r>
           </w:p>
         </w:tc>
@@ -1193,53 +331,8 @@
             </w:tcMar>
           </w:tcPr>
           <w:p>
-            <w:proofErr w:type="spellStart"/>
             <w:r>
-              <w:t>Vytvoření</w:t>
-            </w:r>
-            <w:proofErr w:type="spellEnd"/>
-            <w:r>
-              <w:t xml:space="preserve"> </w:t>
-            </w:r>
-            <w:proofErr w:type="spellStart"/>
-            <w:r>
-              <w:t>nebo</w:t>
-            </w:r>
-            <w:proofErr w:type="spellEnd"/>
-            <w:r>
-              <w:t xml:space="preserve"> </w:t>
-            </w:r>
-            <w:proofErr w:type="spellStart"/>
-            <w:r>
-              <w:t>příprava</w:t>
-            </w:r>
-            <w:proofErr w:type="spellEnd"/>
-            <w:r>
-              <w:t xml:space="preserve"> </w:t>
-            </w:r>
-            <w:proofErr w:type="spellStart"/>
-            <w:r>
-              <w:t>cílové</w:t>
-            </w:r>
-            <w:proofErr w:type="spellEnd"/>
-            <w:r>
-              <w:t xml:space="preserve"> </w:t>
-            </w:r>
-            <w:proofErr w:type="spellStart"/>
-            <w:r>
-              <w:t>tabulky</w:t>
-            </w:r>
-            <w:proofErr w:type="spellEnd"/>
-            <w:r>
-              <w:t xml:space="preserve"> v </w:t>
-            </w:r>
-            <w:proofErr w:type="spellStart"/>
-            <w:r>
-              <w:t>BigQuery</w:t>
-            </w:r>
-            <w:proofErr w:type="spellEnd"/>
-            <w:r>
-              <w:t>.</w:t>
+              <w:t>Vytvoření nebo příprava cílové tabulky v BigQuery.</w:t>
             </w:r>
           </w:p>
         </w:tc>
@@ -1275,37 +368,8 @@
             </w:tcMar>
           </w:tcPr>
           <w:p>
-            <w:proofErr w:type="spellStart"/>
             <w:r>
-              <w:t>Nahrání</w:t>
-            </w:r>
-            <w:proofErr w:type="spellEnd"/>
-            <w:r>
-              <w:t xml:space="preserve"> </w:t>
-            </w:r>
-            <w:proofErr w:type="spellStart"/>
-            <w:r>
-              <w:t>dat</w:t>
-            </w:r>
-            <w:proofErr w:type="spellEnd"/>
-            <w:r>
-              <w:t xml:space="preserve"> do </w:t>
-            </w:r>
-            <w:proofErr w:type="spellStart"/>
-            <w:r>
-              <w:t>cílové</w:t>
-            </w:r>
-            <w:proofErr w:type="spellEnd"/>
-            <w:r>
-              <w:t xml:space="preserve"> </w:t>
-            </w:r>
-            <w:proofErr w:type="spellStart"/>
-            <w:r>
-              <w:t>tabulky</w:t>
-            </w:r>
-            <w:proofErr w:type="spellEnd"/>
-            <w:r>
-              <w:t>.</w:t>
+              <w:t>Nahrání dat do cílové tabulky.</w:t>
             </w:r>
           </w:p>
         </w:tc>
@@ -1341,37 +405,8 @@
             </w:tcMar>
           </w:tcPr>
           <w:p>
-            <w:proofErr w:type="spellStart"/>
             <w:r>
-              <w:t>Volitelné</w:t>
-            </w:r>
-            <w:proofErr w:type="spellEnd"/>
-            <w:r>
-              <w:t xml:space="preserve"> </w:t>
-            </w:r>
-            <w:proofErr w:type="spellStart"/>
-            <w:r>
-              <w:t>porovnání</w:t>
-            </w:r>
-            <w:proofErr w:type="spellEnd"/>
-            <w:r>
-              <w:t xml:space="preserve"> </w:t>
-            </w:r>
-            <w:proofErr w:type="spellStart"/>
-            <w:r>
-              <w:t>statistik</w:t>
-            </w:r>
-            <w:proofErr w:type="spellEnd"/>
-            <w:r>
-              <w:t xml:space="preserve"> Teradata vs. </w:t>
-            </w:r>
-            <w:proofErr w:type="spellStart"/>
-            <w:r>
-              <w:t>BigQuery</w:t>
-            </w:r>
-            <w:proofErr w:type="spellEnd"/>
-            <w:r>
-              <w:t>.</w:t>
+              <w:t>Volitelné porovnání statistik Teradata vs. BigQuery.</w:t>
             </w:r>
           </w:p>
         </w:tc>
@@ -1407,45 +442,8 @@
             </w:tcMar>
           </w:tcPr>
           <w:p>
-            <w:proofErr w:type="spellStart"/>
             <w:r>
-              <w:t>Úklid</w:t>
-            </w:r>
-            <w:proofErr w:type="spellEnd"/>
-            <w:r>
-              <w:t xml:space="preserve"> </w:t>
-            </w:r>
-            <w:proofErr w:type="spellStart"/>
-            <w:r>
-              <w:t>dočasných</w:t>
-            </w:r>
-            <w:proofErr w:type="spellEnd"/>
-            <w:r>
-              <w:t xml:space="preserve"> </w:t>
-            </w:r>
-            <w:proofErr w:type="spellStart"/>
-            <w:r>
-              <w:t>artefaktů</w:t>
-            </w:r>
-            <w:proofErr w:type="spellEnd"/>
-            <w:r>
-              <w:t xml:space="preserve"> a </w:t>
-            </w:r>
-            <w:proofErr w:type="spellStart"/>
-            <w:r>
-              <w:t>dokončení</w:t>
-            </w:r>
-            <w:proofErr w:type="spellEnd"/>
-            <w:r>
-              <w:t xml:space="preserve"> </w:t>
-            </w:r>
-            <w:proofErr w:type="spellStart"/>
-            <w:r>
-              <w:t>běhu</w:t>
-            </w:r>
-            <w:proofErr w:type="spellEnd"/>
-            <w:r>
-              <w:t>.</w:t>
+              <w:t>Úklid dočasných artefaktů a dokončení běhu.</w:t>
             </w:r>
           </w:p>
         </w:tc>
@@ -1456,379 +454,59 @@
         <w:pStyle w:val="Nadpis1"/>
       </w:pPr>
       <w:r>
-        <w:t xml:space="preserve">3. </w:t>
+        <w:t>3. Postup spuštění migrace</w:t>
       </w:r>
-      <w:proofErr w:type="spellStart"/>
-      <w:r>
-        <w:t>Postup</w:t>
-      </w:r>
-      <w:proofErr w:type="spellEnd"/>
-      <w:r>
-        <w:t xml:space="preserve"> </w:t>
-      </w:r>
-      <w:proofErr w:type="spellStart"/>
-      <w:r>
-        <w:t>spuštění</w:t>
-      </w:r>
-      <w:proofErr w:type="spellEnd"/>
-      <w:r>
-        <w:t xml:space="preserve"> </w:t>
-      </w:r>
-      <w:proofErr w:type="spellStart"/>
-      <w:r>
-        <w:t>migrace</w:t>
-      </w:r>
-      <w:proofErr w:type="spellEnd"/>
     </w:p>
     <w:p>
       <w:pPr>
         <w:pStyle w:val="slovanseznam"/>
         <w:spacing w:after="80"/>
       </w:pPr>
-      <w:proofErr w:type="spellStart"/>
       <w:r>
         <w:rPr>
           <w:b/>
         </w:rPr>
-        <w:t>Přihlaste</w:t>
+        <w:t>Přihlaste se do migračního nástroje</w:t>
       </w:r>
-      <w:proofErr w:type="spellEnd"/>
+      <w:r>
+        <w:t xml:space="preserve"> – Použijte svůj osobní uživatelský účet s oprávněním k migraci.</w:t>
+      </w:r>
+    </w:p>
+    <w:p>
+      <w:pPr>
+        <w:pStyle w:val="slovanseznam"/>
+        <w:spacing w:after="80"/>
+      </w:pPr>
       <w:r>
         <w:rPr>
           <w:b/>
         </w:rPr>
-        <w:t xml:space="preserve"> se do </w:t>
+        <w:t>Vyberte zdrojovou databázi</w:t>
       </w:r>
-      <w:proofErr w:type="spellStart"/>
+      <w:r>
+        <w:t xml:space="preserve"> – V horní části rozhraní vyberte Teradata databázi/dataset, například APSTG. Další databáze se zobrazí podle přidělených oprávnění.</w:t>
+      </w:r>
+    </w:p>
+    <w:p>
+      <w:pPr>
+        <w:pStyle w:val="slovanseznam"/>
+        <w:spacing w:after="80"/>
+      </w:pPr>
       <w:r>
         <w:rPr>
           <w:b/>
         </w:rPr>
-        <w:t>migračního</w:t>
+        <w:lastRenderedPageBreak/>
+        <w:t>Vyfiltrujte systém</w:t>
       </w:r>
-      <w:proofErr w:type="spellEnd"/>
       <w:r>
-        <w:rPr>
-          <w:b/>
-        </w:rPr>
-        <w:t xml:space="preserve"> </w:t>
-      </w:r>
-      <w:proofErr w:type="spellStart"/>
-      <w:r>
-        <w:rPr>
-          <w:b/>
-        </w:rPr>
-        <w:t>nástroje</w:t>
-      </w:r>
-      <w:proofErr w:type="spellEnd"/>
-      <w:r>
-        <w:t xml:space="preserve"> – </w:t>
-      </w:r>
-      <w:proofErr w:type="spellStart"/>
-      <w:r>
-        <w:t>Použijte</w:t>
-      </w:r>
-      <w:proofErr w:type="spellEnd"/>
-      <w:r>
-        <w:t xml:space="preserve"> </w:t>
-      </w:r>
-      <w:proofErr w:type="spellStart"/>
-      <w:r>
-        <w:t>svůj</w:t>
-      </w:r>
-      <w:proofErr w:type="spellEnd"/>
-      <w:r>
-        <w:t xml:space="preserve"> </w:t>
-      </w:r>
-      <w:proofErr w:type="spellStart"/>
-      <w:r>
-        <w:t>osobní</w:t>
-      </w:r>
-      <w:proofErr w:type="spellEnd"/>
-      <w:r>
-        <w:t xml:space="preserve"> </w:t>
-      </w:r>
-      <w:proofErr w:type="spellStart"/>
-      <w:r>
-        <w:t>uživatelský</w:t>
-      </w:r>
-      <w:proofErr w:type="spellEnd"/>
-      <w:r>
-        <w:t xml:space="preserve"> </w:t>
-      </w:r>
-      <w:proofErr w:type="spellStart"/>
-      <w:r>
-        <w:t>účet</w:t>
-      </w:r>
-      <w:proofErr w:type="spellEnd"/>
-      <w:r>
-        <w:t xml:space="preserve"> s </w:t>
-      </w:r>
-      <w:proofErr w:type="spellStart"/>
-      <w:r>
-        <w:t>oprávněním</w:t>
-      </w:r>
-      <w:proofErr w:type="spellEnd"/>
-      <w:r>
-        <w:t xml:space="preserve"> k </w:t>
-      </w:r>
-      <w:proofErr w:type="spellStart"/>
-      <w:r>
-        <w:t>migraci</w:t>
-      </w:r>
-      <w:proofErr w:type="spellEnd"/>
-      <w:r>
-        <w:t>.</w:t>
-      </w:r>
-    </w:p>
-    <w:p>
-      <w:pPr>
-        <w:pStyle w:val="slovanseznam"/>
-        <w:spacing w:after="80"/>
-      </w:pPr>
-      <w:proofErr w:type="spellStart"/>
-      <w:r>
-        <w:rPr>
-          <w:b/>
-        </w:rPr>
-        <w:t>Vyberte</w:t>
-      </w:r>
-      <w:proofErr w:type="spellEnd"/>
-      <w:r>
-        <w:rPr>
-          <w:b/>
-        </w:rPr>
-        <w:t xml:space="preserve"> </w:t>
-      </w:r>
-      <w:proofErr w:type="spellStart"/>
-      <w:r>
-        <w:rPr>
-          <w:b/>
-        </w:rPr>
-        <w:t>zdrojovou</w:t>
-      </w:r>
-      <w:proofErr w:type="spellEnd"/>
-      <w:r>
-        <w:rPr>
-          <w:b/>
-        </w:rPr>
-        <w:t xml:space="preserve"> </w:t>
-      </w:r>
-      <w:proofErr w:type="spellStart"/>
-      <w:r>
-        <w:rPr>
-          <w:b/>
-        </w:rPr>
-        <w:t>databázi</w:t>
-      </w:r>
-      <w:proofErr w:type="spellEnd"/>
-      <w:r>
-        <w:t xml:space="preserve"> – V </w:t>
-      </w:r>
-      <w:proofErr w:type="spellStart"/>
-      <w:r>
-        <w:t>horní</w:t>
-      </w:r>
-      <w:proofErr w:type="spellEnd"/>
-      <w:r>
-        <w:t xml:space="preserve"> </w:t>
-      </w:r>
-      <w:proofErr w:type="spellStart"/>
-      <w:r>
-        <w:t>části</w:t>
-      </w:r>
-      <w:proofErr w:type="spellEnd"/>
-      <w:r>
-        <w:t xml:space="preserve"> </w:t>
-      </w:r>
-      <w:proofErr w:type="spellStart"/>
-      <w:r>
-        <w:t>rozhraní</w:t>
-      </w:r>
-      <w:proofErr w:type="spellEnd"/>
-      <w:r>
-        <w:t xml:space="preserve"> </w:t>
-      </w:r>
-      <w:proofErr w:type="spellStart"/>
-      <w:r>
-        <w:t>vyberte</w:t>
-      </w:r>
-      <w:proofErr w:type="spellEnd"/>
-      <w:r>
-        <w:t xml:space="preserve"> Teradata </w:t>
-      </w:r>
-      <w:proofErr w:type="spellStart"/>
-      <w:r>
-        <w:t>databázi</w:t>
-      </w:r>
-      <w:proofErr w:type="spellEnd"/>
-      <w:r>
-        <w:t xml:space="preserve">/dataset, </w:t>
-      </w:r>
-      <w:proofErr w:type="spellStart"/>
-      <w:r>
-        <w:t>například</w:t>
-      </w:r>
-      <w:proofErr w:type="spellEnd"/>
-      <w:r>
-        <w:t xml:space="preserve"> APSTG. </w:t>
-      </w:r>
-      <w:proofErr w:type="spellStart"/>
-      <w:r>
-        <w:t>Další</w:t>
-      </w:r>
-      <w:proofErr w:type="spellEnd"/>
-      <w:r>
-        <w:t xml:space="preserve"> </w:t>
-      </w:r>
-      <w:proofErr w:type="spellStart"/>
-      <w:r>
-        <w:t>databáze</w:t>
-      </w:r>
-      <w:proofErr w:type="spellEnd"/>
-      <w:r>
-        <w:t xml:space="preserve"> se </w:t>
-      </w:r>
-      <w:proofErr w:type="spellStart"/>
-      <w:r>
-        <w:t>zobrazí</w:t>
-      </w:r>
-      <w:proofErr w:type="spellEnd"/>
-      <w:r>
-        <w:t xml:space="preserve"> </w:t>
-      </w:r>
-      <w:proofErr w:type="spellStart"/>
-      <w:r>
-        <w:t>podle</w:t>
-      </w:r>
-      <w:proofErr w:type="spellEnd"/>
-      <w:r>
-        <w:t xml:space="preserve"> </w:t>
-      </w:r>
-      <w:proofErr w:type="spellStart"/>
-      <w:r>
-        <w:t>přidělených</w:t>
-      </w:r>
-      <w:proofErr w:type="spellEnd"/>
-      <w:r>
-        <w:t xml:space="preserve"> </w:t>
-      </w:r>
-      <w:proofErr w:type="spellStart"/>
-      <w:r>
-        <w:t>oprávnění</w:t>
-      </w:r>
-      <w:proofErr w:type="spellEnd"/>
-      <w:r>
-        <w:t>.</w:t>
-      </w:r>
-    </w:p>
-    <w:p>
-      <w:pPr>
-        <w:pStyle w:val="slovanseznam"/>
-        <w:spacing w:after="80"/>
-      </w:pPr>
-      <w:proofErr w:type="spellStart"/>
-      <w:r>
-        <w:rPr>
-          <w:b/>
-        </w:rPr>
-        <w:t>Vyfiltrujte</w:t>
-      </w:r>
-      <w:proofErr w:type="spellEnd"/>
-      <w:r>
-        <w:rPr>
-          <w:b/>
-        </w:rPr>
-        <w:t xml:space="preserve"> </w:t>
-      </w:r>
-      <w:proofErr w:type="spellStart"/>
-      <w:r>
-        <w:rPr>
-          <w:b/>
-        </w:rPr>
-        <w:t>systém</w:t>
-      </w:r>
-      <w:proofErr w:type="spellEnd"/>
-      <w:r>
-        <w:t xml:space="preserve"> – Do </w:t>
-      </w:r>
-      <w:proofErr w:type="spellStart"/>
-      <w:r>
-        <w:t>filtru</w:t>
-      </w:r>
-      <w:proofErr w:type="spellEnd"/>
-      <w:r>
-        <w:t xml:space="preserve"> </w:t>
-      </w:r>
-      <w:proofErr w:type="spellStart"/>
-      <w:r>
-        <w:t>zadejte</w:t>
-      </w:r>
-      <w:proofErr w:type="spellEnd"/>
-      <w:r>
-        <w:t xml:space="preserve"> </w:t>
-      </w:r>
-      <w:proofErr w:type="spellStart"/>
-      <w:r>
-        <w:t>název</w:t>
-      </w:r>
-      <w:proofErr w:type="spellEnd"/>
-      <w:r>
-        <w:t xml:space="preserve"> </w:t>
-      </w:r>
-      <w:proofErr w:type="spellStart"/>
-      <w:r>
-        <w:t>systému</w:t>
-      </w:r>
-      <w:proofErr w:type="spellEnd"/>
-      <w:r>
-        <w:t xml:space="preserve">, </w:t>
-      </w:r>
-      <w:proofErr w:type="spellStart"/>
-      <w:r>
-        <w:t>například</w:t>
-      </w:r>
-      <w:proofErr w:type="spellEnd"/>
-      <w:r>
-        <w:t xml:space="preserve"> SA</w:t>
+        <w:t xml:space="preserve"> – Do filtru zadejte název systému, například SA</w:t>
       </w:r>
       <w:r>
         <w:t>P</w:t>
       </w:r>
       <w:r>
-        <w:t xml:space="preserve">. </w:t>
-      </w:r>
-      <w:proofErr w:type="spellStart"/>
-      <w:r>
-        <w:t>Nástroj</w:t>
-      </w:r>
-      <w:proofErr w:type="spellEnd"/>
-      <w:r>
-        <w:t xml:space="preserve"> </w:t>
-      </w:r>
-      <w:proofErr w:type="spellStart"/>
-      <w:r>
-        <w:t>zobrazí</w:t>
-      </w:r>
-      <w:proofErr w:type="spellEnd"/>
-      <w:r>
-        <w:t xml:space="preserve"> </w:t>
-      </w:r>
-      <w:proofErr w:type="spellStart"/>
-      <w:r>
-        <w:t>odpovídající</w:t>
-      </w:r>
-      <w:proofErr w:type="spellEnd"/>
-      <w:r>
-        <w:t xml:space="preserve"> </w:t>
-      </w:r>
-      <w:proofErr w:type="spellStart"/>
-      <w:r>
-        <w:t>tabulky</w:t>
-      </w:r>
-      <w:proofErr w:type="spellEnd"/>
-      <w:r>
-        <w:t>.</w:t>
+        <w:t>. Nástroj zobrazí odpovídající tabulky.</w:t>
       </w:r>
     </w:p>
     <w:p>
@@ -1836,191 +514,44 @@
         <w:pStyle w:val="slovanseznam"/>
         <w:spacing w:after="80"/>
       </w:pPr>
-      <w:proofErr w:type="spellStart"/>
       <w:r>
         <w:rPr>
           <w:b/>
         </w:rPr>
-        <w:lastRenderedPageBreak/>
-        <w:t>Vyberte</w:t>
+        <w:t>Vyberte tabulky</w:t>
       </w:r>
-      <w:proofErr w:type="spellEnd"/>
+      <w:r>
+        <w:t xml:space="preserve"> – Zaškrtněte jednotlivé tabulky nebo použijte výběr všech. Hromadný výběr nemusí reagovat napoprvé; ověřte, že jsou skutečně označeny všechny požadované tabulky.</w:t>
+      </w:r>
+    </w:p>
+    <w:p>
+      <w:pPr>
+        <w:pStyle w:val="slovanseznam"/>
+        <w:spacing w:after="80"/>
+      </w:pPr>
       <w:r>
         <w:rPr>
           <w:b/>
         </w:rPr>
-        <w:t xml:space="preserve"> </w:t>
+        <w:t>Nastavte režim FULL / incremental</w:t>
       </w:r>
-      <w:proofErr w:type="spellStart"/>
+      <w:r>
+        <w:t xml:space="preserve"> – Pro běžnou produkční migraci na stage je bezpečnější FULL, pokud velikost tabulek dovoluje kompletní přenos. U velmi velkých tabulek ponechte inkrementální režim.</w:t>
+      </w:r>
+    </w:p>
+    <w:p>
+      <w:pPr>
+        <w:pStyle w:val="slovanseznam"/>
+        <w:spacing w:after="80"/>
+      </w:pPr>
       <w:r>
         <w:rPr>
           <w:b/>
         </w:rPr>
-        <w:t>tabulky</w:t>
+        <w:t>Rozhodněte o validaci</w:t>
       </w:r>
-      <w:proofErr w:type="spellEnd"/>
       <w:r>
-        <w:t xml:space="preserve"> – </w:t>
-      </w:r>
-      <w:proofErr w:type="spellStart"/>
-      <w:r>
-        <w:t>Zaškrtněte</w:t>
-      </w:r>
-      <w:proofErr w:type="spellEnd"/>
-      <w:r>
-        <w:t xml:space="preserve"> </w:t>
-      </w:r>
-      <w:proofErr w:type="spellStart"/>
-      <w:r>
-        <w:t>jednotlivé</w:t>
-      </w:r>
-      <w:proofErr w:type="spellEnd"/>
-      <w:r>
-        <w:t xml:space="preserve"> </w:t>
-      </w:r>
-      <w:proofErr w:type="spellStart"/>
-      <w:r>
-        <w:t>tabulky</w:t>
-      </w:r>
-      <w:proofErr w:type="spellEnd"/>
-      <w:r>
-        <w:t xml:space="preserve"> </w:t>
-      </w:r>
-      <w:proofErr w:type="spellStart"/>
-      <w:r>
-        <w:t>nebo</w:t>
-      </w:r>
-      <w:proofErr w:type="spellEnd"/>
-      <w:r>
-        <w:t xml:space="preserve"> </w:t>
-      </w:r>
-      <w:proofErr w:type="spellStart"/>
-      <w:r>
-        <w:t>použijte</w:t>
-      </w:r>
-      <w:proofErr w:type="spellEnd"/>
-      <w:r>
-        <w:t xml:space="preserve"> </w:t>
-      </w:r>
-      <w:proofErr w:type="spellStart"/>
-      <w:r>
-        <w:t>výběr</w:t>
-      </w:r>
-      <w:proofErr w:type="spellEnd"/>
-      <w:r>
-        <w:t xml:space="preserve"> </w:t>
-      </w:r>
-      <w:proofErr w:type="spellStart"/>
-      <w:r>
-        <w:t>všech</w:t>
-      </w:r>
-      <w:proofErr w:type="spellEnd"/>
-      <w:r>
-        <w:t xml:space="preserve">. </w:t>
-      </w:r>
-      <w:proofErr w:type="spellStart"/>
-      <w:r>
-        <w:t>Hromadný</w:t>
-      </w:r>
-      <w:proofErr w:type="spellEnd"/>
-      <w:r>
-        <w:t xml:space="preserve"> </w:t>
-      </w:r>
-      <w:proofErr w:type="spellStart"/>
-      <w:r>
-        <w:t>výběr</w:t>
-      </w:r>
-      <w:proofErr w:type="spellEnd"/>
-      <w:r>
-        <w:t xml:space="preserve"> </w:t>
-      </w:r>
-      <w:proofErr w:type="spellStart"/>
-      <w:r>
-        <w:t>nemusí</w:t>
-      </w:r>
-      <w:proofErr w:type="spellEnd"/>
-      <w:r>
-        <w:t xml:space="preserve"> </w:t>
-      </w:r>
-      <w:proofErr w:type="spellStart"/>
-      <w:r>
-        <w:t>reagovat</w:t>
-      </w:r>
-      <w:proofErr w:type="spellEnd"/>
-      <w:r>
-        <w:t xml:space="preserve"> </w:t>
-      </w:r>
-      <w:proofErr w:type="spellStart"/>
-      <w:r>
-        <w:t>napoprvé</w:t>
-      </w:r>
-      <w:proofErr w:type="spellEnd"/>
-      <w:r>
-        <w:t xml:space="preserve">; </w:t>
-      </w:r>
-      <w:proofErr w:type="spellStart"/>
-      <w:r>
-        <w:t>ověřte</w:t>
-      </w:r>
-      <w:proofErr w:type="spellEnd"/>
-      <w:r>
-        <w:t xml:space="preserve">, </w:t>
-      </w:r>
-      <w:proofErr w:type="spellStart"/>
-      <w:r>
-        <w:t>že</w:t>
-      </w:r>
-      <w:proofErr w:type="spellEnd"/>
-      <w:r>
-        <w:t xml:space="preserve"> </w:t>
-      </w:r>
-      <w:proofErr w:type="spellStart"/>
-      <w:r>
-        <w:t>jsou</w:t>
-      </w:r>
-      <w:proofErr w:type="spellEnd"/>
-      <w:r>
-        <w:t xml:space="preserve"> </w:t>
-      </w:r>
-      <w:proofErr w:type="spellStart"/>
-      <w:r>
-        <w:t>skutečně</w:t>
-      </w:r>
-      <w:proofErr w:type="spellEnd"/>
-      <w:r>
-        <w:t xml:space="preserve"> </w:t>
-      </w:r>
-      <w:proofErr w:type="spellStart"/>
-      <w:r>
-        <w:t>označeny</w:t>
-      </w:r>
-      <w:proofErr w:type="spellEnd"/>
-      <w:r>
-        <w:t xml:space="preserve"> </w:t>
-      </w:r>
-      <w:proofErr w:type="spellStart"/>
-      <w:r>
-        <w:t>všechny</w:t>
-      </w:r>
-      <w:proofErr w:type="spellEnd"/>
-      <w:r>
-        <w:t xml:space="preserve"> </w:t>
-      </w:r>
-      <w:proofErr w:type="spellStart"/>
-      <w:r>
-        <w:t>požadované</w:t>
-      </w:r>
-      <w:proofErr w:type="spellEnd"/>
-      <w:r>
-        <w:t xml:space="preserve"> </w:t>
-      </w:r>
-      <w:proofErr w:type="spellStart"/>
-      <w:r>
-        <w:t>tabulky</w:t>
-      </w:r>
-      <w:proofErr w:type="spellEnd"/>
-      <w:r>
-        <w:t>.</w:t>
+        <w:t xml:space="preserve"> – Pro rychlejší hromadnou migraci zaškrtněte Skip Validate. Validaci pak spusťte ad hoc nad vybranými tabulkami. Pokud Skip Validate nezaškrtnete, validace proběhne automaticky jako součást migrace.</w:t>
       </w:r>
     </w:p>
     <w:p>
@@ -2028,585 +559,29 @@
         <w:pStyle w:val="slovanseznam"/>
         <w:spacing w:after="80"/>
       </w:pPr>
-      <w:proofErr w:type="spellStart"/>
       <w:r>
         <w:rPr>
           <w:b/>
         </w:rPr>
-        <w:t>Nastavte</w:t>
+        <w:t>Zadejte tag</w:t>
       </w:r>
-      <w:proofErr w:type="spellEnd"/>
+      <w:r>
+        <w:t xml:space="preserve"> – Použijte datum migrace nebo jiný jednoznačný tag, například 2026-07-29. Tag slouží k pozdějšímu filtrování a dohledání všech běhů.</w:t>
+      </w:r>
+    </w:p>
+    <w:p>
+      <w:pPr>
+        <w:pStyle w:val="slovanseznam"/>
+        <w:spacing w:after="80"/>
+      </w:pPr>
       <w:r>
         <w:rPr>
           <w:b/>
         </w:rPr>
-        <w:t xml:space="preserve"> </w:t>
-      </w:r>
-      <w:proofErr w:type="spellStart"/>
-      <w:r>
-        <w:rPr>
-          <w:b/>
-        </w:rPr>
-        <w:t>režim</w:t>
-      </w:r>
-      <w:proofErr w:type="spellEnd"/>
-      <w:r>
-        <w:rPr>
-          <w:b/>
-        </w:rPr>
-        <w:t xml:space="preserve"> FULL / incremental</w:t>
+        <w:t>Spusťte migraci</w:t>
       </w:r>
       <w:r>
-        <w:t xml:space="preserve"> – Pro </w:t>
-      </w:r>
-      <w:proofErr w:type="spellStart"/>
-      <w:r>
-        <w:t>běžnou</w:t>
-      </w:r>
-      <w:proofErr w:type="spellEnd"/>
-      <w:r>
-        <w:t xml:space="preserve"> </w:t>
-      </w:r>
-      <w:proofErr w:type="spellStart"/>
-      <w:r>
-        <w:t>produkční</w:t>
-      </w:r>
-      <w:proofErr w:type="spellEnd"/>
-      <w:r>
-        <w:t xml:space="preserve"> </w:t>
-      </w:r>
-      <w:proofErr w:type="spellStart"/>
-      <w:r>
-        <w:t>migraci</w:t>
-      </w:r>
-      <w:proofErr w:type="spellEnd"/>
-      <w:r>
-        <w:t xml:space="preserve"> </w:t>
-      </w:r>
-      <w:proofErr w:type="spellStart"/>
-      <w:r>
-        <w:t>na</w:t>
-      </w:r>
-      <w:proofErr w:type="spellEnd"/>
-      <w:r>
-        <w:t xml:space="preserve"> stage je </w:t>
-      </w:r>
-      <w:proofErr w:type="spellStart"/>
-      <w:r>
-        <w:t>bezpečnější</w:t>
-      </w:r>
-      <w:proofErr w:type="spellEnd"/>
-      <w:r>
-        <w:t xml:space="preserve"> FULL, </w:t>
-      </w:r>
-      <w:proofErr w:type="spellStart"/>
-      <w:r>
-        <w:t>pokud</w:t>
-      </w:r>
-      <w:proofErr w:type="spellEnd"/>
-      <w:r>
-        <w:t xml:space="preserve"> </w:t>
-      </w:r>
-      <w:proofErr w:type="spellStart"/>
-      <w:r>
-        <w:t>velikost</w:t>
-      </w:r>
-      <w:proofErr w:type="spellEnd"/>
-      <w:r>
-        <w:t xml:space="preserve"> </w:t>
-      </w:r>
-      <w:proofErr w:type="spellStart"/>
-      <w:r>
-        <w:t>tabulek</w:t>
-      </w:r>
-      <w:proofErr w:type="spellEnd"/>
-      <w:r>
-        <w:t xml:space="preserve"> </w:t>
-      </w:r>
-      <w:proofErr w:type="spellStart"/>
-      <w:r>
-        <w:t>dovoluje</w:t>
-      </w:r>
-      <w:proofErr w:type="spellEnd"/>
-      <w:r>
-        <w:t xml:space="preserve"> </w:t>
-      </w:r>
-      <w:proofErr w:type="spellStart"/>
-      <w:r>
-        <w:t>kompletní</w:t>
-      </w:r>
-      <w:proofErr w:type="spellEnd"/>
-      <w:r>
-        <w:t xml:space="preserve"> </w:t>
-      </w:r>
-      <w:proofErr w:type="spellStart"/>
-      <w:r>
-        <w:t>přenos</w:t>
-      </w:r>
-      <w:proofErr w:type="spellEnd"/>
-      <w:r>
-        <w:t xml:space="preserve">. U </w:t>
-      </w:r>
-      <w:proofErr w:type="spellStart"/>
-      <w:r>
-        <w:t>velmi</w:t>
-      </w:r>
-      <w:proofErr w:type="spellEnd"/>
-      <w:r>
-        <w:t xml:space="preserve"> </w:t>
-      </w:r>
-      <w:proofErr w:type="spellStart"/>
-      <w:r>
-        <w:t>velkých</w:t>
-      </w:r>
-      <w:proofErr w:type="spellEnd"/>
-      <w:r>
-        <w:t xml:space="preserve"> </w:t>
-      </w:r>
-      <w:proofErr w:type="spellStart"/>
-      <w:r>
-        <w:t>tabulek</w:t>
-      </w:r>
-      <w:proofErr w:type="spellEnd"/>
-      <w:r>
-        <w:t xml:space="preserve"> </w:t>
-      </w:r>
-      <w:proofErr w:type="spellStart"/>
-      <w:r>
-        <w:t>ponechte</w:t>
-      </w:r>
-      <w:proofErr w:type="spellEnd"/>
-      <w:r>
-        <w:t xml:space="preserve"> </w:t>
-      </w:r>
-      <w:proofErr w:type="spellStart"/>
-      <w:r>
-        <w:t>inkrementální</w:t>
-      </w:r>
-      <w:proofErr w:type="spellEnd"/>
-      <w:r>
-        <w:t xml:space="preserve"> </w:t>
-      </w:r>
-      <w:proofErr w:type="spellStart"/>
-      <w:r>
-        <w:t>režim</w:t>
-      </w:r>
-      <w:proofErr w:type="spellEnd"/>
-      <w:r>
-        <w:t>.</w:t>
-      </w:r>
-    </w:p>
-    <w:p>
-      <w:pPr>
-        <w:pStyle w:val="slovanseznam"/>
-        <w:spacing w:after="80"/>
-      </w:pPr>
-      <w:proofErr w:type="spellStart"/>
-      <w:r>
-        <w:rPr>
-          <w:b/>
-        </w:rPr>
-        <w:t>Rozhodněte</w:t>
-      </w:r>
-      <w:proofErr w:type="spellEnd"/>
-      <w:r>
-        <w:rPr>
-          <w:b/>
-        </w:rPr>
-        <w:t xml:space="preserve"> o </w:t>
-      </w:r>
-      <w:proofErr w:type="spellStart"/>
-      <w:r>
-        <w:rPr>
-          <w:b/>
-        </w:rPr>
-        <w:t>validaci</w:t>
-      </w:r>
-      <w:proofErr w:type="spellEnd"/>
-      <w:r>
-        <w:t xml:space="preserve"> – Pro </w:t>
-      </w:r>
-      <w:proofErr w:type="spellStart"/>
-      <w:r>
-        <w:t>rychlejší</w:t>
-      </w:r>
-      <w:proofErr w:type="spellEnd"/>
-      <w:r>
-        <w:t xml:space="preserve"> </w:t>
-      </w:r>
-      <w:proofErr w:type="spellStart"/>
-      <w:r>
-        <w:t>hromadnou</w:t>
-      </w:r>
-      <w:proofErr w:type="spellEnd"/>
-      <w:r>
-        <w:t xml:space="preserve"> </w:t>
-      </w:r>
-      <w:proofErr w:type="spellStart"/>
-      <w:r>
-        <w:t>migraci</w:t>
-      </w:r>
-      <w:proofErr w:type="spellEnd"/>
-      <w:r>
-        <w:t xml:space="preserve"> </w:t>
-      </w:r>
-      <w:proofErr w:type="spellStart"/>
-      <w:r>
-        <w:t>zaškrtněte</w:t>
-      </w:r>
-      <w:proofErr w:type="spellEnd"/>
-      <w:r>
-        <w:t xml:space="preserve"> Skip Validate. </w:t>
-      </w:r>
-      <w:proofErr w:type="spellStart"/>
-      <w:r>
-        <w:t>Validaci</w:t>
-      </w:r>
-      <w:proofErr w:type="spellEnd"/>
-      <w:r>
-        <w:t xml:space="preserve"> pak </w:t>
-      </w:r>
-      <w:proofErr w:type="spellStart"/>
-      <w:r>
-        <w:t>spusťte</w:t>
-      </w:r>
-      <w:proofErr w:type="spellEnd"/>
-      <w:r>
-        <w:t xml:space="preserve"> ad hoc </w:t>
-      </w:r>
-      <w:proofErr w:type="spellStart"/>
-      <w:r>
-        <w:t>nad</w:t>
-      </w:r>
-      <w:proofErr w:type="spellEnd"/>
-      <w:r>
-        <w:t xml:space="preserve"> </w:t>
-      </w:r>
-      <w:proofErr w:type="spellStart"/>
-      <w:r>
-        <w:t>vybranými</w:t>
-      </w:r>
-      <w:proofErr w:type="spellEnd"/>
-      <w:r>
-        <w:t xml:space="preserve"> </w:t>
-      </w:r>
-      <w:proofErr w:type="spellStart"/>
-      <w:r>
-        <w:t>tabulkami</w:t>
-      </w:r>
-      <w:proofErr w:type="spellEnd"/>
-      <w:r>
-        <w:t xml:space="preserve">. </w:t>
-      </w:r>
-      <w:proofErr w:type="spellStart"/>
-      <w:r>
-        <w:t>Pokud</w:t>
-      </w:r>
-      <w:proofErr w:type="spellEnd"/>
-      <w:r>
-        <w:t xml:space="preserve"> Skip Validate </w:t>
-      </w:r>
-      <w:proofErr w:type="spellStart"/>
-      <w:r>
-        <w:t>nezaškrtnete</w:t>
-      </w:r>
-      <w:proofErr w:type="spellEnd"/>
-      <w:r>
-        <w:t xml:space="preserve">, </w:t>
-      </w:r>
-      <w:proofErr w:type="spellStart"/>
-      <w:r>
-        <w:t>validace</w:t>
-      </w:r>
-      <w:proofErr w:type="spellEnd"/>
-      <w:r>
-        <w:t xml:space="preserve"> </w:t>
-      </w:r>
-      <w:proofErr w:type="spellStart"/>
-      <w:r>
-        <w:t>proběhne</w:t>
-      </w:r>
-      <w:proofErr w:type="spellEnd"/>
-      <w:r>
-        <w:t xml:space="preserve"> </w:t>
-      </w:r>
-      <w:proofErr w:type="spellStart"/>
-      <w:r>
-        <w:t>automaticky</w:t>
-      </w:r>
-      <w:proofErr w:type="spellEnd"/>
-      <w:r>
-        <w:t xml:space="preserve"> </w:t>
-      </w:r>
-      <w:proofErr w:type="spellStart"/>
-      <w:r>
-        <w:t>jako</w:t>
-      </w:r>
-      <w:proofErr w:type="spellEnd"/>
-      <w:r>
-        <w:t xml:space="preserve"> </w:t>
-      </w:r>
-      <w:proofErr w:type="spellStart"/>
-      <w:r>
-        <w:t>součást</w:t>
-      </w:r>
-      <w:proofErr w:type="spellEnd"/>
-      <w:r>
-        <w:t xml:space="preserve"> </w:t>
-      </w:r>
-      <w:proofErr w:type="spellStart"/>
-      <w:r>
-        <w:t>migrace</w:t>
-      </w:r>
-      <w:proofErr w:type="spellEnd"/>
-      <w:r>
-        <w:t>.</w:t>
-      </w:r>
-    </w:p>
-    <w:p>
-      <w:pPr>
-        <w:pStyle w:val="slovanseznam"/>
-        <w:spacing w:after="80"/>
-      </w:pPr>
-      <w:proofErr w:type="spellStart"/>
-      <w:r>
-        <w:rPr>
-          <w:b/>
-        </w:rPr>
-        <w:t>Zadejte</w:t>
-      </w:r>
-      <w:proofErr w:type="spellEnd"/>
-      <w:r>
-        <w:rPr>
-          <w:b/>
-        </w:rPr>
-        <w:t xml:space="preserve"> tag</w:t>
-      </w:r>
-      <w:r>
-        <w:t xml:space="preserve"> – </w:t>
-      </w:r>
-      <w:proofErr w:type="spellStart"/>
-      <w:r>
-        <w:t>Použijte</w:t>
-      </w:r>
-      <w:proofErr w:type="spellEnd"/>
-      <w:r>
-        <w:t xml:space="preserve"> datum </w:t>
-      </w:r>
-      <w:proofErr w:type="spellStart"/>
-      <w:r>
-        <w:t>migrace</w:t>
-      </w:r>
-      <w:proofErr w:type="spellEnd"/>
-      <w:r>
-        <w:t xml:space="preserve"> </w:t>
-      </w:r>
-      <w:proofErr w:type="spellStart"/>
-      <w:r>
-        <w:t>nebo</w:t>
-      </w:r>
-      <w:proofErr w:type="spellEnd"/>
-      <w:r>
-        <w:t xml:space="preserve"> </w:t>
-      </w:r>
-      <w:proofErr w:type="spellStart"/>
-      <w:r>
-        <w:t>jiný</w:t>
-      </w:r>
-      <w:proofErr w:type="spellEnd"/>
-      <w:r>
-        <w:t xml:space="preserve"> </w:t>
-      </w:r>
-      <w:proofErr w:type="spellStart"/>
-      <w:r>
-        <w:t>jednoznačný</w:t>
-      </w:r>
-      <w:proofErr w:type="spellEnd"/>
-      <w:r>
-        <w:t xml:space="preserve"> tag, </w:t>
-      </w:r>
-      <w:proofErr w:type="spellStart"/>
-      <w:r>
-        <w:t>například</w:t>
-      </w:r>
-      <w:proofErr w:type="spellEnd"/>
-      <w:r>
-        <w:t xml:space="preserve"> 2026-07-29. Tag </w:t>
-      </w:r>
-      <w:proofErr w:type="spellStart"/>
-      <w:r>
-        <w:t>slouží</w:t>
-      </w:r>
-      <w:proofErr w:type="spellEnd"/>
-      <w:r>
-        <w:t xml:space="preserve"> k </w:t>
-      </w:r>
-      <w:proofErr w:type="spellStart"/>
-      <w:r>
-        <w:t>pozdějšímu</w:t>
-      </w:r>
-      <w:proofErr w:type="spellEnd"/>
-      <w:r>
-        <w:t xml:space="preserve"> </w:t>
-      </w:r>
-      <w:proofErr w:type="spellStart"/>
-      <w:r>
-        <w:t>filtrování</w:t>
-      </w:r>
-      <w:proofErr w:type="spellEnd"/>
-      <w:r>
-        <w:t xml:space="preserve"> a </w:t>
-      </w:r>
-      <w:proofErr w:type="spellStart"/>
-      <w:r>
-        <w:t>dohledání</w:t>
-      </w:r>
-      <w:proofErr w:type="spellEnd"/>
-      <w:r>
-        <w:t xml:space="preserve"> </w:t>
-      </w:r>
-      <w:proofErr w:type="spellStart"/>
-      <w:r>
-        <w:t>všech</w:t>
-      </w:r>
-      <w:proofErr w:type="spellEnd"/>
-      <w:r>
-        <w:t xml:space="preserve"> </w:t>
-      </w:r>
-      <w:proofErr w:type="spellStart"/>
-      <w:r>
-        <w:t>běhů</w:t>
-      </w:r>
-      <w:proofErr w:type="spellEnd"/>
-      <w:r>
-        <w:t>.</w:t>
-      </w:r>
-    </w:p>
-    <w:p>
-      <w:pPr>
-        <w:pStyle w:val="slovanseznam"/>
-        <w:spacing w:after="80"/>
-      </w:pPr>
-      <w:proofErr w:type="spellStart"/>
-      <w:r>
-        <w:rPr>
-          <w:b/>
-        </w:rPr>
-        <w:t>Spusťte</w:t>
-      </w:r>
-      <w:proofErr w:type="spellEnd"/>
-      <w:r>
-        <w:rPr>
-          <w:b/>
-        </w:rPr>
-        <w:t xml:space="preserve"> </w:t>
-      </w:r>
-      <w:proofErr w:type="spellStart"/>
-      <w:r>
-        <w:rPr>
-          <w:b/>
-        </w:rPr>
-        <w:t>migraci</w:t>
-      </w:r>
-      <w:proofErr w:type="spellEnd"/>
-      <w:r>
-        <w:t xml:space="preserve"> – </w:t>
-      </w:r>
-      <w:proofErr w:type="spellStart"/>
-      <w:r>
-        <w:t>Klikněte</w:t>
-      </w:r>
-      <w:proofErr w:type="spellEnd"/>
-      <w:r>
-        <w:t xml:space="preserve"> </w:t>
-      </w:r>
-      <w:proofErr w:type="spellStart"/>
-      <w:r>
-        <w:t>na</w:t>
-      </w:r>
-      <w:proofErr w:type="spellEnd"/>
-      <w:r>
-        <w:t xml:space="preserve"> Start Migration. Stav </w:t>
-      </w:r>
-      <w:proofErr w:type="spellStart"/>
-      <w:r>
-        <w:t>vybraných</w:t>
-      </w:r>
-      <w:proofErr w:type="spellEnd"/>
-      <w:r>
-        <w:t xml:space="preserve"> </w:t>
-      </w:r>
-      <w:proofErr w:type="spellStart"/>
-      <w:r>
-        <w:t>artefaktů</w:t>
-      </w:r>
-      <w:proofErr w:type="spellEnd"/>
-      <w:r>
-        <w:t xml:space="preserve"> se </w:t>
-      </w:r>
-      <w:proofErr w:type="spellStart"/>
-      <w:r>
-        <w:t>změní</w:t>
-      </w:r>
-      <w:proofErr w:type="spellEnd"/>
-      <w:r>
-        <w:t xml:space="preserve"> </w:t>
-      </w:r>
-      <w:proofErr w:type="spellStart"/>
-      <w:r>
-        <w:t>na</w:t>
-      </w:r>
-      <w:proofErr w:type="spellEnd"/>
-      <w:r>
-        <w:t xml:space="preserve"> Running; </w:t>
-      </w:r>
-      <w:proofErr w:type="spellStart"/>
-      <w:r>
-        <w:t>další</w:t>
-      </w:r>
-      <w:proofErr w:type="spellEnd"/>
-      <w:r>
-        <w:t xml:space="preserve"> </w:t>
-      </w:r>
-      <w:proofErr w:type="spellStart"/>
-      <w:r>
-        <w:t>úlohy</w:t>
-      </w:r>
-      <w:proofErr w:type="spellEnd"/>
-      <w:r>
-        <w:t xml:space="preserve"> </w:t>
-      </w:r>
-      <w:proofErr w:type="spellStart"/>
-      <w:r>
-        <w:t>mohou</w:t>
-      </w:r>
-      <w:proofErr w:type="spellEnd"/>
-      <w:r>
-        <w:t xml:space="preserve"> </w:t>
-      </w:r>
-      <w:proofErr w:type="spellStart"/>
-      <w:r>
-        <w:t>být</w:t>
-      </w:r>
-      <w:proofErr w:type="spellEnd"/>
-      <w:r>
-        <w:t xml:space="preserve"> </w:t>
-      </w:r>
-      <w:proofErr w:type="spellStart"/>
-      <w:r>
-        <w:t>ve</w:t>
-      </w:r>
-      <w:proofErr w:type="spellEnd"/>
-      <w:r>
-        <w:t xml:space="preserve"> </w:t>
-      </w:r>
-      <w:proofErr w:type="spellStart"/>
-      <w:r>
-        <w:t>stavu</w:t>
-      </w:r>
-      <w:proofErr w:type="spellEnd"/>
-      <w:r>
-        <w:t xml:space="preserve"> Queued.</w:t>
+        <w:t xml:space="preserve"> – Klikněte na Start Migration. Stav vybraných artefaktů se změní na Running; další úlohy mohou být ve stavu Queued.</w:t>
       </w:r>
     </w:p>
     <w:tbl>
@@ -2634,189 +609,14 @@
             </w:tcMar>
           </w:tcPr>
           <w:p>
-            <w:proofErr w:type="spellStart"/>
             <w:r>
               <w:rPr>
                 <w:b/>
               </w:rPr>
-              <w:t>Doporučené</w:t>
+              <w:t xml:space="preserve">Doporučené nastavení pro běžnou stage migraci: </w:t>
             </w:r>
-            <w:proofErr w:type="spellEnd"/>
             <w:r>
-              <w:rPr>
-                <w:b/>
-              </w:rPr>
-              <w:t xml:space="preserve"> </w:t>
-            </w:r>
-            <w:proofErr w:type="spellStart"/>
-            <w:r>
-              <w:rPr>
-                <w:b/>
-              </w:rPr>
-              <w:t>nastavení</w:t>
-            </w:r>
-            <w:proofErr w:type="spellEnd"/>
-            <w:r>
-              <w:rPr>
-                <w:b/>
-              </w:rPr>
-              <w:t xml:space="preserve"> pro </w:t>
-            </w:r>
-            <w:proofErr w:type="spellStart"/>
-            <w:r>
-              <w:rPr>
-                <w:b/>
-              </w:rPr>
-              <w:t>běžnou</w:t>
-            </w:r>
-            <w:proofErr w:type="spellEnd"/>
-            <w:r>
-              <w:rPr>
-                <w:b/>
-              </w:rPr>
-              <w:t xml:space="preserve"> stage </w:t>
-            </w:r>
-            <w:proofErr w:type="spellStart"/>
-            <w:r>
-              <w:rPr>
-                <w:b/>
-              </w:rPr>
-              <w:t>migraci</w:t>
-            </w:r>
-            <w:proofErr w:type="spellEnd"/>
-            <w:r>
-              <w:rPr>
-                <w:b/>
-              </w:rPr>
-              <w:t xml:space="preserve">: </w:t>
-            </w:r>
-            <w:proofErr w:type="spellStart"/>
-            <w:r>
-              <w:t>Vybrané</w:t>
-            </w:r>
-            <w:proofErr w:type="spellEnd"/>
-            <w:r>
-              <w:t xml:space="preserve"> </w:t>
-            </w:r>
-            <w:proofErr w:type="spellStart"/>
-            <w:r>
-              <w:t>tabulky</w:t>
-            </w:r>
-            <w:proofErr w:type="spellEnd"/>
-            <w:r>
-              <w:t xml:space="preserve"> + Force Full (</w:t>
-            </w:r>
-            <w:proofErr w:type="spellStart"/>
-            <w:r>
-              <w:t>pokud</w:t>
-            </w:r>
-            <w:proofErr w:type="spellEnd"/>
-            <w:r>
-              <w:t xml:space="preserve"> </w:t>
-            </w:r>
-            <w:proofErr w:type="spellStart"/>
-            <w:r>
-              <w:t>jsou</w:t>
-            </w:r>
-            <w:proofErr w:type="spellEnd"/>
-            <w:r>
-              <w:t xml:space="preserve"> </w:t>
-            </w:r>
-            <w:proofErr w:type="spellStart"/>
-            <w:r>
-              <w:t>tabulky</w:t>
-            </w:r>
-            <w:proofErr w:type="spellEnd"/>
-            <w:r>
-              <w:t xml:space="preserve"> </w:t>
-            </w:r>
-            <w:proofErr w:type="spellStart"/>
-            <w:r>
-              <w:t>rozumně</w:t>
-            </w:r>
-            <w:proofErr w:type="spellEnd"/>
-            <w:r>
-              <w:t xml:space="preserve"> </w:t>
-            </w:r>
-            <w:proofErr w:type="spellStart"/>
-            <w:r>
-              <w:t>velké</w:t>
-            </w:r>
-            <w:proofErr w:type="spellEnd"/>
-            <w:r>
-              <w:t xml:space="preserve">) + Skip Validate + tag s </w:t>
-            </w:r>
-            <w:proofErr w:type="spellStart"/>
-            <w:r>
-              <w:t>datem</w:t>
-            </w:r>
-            <w:proofErr w:type="spellEnd"/>
-            <w:r>
-              <w:t xml:space="preserve">. Po </w:t>
-            </w:r>
-            <w:proofErr w:type="spellStart"/>
-            <w:r>
-              <w:t>dokončení</w:t>
-            </w:r>
-            <w:proofErr w:type="spellEnd"/>
-            <w:r>
-              <w:t xml:space="preserve"> </w:t>
-            </w:r>
-            <w:proofErr w:type="spellStart"/>
-            <w:r>
-              <w:t>proveďte</w:t>
-            </w:r>
-            <w:proofErr w:type="spellEnd"/>
-            <w:r>
-              <w:t xml:space="preserve"> </w:t>
-            </w:r>
-            <w:proofErr w:type="spellStart"/>
-            <w:r>
-              <w:t>cílenou</w:t>
-            </w:r>
-            <w:proofErr w:type="spellEnd"/>
-            <w:r>
-              <w:t xml:space="preserve"> </w:t>
-            </w:r>
-            <w:proofErr w:type="spellStart"/>
-            <w:r>
-              <w:t>validaci</w:t>
-            </w:r>
-            <w:proofErr w:type="spellEnd"/>
-            <w:r>
-              <w:t xml:space="preserve"> </w:t>
-            </w:r>
-            <w:proofErr w:type="spellStart"/>
-            <w:r>
-              <w:t>kritických</w:t>
-            </w:r>
-            <w:proofErr w:type="spellEnd"/>
-            <w:r>
-              <w:t xml:space="preserve"> </w:t>
-            </w:r>
-            <w:proofErr w:type="spellStart"/>
-            <w:r>
-              <w:t>nebo</w:t>
-            </w:r>
-            <w:proofErr w:type="spellEnd"/>
-            <w:r>
-              <w:t xml:space="preserve"> </w:t>
-            </w:r>
-            <w:proofErr w:type="spellStart"/>
-            <w:r>
-              <w:t>problematických</w:t>
-            </w:r>
-            <w:proofErr w:type="spellEnd"/>
-            <w:r>
-              <w:t xml:space="preserve"> </w:t>
-            </w:r>
-            <w:proofErr w:type="spellStart"/>
-            <w:r>
-              <w:t>tabulek</w:t>
-            </w:r>
-            <w:proofErr w:type="spellEnd"/>
-            <w:r>
-              <w:t>.</w:t>
+              <w:t>Vybrané tabulky + Force Full (pokud jsou tabulky rozumně velké) + Skip Validate + tag s datem. Po dokončení proveďte cílenou validaci kritických nebo problematických tabulek.</w:t>
             </w:r>
           </w:p>
         </w:tc>
@@ -2832,21 +632,8 @@
         <w:pStyle w:val="Nadpis1"/>
       </w:pPr>
       <w:r>
-        <w:t xml:space="preserve">4. FULL versus </w:t>
+        <w:t>4. FULL versus inkrementální migrace</w:t>
       </w:r>
-      <w:proofErr w:type="spellStart"/>
-      <w:r>
-        <w:t>inkrementální</w:t>
-      </w:r>
-      <w:proofErr w:type="spellEnd"/>
-      <w:r>
-        <w:t xml:space="preserve"> </w:t>
-      </w:r>
-      <w:proofErr w:type="spellStart"/>
-      <w:r>
-        <w:t>migrace</w:t>
-      </w:r>
-      <w:proofErr w:type="spellEnd"/>
     </w:p>
     <w:tbl>
       <w:tblPr>
@@ -2870,7 +657,6 @@
             <w:shd w:val="clear" w:color="auto" w:fill="1F4E78"/>
           </w:tcPr>
           <w:p>
-            <w:proofErr w:type="spellStart"/>
             <w:r>
               <w:rPr>
                 <w:b/>
@@ -2878,7 +664,6 @@
               </w:rPr>
               <w:t>Situace</w:t>
             </w:r>
-            <w:proofErr w:type="spellEnd"/>
           </w:p>
         </w:tc>
         <w:tc>
@@ -2887,31 +672,13 @@
             <w:shd w:val="clear" w:color="auto" w:fill="1F4E78"/>
           </w:tcPr>
           <w:p>
-            <w:proofErr w:type="spellStart"/>
             <w:r>
               <w:rPr>
                 <w:b/>
                 <w:color w:val="FFFFFF"/>
               </w:rPr>
-              <w:t>Doporučený</w:t>
+              <w:t>Doporučený režim</w:t>
             </w:r>
-            <w:proofErr w:type="spellEnd"/>
-            <w:r>
-              <w:rPr>
-                <w:b/>
-                <w:color w:val="FFFFFF"/>
-              </w:rPr>
-              <w:t xml:space="preserve"> </w:t>
-            </w:r>
-            <w:proofErr w:type="spellStart"/>
-            <w:r>
-              <w:rPr>
-                <w:b/>
-                <w:color w:val="FFFFFF"/>
-              </w:rPr>
-              <w:t>režim</w:t>
-            </w:r>
-            <w:proofErr w:type="spellEnd"/>
           </w:p>
         </w:tc>
         <w:tc>
@@ -2920,7 +687,6 @@
             <w:shd w:val="clear" w:color="auto" w:fill="1F4E78"/>
           </w:tcPr>
           <w:p>
-            <w:proofErr w:type="spellStart"/>
             <w:r>
               <w:rPr>
                 <w:b/>
@@ -2928,7 +694,6 @@
               </w:rPr>
               <w:t>Poznámka</w:t>
             </w:r>
-            <w:proofErr w:type="spellEnd"/>
           </w:p>
         </w:tc>
       </w:tr>
@@ -2947,51 +712,9 @@
             </w:tcMar>
           </w:tcPr>
           <w:p>
-            <w:proofErr w:type="spellStart"/>
             <w:r>
-              <w:t>Běžná</w:t>
+              <w:t>Běžná stage tabulka, velikost dovoluje kompletní přenos</w:t>
             </w:r>
-            <w:proofErr w:type="spellEnd"/>
-            <w:r>
-              <w:t xml:space="preserve"> stage </w:t>
-            </w:r>
-            <w:proofErr w:type="spellStart"/>
-            <w:r>
-              <w:t>tabulka</w:t>
-            </w:r>
-            <w:proofErr w:type="spellEnd"/>
-            <w:r>
-              <w:t xml:space="preserve">, </w:t>
-            </w:r>
-            <w:proofErr w:type="spellStart"/>
-            <w:r>
-              <w:t>velikost</w:t>
-            </w:r>
-            <w:proofErr w:type="spellEnd"/>
-            <w:r>
-              <w:t xml:space="preserve"> </w:t>
-            </w:r>
-            <w:proofErr w:type="spellStart"/>
-            <w:r>
-              <w:t>dovoluje</w:t>
-            </w:r>
-            <w:proofErr w:type="spellEnd"/>
-            <w:r>
-              <w:t xml:space="preserve"> </w:t>
-            </w:r>
-            <w:proofErr w:type="spellStart"/>
-            <w:r>
-              <w:t>kompletní</w:t>
-            </w:r>
-            <w:proofErr w:type="spellEnd"/>
-            <w:r>
-              <w:t xml:space="preserve"> </w:t>
-            </w:r>
-            <w:proofErr w:type="spellStart"/>
-            <w:r>
-              <w:t>přenos</w:t>
-            </w:r>
-            <w:proofErr w:type="spellEnd"/>
           </w:p>
         </w:tc>
         <w:tc>
@@ -3021,69 +744,8 @@
             </w:tcMar>
           </w:tcPr>
           <w:p>
-            <w:proofErr w:type="spellStart"/>
             <w:r>
-              <w:t>Nejbezpečnější</w:t>
-            </w:r>
-            <w:proofErr w:type="spellEnd"/>
-            <w:r>
-              <w:t xml:space="preserve"> </w:t>
-            </w:r>
-            <w:proofErr w:type="spellStart"/>
-            <w:r>
-              <w:t>varianta</w:t>
-            </w:r>
-            <w:proofErr w:type="spellEnd"/>
-            <w:r>
-              <w:t xml:space="preserve">; </w:t>
-            </w:r>
-            <w:proofErr w:type="spellStart"/>
-            <w:r>
-              <w:t>cílový</w:t>
-            </w:r>
-            <w:proofErr w:type="spellEnd"/>
-            <w:r>
-              <w:t xml:space="preserve"> </w:t>
-            </w:r>
-            <w:proofErr w:type="spellStart"/>
-            <w:r>
-              <w:t>stav</w:t>
-            </w:r>
-            <w:proofErr w:type="spellEnd"/>
-            <w:r>
-              <w:t xml:space="preserve"> </w:t>
-            </w:r>
-            <w:proofErr w:type="spellStart"/>
-            <w:r>
-              <w:t>odpovídá</w:t>
-            </w:r>
-            <w:proofErr w:type="spellEnd"/>
-            <w:r>
-              <w:t xml:space="preserve"> </w:t>
-            </w:r>
-            <w:proofErr w:type="spellStart"/>
-            <w:r>
-              <w:t>aktuálnímu</w:t>
-            </w:r>
-            <w:proofErr w:type="spellEnd"/>
-            <w:r>
-              <w:t xml:space="preserve"> </w:t>
-            </w:r>
-            <w:proofErr w:type="spellStart"/>
-            <w:r>
-              <w:t>obrazu</w:t>
-            </w:r>
-            <w:proofErr w:type="spellEnd"/>
-            <w:r>
-              <w:t xml:space="preserve"> </w:t>
-            </w:r>
-            <w:proofErr w:type="spellStart"/>
-            <w:r>
-              <w:t>zdroje</w:t>
-            </w:r>
-            <w:proofErr w:type="spellEnd"/>
-            <w:r>
-              <w:t>.</w:t>
+              <w:t>Nejbezpečnější varianta; cílový stav odpovídá aktuálnímu obrazu zdroje.</w:t>
             </w:r>
           </w:p>
         </w:tc>
@@ -3103,43 +765,9 @@
             </w:tcMar>
           </w:tcPr>
           <w:p>
-            <w:proofErr w:type="spellStart"/>
             <w:r>
-              <w:t>Tabulka</w:t>
+              <w:t>Tabulka má příznak incremental a změnila se struktura</w:t>
             </w:r>
-            <w:proofErr w:type="spellEnd"/>
-            <w:r>
-              <w:t xml:space="preserve"> </w:t>
-            </w:r>
-            <w:proofErr w:type="spellStart"/>
-            <w:r>
-              <w:t>má</w:t>
-            </w:r>
-            <w:proofErr w:type="spellEnd"/>
-            <w:r>
-              <w:t xml:space="preserve"> </w:t>
-            </w:r>
-            <w:proofErr w:type="spellStart"/>
-            <w:r>
-              <w:t>příznak</w:t>
-            </w:r>
-            <w:proofErr w:type="spellEnd"/>
-            <w:r>
-              <w:t xml:space="preserve"> incremental a </w:t>
-            </w:r>
-            <w:proofErr w:type="spellStart"/>
-            <w:r>
-              <w:t>změnila</w:t>
-            </w:r>
-            <w:proofErr w:type="spellEnd"/>
-            <w:r>
-              <w:t xml:space="preserve"> se </w:t>
-            </w:r>
-            <w:proofErr w:type="spellStart"/>
-            <w:r>
-              <w:t>struktura</w:t>
-            </w:r>
-            <w:proofErr w:type="spellEnd"/>
           </w:p>
         </w:tc>
         <w:tc>
@@ -3169,77 +797,8 @@
             </w:tcMar>
           </w:tcPr>
           <w:p>
-            <w:proofErr w:type="spellStart"/>
             <w:r>
-              <w:t>Inkrementální</w:t>
-            </w:r>
-            <w:proofErr w:type="spellEnd"/>
-            <w:r>
-              <w:t xml:space="preserve"> load </w:t>
-            </w:r>
-            <w:proofErr w:type="spellStart"/>
-            <w:r>
-              <w:t>může</w:t>
-            </w:r>
-            <w:proofErr w:type="spellEnd"/>
-            <w:r>
-              <w:t xml:space="preserve"> </w:t>
-            </w:r>
-            <w:proofErr w:type="spellStart"/>
-            <w:r>
-              <w:t>selhat</w:t>
-            </w:r>
-            <w:proofErr w:type="spellEnd"/>
-            <w:r>
-              <w:t xml:space="preserve">, </w:t>
-            </w:r>
-            <w:proofErr w:type="spellStart"/>
-            <w:r>
-              <w:t>protože</w:t>
-            </w:r>
-            <w:proofErr w:type="spellEnd"/>
-            <w:r>
-              <w:t xml:space="preserve"> </w:t>
-            </w:r>
-            <w:proofErr w:type="spellStart"/>
-            <w:r>
-              <w:t>nová</w:t>
-            </w:r>
-            <w:proofErr w:type="spellEnd"/>
-            <w:r>
-              <w:t xml:space="preserve"> data </w:t>
-            </w:r>
-            <w:proofErr w:type="spellStart"/>
-            <w:r>
-              <w:t>nelze</w:t>
-            </w:r>
-            <w:proofErr w:type="spellEnd"/>
-            <w:r>
-              <w:t xml:space="preserve"> </w:t>
-            </w:r>
-            <w:proofErr w:type="spellStart"/>
-            <w:r>
-              <w:t>nahrát</w:t>
-            </w:r>
-            <w:proofErr w:type="spellEnd"/>
-            <w:r>
-              <w:t xml:space="preserve"> do </w:t>
-            </w:r>
-            <w:proofErr w:type="spellStart"/>
-            <w:r>
-              <w:t>staré</w:t>
-            </w:r>
-            <w:proofErr w:type="spellEnd"/>
-            <w:r>
-              <w:t xml:space="preserve"> </w:t>
-            </w:r>
-            <w:proofErr w:type="spellStart"/>
-            <w:r>
-              <w:t>struktury</w:t>
-            </w:r>
-            <w:proofErr w:type="spellEnd"/>
-            <w:r>
-              <w:t>.</w:t>
+              <w:t>Inkrementální load může selhat, protože nová data nelze nahrát do staré struktury.</w:t>
             </w:r>
           </w:p>
         </w:tc>
@@ -3259,53 +818,8 @@
             </w:tcMar>
           </w:tcPr>
           <w:p>
-            <w:proofErr w:type="spellStart"/>
             <w:r>
-              <w:t>Velmi</w:t>
-            </w:r>
-            <w:proofErr w:type="spellEnd"/>
-            <w:r>
-              <w:t xml:space="preserve"> </w:t>
-            </w:r>
-            <w:proofErr w:type="spellStart"/>
-            <w:r>
-              <w:t>velká</w:t>
-            </w:r>
-            <w:proofErr w:type="spellEnd"/>
-            <w:r>
-              <w:t xml:space="preserve"> </w:t>
-            </w:r>
-            <w:proofErr w:type="spellStart"/>
-            <w:r>
-              <w:t>tabulka</w:t>
-            </w:r>
-            <w:proofErr w:type="spellEnd"/>
-            <w:r>
-              <w:t xml:space="preserve"> (</w:t>
-            </w:r>
-            <w:proofErr w:type="spellStart"/>
-            <w:r>
-              <w:t>řádově</w:t>
-            </w:r>
-            <w:proofErr w:type="spellEnd"/>
-            <w:r>
-              <w:t xml:space="preserve"> </w:t>
-            </w:r>
-            <w:proofErr w:type="spellStart"/>
-            <w:r>
-              <w:t>stovky</w:t>
-            </w:r>
-            <w:proofErr w:type="spellEnd"/>
-            <w:r>
-              <w:t xml:space="preserve"> GB </w:t>
-            </w:r>
-            <w:proofErr w:type="spellStart"/>
-            <w:r>
-              <w:t>až</w:t>
-            </w:r>
-            <w:proofErr w:type="spellEnd"/>
-            <w:r>
-              <w:t xml:space="preserve"> TB)</w:t>
+              <w:t>Velmi velká tabulka (řádově stovky GB až TB)</w:t>
             </w:r>
           </w:p>
         </w:tc>
@@ -3336,69 +850,8 @@
             </w:tcMar>
           </w:tcPr>
           <w:p>
-            <w:proofErr w:type="spellStart"/>
             <w:r>
-              <w:t>Kompletní</w:t>
-            </w:r>
-            <w:proofErr w:type="spellEnd"/>
-            <w:r>
-              <w:t xml:space="preserve"> FULL </w:t>
-            </w:r>
-            <w:proofErr w:type="spellStart"/>
-            <w:r>
-              <w:t>migrace</w:t>
-            </w:r>
-            <w:proofErr w:type="spellEnd"/>
-            <w:r>
-              <w:t xml:space="preserve"> </w:t>
-            </w:r>
-            <w:proofErr w:type="spellStart"/>
-            <w:r>
-              <w:t>může</w:t>
-            </w:r>
-            <w:proofErr w:type="spellEnd"/>
-            <w:r>
-              <w:t xml:space="preserve"> </w:t>
-            </w:r>
-            <w:proofErr w:type="spellStart"/>
-            <w:r>
-              <w:t>být</w:t>
-            </w:r>
-            <w:proofErr w:type="spellEnd"/>
-            <w:r>
-              <w:t xml:space="preserve"> </w:t>
-            </w:r>
-            <w:proofErr w:type="spellStart"/>
-            <w:r>
-              <w:t>časově</w:t>
-            </w:r>
-            <w:proofErr w:type="spellEnd"/>
-            <w:r>
-              <w:t xml:space="preserve"> </w:t>
-            </w:r>
-            <w:proofErr w:type="spellStart"/>
-            <w:r>
-              <w:t>nebo</w:t>
-            </w:r>
-            <w:proofErr w:type="spellEnd"/>
-            <w:r>
-              <w:t xml:space="preserve"> </w:t>
-            </w:r>
-            <w:proofErr w:type="spellStart"/>
-            <w:r>
-              <w:t>kapacitně</w:t>
-            </w:r>
-            <w:proofErr w:type="spellEnd"/>
-            <w:r>
-              <w:t xml:space="preserve"> </w:t>
-            </w:r>
-            <w:proofErr w:type="spellStart"/>
-            <w:r>
-              <w:t>nepraktická</w:t>
-            </w:r>
-            <w:proofErr w:type="spellEnd"/>
-            <w:r>
-              <w:t>.</w:t>
+              <w:t>Kompletní FULL migrace může být časově nebo kapacitně nepraktická.</w:t>
             </w:r>
           </w:p>
         </w:tc>
@@ -3418,27 +871,9 @@
             </w:tcMar>
           </w:tcPr>
           <w:p>
-            <w:proofErr w:type="spellStart"/>
             <w:r>
-              <w:t>Opakované</w:t>
+              <w:t>Opakované průběžné domigrování</w:t>
             </w:r>
-            <w:proofErr w:type="spellEnd"/>
-            <w:r>
-              <w:t xml:space="preserve"> </w:t>
-            </w:r>
-            <w:proofErr w:type="spellStart"/>
-            <w:r>
-              <w:t>průběžné</w:t>
-            </w:r>
-            <w:proofErr w:type="spellEnd"/>
-            <w:r>
-              <w:t xml:space="preserve"> </w:t>
-            </w:r>
-            <w:proofErr w:type="spellStart"/>
-            <w:r>
-              <w:t>domigrování</w:t>
-            </w:r>
-            <w:proofErr w:type="spellEnd"/>
           </w:p>
         </w:tc>
         <w:tc>
@@ -3468,93 +903,8 @@
             </w:tcMar>
           </w:tcPr>
           <w:p>
-            <w:proofErr w:type="spellStart"/>
             <w:r>
-              <w:t>Použijte</w:t>
-            </w:r>
-            <w:proofErr w:type="spellEnd"/>
-            <w:r>
-              <w:t xml:space="preserve"> </w:t>
-            </w:r>
-            <w:proofErr w:type="spellStart"/>
-            <w:r>
-              <w:t>pouze</w:t>
-            </w:r>
-            <w:proofErr w:type="spellEnd"/>
-            <w:r>
-              <w:t xml:space="preserve"> </w:t>
-            </w:r>
-            <w:proofErr w:type="spellStart"/>
-            <w:r>
-              <w:t>tehdy</w:t>
-            </w:r>
-            <w:proofErr w:type="spellEnd"/>
-            <w:r>
-              <w:t xml:space="preserve">, </w:t>
-            </w:r>
-            <w:proofErr w:type="spellStart"/>
-            <w:r>
-              <w:t>když</w:t>
-            </w:r>
-            <w:proofErr w:type="spellEnd"/>
-            <w:r>
-              <w:t xml:space="preserve"> se </w:t>
-            </w:r>
-            <w:proofErr w:type="spellStart"/>
-            <w:r>
-              <w:t>struktura</w:t>
-            </w:r>
-            <w:proofErr w:type="spellEnd"/>
-            <w:r>
-              <w:t xml:space="preserve"> </w:t>
-            </w:r>
-            <w:proofErr w:type="spellStart"/>
-            <w:r>
-              <w:t>nezměnila</w:t>
-            </w:r>
-            <w:proofErr w:type="spellEnd"/>
-            <w:r>
-              <w:t xml:space="preserve"> </w:t>
-            </w:r>
-            <w:proofErr w:type="gramStart"/>
-            <w:r>
-              <w:t>a</w:t>
-            </w:r>
-            <w:proofErr w:type="gramEnd"/>
-            <w:r>
-              <w:t xml:space="preserve"> </w:t>
-            </w:r>
-            <w:proofErr w:type="spellStart"/>
-            <w:r>
-              <w:t>inkrementální</w:t>
-            </w:r>
-            <w:proofErr w:type="spellEnd"/>
-            <w:r>
-              <w:t xml:space="preserve"> </w:t>
-            </w:r>
-            <w:proofErr w:type="spellStart"/>
-            <w:r>
-              <w:t>pravidlo</w:t>
-            </w:r>
-            <w:proofErr w:type="spellEnd"/>
-            <w:r>
-              <w:t xml:space="preserve"> je </w:t>
-            </w:r>
-            <w:proofErr w:type="spellStart"/>
-            <w:r>
-              <w:t>správně</w:t>
-            </w:r>
-            <w:proofErr w:type="spellEnd"/>
-            <w:r>
-              <w:t xml:space="preserve"> </w:t>
-            </w:r>
-            <w:proofErr w:type="spellStart"/>
-            <w:r>
-              <w:t>definované</w:t>
-            </w:r>
-            <w:proofErr w:type="spellEnd"/>
-            <w:r>
-              <w:t>.</w:t>
+              <w:t>Použijte pouze tehdy, když se struktura nezměnila a inkrementální pravidlo je správně definované.</w:t>
             </w:r>
           </w:p>
         </w:tc>
@@ -3565,213 +915,7 @@
         <w:pStyle w:val="Nadpis1"/>
       </w:pPr>
       <w:r>
-        <w:t xml:space="preserve">5. </w:t>
-      </w:r>
-      <w:proofErr w:type="spellStart"/>
-      <w:r>
-        <w:t>Kontrola</w:t>
-      </w:r>
-      <w:proofErr w:type="spellEnd"/>
-      <w:r>
-        <w:t xml:space="preserve"> </w:t>
-      </w:r>
-      <w:proofErr w:type="spellStart"/>
-      <w:r>
-        <w:t>průběhu</w:t>
-      </w:r>
-      <w:proofErr w:type="spellEnd"/>
-    </w:p>
-    <w:p>
-      <w:pPr>
-        <w:pStyle w:val="Seznamsodrkami"/>
-        <w:spacing w:after="60"/>
-      </w:pPr>
-      <w:r>
-        <w:t xml:space="preserve">V </w:t>
-      </w:r>
-      <w:proofErr w:type="spellStart"/>
-      <w:r>
-        <w:t>horní</w:t>
-      </w:r>
-      <w:proofErr w:type="spellEnd"/>
-      <w:r>
-        <w:t xml:space="preserve"> </w:t>
-      </w:r>
-      <w:proofErr w:type="spellStart"/>
-      <w:r>
-        <w:t>části</w:t>
-      </w:r>
-      <w:proofErr w:type="spellEnd"/>
-      <w:r>
-        <w:t xml:space="preserve"> </w:t>
-      </w:r>
-      <w:proofErr w:type="spellStart"/>
-      <w:r>
-        <w:t>sledujte</w:t>
-      </w:r>
-      <w:proofErr w:type="spellEnd"/>
-      <w:r>
-        <w:t xml:space="preserve"> </w:t>
-      </w:r>
-      <w:proofErr w:type="spellStart"/>
-      <w:r>
-        <w:t>počty</w:t>
-      </w:r>
-      <w:proofErr w:type="spellEnd"/>
-      <w:r>
-        <w:t xml:space="preserve"> Running a Queued. </w:t>
-      </w:r>
-      <w:proofErr w:type="spellStart"/>
-      <w:r>
-        <w:t>Nástroj</w:t>
-      </w:r>
-      <w:proofErr w:type="spellEnd"/>
-      <w:r>
-        <w:t xml:space="preserve"> </w:t>
-      </w:r>
-      <w:proofErr w:type="spellStart"/>
-      <w:r>
-        <w:t>používá</w:t>
-      </w:r>
-      <w:proofErr w:type="spellEnd"/>
-      <w:r>
-        <w:t xml:space="preserve"> </w:t>
-      </w:r>
-      <w:proofErr w:type="spellStart"/>
-      <w:r>
-        <w:t>omezený</w:t>
-      </w:r>
-      <w:proofErr w:type="spellEnd"/>
-      <w:r>
-        <w:t xml:space="preserve"> </w:t>
-      </w:r>
-      <w:proofErr w:type="spellStart"/>
-      <w:r>
-        <w:t>počet</w:t>
-      </w:r>
-      <w:proofErr w:type="spellEnd"/>
-      <w:r>
-        <w:t xml:space="preserve"> </w:t>
-      </w:r>
-      <w:proofErr w:type="spellStart"/>
-      <w:r>
-        <w:t>paralelních</w:t>
-      </w:r>
-      <w:proofErr w:type="spellEnd"/>
-      <w:r>
-        <w:t xml:space="preserve"> </w:t>
-      </w:r>
-      <w:proofErr w:type="spellStart"/>
-      <w:r>
-        <w:t>streamů</w:t>
-      </w:r>
-      <w:proofErr w:type="spellEnd"/>
-      <w:r>
-        <w:t>/</w:t>
-      </w:r>
-      <w:proofErr w:type="spellStart"/>
-      <w:r>
-        <w:t>slotů</w:t>
-      </w:r>
-      <w:proofErr w:type="spellEnd"/>
-      <w:r>
-        <w:t xml:space="preserve">; </w:t>
-      </w:r>
-      <w:proofErr w:type="spellStart"/>
-      <w:r>
-        <w:t>velká</w:t>
-      </w:r>
-      <w:proofErr w:type="spellEnd"/>
-      <w:r>
-        <w:t xml:space="preserve"> </w:t>
-      </w:r>
-      <w:proofErr w:type="spellStart"/>
-      <w:r>
-        <w:t>tabulka</w:t>
-      </w:r>
-      <w:proofErr w:type="spellEnd"/>
-      <w:r>
-        <w:t xml:space="preserve"> </w:t>
-      </w:r>
-      <w:proofErr w:type="spellStart"/>
-      <w:r>
-        <w:t>může</w:t>
-      </w:r>
-      <w:proofErr w:type="spellEnd"/>
-      <w:r>
-        <w:t xml:space="preserve"> </w:t>
-      </w:r>
-      <w:proofErr w:type="spellStart"/>
-      <w:r>
-        <w:t>spotřebovat</w:t>
-      </w:r>
-      <w:proofErr w:type="spellEnd"/>
-      <w:r>
-        <w:t xml:space="preserve"> </w:t>
-      </w:r>
-      <w:proofErr w:type="spellStart"/>
-      <w:r>
-        <w:t>více</w:t>
-      </w:r>
-      <w:proofErr w:type="spellEnd"/>
-      <w:r>
-        <w:t xml:space="preserve"> </w:t>
-      </w:r>
-      <w:proofErr w:type="spellStart"/>
-      <w:r>
-        <w:t>slotů</w:t>
-      </w:r>
-      <w:proofErr w:type="spellEnd"/>
-      <w:r>
-        <w:t xml:space="preserve"> </w:t>
-      </w:r>
-      <w:proofErr w:type="gramStart"/>
-      <w:r>
-        <w:t>a</w:t>
-      </w:r>
-      <w:proofErr w:type="gramEnd"/>
-      <w:r>
-        <w:t xml:space="preserve"> </w:t>
-      </w:r>
-      <w:proofErr w:type="spellStart"/>
-      <w:r>
-        <w:t>ostatní</w:t>
-      </w:r>
-      <w:proofErr w:type="spellEnd"/>
-      <w:r>
-        <w:t xml:space="preserve"> </w:t>
-      </w:r>
-      <w:proofErr w:type="spellStart"/>
-      <w:r>
-        <w:t>úlohy</w:t>
-      </w:r>
-      <w:proofErr w:type="spellEnd"/>
-      <w:r>
-        <w:t xml:space="preserve"> </w:t>
-      </w:r>
-      <w:proofErr w:type="spellStart"/>
-      <w:r>
-        <w:t>čekají</w:t>
-      </w:r>
-      <w:proofErr w:type="spellEnd"/>
-      <w:r>
-        <w:t xml:space="preserve"> </w:t>
-      </w:r>
-      <w:proofErr w:type="spellStart"/>
-      <w:r>
-        <w:t>ve</w:t>
-      </w:r>
-      <w:proofErr w:type="spellEnd"/>
-      <w:r>
-        <w:t xml:space="preserve"> </w:t>
-      </w:r>
-      <w:proofErr w:type="spellStart"/>
-      <w:r>
-        <w:t>frontě</w:t>
-      </w:r>
-      <w:proofErr w:type="spellEnd"/>
-      <w:r>
-        <w:t>.</w:t>
+        <w:t>5. Kontrola průběhu</w:t>
       </w:r>
     </w:p>
     <w:p>
@@ -3779,85 +923,8 @@
         <w:pStyle w:val="Seznamsodrkami"/>
         <w:spacing w:after="60"/>
       </w:pPr>
-      <w:proofErr w:type="spellStart"/>
       <w:r>
-        <w:t>Rozklikněte</w:t>
-      </w:r>
-      <w:proofErr w:type="spellEnd"/>
-      <w:r>
-        <w:t xml:space="preserve"> detail </w:t>
-      </w:r>
-      <w:proofErr w:type="spellStart"/>
-      <w:r>
-        <w:t>konkrétního</w:t>
-      </w:r>
-      <w:proofErr w:type="spellEnd"/>
-      <w:r>
-        <w:t xml:space="preserve"> </w:t>
-      </w:r>
-      <w:proofErr w:type="spellStart"/>
-      <w:r>
-        <w:t>běhu</w:t>
-      </w:r>
-      <w:proofErr w:type="spellEnd"/>
-      <w:r>
-        <w:t xml:space="preserve"> </w:t>
-      </w:r>
-      <w:proofErr w:type="spellStart"/>
-      <w:r>
-        <w:t>nebo</w:t>
-      </w:r>
-      <w:proofErr w:type="spellEnd"/>
-      <w:r>
-        <w:t xml:space="preserve"> </w:t>
-      </w:r>
-      <w:proofErr w:type="spellStart"/>
-      <w:r>
-        <w:t>tabulky</w:t>
-      </w:r>
-      <w:proofErr w:type="spellEnd"/>
-      <w:r>
-        <w:t xml:space="preserve">. </w:t>
-      </w:r>
-      <w:proofErr w:type="spellStart"/>
-      <w:r>
-        <w:t>Uvidíte</w:t>
-      </w:r>
-      <w:proofErr w:type="spellEnd"/>
-      <w:r>
-        <w:t xml:space="preserve"> </w:t>
-      </w:r>
-      <w:proofErr w:type="spellStart"/>
-      <w:r>
-        <w:t>jednotlivé</w:t>
-      </w:r>
-      <w:proofErr w:type="spellEnd"/>
-      <w:r>
-        <w:t xml:space="preserve"> </w:t>
-      </w:r>
-      <w:proofErr w:type="spellStart"/>
-      <w:r>
-        <w:t>kroky</w:t>
-      </w:r>
-      <w:proofErr w:type="spellEnd"/>
-      <w:r>
-        <w:t xml:space="preserve"> a </w:t>
-      </w:r>
-      <w:proofErr w:type="spellStart"/>
-      <w:r>
-        <w:t>jejich</w:t>
-      </w:r>
-      <w:proofErr w:type="spellEnd"/>
-      <w:r>
-        <w:t xml:space="preserve"> </w:t>
-      </w:r>
-      <w:proofErr w:type="spellStart"/>
-      <w:r>
-        <w:t>stav</w:t>
-      </w:r>
-      <w:proofErr w:type="spellEnd"/>
-      <w:r>
-        <w:t>.</w:t>
+        <w:t>V horní části sledujte počty Running a Queued. Nástroj používá omezený počet paralelních streamů/slotů; velká tabulka může spotřebovat více slotů a ostatní úlohy čekají ve frontě.</w:t>
       </w:r>
     </w:p>
     <w:p>
@@ -3865,53 +932,8 @@
         <w:pStyle w:val="Seznamsodrkami"/>
         <w:spacing w:after="60"/>
       </w:pPr>
-      <w:proofErr w:type="spellStart"/>
       <w:r>
-        <w:t>Stavy</w:t>
-      </w:r>
-      <w:proofErr w:type="spellEnd"/>
-      <w:r>
-        <w:t xml:space="preserve"> se </w:t>
-      </w:r>
-      <w:proofErr w:type="spellStart"/>
-      <w:r>
-        <w:t>postupně</w:t>
-      </w:r>
-      <w:proofErr w:type="spellEnd"/>
-      <w:r>
-        <w:t xml:space="preserve"> </w:t>
-      </w:r>
-      <w:proofErr w:type="spellStart"/>
-      <w:r>
-        <w:t>mění</w:t>
-      </w:r>
-      <w:proofErr w:type="spellEnd"/>
-      <w:r>
-        <w:t xml:space="preserve"> z Running </w:t>
-      </w:r>
-      <w:proofErr w:type="spellStart"/>
-      <w:r>
-        <w:t>na</w:t>
-      </w:r>
-      <w:proofErr w:type="spellEnd"/>
-      <w:r>
-        <w:t xml:space="preserve"> Completed. Cleanup se </w:t>
-      </w:r>
-      <w:proofErr w:type="spellStart"/>
-      <w:r>
-        <w:t>spouští</w:t>
-      </w:r>
-      <w:proofErr w:type="spellEnd"/>
-      <w:r>
-        <w:t xml:space="preserve"> v </w:t>
-      </w:r>
-      <w:proofErr w:type="spellStart"/>
-      <w:r>
-        <w:t>závěru</w:t>
-      </w:r>
-      <w:proofErr w:type="spellEnd"/>
-      <w:r>
-        <w:t>.</w:t>
+        <w:t>Rozklikněte detail konkrétního běhu nebo tabulky. Uvidíte jednotlivé kroky a jejich stav.</w:t>
       </w:r>
     </w:p>
     <w:p>
@@ -3920,71 +942,7 @@
         <w:spacing w:after="60"/>
       </w:pPr>
       <w:r>
-        <w:t xml:space="preserve">Po </w:t>
-      </w:r>
-      <w:proofErr w:type="spellStart"/>
-      <w:r>
-        <w:t>dokončení</w:t>
-      </w:r>
-      <w:proofErr w:type="spellEnd"/>
-      <w:r>
-        <w:t xml:space="preserve"> </w:t>
-      </w:r>
-      <w:proofErr w:type="spellStart"/>
-      <w:r>
-        <w:t>zkontrolujte</w:t>
-      </w:r>
-      <w:proofErr w:type="spellEnd"/>
-      <w:r>
-        <w:t xml:space="preserve">, </w:t>
-      </w:r>
-      <w:proofErr w:type="spellStart"/>
-      <w:r>
-        <w:t>že</w:t>
-      </w:r>
-      <w:proofErr w:type="spellEnd"/>
-      <w:r>
-        <w:t xml:space="preserve"> </w:t>
-      </w:r>
-      <w:proofErr w:type="spellStart"/>
-      <w:r>
-        <w:t>všechny</w:t>
-      </w:r>
-      <w:proofErr w:type="spellEnd"/>
-      <w:r>
-        <w:t xml:space="preserve"> </w:t>
-      </w:r>
-      <w:proofErr w:type="spellStart"/>
-      <w:r>
-        <w:t>požadované</w:t>
-      </w:r>
-      <w:proofErr w:type="spellEnd"/>
-      <w:r>
-        <w:t xml:space="preserve"> </w:t>
-      </w:r>
-      <w:proofErr w:type="spellStart"/>
-      <w:r>
-        <w:t>tabulky</w:t>
-      </w:r>
-      <w:proofErr w:type="spellEnd"/>
-      <w:r>
-        <w:t xml:space="preserve"> </w:t>
-      </w:r>
-      <w:proofErr w:type="spellStart"/>
-      <w:r>
-        <w:t>jsou</w:t>
-      </w:r>
-      <w:proofErr w:type="spellEnd"/>
-      <w:r>
-        <w:t xml:space="preserve"> Completed a </w:t>
-      </w:r>
-      <w:proofErr w:type="spellStart"/>
-      <w:r>
-        <w:t>počet</w:t>
-      </w:r>
-      <w:proofErr w:type="spellEnd"/>
-      <w:r>
-        <w:t xml:space="preserve"> Failed je 0.</w:t>
+        <w:t>Stavy se postupně mění z Running na Completed. Cleanup se spouští v závěru.</w:t>
       </w:r>
     </w:p>
     <w:p>
@@ -3992,85 +950,17 @@
         <w:pStyle w:val="Seznamsodrkami"/>
         <w:spacing w:after="60"/>
       </w:pPr>
-      <w:proofErr w:type="spellStart"/>
       <w:r>
-        <w:t>Pomocí</w:t>
+        <w:t>Po dokončení zkontrolujte, že všechny požadované tabulky jsou Completed a počet Failed je 0.</w:t>
       </w:r>
-      <w:proofErr w:type="spellEnd"/>
+    </w:p>
+    <w:p>
+      <w:pPr>
+        <w:pStyle w:val="Seznamsodrkami"/>
+        <w:spacing w:after="60"/>
+      </w:pPr>
       <w:r>
-        <w:t xml:space="preserve"> </w:t>
-      </w:r>
-      <w:proofErr w:type="spellStart"/>
-      <w:r>
-        <w:t>tagu</w:t>
-      </w:r>
-      <w:proofErr w:type="spellEnd"/>
-      <w:r>
-        <w:t xml:space="preserve"> </w:t>
-      </w:r>
-      <w:proofErr w:type="spellStart"/>
-      <w:r>
-        <w:t>lze</w:t>
-      </w:r>
-      <w:proofErr w:type="spellEnd"/>
-      <w:r>
-        <w:t xml:space="preserve"> </w:t>
-      </w:r>
-      <w:proofErr w:type="spellStart"/>
-      <w:r>
-        <w:t>vyfiltrovat</w:t>
-      </w:r>
-      <w:proofErr w:type="spellEnd"/>
-      <w:r>
-        <w:t xml:space="preserve"> </w:t>
-      </w:r>
-      <w:proofErr w:type="spellStart"/>
-      <w:r>
-        <w:t>všechny</w:t>
-      </w:r>
-      <w:proofErr w:type="spellEnd"/>
-      <w:r>
-        <w:t xml:space="preserve"> </w:t>
-      </w:r>
-      <w:proofErr w:type="spellStart"/>
-      <w:r>
-        <w:t>migrace</w:t>
-      </w:r>
-      <w:proofErr w:type="spellEnd"/>
-      <w:r>
-        <w:t xml:space="preserve"> </w:t>
-      </w:r>
-      <w:proofErr w:type="spellStart"/>
-      <w:r>
-        <w:t>spuštěné</w:t>
-      </w:r>
-      <w:proofErr w:type="spellEnd"/>
-      <w:r>
-        <w:t xml:space="preserve"> pro </w:t>
-      </w:r>
-      <w:proofErr w:type="spellStart"/>
-      <w:r>
-        <w:t>konkrétní</w:t>
-      </w:r>
-      <w:proofErr w:type="spellEnd"/>
-      <w:r>
-        <w:t xml:space="preserve"> datum </w:t>
-      </w:r>
-      <w:proofErr w:type="spellStart"/>
-      <w:r>
-        <w:t>nebo</w:t>
-      </w:r>
-      <w:proofErr w:type="spellEnd"/>
-      <w:r>
-        <w:t xml:space="preserve"> </w:t>
-      </w:r>
-      <w:proofErr w:type="spellStart"/>
-      <w:r>
-        <w:t>nasazení</w:t>
-      </w:r>
-      <w:proofErr w:type="spellEnd"/>
-      <w:r>
-        <w:t>.</w:t>
+        <w:t>Pomocí tagu lze vyfiltrovat všechny migrace spuštěné pro konkrétní datum nebo nasazení.</w:t>
       </w:r>
     </w:p>
     <w:tbl>
@@ -4098,139 +988,15 @@
             </w:tcMar>
           </w:tcPr>
           <w:p>
-            <w:proofErr w:type="spellStart"/>
             <w:r>
               <w:rPr>
                 <w:b/>
               </w:rPr>
-              <w:t>Fronta</w:t>
-            </w:r>
-            <w:proofErr w:type="spellEnd"/>
-            <w:r>
-              <w:rPr>
-                <w:b/>
-              </w:rPr>
-              <w:t xml:space="preserve"> </w:t>
-            </w:r>
-            <w:proofErr w:type="spellStart"/>
-            <w:r>
-              <w:rPr>
-                <w:b/>
-              </w:rPr>
-              <w:t>není</w:t>
-            </w:r>
-            <w:proofErr w:type="spellEnd"/>
-            <w:r>
-              <w:rPr>
-                <w:b/>
-              </w:rPr>
-              <w:t xml:space="preserve"> </w:t>
-            </w:r>
-            <w:proofErr w:type="spellStart"/>
-            <w:r>
-              <w:rPr>
-                <w:b/>
-              </w:rPr>
-              <w:t>chyba</w:t>
-            </w:r>
-            <w:proofErr w:type="spellEnd"/>
-            <w:r>
-              <w:rPr>
-                <w:b/>
-              </w:rPr>
-              <w:t xml:space="preserve">: </w:t>
+              <w:lastRenderedPageBreak/>
+              <w:t xml:space="preserve">Fronta není chyba: </w:t>
             </w:r>
             <w:r>
-              <w:t xml:space="preserve">Stav Queued </w:t>
-            </w:r>
-            <w:proofErr w:type="spellStart"/>
-            <w:r>
-              <w:t>obvykle</w:t>
-            </w:r>
-            <w:proofErr w:type="spellEnd"/>
-            <w:r>
-              <w:t xml:space="preserve"> </w:t>
-            </w:r>
-            <w:proofErr w:type="spellStart"/>
-            <w:r>
-              <w:t>znamená</w:t>
-            </w:r>
-            <w:proofErr w:type="spellEnd"/>
-            <w:r>
-              <w:t xml:space="preserve">, </w:t>
-            </w:r>
-            <w:proofErr w:type="spellStart"/>
-            <w:r>
-              <w:t>že</w:t>
-            </w:r>
-            <w:proofErr w:type="spellEnd"/>
-            <w:r>
-              <w:t xml:space="preserve"> je </w:t>
-            </w:r>
-            <w:proofErr w:type="spellStart"/>
-            <w:r>
-              <w:t>vyčerpána</w:t>
-            </w:r>
-            <w:proofErr w:type="spellEnd"/>
-            <w:r>
-              <w:t xml:space="preserve"> </w:t>
-            </w:r>
-            <w:proofErr w:type="spellStart"/>
-            <w:r>
-              <w:t>dostupná</w:t>
-            </w:r>
-            <w:proofErr w:type="spellEnd"/>
-            <w:r>
-              <w:t xml:space="preserve"> </w:t>
-            </w:r>
-            <w:proofErr w:type="spellStart"/>
-            <w:r>
-              <w:t>paralelní</w:t>
-            </w:r>
-            <w:proofErr w:type="spellEnd"/>
-            <w:r>
-              <w:t xml:space="preserve"> </w:t>
-            </w:r>
-            <w:proofErr w:type="spellStart"/>
-            <w:r>
-              <w:t>kapacita</w:t>
-            </w:r>
-            <w:proofErr w:type="spellEnd"/>
-            <w:r>
-              <w:t xml:space="preserve">. </w:t>
-            </w:r>
-            <w:proofErr w:type="spellStart"/>
-            <w:r>
-              <w:t>Úloha</w:t>
-            </w:r>
-            <w:proofErr w:type="spellEnd"/>
-            <w:r>
-              <w:t xml:space="preserve"> se </w:t>
-            </w:r>
-            <w:proofErr w:type="spellStart"/>
-            <w:r>
-              <w:lastRenderedPageBreak/>
-              <w:t>spustí</w:t>
-            </w:r>
-            <w:proofErr w:type="spellEnd"/>
-            <w:r>
-              <w:t xml:space="preserve"> po </w:t>
-            </w:r>
-            <w:proofErr w:type="spellStart"/>
-            <w:r>
-              <w:t>uvolnění</w:t>
-            </w:r>
-            <w:proofErr w:type="spellEnd"/>
-            <w:r>
-              <w:t xml:space="preserve"> </w:t>
-            </w:r>
-            <w:proofErr w:type="spellStart"/>
-            <w:r>
-              <w:t>slotů</w:t>
-            </w:r>
-            <w:proofErr w:type="spellEnd"/>
-            <w:r>
-              <w:t>.</w:t>
+              <w:t>Stav Queued obvykle znamená, že je vyčerpána dostupná paralelní kapacita. Úloha se spustí po uvolnění slotů.</w:t>
             </w:r>
           </w:p>
         </w:tc>
@@ -4246,356 +1012,12 @@
         <w:pStyle w:val="Nadpis1"/>
       </w:pPr>
       <w:r>
-        <w:t xml:space="preserve">6. </w:t>
-      </w:r>
-      <w:proofErr w:type="spellStart"/>
-      <w:r>
-        <w:t>Validace</w:t>
-      </w:r>
-      <w:proofErr w:type="spellEnd"/>
-      <w:r>
-        <w:t xml:space="preserve"> </w:t>
-      </w:r>
-      <w:proofErr w:type="spellStart"/>
-      <w:r>
-        <w:t>dat</w:t>
-      </w:r>
-      <w:proofErr w:type="spellEnd"/>
-    </w:p>
-    <w:p>
-      <w:proofErr w:type="spellStart"/>
-      <w:r>
-        <w:t>Validace</w:t>
-      </w:r>
-      <w:proofErr w:type="spellEnd"/>
-      <w:r>
-        <w:t xml:space="preserve"> </w:t>
-      </w:r>
-      <w:proofErr w:type="spellStart"/>
-      <w:r>
-        <w:t>porovnává</w:t>
-      </w:r>
-      <w:proofErr w:type="spellEnd"/>
-      <w:r>
-        <w:t xml:space="preserve"> </w:t>
-      </w:r>
-      <w:proofErr w:type="spellStart"/>
-      <w:r>
-        <w:t>stav</w:t>
-      </w:r>
-      <w:proofErr w:type="spellEnd"/>
-      <w:r>
-        <w:t>/</w:t>
-      </w:r>
-      <w:proofErr w:type="spellStart"/>
-      <w:r>
-        <w:t>statistiky</w:t>
-      </w:r>
-      <w:proofErr w:type="spellEnd"/>
-      <w:r>
-        <w:t xml:space="preserve"> </w:t>
-      </w:r>
-      <w:proofErr w:type="spellStart"/>
-      <w:r>
-        <w:t>zdrojové</w:t>
-      </w:r>
-      <w:proofErr w:type="spellEnd"/>
-      <w:r>
-        <w:t xml:space="preserve"> </w:t>
-      </w:r>
-      <w:proofErr w:type="spellStart"/>
-      <w:r>
-        <w:t>tabulky</w:t>
-      </w:r>
-      <w:proofErr w:type="spellEnd"/>
-      <w:r>
-        <w:t xml:space="preserve"> v </w:t>
-      </w:r>
-      <w:proofErr w:type="spellStart"/>
-      <w:r>
-        <w:t>Teradatě</w:t>
-      </w:r>
-      <w:proofErr w:type="spellEnd"/>
-      <w:r>
-        <w:t xml:space="preserve"> se </w:t>
-      </w:r>
-      <w:proofErr w:type="spellStart"/>
-      <w:r>
-        <w:t>stavem</w:t>
-      </w:r>
-      <w:proofErr w:type="spellEnd"/>
-      <w:r>
-        <w:t xml:space="preserve"> v </w:t>
-      </w:r>
-      <w:proofErr w:type="spellStart"/>
-      <w:r>
-        <w:t>BigQuery</w:t>
-      </w:r>
-      <w:proofErr w:type="spellEnd"/>
-      <w:r>
-        <w:t xml:space="preserve">. </w:t>
-      </w:r>
-      <w:proofErr w:type="spellStart"/>
-      <w:r>
-        <w:t>Nástroj</w:t>
-      </w:r>
-      <w:proofErr w:type="spellEnd"/>
-      <w:r>
-        <w:t xml:space="preserve"> </w:t>
-      </w:r>
-      <w:proofErr w:type="spellStart"/>
-      <w:r>
-        <w:t>může</w:t>
-      </w:r>
-      <w:proofErr w:type="spellEnd"/>
-      <w:r>
-        <w:t xml:space="preserve"> </w:t>
-      </w:r>
-      <w:proofErr w:type="spellStart"/>
-      <w:r>
-        <w:t>počítat</w:t>
-      </w:r>
-      <w:proofErr w:type="spellEnd"/>
-      <w:r>
-        <w:t xml:space="preserve"> </w:t>
-      </w:r>
-      <w:proofErr w:type="spellStart"/>
-      <w:r>
-        <w:t>počty</w:t>
-      </w:r>
-      <w:proofErr w:type="spellEnd"/>
-      <w:r>
-        <w:t xml:space="preserve"> </w:t>
-      </w:r>
-      <w:proofErr w:type="spellStart"/>
-      <w:r>
-        <w:t>řádků</w:t>
-      </w:r>
-      <w:proofErr w:type="spellEnd"/>
-      <w:r>
-        <w:t xml:space="preserve"> a distinct </w:t>
-      </w:r>
-      <w:proofErr w:type="spellStart"/>
-      <w:r>
-        <w:t>hodnoty</w:t>
-      </w:r>
-      <w:proofErr w:type="spellEnd"/>
-      <w:r>
-        <w:t xml:space="preserve"> </w:t>
-      </w:r>
-      <w:proofErr w:type="spellStart"/>
-      <w:r>
-        <w:t>ve</w:t>
-      </w:r>
-      <w:proofErr w:type="spellEnd"/>
-      <w:r>
-        <w:t xml:space="preserve"> </w:t>
-      </w:r>
-      <w:proofErr w:type="spellStart"/>
-      <w:r>
-        <w:t>sloupcích</w:t>
-      </w:r>
-      <w:proofErr w:type="spellEnd"/>
-      <w:r>
-        <w:t xml:space="preserve">. U </w:t>
-      </w:r>
-      <w:proofErr w:type="spellStart"/>
-      <w:r>
-        <w:t>širokých</w:t>
-      </w:r>
-      <w:proofErr w:type="spellEnd"/>
-      <w:r>
-        <w:t xml:space="preserve"> </w:t>
-      </w:r>
-      <w:proofErr w:type="spellStart"/>
-      <w:r>
-        <w:t>tabulek</w:t>
-      </w:r>
-      <w:proofErr w:type="spellEnd"/>
-      <w:r>
-        <w:t xml:space="preserve"> </w:t>
-      </w:r>
-      <w:proofErr w:type="spellStart"/>
-      <w:r>
-        <w:t>může</w:t>
-      </w:r>
-      <w:proofErr w:type="spellEnd"/>
-      <w:r>
-        <w:t xml:space="preserve"> </w:t>
-      </w:r>
-      <w:proofErr w:type="spellStart"/>
-      <w:r>
-        <w:t>být</w:t>
-      </w:r>
-      <w:proofErr w:type="spellEnd"/>
-      <w:r>
-        <w:t xml:space="preserve"> </w:t>
-      </w:r>
-      <w:proofErr w:type="spellStart"/>
-      <w:r>
-        <w:t>validace</w:t>
-      </w:r>
-      <w:proofErr w:type="spellEnd"/>
-      <w:r>
-        <w:t xml:space="preserve"> </w:t>
-      </w:r>
-      <w:proofErr w:type="spellStart"/>
-      <w:r>
-        <w:t>výrazně</w:t>
-      </w:r>
-      <w:proofErr w:type="spellEnd"/>
-      <w:r>
-        <w:t xml:space="preserve"> </w:t>
-      </w:r>
-      <w:proofErr w:type="spellStart"/>
-      <w:r>
-        <w:t>pomalejší</w:t>
-      </w:r>
-      <w:proofErr w:type="spellEnd"/>
-      <w:r>
-        <w:t xml:space="preserve"> </w:t>
-      </w:r>
-      <w:proofErr w:type="spellStart"/>
-      <w:r>
-        <w:t>než</w:t>
-      </w:r>
-      <w:proofErr w:type="spellEnd"/>
-      <w:r>
-        <w:t xml:space="preserve"> </w:t>
-      </w:r>
-      <w:proofErr w:type="spellStart"/>
-      <w:r>
-        <w:t>samotný</w:t>
-      </w:r>
-      <w:proofErr w:type="spellEnd"/>
-      <w:r>
-        <w:t xml:space="preserve"> </w:t>
-      </w:r>
-      <w:proofErr w:type="spellStart"/>
-      <w:r>
-        <w:t>přenos</w:t>
-      </w:r>
-      <w:proofErr w:type="spellEnd"/>
-      <w:r>
-        <w:t>.</w:t>
+        <w:t>6. Validace dat</w:t>
       </w:r>
     </w:p>
     <w:p>
-      <w:pPr>
-        <w:pStyle w:val="Seznamsodrkami"/>
-        <w:spacing w:after="60"/>
-      </w:pPr>
-      <w:proofErr w:type="spellStart"/>
       <w:r>
-        <w:t>Automatická</w:t>
-      </w:r>
-      <w:proofErr w:type="spellEnd"/>
-      <w:r>
-        <w:t xml:space="preserve"> </w:t>
-      </w:r>
-      <w:proofErr w:type="spellStart"/>
-      <w:r>
-        <w:t>validace</w:t>
-      </w:r>
-      <w:proofErr w:type="spellEnd"/>
-      <w:r>
-        <w:t xml:space="preserve">: </w:t>
-      </w:r>
-      <w:proofErr w:type="spellStart"/>
-      <w:r>
-        <w:t>ponechte</w:t>
-      </w:r>
-      <w:proofErr w:type="spellEnd"/>
-      <w:r>
-        <w:t xml:space="preserve"> Skip Validate </w:t>
-      </w:r>
-      <w:proofErr w:type="spellStart"/>
-      <w:r>
-        <w:t>vypnuté</w:t>
-      </w:r>
-      <w:proofErr w:type="spellEnd"/>
-      <w:r>
-        <w:t xml:space="preserve">. </w:t>
-      </w:r>
-      <w:proofErr w:type="spellStart"/>
-      <w:r>
-        <w:t>Nástroj</w:t>
-      </w:r>
-      <w:proofErr w:type="spellEnd"/>
-      <w:r>
-        <w:t xml:space="preserve"> </w:t>
-      </w:r>
-      <w:proofErr w:type="spellStart"/>
-      <w:r>
-        <w:t>si</w:t>
-      </w:r>
-      <w:proofErr w:type="spellEnd"/>
-      <w:r>
-        <w:t xml:space="preserve"> </w:t>
-      </w:r>
-      <w:proofErr w:type="spellStart"/>
-      <w:r>
-        <w:t>před</w:t>
-      </w:r>
-      <w:proofErr w:type="spellEnd"/>
-      <w:r>
-        <w:t xml:space="preserve"> </w:t>
-      </w:r>
-      <w:proofErr w:type="spellStart"/>
-      <w:r>
-        <w:t>migrací</w:t>
-      </w:r>
-      <w:proofErr w:type="spellEnd"/>
-      <w:r>
-        <w:t xml:space="preserve"> </w:t>
-      </w:r>
-      <w:proofErr w:type="spellStart"/>
-      <w:r>
-        <w:t>uloží</w:t>
-      </w:r>
-      <w:proofErr w:type="spellEnd"/>
-      <w:r>
-        <w:t xml:space="preserve"> </w:t>
-      </w:r>
-      <w:proofErr w:type="spellStart"/>
-      <w:r>
-        <w:t>zdrojové</w:t>
-      </w:r>
-      <w:proofErr w:type="spellEnd"/>
-      <w:r>
-        <w:t xml:space="preserve"> </w:t>
-      </w:r>
-      <w:proofErr w:type="spellStart"/>
-      <w:r>
-        <w:t>statistiky</w:t>
-      </w:r>
-      <w:proofErr w:type="spellEnd"/>
-      <w:r>
-        <w:t xml:space="preserve"> a po </w:t>
-      </w:r>
-      <w:proofErr w:type="spellStart"/>
-      <w:r>
-        <w:t>nahrání</w:t>
-      </w:r>
-      <w:proofErr w:type="spellEnd"/>
-      <w:r>
-        <w:t xml:space="preserve"> je </w:t>
-      </w:r>
-      <w:proofErr w:type="spellStart"/>
-      <w:r>
-        <w:t>porovná</w:t>
-      </w:r>
-      <w:proofErr w:type="spellEnd"/>
-      <w:r>
-        <w:t xml:space="preserve"> s </w:t>
-      </w:r>
-      <w:proofErr w:type="spellStart"/>
-      <w:r>
-        <w:t>BigQuery</w:t>
-      </w:r>
-      <w:proofErr w:type="spellEnd"/>
-      <w:r>
-        <w:t>.</w:t>
+        <w:t>Validace porovnává stav/statistiky zdrojové tabulky v Teradatě se stavem v BigQuery. Nástroj může počítat počty řádků a distinct hodnoty ve sloupcích. U širokých tabulek může být validace výrazně pomalejší než samotný přenos.</w:t>
       </w:r>
     </w:p>
     <w:p>
@@ -4604,71 +1026,7 @@
         <w:spacing w:after="60"/>
       </w:pPr>
       <w:r>
-        <w:t xml:space="preserve">Ad hoc </w:t>
-      </w:r>
-      <w:proofErr w:type="spellStart"/>
-      <w:r>
-        <w:t>validace</w:t>
-      </w:r>
-      <w:proofErr w:type="spellEnd"/>
-      <w:r>
-        <w:t xml:space="preserve">: </w:t>
-      </w:r>
-      <w:proofErr w:type="spellStart"/>
-      <w:r>
-        <w:t>označte</w:t>
-      </w:r>
-      <w:proofErr w:type="spellEnd"/>
-      <w:r>
-        <w:t xml:space="preserve"> </w:t>
-      </w:r>
-      <w:proofErr w:type="spellStart"/>
-      <w:r>
-        <w:t>jednu</w:t>
-      </w:r>
-      <w:proofErr w:type="spellEnd"/>
-      <w:r>
-        <w:t xml:space="preserve"> </w:t>
-      </w:r>
-      <w:proofErr w:type="spellStart"/>
-      <w:r>
-        <w:t>nebo</w:t>
-      </w:r>
-      <w:proofErr w:type="spellEnd"/>
-      <w:r>
-        <w:t xml:space="preserve"> </w:t>
-      </w:r>
-      <w:proofErr w:type="spellStart"/>
-      <w:r>
-        <w:t>více</w:t>
-      </w:r>
-      <w:proofErr w:type="spellEnd"/>
-      <w:r>
-        <w:t xml:space="preserve"> </w:t>
-      </w:r>
-      <w:proofErr w:type="spellStart"/>
-      <w:r>
-        <w:t>tabulek</w:t>
-      </w:r>
-      <w:proofErr w:type="spellEnd"/>
-      <w:r>
-        <w:t xml:space="preserve"> a </w:t>
-      </w:r>
-      <w:proofErr w:type="spellStart"/>
-      <w:r>
-        <w:t>klikněte</w:t>
-      </w:r>
-      <w:proofErr w:type="spellEnd"/>
-      <w:r>
-        <w:t xml:space="preserve"> </w:t>
-      </w:r>
-      <w:proofErr w:type="spellStart"/>
-      <w:r>
-        <w:t>na</w:t>
-      </w:r>
-      <w:proofErr w:type="spellEnd"/>
-      <w:r>
-        <w:t xml:space="preserve"> Validate.</w:t>
+        <w:t>Automatická validace: ponechte Skip Validate vypnuté. Nástroj si před migrací uloží zdrojové statistiky a po nahrání je porovná s BigQuery.</w:t>
       </w:r>
     </w:p>
     <w:p>
@@ -4677,103 +1035,7 @@
         <w:spacing w:after="60"/>
       </w:pPr>
       <w:r>
-        <w:t xml:space="preserve">Pro </w:t>
-      </w:r>
-      <w:proofErr w:type="spellStart"/>
-      <w:r>
-        <w:t>hromadné</w:t>
-      </w:r>
-      <w:proofErr w:type="spellEnd"/>
-      <w:r>
-        <w:t xml:space="preserve"> </w:t>
-      </w:r>
-      <w:proofErr w:type="spellStart"/>
-      <w:r>
-        <w:t>migrace</w:t>
-      </w:r>
-      <w:proofErr w:type="spellEnd"/>
-      <w:r>
-        <w:t xml:space="preserve"> je </w:t>
-      </w:r>
-      <w:proofErr w:type="spellStart"/>
-      <w:r>
-        <w:t>praktické</w:t>
-      </w:r>
-      <w:proofErr w:type="spellEnd"/>
-      <w:r>
-        <w:t xml:space="preserve"> </w:t>
-      </w:r>
-      <w:proofErr w:type="spellStart"/>
-      <w:r>
-        <w:t>použít</w:t>
-      </w:r>
-      <w:proofErr w:type="spellEnd"/>
-      <w:r>
-        <w:t xml:space="preserve"> Skip Validate a </w:t>
-      </w:r>
-      <w:proofErr w:type="spellStart"/>
-      <w:r>
-        <w:t>následně</w:t>
-      </w:r>
-      <w:proofErr w:type="spellEnd"/>
-      <w:r>
-        <w:t xml:space="preserve"> </w:t>
-      </w:r>
-      <w:proofErr w:type="spellStart"/>
-      <w:r>
-        <w:t>validovat</w:t>
-      </w:r>
-      <w:proofErr w:type="spellEnd"/>
-      <w:r>
-        <w:t xml:space="preserve"> </w:t>
-      </w:r>
-      <w:proofErr w:type="spellStart"/>
-      <w:r>
-        <w:t>jen</w:t>
-      </w:r>
-      <w:proofErr w:type="spellEnd"/>
-      <w:r>
-        <w:t xml:space="preserve"> </w:t>
-      </w:r>
-      <w:proofErr w:type="spellStart"/>
-      <w:r>
-        <w:t>kritické</w:t>
-      </w:r>
-      <w:proofErr w:type="spellEnd"/>
-      <w:r>
-        <w:t xml:space="preserve">, </w:t>
-      </w:r>
-      <w:proofErr w:type="spellStart"/>
-      <w:r>
-        <w:t>velké</w:t>
-      </w:r>
-      <w:proofErr w:type="spellEnd"/>
-      <w:r>
-        <w:t xml:space="preserve"> </w:t>
-      </w:r>
-      <w:proofErr w:type="spellStart"/>
-      <w:r>
-        <w:t>nebo</w:t>
-      </w:r>
-      <w:proofErr w:type="spellEnd"/>
-      <w:r>
-        <w:t xml:space="preserve"> </w:t>
-      </w:r>
-      <w:proofErr w:type="spellStart"/>
-      <w:r>
-        <w:t>problematické</w:t>
-      </w:r>
-      <w:proofErr w:type="spellEnd"/>
-      <w:r>
-        <w:t xml:space="preserve"> </w:t>
-      </w:r>
-      <w:proofErr w:type="spellStart"/>
-      <w:r>
-        <w:t>tabulky</w:t>
-      </w:r>
-      <w:proofErr w:type="spellEnd"/>
-      <w:r>
-        <w:t>.</w:t>
+        <w:t>Ad hoc validace: označte jednu nebo více tabulek a klikněte na Validate.</w:t>
       </w:r>
     </w:p>
     <w:p>
@@ -4782,85 +1044,25 @@
         <w:spacing w:after="60"/>
       </w:pPr>
       <w:r>
-        <w:t xml:space="preserve">V </w:t>
-      </w:r>
-      <w:proofErr w:type="spellStart"/>
-      <w:r>
-        <w:t>detailu</w:t>
-      </w:r>
-      <w:proofErr w:type="spellEnd"/>
-      <w:r>
-        <w:t xml:space="preserve"> </w:t>
-      </w:r>
-      <w:proofErr w:type="spellStart"/>
-      <w:r>
-        <w:t>validace</w:t>
-      </w:r>
-      <w:proofErr w:type="spellEnd"/>
-      <w:r>
-        <w:t xml:space="preserve"> </w:t>
-      </w:r>
-      <w:proofErr w:type="spellStart"/>
-      <w:r>
-        <w:t>lze</w:t>
-      </w:r>
-      <w:proofErr w:type="spellEnd"/>
-      <w:r>
-        <w:t xml:space="preserve"> </w:t>
-      </w:r>
-      <w:proofErr w:type="spellStart"/>
-      <w:r>
-        <w:t>zobrazit</w:t>
-      </w:r>
-      <w:proofErr w:type="spellEnd"/>
-      <w:r>
-        <w:t xml:space="preserve"> SQL, </w:t>
-      </w:r>
-      <w:proofErr w:type="spellStart"/>
-      <w:r>
-        <w:t>které</w:t>
-      </w:r>
-      <w:proofErr w:type="spellEnd"/>
-      <w:r>
-        <w:t xml:space="preserve"> </w:t>
-      </w:r>
-      <w:proofErr w:type="spellStart"/>
-      <w:r>
-        <w:t>nástroj</w:t>
-      </w:r>
-      <w:proofErr w:type="spellEnd"/>
-      <w:r>
-        <w:t xml:space="preserve"> </w:t>
-      </w:r>
-      <w:proofErr w:type="spellStart"/>
-      <w:r>
-        <w:t>používá</w:t>
-      </w:r>
-      <w:proofErr w:type="spellEnd"/>
-      <w:r>
-        <w:t>.</w:t>
+        <w:t>Pro hromadné migrace je praktické použít Skip Validate a následně validovat jen kritické, velké nebo problematické tabulky.</w:t>
       </w:r>
     </w:p>
     <w:p>
       <w:pPr>
+        <w:pStyle w:val="Seznamsodrkami"/>
+        <w:spacing w:after="60"/>
+      </w:pPr>
+      <w:r>
+        <w:t>V detailu validace lze zobrazit SQL, které nástroj používá.</w:t>
+      </w:r>
+    </w:p>
+    <w:p>
+      <w:pPr>
         <w:pStyle w:val="Nadpis1"/>
       </w:pPr>
       <w:r>
-        <w:t xml:space="preserve">7. </w:t>
+        <w:t>7. Řešení chyb</w:t>
       </w:r>
-      <w:proofErr w:type="spellStart"/>
-      <w:r>
-        <w:t>Řešení</w:t>
-      </w:r>
-      <w:proofErr w:type="spellEnd"/>
-      <w:r>
-        <w:t xml:space="preserve"> </w:t>
-      </w:r>
-      <w:proofErr w:type="spellStart"/>
-      <w:r>
-        <w:t>chyb</w:t>
-      </w:r>
-      <w:proofErr w:type="spellEnd"/>
     </w:p>
     <w:tbl>
       <w:tblPr>
@@ -4884,7 +1086,6 @@
             <w:shd w:val="clear" w:color="auto" w:fill="A61C00"/>
           </w:tcPr>
           <w:p>
-            <w:proofErr w:type="spellStart"/>
             <w:r>
               <w:rPr>
                 <w:b/>
@@ -4892,7 +1093,6 @@
               </w:rPr>
               <w:t>Projev</w:t>
             </w:r>
-            <w:proofErr w:type="spellEnd"/>
           </w:p>
         </w:tc>
         <w:tc>
@@ -4901,31 +1101,13 @@
             <w:shd w:val="clear" w:color="auto" w:fill="A61C00"/>
           </w:tcPr>
           <w:p>
-            <w:proofErr w:type="spellStart"/>
             <w:r>
               <w:rPr>
                 <w:b/>
                 <w:color w:val="FFFFFF"/>
               </w:rPr>
-              <w:t>Pravděpodobná</w:t>
+              <w:t>Pravděpodobná příčina</w:t>
             </w:r>
-            <w:proofErr w:type="spellEnd"/>
-            <w:r>
-              <w:rPr>
-                <w:b/>
-                <w:color w:val="FFFFFF"/>
-              </w:rPr>
-              <w:t xml:space="preserve"> </w:t>
-            </w:r>
-            <w:proofErr w:type="spellStart"/>
-            <w:r>
-              <w:rPr>
-                <w:b/>
-                <w:color w:val="FFFFFF"/>
-              </w:rPr>
-              <w:t>příčina</w:t>
-            </w:r>
-            <w:proofErr w:type="spellEnd"/>
           </w:p>
         </w:tc>
         <w:tc>
@@ -4934,207 +1116,12 @@
             <w:shd w:val="clear" w:color="auto" w:fill="A61C00"/>
           </w:tcPr>
           <w:p>
-            <w:proofErr w:type="spellStart"/>
             <w:r>
               <w:rPr>
                 <w:b/>
                 <w:color w:val="FFFFFF"/>
               </w:rPr>
               <w:t>Postup</w:t>
-            </w:r>
-            <w:proofErr w:type="spellEnd"/>
-          </w:p>
-        </w:tc>
-      </w:tr>
-      <w:tr>
-        <w:trPr>
-          <w:jc w:val="center"/>
-        </w:trPr>
-        <w:tc>
-          <w:tcPr>
-            <w:tcW w:w="3324" w:type="dxa"/>
-            <w:tcMar>
-              <w:top w:w="90" w:type="dxa"/>
-              <w:left w:w="100" w:type="dxa"/>
-              <w:bottom w:w="90" w:type="dxa"/>
-              <w:right w:w="100" w:type="dxa"/>
-            </w:tcMar>
-          </w:tcPr>
-          <w:p>
-            <w:proofErr w:type="spellStart"/>
-            <w:r>
-              <w:t>Tabulka</w:t>
-            </w:r>
-            <w:proofErr w:type="spellEnd"/>
-            <w:r>
-              <w:t xml:space="preserve"> je Failed </w:t>
-            </w:r>
-            <w:proofErr w:type="spellStart"/>
-            <w:r>
-              <w:t>při</w:t>
-            </w:r>
-            <w:proofErr w:type="spellEnd"/>
-            <w:r>
-              <w:t xml:space="preserve"> </w:t>
-            </w:r>
-            <w:proofErr w:type="spellStart"/>
-            <w:r>
-              <w:t>inkrementální</w:t>
-            </w:r>
-            <w:proofErr w:type="spellEnd"/>
-            <w:r>
-              <w:t xml:space="preserve"> </w:t>
-            </w:r>
-            <w:proofErr w:type="spellStart"/>
-            <w:r>
-              <w:t>migraci</w:t>
-            </w:r>
-            <w:proofErr w:type="spellEnd"/>
-          </w:p>
-        </w:tc>
-        <w:tc>
-          <w:tcPr>
-            <w:tcW w:w="3324" w:type="dxa"/>
-            <w:tcMar>
-              <w:top w:w="90" w:type="dxa"/>
-              <w:left w:w="100" w:type="dxa"/>
-              <w:bottom w:w="90" w:type="dxa"/>
-              <w:right w:w="100" w:type="dxa"/>
-            </w:tcMar>
-          </w:tcPr>
-          <w:p>
-            <w:proofErr w:type="spellStart"/>
-            <w:r>
-              <w:t>Změna</w:t>
-            </w:r>
-            <w:proofErr w:type="spellEnd"/>
-            <w:r>
-              <w:t xml:space="preserve"> </w:t>
-            </w:r>
-            <w:proofErr w:type="spellStart"/>
-            <w:r>
-              <w:t>struktury</w:t>
-            </w:r>
-            <w:proofErr w:type="spellEnd"/>
-            <w:r>
-              <w:t xml:space="preserve"> </w:t>
-            </w:r>
-            <w:proofErr w:type="spellStart"/>
-            <w:r>
-              <w:t>tabulky</w:t>
-            </w:r>
-            <w:proofErr w:type="spellEnd"/>
-            <w:r>
-              <w:t xml:space="preserve"> </w:t>
-            </w:r>
-            <w:proofErr w:type="spellStart"/>
-            <w:r>
-              <w:t>na</w:t>
-            </w:r>
-            <w:proofErr w:type="spellEnd"/>
-            <w:r>
-              <w:t xml:space="preserve"> </w:t>
-            </w:r>
-            <w:proofErr w:type="spellStart"/>
-            <w:r>
-              <w:t>Teradatě</w:t>
-            </w:r>
-            <w:proofErr w:type="spellEnd"/>
-            <w:r>
-              <w:t xml:space="preserve">; </w:t>
-            </w:r>
-            <w:proofErr w:type="spellStart"/>
-            <w:r>
-              <w:t>nová</w:t>
-            </w:r>
-            <w:proofErr w:type="spellEnd"/>
-            <w:r>
-              <w:t xml:space="preserve"> data </w:t>
-            </w:r>
-            <w:proofErr w:type="spellStart"/>
-            <w:r>
-              <w:t>nelze</w:t>
-            </w:r>
-            <w:proofErr w:type="spellEnd"/>
-            <w:r>
-              <w:t xml:space="preserve"> </w:t>
-            </w:r>
-            <w:proofErr w:type="spellStart"/>
-            <w:r>
-              <w:t>nahrát</w:t>
-            </w:r>
-            <w:proofErr w:type="spellEnd"/>
-            <w:r>
-              <w:t xml:space="preserve"> do </w:t>
-            </w:r>
-            <w:proofErr w:type="spellStart"/>
-            <w:r>
-              <w:t>starého</w:t>
-            </w:r>
-            <w:proofErr w:type="spellEnd"/>
-            <w:r>
-              <w:t xml:space="preserve"> </w:t>
-            </w:r>
-            <w:proofErr w:type="spellStart"/>
-            <w:r>
-              <w:t>schématu</w:t>
-            </w:r>
-            <w:proofErr w:type="spellEnd"/>
-            <w:r>
-              <w:t>.</w:t>
-            </w:r>
-          </w:p>
-        </w:tc>
-        <w:tc>
-          <w:tcPr>
-            <w:tcW w:w="3324" w:type="dxa"/>
-            <w:tcMar>
-              <w:top w:w="90" w:type="dxa"/>
-              <w:left w:w="100" w:type="dxa"/>
-              <w:bottom w:w="90" w:type="dxa"/>
-              <w:right w:w="100" w:type="dxa"/>
-            </w:tcMar>
-          </w:tcPr>
-          <w:p>
-            <w:proofErr w:type="spellStart"/>
-            <w:r>
-              <w:t>Prohlédněte</w:t>
-            </w:r>
-            <w:proofErr w:type="spellEnd"/>
-            <w:r>
-              <w:t xml:space="preserve"> detail </w:t>
-            </w:r>
-            <w:proofErr w:type="spellStart"/>
-            <w:r>
-              <w:t>chyby</w:t>
-            </w:r>
-            <w:proofErr w:type="spellEnd"/>
-            <w:r>
-              <w:t xml:space="preserve"> a </w:t>
-            </w:r>
-            <w:proofErr w:type="spellStart"/>
-            <w:r>
-              <w:t>spusťte</w:t>
-            </w:r>
-            <w:proofErr w:type="spellEnd"/>
-            <w:r>
-              <w:t xml:space="preserve"> </w:t>
-            </w:r>
-            <w:proofErr w:type="spellStart"/>
-            <w:r>
-              <w:t>tabulku</w:t>
-            </w:r>
-            <w:proofErr w:type="spellEnd"/>
-            <w:r>
-              <w:t xml:space="preserve"> </w:t>
-            </w:r>
-            <w:proofErr w:type="spellStart"/>
-            <w:r>
-              <w:t>znovu</w:t>
-            </w:r>
-            <w:proofErr w:type="spellEnd"/>
-            <w:r>
-              <w:t xml:space="preserve"> s Force Full.</w:t>
             </w:r>
           </w:p>
         </w:tc>
@@ -5154,79 +1141,8 @@
             </w:tcMar>
           </w:tcPr>
           <w:p>
-            <w:proofErr w:type="spellStart"/>
             <w:r>
-              <w:t>Migrace</w:t>
-            </w:r>
-            <w:proofErr w:type="spellEnd"/>
-            <w:r>
-              <w:t xml:space="preserve"> </w:t>
-            </w:r>
-            <w:proofErr w:type="spellStart"/>
-            <w:r>
-              <w:t>selže</w:t>
-            </w:r>
-            <w:proofErr w:type="spellEnd"/>
-            <w:r>
-              <w:t xml:space="preserve"> </w:t>
-            </w:r>
-            <w:proofErr w:type="spellStart"/>
-            <w:r>
-              <w:t>kvůli</w:t>
-            </w:r>
-            <w:proofErr w:type="spellEnd"/>
-            <w:r>
-              <w:t xml:space="preserve"> </w:t>
-            </w:r>
-            <w:proofErr w:type="spellStart"/>
-            <w:r>
-              <w:t>datům</w:t>
-            </w:r>
-            <w:proofErr w:type="spellEnd"/>
-          </w:p>
-        </w:tc>
-        <w:tc>
-          <w:tcPr>
-            <w:tcW w:w="3324" w:type="dxa"/>
-            <w:tcMar>
-              <w:top w:w="90" w:type="dxa"/>
-              <w:left w:w="100" w:type="dxa"/>
-              <w:bottom w:w="90" w:type="dxa"/>
-              <w:right w:w="100" w:type="dxa"/>
-            </w:tcMar>
-          </w:tcPr>
-          <w:p>
-            <w:proofErr w:type="spellStart"/>
-            <w:r>
-              <w:t>Nekompatibilní</w:t>
-            </w:r>
-            <w:proofErr w:type="spellEnd"/>
-            <w:r>
-              <w:t xml:space="preserve"> </w:t>
-            </w:r>
-            <w:proofErr w:type="spellStart"/>
-            <w:r>
-              <w:t>nebo</w:t>
-            </w:r>
-            <w:proofErr w:type="spellEnd"/>
-            <w:r>
-              <w:t xml:space="preserve"> </w:t>
-            </w:r>
-            <w:proofErr w:type="spellStart"/>
-            <w:r>
-              <w:t>problematický</w:t>
-            </w:r>
-            <w:proofErr w:type="spellEnd"/>
-            <w:r>
-              <w:t xml:space="preserve"> </w:t>
-            </w:r>
-            <w:proofErr w:type="spellStart"/>
-            <w:r>
-              <w:t>datový</w:t>
-            </w:r>
-            <w:proofErr w:type="spellEnd"/>
-            <w:r>
-              <w:t xml:space="preserve"> typ.</w:t>
+              <w:t>Tabulka je Failed při inkrementální migraci</w:t>
             </w:r>
           </w:p>
         </w:tc>
@@ -5241,93 +1157,24 @@
             </w:tcMar>
           </w:tcPr>
           <w:p>
-            <w:proofErr w:type="spellStart"/>
             <w:r>
-              <w:t>Otevřete</w:t>
+              <w:t>Změna struktury tabulky na Teradatě; nová data nelze nahrát do starého schématu.</w:t>
             </w:r>
-            <w:proofErr w:type="spellEnd"/>
+          </w:p>
+        </w:tc>
+        <w:tc>
+          <w:tcPr>
+            <w:tcW w:w="3324" w:type="dxa"/>
+            <w:tcMar>
+              <w:top w:w="90" w:type="dxa"/>
+              <w:left w:w="100" w:type="dxa"/>
+              <w:bottom w:w="90" w:type="dxa"/>
+              <w:right w:w="100" w:type="dxa"/>
+            </w:tcMar>
+          </w:tcPr>
+          <w:p>
             <w:r>
-              <w:t xml:space="preserve"> detail/log, </w:t>
-            </w:r>
-            <w:proofErr w:type="spellStart"/>
-            <w:r>
-              <w:t>identifikujte</w:t>
-            </w:r>
-            <w:proofErr w:type="spellEnd"/>
-            <w:r>
-              <w:t xml:space="preserve"> </w:t>
-            </w:r>
-            <w:proofErr w:type="spellStart"/>
-            <w:r>
-              <w:t>sloupec</w:t>
-            </w:r>
-            <w:proofErr w:type="spellEnd"/>
-            <w:r>
-              <w:t>/</w:t>
-            </w:r>
-            <w:proofErr w:type="spellStart"/>
-            <w:r>
-              <w:t>datový</w:t>
-            </w:r>
-            <w:proofErr w:type="spellEnd"/>
-            <w:r>
-              <w:t xml:space="preserve"> </w:t>
-            </w:r>
-            <w:proofErr w:type="spellStart"/>
-            <w:r>
-              <w:t>typ</w:t>
-            </w:r>
-            <w:proofErr w:type="spellEnd"/>
-            <w:r>
-              <w:t xml:space="preserve"> a </w:t>
-            </w:r>
-            <w:proofErr w:type="spellStart"/>
-            <w:r>
-              <w:t>řešte</w:t>
-            </w:r>
-            <w:proofErr w:type="spellEnd"/>
-            <w:r>
-              <w:t xml:space="preserve"> </w:t>
-            </w:r>
-            <w:proofErr w:type="spellStart"/>
-            <w:r>
-              <w:t>převod</w:t>
-            </w:r>
-            <w:proofErr w:type="spellEnd"/>
-            <w:r>
-              <w:t xml:space="preserve">; </w:t>
-            </w:r>
-            <w:proofErr w:type="spellStart"/>
-            <w:r>
-              <w:t>teprve</w:t>
-            </w:r>
-            <w:proofErr w:type="spellEnd"/>
-            <w:r>
-              <w:t xml:space="preserve"> </w:t>
-            </w:r>
-            <w:proofErr w:type="spellStart"/>
-            <w:r>
-              <w:t>potom</w:t>
-            </w:r>
-            <w:proofErr w:type="spellEnd"/>
-            <w:r>
-              <w:t xml:space="preserve"> </w:t>
-            </w:r>
-            <w:proofErr w:type="spellStart"/>
-            <w:r>
-              <w:t>migraci</w:t>
-            </w:r>
-            <w:proofErr w:type="spellEnd"/>
-            <w:r>
-              <w:t xml:space="preserve"> </w:t>
-            </w:r>
-            <w:proofErr w:type="spellStart"/>
-            <w:r>
-              <w:t>zopakujte</w:t>
-            </w:r>
-            <w:proofErr w:type="spellEnd"/>
-            <w:r>
-              <w:t>.</w:t>
+              <w:t>Prohlédněte detail chyby a spusťte tabulku znovu s Force Full.</w:t>
             </w:r>
           </w:p>
         </w:tc>
@@ -5347,29 +1194,8 @@
             </w:tcMar>
           </w:tcPr>
           <w:p>
-            <w:proofErr w:type="spellStart"/>
             <w:r>
-              <w:t>Některé</w:t>
-            </w:r>
-            <w:proofErr w:type="spellEnd"/>
-            <w:r>
-              <w:t xml:space="preserve"> </w:t>
-            </w:r>
-            <w:proofErr w:type="spellStart"/>
-            <w:r>
-              <w:t>tabulky</w:t>
-            </w:r>
-            <w:proofErr w:type="spellEnd"/>
-            <w:r>
-              <w:t xml:space="preserve"> </w:t>
-            </w:r>
-            <w:proofErr w:type="spellStart"/>
-            <w:r>
-              <w:t>zůstávají</w:t>
-            </w:r>
-            <w:proofErr w:type="spellEnd"/>
-            <w:r>
-              <w:t xml:space="preserve"> Queued</w:t>
+              <w:t>Migrace selže kvůli datům</w:t>
             </w:r>
           </w:p>
         </w:tc>
@@ -5384,21 +1210,8 @@
             </w:tcMar>
           </w:tcPr>
           <w:p>
-            <w:proofErr w:type="spellStart"/>
             <w:r>
-              <w:t>Vyčerpané</w:t>
-            </w:r>
-            <w:proofErr w:type="spellEnd"/>
-            <w:r>
-              <w:t xml:space="preserve"> streamy/</w:t>
-            </w:r>
-            <w:proofErr w:type="spellStart"/>
-            <w:r>
-              <w:t>sloty</w:t>
-            </w:r>
-            <w:proofErr w:type="spellEnd"/>
-            <w:r>
-              <w:t>.</w:t>
+              <w:t>Nekompatibilní nebo problematický datový typ.</w:t>
             </w:r>
           </w:p>
         </w:tc>
@@ -5413,61 +1226,8 @@
             </w:tcMar>
           </w:tcPr>
           <w:p>
-            <w:proofErr w:type="spellStart"/>
             <w:r>
-              <w:t>Vyčkejte</w:t>
-            </w:r>
-            <w:proofErr w:type="spellEnd"/>
-            <w:r>
-              <w:t xml:space="preserve">; po </w:t>
-            </w:r>
-            <w:proofErr w:type="spellStart"/>
-            <w:r>
-              <w:t>dokončení</w:t>
-            </w:r>
-            <w:proofErr w:type="spellEnd"/>
-            <w:r>
-              <w:t xml:space="preserve"> </w:t>
-            </w:r>
-            <w:proofErr w:type="spellStart"/>
-            <w:r>
-              <w:t>běžících</w:t>
-            </w:r>
-            <w:proofErr w:type="spellEnd"/>
-            <w:r>
-              <w:t xml:space="preserve"> </w:t>
-            </w:r>
-            <w:proofErr w:type="spellStart"/>
-            <w:r>
-              <w:t>úloh</w:t>
-            </w:r>
-            <w:proofErr w:type="spellEnd"/>
-            <w:r>
-              <w:t xml:space="preserve"> se </w:t>
-            </w:r>
-            <w:proofErr w:type="spellStart"/>
-            <w:r>
-              <w:t>fronta</w:t>
-            </w:r>
-            <w:proofErr w:type="spellEnd"/>
-            <w:r>
-              <w:t xml:space="preserve"> </w:t>
-            </w:r>
-            <w:proofErr w:type="spellStart"/>
-            <w:r>
-              <w:t>automaticky</w:t>
-            </w:r>
-            <w:proofErr w:type="spellEnd"/>
-            <w:r>
-              <w:t xml:space="preserve"> </w:t>
-            </w:r>
-            <w:proofErr w:type="spellStart"/>
-            <w:r>
-              <w:t>uvolní</w:t>
-            </w:r>
-            <w:proofErr w:type="spellEnd"/>
-            <w:r>
-              <w:t>.</w:t>
+              <w:t>Otevřete detail/log, identifikujte sloupec/datový typ a řešte převod; teprve potom migraci zopakujte.</w:t>
             </w:r>
           </w:p>
         </w:tc>
@@ -5487,79 +1247,8 @@
             </w:tcMar>
           </w:tcPr>
           <w:p>
-            <w:proofErr w:type="spellStart"/>
             <w:r>
-              <w:t>Hromadný</w:t>
-            </w:r>
-            <w:proofErr w:type="spellEnd"/>
-            <w:r>
-              <w:t xml:space="preserve"> </w:t>
-            </w:r>
-            <w:proofErr w:type="spellStart"/>
-            <w:r>
-              <w:t>výběr</w:t>
-            </w:r>
-            <w:proofErr w:type="spellEnd"/>
-            <w:r>
-              <w:t xml:space="preserve"> </w:t>
-            </w:r>
-            <w:proofErr w:type="spellStart"/>
-            <w:r>
-              <w:t>neoznačil</w:t>
-            </w:r>
-            <w:proofErr w:type="spellEnd"/>
-            <w:r>
-              <w:t xml:space="preserve"> </w:t>
-            </w:r>
-            <w:proofErr w:type="spellStart"/>
-            <w:r>
-              <w:t>všechny</w:t>
-            </w:r>
-            <w:proofErr w:type="spellEnd"/>
-            <w:r>
-              <w:t xml:space="preserve"> </w:t>
-            </w:r>
-            <w:proofErr w:type="spellStart"/>
-            <w:r>
-              <w:t>tabulky</w:t>
-            </w:r>
-            <w:proofErr w:type="spellEnd"/>
-          </w:p>
-        </w:tc>
-        <w:tc>
-          <w:tcPr>
-            <w:tcW w:w="3324" w:type="dxa"/>
-            <w:tcMar>
-              <w:top w:w="90" w:type="dxa"/>
-              <w:left w:w="100" w:type="dxa"/>
-              <w:bottom w:w="90" w:type="dxa"/>
-              <w:right w:w="100" w:type="dxa"/>
-            </w:tcMar>
-          </w:tcPr>
-          <w:p>
-            <w:proofErr w:type="spellStart"/>
-            <w:r>
-              <w:t>Chování</w:t>
-            </w:r>
-            <w:proofErr w:type="spellEnd"/>
-            <w:r>
-              <w:t xml:space="preserve"> </w:t>
-            </w:r>
-            <w:proofErr w:type="spellStart"/>
-            <w:r>
-              <w:t>uživatelského</w:t>
-            </w:r>
-            <w:proofErr w:type="spellEnd"/>
-            <w:r>
-              <w:t xml:space="preserve"> </w:t>
-            </w:r>
-            <w:proofErr w:type="spellStart"/>
-            <w:r>
-              <w:t>rozhraní</w:t>
-            </w:r>
-            <w:proofErr w:type="spellEnd"/>
-            <w:r>
-              <w:t>.</w:t>
+              <w:t>Některé tabulky zůstávají Queued</w:t>
             </w:r>
           </w:p>
         </w:tc>
@@ -5574,77 +1263,24 @@
             </w:tcMar>
           </w:tcPr>
           <w:p>
-            <w:proofErr w:type="spellStart"/>
             <w:r>
-              <w:t>Výběr</w:t>
+              <w:t>Vyčerpané streamy/sloty.</w:t>
             </w:r>
-            <w:proofErr w:type="spellEnd"/>
+          </w:p>
+        </w:tc>
+        <w:tc>
+          <w:tcPr>
+            <w:tcW w:w="3324" w:type="dxa"/>
+            <w:tcMar>
+              <w:top w:w="90" w:type="dxa"/>
+              <w:left w:w="100" w:type="dxa"/>
+              <w:bottom w:w="90" w:type="dxa"/>
+              <w:right w:w="100" w:type="dxa"/>
+            </w:tcMar>
+          </w:tcPr>
+          <w:p>
             <w:r>
-              <w:t xml:space="preserve"> </w:t>
-            </w:r>
-            <w:proofErr w:type="spellStart"/>
-            <w:r>
-              <w:t>zopakujte</w:t>
-            </w:r>
-            <w:proofErr w:type="spellEnd"/>
-            <w:r>
-              <w:t xml:space="preserve"> a </w:t>
-            </w:r>
-            <w:proofErr w:type="spellStart"/>
-            <w:r>
-              <w:t>před</w:t>
-            </w:r>
-            <w:proofErr w:type="spellEnd"/>
-            <w:r>
-              <w:t xml:space="preserve"> </w:t>
-            </w:r>
-            <w:proofErr w:type="spellStart"/>
-            <w:r>
-              <w:t>spuštěním</w:t>
-            </w:r>
-            <w:proofErr w:type="spellEnd"/>
-            <w:r>
-              <w:t xml:space="preserve"> </w:t>
-            </w:r>
-            <w:proofErr w:type="spellStart"/>
-            <w:r>
-              <w:t>vizuálně</w:t>
-            </w:r>
-            <w:proofErr w:type="spellEnd"/>
-            <w:r>
-              <w:t xml:space="preserve"> </w:t>
-            </w:r>
-            <w:proofErr w:type="spellStart"/>
-            <w:r>
-              <w:t>ověřte</w:t>
-            </w:r>
-            <w:proofErr w:type="spellEnd"/>
-            <w:r>
-              <w:t xml:space="preserve"> </w:t>
-            </w:r>
-            <w:proofErr w:type="spellStart"/>
-            <w:r>
-              <w:t>seznam</w:t>
-            </w:r>
-            <w:proofErr w:type="spellEnd"/>
-            <w:r>
-              <w:t xml:space="preserve"> </w:t>
-            </w:r>
-            <w:proofErr w:type="spellStart"/>
-            <w:r>
-              <w:t>označených</w:t>
-            </w:r>
-            <w:proofErr w:type="spellEnd"/>
-            <w:r>
-              <w:t xml:space="preserve"> </w:t>
-            </w:r>
-            <w:proofErr w:type="spellStart"/>
-            <w:r>
-              <w:t>tabulek</w:t>
-            </w:r>
-            <w:proofErr w:type="spellEnd"/>
-            <w:r>
-              <w:t>.</w:t>
+              <w:t>Vyčkejte; po dokončení běžících úloh se fronta automaticky uvolní.</w:t>
             </w:r>
           </w:p>
         </w:tc>
@@ -5664,95 +1300,8 @@
             </w:tcMar>
           </w:tcPr>
           <w:p>
-            <w:proofErr w:type="spellStart"/>
             <w:r>
-              <w:t>Validace</w:t>
-            </w:r>
-            <w:proofErr w:type="spellEnd"/>
-            <w:r>
-              <w:t xml:space="preserve"> </w:t>
-            </w:r>
-            <w:proofErr w:type="spellStart"/>
-            <w:r>
-              <w:t>trvá</w:t>
-            </w:r>
-            <w:proofErr w:type="spellEnd"/>
-            <w:r>
-              <w:t xml:space="preserve"> </w:t>
-            </w:r>
-            <w:proofErr w:type="spellStart"/>
-            <w:r>
-              <w:t>velmi</w:t>
-            </w:r>
-            <w:proofErr w:type="spellEnd"/>
-            <w:r>
-              <w:t xml:space="preserve"> </w:t>
-            </w:r>
-            <w:proofErr w:type="spellStart"/>
-            <w:r>
-              <w:t>dlouho</w:t>
-            </w:r>
-            <w:proofErr w:type="spellEnd"/>
-          </w:p>
-        </w:tc>
-        <w:tc>
-          <w:tcPr>
-            <w:tcW w:w="3324" w:type="dxa"/>
-            <w:tcMar>
-              <w:top w:w="90" w:type="dxa"/>
-              <w:left w:w="100" w:type="dxa"/>
-              <w:bottom w:w="90" w:type="dxa"/>
-              <w:right w:w="100" w:type="dxa"/>
-            </w:tcMar>
-          </w:tcPr>
-          <w:p>
-            <w:proofErr w:type="spellStart"/>
-            <w:r>
-              <w:t>Široká</w:t>
-            </w:r>
-            <w:proofErr w:type="spellEnd"/>
-            <w:r>
-              <w:t xml:space="preserve"> </w:t>
-            </w:r>
-            <w:proofErr w:type="spellStart"/>
-            <w:r>
-              <w:t>tabulka</w:t>
-            </w:r>
-            <w:proofErr w:type="spellEnd"/>
-            <w:r>
-              <w:t xml:space="preserve"> a </w:t>
-            </w:r>
-            <w:proofErr w:type="spellStart"/>
-            <w:r>
-              <w:t>výpočet</w:t>
-            </w:r>
-            <w:proofErr w:type="spellEnd"/>
-            <w:r>
-              <w:t xml:space="preserve"> distinct </w:t>
-            </w:r>
-            <w:proofErr w:type="spellStart"/>
-            <w:r>
-              <w:t>statistik</w:t>
-            </w:r>
-            <w:proofErr w:type="spellEnd"/>
-            <w:r>
-              <w:t xml:space="preserve"> pro </w:t>
-            </w:r>
-            <w:proofErr w:type="spellStart"/>
-            <w:r>
-              <w:t>mnoho</w:t>
-            </w:r>
-            <w:proofErr w:type="spellEnd"/>
-            <w:r>
-              <w:t xml:space="preserve"> </w:t>
-            </w:r>
-            <w:proofErr w:type="spellStart"/>
-            <w:r>
-              <w:t>sloupců</w:t>
-            </w:r>
-            <w:proofErr w:type="spellEnd"/>
-            <w:r>
-              <w:t>.</w:t>
+              <w:t>Hromadný výběr neoznačil všechny tabulky</w:t>
             </w:r>
           </w:p>
         </w:tc>
@@ -5767,270 +1316,91 @@
             </w:tcMar>
           </w:tcPr>
           <w:p>
-            <w:proofErr w:type="spellStart"/>
             <w:r>
-              <w:t>Migraci</w:t>
+              <w:t>Chování uživatelského rozhraní.</w:t>
             </w:r>
-            <w:proofErr w:type="spellEnd"/>
+          </w:p>
+        </w:tc>
+        <w:tc>
+          <w:tcPr>
+            <w:tcW w:w="3324" w:type="dxa"/>
+            <w:tcMar>
+              <w:top w:w="90" w:type="dxa"/>
+              <w:left w:w="100" w:type="dxa"/>
+              <w:bottom w:w="90" w:type="dxa"/>
+              <w:right w:w="100" w:type="dxa"/>
+            </w:tcMar>
+          </w:tcPr>
+          <w:p>
             <w:r>
-              <w:t xml:space="preserve"> </w:t>
+              <w:t>Výběr zopakujte a před spuštěním vizuálně ověřte seznam označených tabulek.</w:t>
             </w:r>
-            <w:proofErr w:type="spellStart"/>
+          </w:p>
+        </w:tc>
+      </w:tr>
+      <w:tr>
+        <w:trPr>
+          <w:jc w:val="center"/>
+        </w:trPr>
+        <w:tc>
+          <w:tcPr>
+            <w:tcW w:w="3324" w:type="dxa"/>
+            <w:tcMar>
+              <w:top w:w="90" w:type="dxa"/>
+              <w:left w:w="100" w:type="dxa"/>
+              <w:bottom w:w="90" w:type="dxa"/>
+              <w:right w:w="100" w:type="dxa"/>
+            </w:tcMar>
+          </w:tcPr>
+          <w:p>
             <w:r>
-              <w:t>proveďte</w:t>
+              <w:t>Validace trvá velmi dlouho</w:t>
             </w:r>
-            <w:proofErr w:type="spellEnd"/>
+          </w:p>
+        </w:tc>
+        <w:tc>
+          <w:tcPr>
+            <w:tcW w:w="3324" w:type="dxa"/>
+            <w:tcMar>
+              <w:top w:w="90" w:type="dxa"/>
+              <w:left w:w="100" w:type="dxa"/>
+              <w:bottom w:w="90" w:type="dxa"/>
+              <w:right w:w="100" w:type="dxa"/>
+            </w:tcMar>
+          </w:tcPr>
+          <w:p>
             <w:r>
-              <w:t xml:space="preserve"> se Skip Validate a </w:t>
+              <w:t>Široká tabulka a výpočet distinct statistik pro mnoho sloupců.</w:t>
             </w:r>
-            <w:proofErr w:type="spellStart"/>
+          </w:p>
+        </w:tc>
+        <w:tc>
+          <w:tcPr>
+            <w:tcW w:w="3324" w:type="dxa"/>
+            <w:tcMar>
+              <w:top w:w="90" w:type="dxa"/>
+              <w:left w:w="100" w:type="dxa"/>
+              <w:bottom w:w="90" w:type="dxa"/>
+              <w:right w:w="100" w:type="dxa"/>
+            </w:tcMar>
+          </w:tcPr>
+          <w:p>
             <w:r>
-              <w:t>validaci</w:t>
-            </w:r>
-            <w:proofErr w:type="spellEnd"/>
-            <w:r>
-              <w:t xml:space="preserve"> </w:t>
-            </w:r>
-            <w:proofErr w:type="spellStart"/>
-            <w:r>
-              <w:t>spusťte</w:t>
-            </w:r>
-            <w:proofErr w:type="spellEnd"/>
-            <w:r>
-              <w:t xml:space="preserve"> </w:t>
-            </w:r>
-            <w:proofErr w:type="spellStart"/>
-            <w:r>
-              <w:t>samostatně</w:t>
-            </w:r>
-            <w:proofErr w:type="spellEnd"/>
-            <w:r>
-              <w:t xml:space="preserve"> </w:t>
-            </w:r>
-            <w:proofErr w:type="spellStart"/>
-            <w:r>
-              <w:t>jen</w:t>
-            </w:r>
-            <w:proofErr w:type="spellEnd"/>
-            <w:r>
-              <w:t xml:space="preserve"> tam, </w:t>
-            </w:r>
-            <w:proofErr w:type="spellStart"/>
-            <w:r>
-              <w:t>kde</w:t>
-            </w:r>
-            <w:proofErr w:type="spellEnd"/>
-            <w:r>
-              <w:t xml:space="preserve"> je </w:t>
-            </w:r>
-            <w:proofErr w:type="spellStart"/>
-            <w:r>
-              <w:t>potřeba</w:t>
-            </w:r>
-            <w:proofErr w:type="spellEnd"/>
-            <w:r>
-              <w:t>.</w:t>
+              <w:t>Migraci proveďte se Skip Validate a validaci spusťte samostatně jen tam, kde je potřeba.</w:t>
             </w:r>
           </w:p>
         </w:tc>
       </w:tr>
     </w:tbl>
     <w:p>
-      <w:proofErr w:type="spellStart"/>
       <w:r>
         <w:rPr>
           <w:b/>
         </w:rPr>
-        <w:t>Opakování</w:t>
+        <w:t xml:space="preserve">Opakování migrace: </w:t>
       </w:r>
-      <w:proofErr w:type="spellEnd"/>
       <w:r>
-        <w:rPr>
-          <w:b/>
-        </w:rPr>
-        <w:t xml:space="preserve"> </w:t>
-      </w:r>
-      <w:proofErr w:type="spellStart"/>
-      <w:r>
-        <w:rPr>
-          <w:b/>
-        </w:rPr>
-        <w:t>migrace</w:t>
-      </w:r>
-      <w:proofErr w:type="spellEnd"/>
-      <w:r>
-        <w:rPr>
-          <w:b/>
-        </w:rPr>
-        <w:t xml:space="preserve">: </w:t>
-      </w:r>
-      <w:proofErr w:type="spellStart"/>
-      <w:r>
-        <w:t>Není</w:t>
-      </w:r>
-      <w:proofErr w:type="spellEnd"/>
-      <w:r>
-        <w:t xml:space="preserve"> </w:t>
-      </w:r>
-      <w:proofErr w:type="spellStart"/>
-      <w:r>
-        <w:t>nutné</w:t>
-      </w:r>
-      <w:proofErr w:type="spellEnd"/>
-      <w:r>
-        <w:t xml:space="preserve"> </w:t>
-      </w:r>
-      <w:proofErr w:type="spellStart"/>
-      <w:r>
-        <w:t>ručně</w:t>
-      </w:r>
-      <w:proofErr w:type="spellEnd"/>
-      <w:r>
-        <w:t xml:space="preserve"> </w:t>
-      </w:r>
-      <w:proofErr w:type="spellStart"/>
-      <w:r>
-        <w:t>mazat</w:t>
-      </w:r>
-      <w:proofErr w:type="spellEnd"/>
-      <w:r>
-        <w:t xml:space="preserve"> </w:t>
-      </w:r>
-      <w:proofErr w:type="spellStart"/>
-      <w:r>
-        <w:t>celou</w:t>
-      </w:r>
-      <w:proofErr w:type="spellEnd"/>
-      <w:r>
-        <w:t xml:space="preserve"> </w:t>
-      </w:r>
-      <w:proofErr w:type="spellStart"/>
-      <w:r>
-        <w:t>databázi</w:t>
-      </w:r>
-      <w:proofErr w:type="spellEnd"/>
-      <w:r>
-        <w:t xml:space="preserve"> v </w:t>
-      </w:r>
-      <w:proofErr w:type="spellStart"/>
-      <w:r>
-        <w:t>BigQuery</w:t>
-      </w:r>
-      <w:proofErr w:type="spellEnd"/>
-      <w:r>
-        <w:t xml:space="preserve">. </w:t>
-      </w:r>
-      <w:proofErr w:type="spellStart"/>
-      <w:r>
-        <w:t>Nejdříve</w:t>
-      </w:r>
-      <w:proofErr w:type="spellEnd"/>
-      <w:r>
-        <w:t xml:space="preserve"> </w:t>
-      </w:r>
-      <w:proofErr w:type="spellStart"/>
-      <w:r>
-        <w:t>zjistěte</w:t>
-      </w:r>
-      <w:proofErr w:type="spellEnd"/>
-      <w:r>
-        <w:t xml:space="preserve"> </w:t>
-      </w:r>
-      <w:proofErr w:type="spellStart"/>
-      <w:r>
-        <w:t>důvod</w:t>
-      </w:r>
-      <w:proofErr w:type="spellEnd"/>
-      <w:r>
-        <w:t xml:space="preserve"> </w:t>
-      </w:r>
-      <w:proofErr w:type="spellStart"/>
-      <w:r>
-        <w:t>selhání</w:t>
-      </w:r>
-      <w:proofErr w:type="spellEnd"/>
-      <w:r>
-        <w:t xml:space="preserve"> a </w:t>
-      </w:r>
-      <w:proofErr w:type="spellStart"/>
-      <w:r>
-        <w:t>potom</w:t>
-      </w:r>
-      <w:proofErr w:type="spellEnd"/>
-      <w:r>
-        <w:t xml:space="preserve"> </w:t>
-      </w:r>
-      <w:proofErr w:type="spellStart"/>
-      <w:r>
-        <w:t>lze</w:t>
-      </w:r>
-      <w:proofErr w:type="spellEnd"/>
-      <w:r>
-        <w:t xml:space="preserve"> </w:t>
-      </w:r>
-      <w:proofErr w:type="spellStart"/>
-      <w:r>
-        <w:t>migraci</w:t>
-      </w:r>
-      <w:proofErr w:type="spellEnd"/>
-      <w:r>
-        <w:t xml:space="preserve"> </w:t>
-      </w:r>
-      <w:proofErr w:type="spellStart"/>
-      <w:r>
-        <w:t>stejné</w:t>
-      </w:r>
-      <w:proofErr w:type="spellEnd"/>
-      <w:r>
-        <w:t xml:space="preserve"> </w:t>
-      </w:r>
-      <w:proofErr w:type="spellStart"/>
-      <w:r>
-        <w:t>tabulky</w:t>
-      </w:r>
-      <w:proofErr w:type="spellEnd"/>
-      <w:r>
-        <w:t xml:space="preserve"> </w:t>
-      </w:r>
-      <w:proofErr w:type="spellStart"/>
-      <w:r>
-        <w:t>spustit</w:t>
-      </w:r>
-      <w:proofErr w:type="spellEnd"/>
-      <w:r>
-        <w:t xml:space="preserve"> </w:t>
-      </w:r>
-      <w:proofErr w:type="spellStart"/>
-      <w:r>
-        <w:t>znovu</w:t>
-      </w:r>
-      <w:proofErr w:type="spellEnd"/>
-      <w:r>
-        <w:t xml:space="preserve">. U </w:t>
-      </w:r>
-      <w:proofErr w:type="spellStart"/>
-      <w:r>
-        <w:t>změny</w:t>
-      </w:r>
-      <w:proofErr w:type="spellEnd"/>
-      <w:r>
-        <w:t xml:space="preserve"> </w:t>
-      </w:r>
-      <w:proofErr w:type="spellStart"/>
-      <w:r>
-        <w:t>struktury</w:t>
-      </w:r>
-      <w:proofErr w:type="spellEnd"/>
-      <w:r>
-        <w:t xml:space="preserve"> </w:t>
-      </w:r>
-      <w:proofErr w:type="spellStart"/>
-      <w:r>
-        <w:t>použijte</w:t>
-      </w:r>
-      <w:proofErr w:type="spellEnd"/>
-      <w:r>
-        <w:t xml:space="preserve"> Force Full.</w:t>
+        <w:t>Není nutné ručně mazat celou databázi v BigQuery. Nejdříve zjistěte důvod selhání a potom lze migraci stejné tabulky spustit znovu. U změny struktury použijte Force Full.</w:t>
       </w:r>
     </w:p>
     <w:p>
@@ -6038,23 +1408,7 @@
         <w:pStyle w:val="Nadpis1"/>
       </w:pPr>
       <w:r>
-        <w:t xml:space="preserve">8. </w:t>
-      </w:r>
-      <w:proofErr w:type="spellStart"/>
-      <w:r>
-        <w:t>Doporučený</w:t>
-      </w:r>
-      <w:proofErr w:type="spellEnd"/>
-      <w:r>
-        <w:t xml:space="preserve"> </w:t>
-      </w:r>
-      <w:proofErr w:type="spellStart"/>
-      <w:r>
-        <w:t>provozní</w:t>
-      </w:r>
-      <w:proofErr w:type="spellEnd"/>
-      <w:r>
-        <w:t xml:space="preserve"> checklist</w:t>
+        <w:t>8. Doporučený provozní checklist</w:t>
       </w:r>
     </w:p>
     <w:p>
@@ -6067,53 +1421,8 @@
         </w:rPr>
         <w:t xml:space="preserve">☐ </w:t>
       </w:r>
-      <w:proofErr w:type="spellStart"/>
       <w:r>
-        <w:t>Jsem</w:t>
-      </w:r>
-      <w:proofErr w:type="spellEnd"/>
-      <w:r>
-        <w:t xml:space="preserve"> </w:t>
-      </w:r>
-      <w:proofErr w:type="spellStart"/>
-      <w:r>
-        <w:t>přihlášen</w:t>
-      </w:r>
-      <w:proofErr w:type="spellEnd"/>
-      <w:r>
-        <w:t xml:space="preserve"> </w:t>
-      </w:r>
-      <w:proofErr w:type="spellStart"/>
-      <w:r>
-        <w:t>osobním</w:t>
-      </w:r>
-      <w:proofErr w:type="spellEnd"/>
-      <w:r>
-        <w:t xml:space="preserve"> </w:t>
-      </w:r>
-      <w:proofErr w:type="spellStart"/>
-      <w:r>
-        <w:t>účtem</w:t>
-      </w:r>
-      <w:proofErr w:type="spellEnd"/>
-      <w:r>
-        <w:t xml:space="preserve"> s </w:t>
-      </w:r>
-      <w:proofErr w:type="spellStart"/>
-      <w:r>
-        <w:t>právem</w:t>
-      </w:r>
-      <w:proofErr w:type="spellEnd"/>
-      <w:r>
-        <w:t xml:space="preserve"> </w:t>
-      </w:r>
-      <w:proofErr w:type="spellStart"/>
-      <w:r>
-        <w:t>migrace</w:t>
-      </w:r>
-      <w:proofErr w:type="spellEnd"/>
-      <w:r>
-        <w:t>.</w:t>
+        <w:t>Jsem přihlášen osobním účtem s právem migrace.</w:t>
       </w:r>
     </w:p>
     <w:p>
@@ -6126,45 +1435,8 @@
         </w:rPr>
         <w:t xml:space="preserve">☐ </w:t>
       </w:r>
-      <w:proofErr w:type="spellStart"/>
       <w:r>
-        <w:t>Vybral</w:t>
-      </w:r>
-      <w:proofErr w:type="spellEnd"/>
-      <w:r>
-        <w:t xml:space="preserve"> </w:t>
-      </w:r>
-      <w:proofErr w:type="spellStart"/>
-      <w:r>
-        <w:t>jsem</w:t>
-      </w:r>
-      <w:proofErr w:type="spellEnd"/>
-      <w:r>
-        <w:t xml:space="preserve"> </w:t>
-      </w:r>
-      <w:proofErr w:type="spellStart"/>
-      <w:r>
-        <w:t>správnou</w:t>
-      </w:r>
-      <w:proofErr w:type="spellEnd"/>
-      <w:r>
-        <w:t xml:space="preserve"> </w:t>
-      </w:r>
-      <w:proofErr w:type="spellStart"/>
-      <w:r>
-        <w:t>zdrojovou</w:t>
-      </w:r>
-      <w:proofErr w:type="spellEnd"/>
-      <w:r>
-        <w:t xml:space="preserve"> Teradata </w:t>
-      </w:r>
-      <w:proofErr w:type="spellStart"/>
-      <w:r>
-        <w:t>databázi</w:t>
-      </w:r>
-      <w:proofErr w:type="spellEnd"/>
-      <w:r>
-        <w:t>/dataset.</w:t>
+        <w:t>Vybral jsem správnou zdrojovou Teradata databázi/dataset.</w:t>
       </w:r>
     </w:p>
     <w:p>
@@ -6177,128 +1449,8 @@
         </w:rPr>
         <w:t xml:space="preserve">☐ </w:t>
       </w:r>
-      <w:proofErr w:type="spellStart"/>
       <w:r>
-        <w:t>Filtr</w:t>
-      </w:r>
-      <w:proofErr w:type="spellEnd"/>
-      <w:r>
-        <w:t xml:space="preserve"> </w:t>
-      </w:r>
-      <w:proofErr w:type="spellStart"/>
-      <w:r>
-        <w:t>systému</w:t>
-      </w:r>
-      <w:proofErr w:type="spellEnd"/>
-      <w:r>
-        <w:t xml:space="preserve"> </w:t>
-      </w:r>
-      <w:proofErr w:type="spellStart"/>
-      <w:r>
-        <w:t>vrací</w:t>
-      </w:r>
-      <w:proofErr w:type="spellEnd"/>
-      <w:r>
-        <w:t xml:space="preserve"> </w:t>
-      </w:r>
-      <w:proofErr w:type="spellStart"/>
-      <w:r>
-        <w:t>očekávaný</w:t>
-      </w:r>
-      <w:proofErr w:type="spellEnd"/>
-      <w:r>
-        <w:t xml:space="preserve"> </w:t>
-      </w:r>
-      <w:proofErr w:type="spellStart"/>
-      <w:r>
-        <w:t>seznam</w:t>
-      </w:r>
-      <w:proofErr w:type="spellEnd"/>
-      <w:r>
-        <w:t xml:space="preserve"> </w:t>
-      </w:r>
-      <w:proofErr w:type="spellStart"/>
-      <w:r>
-        <w:t>tabulek</w:t>
-      </w:r>
-      <w:proofErr w:type="spellEnd"/>
-      <w:r>
-        <w:t>.</w:t>
-      </w:r>
-    </w:p>
-    <w:p>
-      <w:pPr>
-        <w:spacing w:after="60"/>
-      </w:pPr>
-      <w:r>
-        <w:rPr>
-          <w:b/>
-        </w:rPr>
-        <w:t xml:space="preserve">☐ </w:t>
-      </w:r>
-      <w:proofErr w:type="spellStart"/>
-      <w:r>
-        <w:t>Ověřil</w:t>
-      </w:r>
-      <w:proofErr w:type="spellEnd"/>
-      <w:r>
-        <w:t xml:space="preserve"> </w:t>
-      </w:r>
-      <w:proofErr w:type="spellStart"/>
-      <w:r>
-        <w:t>jsem</w:t>
-      </w:r>
-      <w:proofErr w:type="spellEnd"/>
-      <w:r>
-        <w:t xml:space="preserve">, </w:t>
-      </w:r>
-      <w:proofErr w:type="spellStart"/>
-      <w:r>
-        <w:t>že</w:t>
-      </w:r>
-      <w:proofErr w:type="spellEnd"/>
-      <w:r>
-        <w:t xml:space="preserve"> </w:t>
-      </w:r>
-      <w:proofErr w:type="spellStart"/>
-      <w:r>
-        <w:t>jsou</w:t>
-      </w:r>
-      <w:proofErr w:type="spellEnd"/>
-      <w:r>
-        <w:t xml:space="preserve"> </w:t>
-      </w:r>
-      <w:proofErr w:type="spellStart"/>
-      <w:r>
-        <w:t>označeny</w:t>
-      </w:r>
-      <w:proofErr w:type="spellEnd"/>
-      <w:r>
-        <w:t xml:space="preserve"> </w:t>
-      </w:r>
-      <w:proofErr w:type="spellStart"/>
-      <w:r>
-        <w:t>všechny</w:t>
-      </w:r>
-      <w:proofErr w:type="spellEnd"/>
-      <w:r>
-        <w:t xml:space="preserve"> </w:t>
-      </w:r>
-      <w:proofErr w:type="spellStart"/>
-      <w:r>
-        <w:t>požadované</w:t>
-      </w:r>
-      <w:proofErr w:type="spellEnd"/>
-      <w:r>
-        <w:t xml:space="preserve"> </w:t>
-      </w:r>
-      <w:proofErr w:type="spellStart"/>
-      <w:r>
-        <w:t>tabulky</w:t>
-      </w:r>
-      <w:proofErr w:type="spellEnd"/>
-      <w:r>
-        <w:t>.</w:t>
+        <w:t>Filtr systému vrací očekávaný seznam tabulek.</w:t>
       </w:r>
     </w:p>
     <w:p>
@@ -6312,104 +1464,8 @@
         <w:lastRenderedPageBreak/>
         <w:t xml:space="preserve">☐ </w:t>
       </w:r>
-      <w:proofErr w:type="spellStart"/>
       <w:r>
-        <w:t>Rozhodl</w:t>
-      </w:r>
-      <w:proofErr w:type="spellEnd"/>
-      <w:r>
-        <w:t xml:space="preserve"> </w:t>
-      </w:r>
-      <w:proofErr w:type="spellStart"/>
-      <w:r>
-        <w:t>jsem</w:t>
-      </w:r>
-      <w:proofErr w:type="spellEnd"/>
-      <w:r>
-        <w:t xml:space="preserve"> FULL vs. incremental </w:t>
-      </w:r>
-      <w:proofErr w:type="spellStart"/>
-      <w:r>
-        <w:t>podle</w:t>
-      </w:r>
-      <w:proofErr w:type="spellEnd"/>
-      <w:r>
-        <w:t xml:space="preserve"> </w:t>
-      </w:r>
-      <w:proofErr w:type="spellStart"/>
-      <w:r>
-        <w:t>velikosti</w:t>
-      </w:r>
-      <w:proofErr w:type="spellEnd"/>
-      <w:r>
-        <w:t xml:space="preserve"> a </w:t>
-      </w:r>
-      <w:proofErr w:type="spellStart"/>
-      <w:r>
-        <w:t>změny</w:t>
-      </w:r>
-      <w:proofErr w:type="spellEnd"/>
-      <w:r>
-        <w:t xml:space="preserve"> </w:t>
-      </w:r>
-      <w:proofErr w:type="spellStart"/>
-      <w:r>
-        <w:t>struktury</w:t>
-      </w:r>
-      <w:proofErr w:type="spellEnd"/>
-      <w:r>
-        <w:t>.</w:t>
-      </w:r>
-    </w:p>
-    <w:p>
-      <w:pPr>
-        <w:spacing w:after="60"/>
-      </w:pPr>
-      <w:r>
-        <w:rPr>
-          <w:b/>
-        </w:rPr>
-        <w:t xml:space="preserve">☐ </w:t>
-      </w:r>
-      <w:proofErr w:type="spellStart"/>
-      <w:r>
-        <w:t>Nastavil</w:t>
-      </w:r>
-      <w:proofErr w:type="spellEnd"/>
-      <w:r>
-        <w:t xml:space="preserve"> </w:t>
-      </w:r>
-      <w:proofErr w:type="spellStart"/>
-      <w:r>
-        <w:t>jsem</w:t>
-      </w:r>
-      <w:proofErr w:type="spellEnd"/>
-      <w:r>
-        <w:t xml:space="preserve"> Skip Validate </w:t>
-      </w:r>
-      <w:proofErr w:type="spellStart"/>
-      <w:r>
-        <w:t>podle</w:t>
-      </w:r>
-      <w:proofErr w:type="spellEnd"/>
-      <w:r>
-        <w:t xml:space="preserve"> </w:t>
-      </w:r>
-      <w:proofErr w:type="spellStart"/>
-      <w:r>
-        <w:t>zvoleného</w:t>
-      </w:r>
-      <w:proofErr w:type="spellEnd"/>
-      <w:r>
-        <w:t xml:space="preserve"> </w:t>
-      </w:r>
-      <w:proofErr w:type="spellStart"/>
-      <w:r>
-        <w:t>postupu</w:t>
-      </w:r>
-      <w:proofErr w:type="spellEnd"/>
-      <w:r>
-        <w:t>.</w:t>
+        <w:t>Ověřil jsem, že jsou označeny všechny požadované tabulky.</w:t>
       </w:r>
     </w:p>
     <w:p>
@@ -6423,31 +1479,7 @@
         <w:t xml:space="preserve">☐ </w:t>
       </w:r>
       <w:r>
-        <w:t xml:space="preserve">Zadal </w:t>
-      </w:r>
-      <w:proofErr w:type="spellStart"/>
-      <w:r>
-        <w:t>jsem</w:t>
-      </w:r>
-      <w:proofErr w:type="spellEnd"/>
-      <w:r>
-        <w:t xml:space="preserve"> </w:t>
-      </w:r>
-      <w:proofErr w:type="spellStart"/>
-      <w:r>
-        <w:t>jednoznačný</w:t>
-      </w:r>
-      <w:proofErr w:type="spellEnd"/>
-      <w:r>
-        <w:t xml:space="preserve"> tag </w:t>
-      </w:r>
-      <w:proofErr w:type="spellStart"/>
-      <w:r>
-        <w:t>běhu</w:t>
-      </w:r>
-      <w:proofErr w:type="spellEnd"/>
-      <w:r>
-        <w:t>.</w:t>
+        <w:t>Rozhodl jsem FULL vs. incremental podle velikosti a změny struktury.</w:t>
       </w:r>
     </w:p>
     <w:p>
@@ -6461,31 +1493,7 @@
         <w:t xml:space="preserve">☐ </w:t>
       </w:r>
       <w:r>
-        <w:t xml:space="preserve">Po </w:t>
-      </w:r>
-      <w:proofErr w:type="spellStart"/>
-      <w:r>
-        <w:t>spuštění</w:t>
-      </w:r>
-      <w:proofErr w:type="spellEnd"/>
-      <w:r>
-        <w:t xml:space="preserve"> </w:t>
-      </w:r>
-      <w:proofErr w:type="spellStart"/>
-      <w:r>
-        <w:t>sleduji</w:t>
-      </w:r>
-      <w:proofErr w:type="spellEnd"/>
-      <w:r>
-        <w:t xml:space="preserve"> Running / Queued a detail </w:t>
-      </w:r>
-      <w:proofErr w:type="spellStart"/>
-      <w:r>
-        <w:t>kroků</w:t>
-      </w:r>
-      <w:proofErr w:type="spellEnd"/>
-      <w:r>
-        <w:t>.</w:t>
+        <w:t>Nastavil jsem Skip Validate podle zvoleného postupu.</w:t>
       </w:r>
     </w:p>
     <w:p>
@@ -6499,15 +1507,7 @@
         <w:t xml:space="preserve">☐ </w:t>
       </w:r>
       <w:r>
-        <w:t xml:space="preserve">Po </w:t>
-      </w:r>
-      <w:proofErr w:type="spellStart"/>
-      <w:r>
-        <w:t>dokončení</w:t>
-      </w:r>
-      <w:proofErr w:type="spellEnd"/>
-      <w:r>
-        <w:t xml:space="preserve"> je Failed = 0.</w:t>
+        <w:t>Zadal jsem jednoznačný tag běhu.</w:t>
       </w:r>
     </w:p>
     <w:p>
@@ -6520,159 +1520,49 @@
         </w:rPr>
         <w:t xml:space="preserve">☐ </w:t>
       </w:r>
-      <w:proofErr w:type="spellStart"/>
       <w:r>
-        <w:t>Provedl</w:t>
-      </w:r>
-      <w:proofErr w:type="spellEnd"/>
-      <w:r>
-        <w:t xml:space="preserve"> </w:t>
-      </w:r>
-      <w:proofErr w:type="spellStart"/>
-      <w:r>
-        <w:t>jsem</w:t>
-      </w:r>
-      <w:proofErr w:type="spellEnd"/>
-      <w:r>
-        <w:t xml:space="preserve"> </w:t>
-      </w:r>
-      <w:proofErr w:type="spellStart"/>
-      <w:r>
-        <w:t>validaci</w:t>
-      </w:r>
-      <w:proofErr w:type="spellEnd"/>
-      <w:r>
-        <w:t xml:space="preserve"> </w:t>
-      </w:r>
-      <w:proofErr w:type="spellStart"/>
-      <w:r>
-        <w:t>vybraných</w:t>
-      </w:r>
-      <w:proofErr w:type="spellEnd"/>
-      <w:r>
-        <w:t xml:space="preserve"> </w:t>
-      </w:r>
-      <w:proofErr w:type="spellStart"/>
-      <w:r>
-        <w:t>tabulek</w:t>
-      </w:r>
-      <w:proofErr w:type="spellEnd"/>
-      <w:r>
-        <w:t xml:space="preserve"> </w:t>
-      </w:r>
-      <w:proofErr w:type="spellStart"/>
-      <w:r>
-        <w:t>nebo</w:t>
-      </w:r>
-      <w:proofErr w:type="spellEnd"/>
-      <w:r>
-        <w:t xml:space="preserve"> </w:t>
-      </w:r>
-      <w:proofErr w:type="spellStart"/>
-      <w:r>
-        <w:t>zdokumentoval</w:t>
-      </w:r>
-      <w:proofErr w:type="spellEnd"/>
-      <w:r>
-        <w:t xml:space="preserve"> </w:t>
-      </w:r>
-      <w:proofErr w:type="spellStart"/>
-      <w:r>
-        <w:t>důvod</w:t>
-      </w:r>
-      <w:proofErr w:type="spellEnd"/>
-      <w:r>
-        <w:t xml:space="preserve"> </w:t>
-      </w:r>
-      <w:proofErr w:type="spellStart"/>
-      <w:r>
-        <w:t>jejího</w:t>
-      </w:r>
-      <w:proofErr w:type="spellEnd"/>
-      <w:r>
-        <w:t xml:space="preserve"> </w:t>
-      </w:r>
-      <w:proofErr w:type="spellStart"/>
-      <w:r>
-        <w:t>přeskočení</w:t>
-      </w:r>
-      <w:proofErr w:type="spellEnd"/>
-      <w:r>
-        <w:t>.</w:t>
+        <w:t>Po spuštění sleduji Running / Queued a detail kroků.</w:t>
       </w:r>
     </w:p>
     <w:p>
       <w:pPr>
+        <w:spacing w:after="60"/>
+      </w:pPr>
+      <w:r>
+        <w:rPr>
+          <w:b/>
+        </w:rPr>
+        <w:t xml:space="preserve">☐ </w:t>
+      </w:r>
+      <w:r>
+        <w:t>Po dokončení je Failed = 0.</w:t>
+      </w:r>
+    </w:p>
+    <w:p>
+      <w:pPr>
+        <w:spacing w:after="60"/>
+      </w:pPr>
+      <w:r>
+        <w:rPr>
+          <w:b/>
+        </w:rPr>
+        <w:t xml:space="preserve">☐ </w:t>
+      </w:r>
+      <w:r>
+        <w:t>Provedl jsem validaci vybraných tabulek nebo zdokumentoval důvod jejího přeskočení.</w:t>
+      </w:r>
+    </w:p>
+    <w:p>
+      <w:pPr>
         <w:pStyle w:val="Nadpis1"/>
       </w:pPr>
       <w:r>
-        <w:t xml:space="preserve">9. </w:t>
+        <w:t>9. Poznámka k migračním prostředím a snapshotům</w:t>
       </w:r>
-      <w:proofErr w:type="spellStart"/>
-      <w:r>
-        <w:t>Poznámka</w:t>
-      </w:r>
-      <w:proofErr w:type="spellEnd"/>
-      <w:r>
-        <w:t xml:space="preserve"> k </w:t>
-      </w:r>
-      <w:proofErr w:type="spellStart"/>
-      <w:r>
-        <w:t>migračním</w:t>
-      </w:r>
-      <w:proofErr w:type="spellEnd"/>
-      <w:r>
-        <w:t xml:space="preserve"> </w:t>
-      </w:r>
-      <w:proofErr w:type="spellStart"/>
-      <w:r>
-        <w:t>prostředím</w:t>
-      </w:r>
-      <w:proofErr w:type="spellEnd"/>
-      <w:r>
-        <w:t xml:space="preserve"> a </w:t>
-      </w:r>
-      <w:proofErr w:type="spellStart"/>
-      <w:r>
-        <w:t>snapshotům</w:t>
-      </w:r>
-      <w:proofErr w:type="spellEnd"/>
     </w:p>
     <w:p>
       <w:r>
-        <w:t xml:space="preserve">Ze </w:t>
-      </w:r>
-      <w:proofErr w:type="spellStart"/>
-      <w:r>
-        <w:t>schůzky</w:t>
-      </w:r>
-      <w:proofErr w:type="spellEnd"/>
-      <w:r>
-        <w:t xml:space="preserve"> </w:t>
-      </w:r>
-      <w:proofErr w:type="spellStart"/>
-      <w:r>
-        <w:t>vyplývá</w:t>
-      </w:r>
-      <w:proofErr w:type="spellEnd"/>
-      <w:r>
-        <w:t xml:space="preserve"> </w:t>
-      </w:r>
-      <w:proofErr w:type="spellStart"/>
-      <w:r>
-        <w:t>následující</w:t>
-      </w:r>
-      <w:proofErr w:type="spellEnd"/>
-      <w:r>
-        <w:t xml:space="preserve"> </w:t>
-      </w:r>
-      <w:proofErr w:type="spellStart"/>
-      <w:r>
-        <w:t>pracovní</w:t>
-      </w:r>
-      <w:proofErr w:type="spellEnd"/>
-      <w:r>
-        <w:t xml:space="preserve"> model:</w:t>
+        <w:t>Ze schůzky vyplývá následující pracovní model:</w:t>
       </w:r>
     </w:p>
     <w:p>
@@ -6681,71 +1571,7 @@
         <w:spacing w:after="60"/>
       </w:pPr>
       <w:r>
-        <w:t xml:space="preserve">EM1 </w:t>
-      </w:r>
-      <w:proofErr w:type="spellStart"/>
-      <w:r>
-        <w:t>slouží</w:t>
-      </w:r>
-      <w:proofErr w:type="spellEnd"/>
-      <w:r>
-        <w:t xml:space="preserve"> </w:t>
-      </w:r>
-      <w:proofErr w:type="spellStart"/>
-      <w:r>
-        <w:t>jako</w:t>
-      </w:r>
-      <w:proofErr w:type="spellEnd"/>
-      <w:r>
-        <w:t xml:space="preserve"> </w:t>
-      </w:r>
-      <w:proofErr w:type="spellStart"/>
-      <w:r>
-        <w:t>živé</w:t>
-      </w:r>
-      <w:proofErr w:type="spellEnd"/>
-      <w:r>
-        <w:t xml:space="preserve"> </w:t>
-      </w:r>
-      <w:proofErr w:type="spellStart"/>
-      <w:r>
-        <w:t>první</w:t>
-      </w:r>
-      <w:proofErr w:type="spellEnd"/>
-      <w:r>
-        <w:t xml:space="preserve"> </w:t>
-      </w:r>
-      <w:proofErr w:type="spellStart"/>
-      <w:r>
-        <w:t>místo</w:t>
-      </w:r>
-      <w:proofErr w:type="spellEnd"/>
-      <w:r>
-        <w:t xml:space="preserve">, </w:t>
-      </w:r>
-      <w:proofErr w:type="spellStart"/>
-      <w:r>
-        <w:t>kam</w:t>
-      </w:r>
-      <w:proofErr w:type="spellEnd"/>
-      <w:r>
-        <w:t xml:space="preserve"> </w:t>
-      </w:r>
-      <w:proofErr w:type="spellStart"/>
-      <w:r>
-        <w:t>přicházejí</w:t>
-      </w:r>
-      <w:proofErr w:type="spellEnd"/>
-      <w:r>
-        <w:t xml:space="preserve"> data z </w:t>
-      </w:r>
-      <w:proofErr w:type="spellStart"/>
-      <w:r>
-        <w:t>Teradat</w:t>
-      </w:r>
-      <w:proofErr w:type="spellEnd"/>
-      <w:r>
-        <w:t>.</w:t>
+        <w:t>EM1 slouží jako živé první místo, kam přicházejí data z Teradat.</w:t>
       </w:r>
     </w:p>
     <w:p>
@@ -6754,103 +1580,7 @@
         <w:spacing w:after="60"/>
       </w:pPr>
       <w:r>
-        <w:t xml:space="preserve">Po </w:t>
-      </w:r>
-      <w:proofErr w:type="spellStart"/>
-      <w:r>
-        <w:t>dokončení</w:t>
-      </w:r>
-      <w:proofErr w:type="spellEnd"/>
-      <w:r>
-        <w:t xml:space="preserve"> </w:t>
-      </w:r>
-      <w:proofErr w:type="spellStart"/>
-      <w:r>
-        <w:t>migrace</w:t>
-      </w:r>
-      <w:proofErr w:type="spellEnd"/>
-      <w:r>
-        <w:t xml:space="preserve"> </w:t>
-      </w:r>
-      <w:proofErr w:type="spellStart"/>
-      <w:r>
-        <w:t>lze</w:t>
-      </w:r>
-      <w:proofErr w:type="spellEnd"/>
-      <w:r>
-        <w:t xml:space="preserve"> </w:t>
-      </w:r>
-      <w:proofErr w:type="spellStart"/>
-      <w:r>
-        <w:t>vytvořit</w:t>
-      </w:r>
-      <w:proofErr w:type="spellEnd"/>
-      <w:r>
-        <w:t xml:space="preserve"> </w:t>
-      </w:r>
-      <w:proofErr w:type="spellStart"/>
-      <w:r>
-        <w:t>klon</w:t>
-      </w:r>
-      <w:proofErr w:type="spellEnd"/>
-      <w:r>
-        <w:t xml:space="preserve"> </w:t>
-      </w:r>
-      <w:proofErr w:type="spellStart"/>
-      <w:r>
-        <w:t>celé</w:t>
-      </w:r>
-      <w:proofErr w:type="spellEnd"/>
-      <w:r>
-        <w:t xml:space="preserve"> </w:t>
-      </w:r>
-      <w:proofErr w:type="spellStart"/>
-      <w:r>
-        <w:t>databáze</w:t>
-      </w:r>
-      <w:proofErr w:type="spellEnd"/>
-      <w:r>
-        <w:t>/</w:t>
-      </w:r>
-      <w:proofErr w:type="spellStart"/>
-      <w:r>
-        <w:t>datasetu</w:t>
-      </w:r>
-      <w:proofErr w:type="spellEnd"/>
-      <w:r>
-        <w:t xml:space="preserve"> do EM2 a </w:t>
-      </w:r>
-      <w:proofErr w:type="spellStart"/>
-      <w:r>
-        <w:t>tím</w:t>
-      </w:r>
-      <w:proofErr w:type="spellEnd"/>
-      <w:r>
-        <w:t xml:space="preserve"> </w:t>
-      </w:r>
-      <w:proofErr w:type="spellStart"/>
-      <w:r>
-        <w:t>uchovat</w:t>
-      </w:r>
-      <w:proofErr w:type="spellEnd"/>
-      <w:r>
-        <w:t xml:space="preserve"> </w:t>
-      </w:r>
-      <w:proofErr w:type="spellStart"/>
-      <w:r>
-        <w:t>pevný</w:t>
-      </w:r>
-      <w:proofErr w:type="spellEnd"/>
-      <w:r>
-        <w:t xml:space="preserve"> </w:t>
-      </w:r>
-      <w:proofErr w:type="spellStart"/>
-      <w:r>
-        <w:t>referenční</w:t>
-      </w:r>
-      <w:proofErr w:type="spellEnd"/>
-      <w:r>
-        <w:t xml:space="preserve"> snapshot.</w:t>
+        <w:t>Po dokončení migrace lze vytvořit klon celé databáze/datasetu do EM2 a tím uchovat pevný referenční snapshot.</w:t>
       </w:r>
     </w:p>
     <w:p>
@@ -6859,55 +1589,7 @@
         <w:spacing w:after="60"/>
       </w:pPr>
       <w:r>
-        <w:t xml:space="preserve">EM2 je </w:t>
-      </w:r>
-      <w:proofErr w:type="spellStart"/>
-      <w:r>
-        <w:t>používána</w:t>
-      </w:r>
-      <w:proofErr w:type="spellEnd"/>
-      <w:r>
-        <w:t xml:space="preserve"> </w:t>
-      </w:r>
-      <w:proofErr w:type="spellStart"/>
-      <w:r>
-        <w:t>jako</w:t>
-      </w:r>
-      <w:proofErr w:type="spellEnd"/>
-      <w:r>
-        <w:t xml:space="preserve"> </w:t>
-      </w:r>
-      <w:proofErr w:type="spellStart"/>
-      <w:r>
-        <w:t>úložiště</w:t>
-      </w:r>
-      <w:proofErr w:type="spellEnd"/>
-      <w:r>
-        <w:t xml:space="preserve"> </w:t>
-      </w:r>
-      <w:proofErr w:type="spellStart"/>
-      <w:r>
-        <w:t>zmražených</w:t>
-      </w:r>
-      <w:proofErr w:type="spellEnd"/>
-      <w:r>
-        <w:t xml:space="preserve"> </w:t>
-      </w:r>
-      <w:proofErr w:type="spellStart"/>
-      <w:r>
-        <w:t>snapshotů</w:t>
-      </w:r>
-      <w:proofErr w:type="spellEnd"/>
-      <w:r>
-        <w:t>/</w:t>
-      </w:r>
-      <w:proofErr w:type="spellStart"/>
-      <w:r>
-        <w:t>backupů</w:t>
-      </w:r>
-      <w:proofErr w:type="spellEnd"/>
-      <w:r>
-        <w:t>.</w:t>
+        <w:t>EM2 je používána jako úložiště zmražených snapshotů/backupů.</w:t>
       </w:r>
     </w:p>
     <w:p>
@@ -6916,87 +1598,7 @@
         <w:spacing w:after="60"/>
       </w:pPr>
       <w:r>
-        <w:t xml:space="preserve">Z </w:t>
-      </w:r>
-      <w:proofErr w:type="spellStart"/>
-      <w:r>
-        <w:t>vybraného</w:t>
-      </w:r>
-      <w:proofErr w:type="spellEnd"/>
-      <w:r>
-        <w:t xml:space="preserve"> </w:t>
-      </w:r>
-      <w:proofErr w:type="spellStart"/>
-      <w:r>
-        <w:t>snapshotu</w:t>
-      </w:r>
-      <w:proofErr w:type="spellEnd"/>
-      <w:r>
-        <w:t xml:space="preserve"> </w:t>
-      </w:r>
-      <w:proofErr w:type="spellStart"/>
-      <w:r>
-        <w:t>lze</w:t>
-      </w:r>
-      <w:proofErr w:type="spellEnd"/>
-      <w:r>
-        <w:t xml:space="preserve"> </w:t>
-      </w:r>
-      <w:proofErr w:type="spellStart"/>
-      <w:r>
-        <w:t>následně</w:t>
-      </w:r>
-      <w:proofErr w:type="spellEnd"/>
-      <w:r>
-        <w:t xml:space="preserve"> </w:t>
-      </w:r>
-      <w:proofErr w:type="spellStart"/>
-      <w:r>
-        <w:t>zakládat</w:t>
-      </w:r>
-      <w:proofErr w:type="spellEnd"/>
-      <w:r>
-        <w:t xml:space="preserve"> </w:t>
-      </w:r>
-      <w:proofErr w:type="spellStart"/>
-      <w:r>
-        <w:t>testovací</w:t>
-      </w:r>
-      <w:proofErr w:type="spellEnd"/>
-      <w:r>
-        <w:t xml:space="preserve"> </w:t>
-      </w:r>
-      <w:proofErr w:type="spellStart"/>
-      <w:r>
-        <w:t>nebo</w:t>
-      </w:r>
-      <w:proofErr w:type="spellEnd"/>
-      <w:r>
-        <w:t xml:space="preserve"> </w:t>
-      </w:r>
-      <w:proofErr w:type="spellStart"/>
-      <w:r>
-        <w:t>vývojová</w:t>
-      </w:r>
-      <w:proofErr w:type="spellEnd"/>
-      <w:r>
-        <w:t xml:space="preserve"> </w:t>
-      </w:r>
-      <w:proofErr w:type="spellStart"/>
-      <w:r>
-        <w:t>prostředí</w:t>
-      </w:r>
-      <w:proofErr w:type="spellEnd"/>
-      <w:r>
-        <w:t xml:space="preserve">, </w:t>
-      </w:r>
-      <w:proofErr w:type="spellStart"/>
-      <w:r>
-        <w:t>například</w:t>
-      </w:r>
-      <w:proofErr w:type="spellEnd"/>
-      <w:r>
-        <w:t xml:space="preserve"> v EM3.</w:t>
+        <w:t>Z vybraného snapshotu lze následně zakládat testovací nebo vývojová prostředí, například v EM3.</w:t>
       </w:r>
     </w:p>
     <w:tbl>
@@ -7024,239 +1626,14 @@
             </w:tcMar>
           </w:tcPr>
           <w:p>
-            <w:proofErr w:type="spellStart"/>
             <w:r>
               <w:rPr>
                 <w:b/>
               </w:rPr>
-              <w:t>Rozsah</w:t>
+              <w:t xml:space="preserve">Rozsah tohoto návodu: </w:t>
             </w:r>
-            <w:proofErr w:type="spellEnd"/>
             <w:r>
-              <w:rPr>
-                <w:b/>
-              </w:rPr>
-              <w:t xml:space="preserve"> </w:t>
-            </w:r>
-            <w:proofErr w:type="spellStart"/>
-            <w:r>
-              <w:rPr>
-                <w:b/>
-              </w:rPr>
-              <w:t>tohoto</w:t>
-            </w:r>
-            <w:proofErr w:type="spellEnd"/>
-            <w:r>
-              <w:rPr>
-                <w:b/>
-              </w:rPr>
-              <w:t xml:space="preserve"> </w:t>
-            </w:r>
-            <w:proofErr w:type="spellStart"/>
-            <w:r>
-              <w:rPr>
-                <w:b/>
-              </w:rPr>
-              <w:t>návodu</w:t>
-            </w:r>
-            <w:proofErr w:type="spellEnd"/>
-            <w:r>
-              <w:rPr>
-                <w:b/>
-              </w:rPr>
-              <w:t xml:space="preserve">: </w:t>
-            </w:r>
-            <w:proofErr w:type="spellStart"/>
-            <w:r>
-              <w:t>Tento</w:t>
-            </w:r>
-            <w:proofErr w:type="spellEnd"/>
-            <w:r>
-              <w:t xml:space="preserve"> </w:t>
-            </w:r>
-            <w:proofErr w:type="spellStart"/>
-            <w:r>
-              <w:t>dokument</w:t>
-            </w:r>
-            <w:proofErr w:type="spellEnd"/>
-            <w:r>
-              <w:t xml:space="preserve"> </w:t>
-            </w:r>
-            <w:proofErr w:type="spellStart"/>
-            <w:r>
-              <w:t>popisuje</w:t>
-            </w:r>
-            <w:proofErr w:type="spellEnd"/>
-            <w:r>
-              <w:t xml:space="preserve"> </w:t>
-            </w:r>
-            <w:proofErr w:type="spellStart"/>
-            <w:r>
-              <w:t>hlavně</w:t>
-            </w:r>
-            <w:proofErr w:type="spellEnd"/>
-            <w:r>
-              <w:t xml:space="preserve"> </w:t>
-            </w:r>
-            <w:proofErr w:type="spellStart"/>
-            <w:r>
-              <w:t>migraci</w:t>
-            </w:r>
-            <w:proofErr w:type="spellEnd"/>
-            <w:r>
-              <w:t xml:space="preserve"> dat. </w:t>
-            </w:r>
-            <w:proofErr w:type="spellStart"/>
-            <w:r>
-              <w:t>Přesný</w:t>
-            </w:r>
-            <w:proofErr w:type="spellEnd"/>
-            <w:r>
-              <w:t xml:space="preserve"> </w:t>
-            </w:r>
-            <w:proofErr w:type="spellStart"/>
-            <w:r>
-              <w:t>postup</w:t>
-            </w:r>
-            <w:proofErr w:type="spellEnd"/>
-            <w:r>
-              <w:t xml:space="preserve"> </w:t>
-            </w:r>
-            <w:proofErr w:type="spellStart"/>
-            <w:r>
-              <w:t>vytváření</w:t>
-            </w:r>
-            <w:proofErr w:type="spellEnd"/>
-            <w:r>
-              <w:t xml:space="preserve"> </w:t>
-            </w:r>
-            <w:proofErr w:type="spellStart"/>
-            <w:r>
-              <w:t>klonů</w:t>
-            </w:r>
-            <w:proofErr w:type="spellEnd"/>
-            <w:r>
-              <w:t xml:space="preserve">, </w:t>
-            </w:r>
-            <w:proofErr w:type="spellStart"/>
-            <w:r>
-              <w:t>práce</w:t>
-            </w:r>
-            <w:proofErr w:type="spellEnd"/>
-            <w:r>
-              <w:t xml:space="preserve"> s views a </w:t>
-            </w:r>
-            <w:proofErr w:type="spellStart"/>
-            <w:r>
-              <w:t>zakládání</w:t>
-            </w:r>
-            <w:proofErr w:type="spellEnd"/>
-            <w:r>
-              <w:t xml:space="preserve"> </w:t>
-            </w:r>
-            <w:proofErr w:type="spellStart"/>
-            <w:r>
-              <w:t>nových</w:t>
-            </w:r>
-            <w:proofErr w:type="spellEnd"/>
-            <w:r>
-              <w:t xml:space="preserve"> </w:t>
-            </w:r>
-            <w:proofErr w:type="spellStart"/>
-            <w:r>
-              <w:t>vývojových</w:t>
-            </w:r>
-            <w:proofErr w:type="spellEnd"/>
-            <w:r>
-              <w:t xml:space="preserve"> </w:t>
-            </w:r>
-            <w:proofErr w:type="spellStart"/>
-            <w:r>
-              <w:t>prostředí</w:t>
-            </w:r>
-            <w:proofErr w:type="spellEnd"/>
-            <w:r>
-              <w:t xml:space="preserve"> je </w:t>
-            </w:r>
-            <w:proofErr w:type="spellStart"/>
-            <w:r>
-              <w:t>ve</w:t>
-            </w:r>
-            <w:proofErr w:type="spellEnd"/>
-            <w:r>
-              <w:t xml:space="preserve"> </w:t>
-            </w:r>
-            <w:proofErr w:type="spellStart"/>
-            <w:r>
-              <w:t>schůzce</w:t>
-            </w:r>
-            <w:proofErr w:type="spellEnd"/>
-            <w:r>
-              <w:t xml:space="preserve"> </w:t>
-            </w:r>
-            <w:proofErr w:type="spellStart"/>
-            <w:r>
-              <w:t>pouze</w:t>
-            </w:r>
-            <w:proofErr w:type="spellEnd"/>
-            <w:r>
-              <w:t xml:space="preserve"> </w:t>
-            </w:r>
-            <w:proofErr w:type="spellStart"/>
-            <w:r>
-              <w:t>nastíněn</w:t>
-            </w:r>
-            <w:proofErr w:type="spellEnd"/>
-            <w:r>
-              <w:t xml:space="preserve"> a </w:t>
-            </w:r>
-            <w:proofErr w:type="spellStart"/>
-            <w:r>
-              <w:t>měl</w:t>
-            </w:r>
-            <w:proofErr w:type="spellEnd"/>
-            <w:r>
-              <w:t xml:space="preserve"> </w:t>
-            </w:r>
-            <w:proofErr w:type="spellStart"/>
-            <w:r>
-              <w:t>být</w:t>
-            </w:r>
-            <w:proofErr w:type="spellEnd"/>
-            <w:r>
-              <w:t xml:space="preserve"> </w:t>
-            </w:r>
-            <w:proofErr w:type="spellStart"/>
-            <w:r>
-              <w:t>předmětem</w:t>
-            </w:r>
-            <w:proofErr w:type="spellEnd"/>
-            <w:r>
-              <w:t xml:space="preserve"> </w:t>
-            </w:r>
-            <w:proofErr w:type="spellStart"/>
-            <w:r>
-              <w:t>samostatného</w:t>
-            </w:r>
-            <w:proofErr w:type="spellEnd"/>
-            <w:r>
-              <w:t xml:space="preserve"> </w:t>
-            </w:r>
-            <w:proofErr w:type="spellStart"/>
-            <w:r>
-              <w:t>navazujícího</w:t>
-            </w:r>
-            <w:proofErr w:type="spellEnd"/>
-            <w:r>
-              <w:t xml:space="preserve"> </w:t>
-            </w:r>
-            <w:proofErr w:type="spellStart"/>
-            <w:r>
-              <w:t>školení</w:t>
-            </w:r>
-            <w:proofErr w:type="spellEnd"/>
-            <w:r>
-              <w:t>.</w:t>
+              <w:t>Tento dokument popisuje hlavně migraci dat. Přesný postup vytváření klonů, práce s views a zakládání nových vývojových prostředí je ve schůzce pouze nastíněn a měl být předmětem samostatného navazujícího školení.</w:t>
             </w:r>
           </w:p>
         </w:tc>
@@ -7272,164 +1649,15 @@
         <w:pStyle w:val="Nadpis1"/>
       </w:pPr>
       <w:r>
-        <w:t xml:space="preserve">10. </w:t>
+        <w:t>10. Rychlý postup v jedné větě</w:t>
       </w:r>
-      <w:proofErr w:type="spellStart"/>
-      <w:r>
-        <w:t>Rychlý</w:t>
-      </w:r>
-      <w:proofErr w:type="spellEnd"/>
-      <w:r>
-        <w:t xml:space="preserve"> </w:t>
-      </w:r>
-      <w:proofErr w:type="spellStart"/>
-      <w:r>
-        <w:t>postup</w:t>
-      </w:r>
-      <w:proofErr w:type="spellEnd"/>
-      <w:r>
-        <w:t xml:space="preserve"> v </w:t>
-      </w:r>
-      <w:proofErr w:type="spellStart"/>
-      <w:r>
-        <w:t>jedné</w:t>
-      </w:r>
-      <w:proofErr w:type="spellEnd"/>
-      <w:r>
-        <w:t xml:space="preserve"> </w:t>
-      </w:r>
-      <w:proofErr w:type="spellStart"/>
-      <w:r>
-        <w:t>větě</w:t>
-      </w:r>
-      <w:proofErr w:type="spellEnd"/>
     </w:p>
     <w:p>
-      <w:proofErr w:type="spellStart"/>
       <w:r>
         <w:rPr>
           <w:b/>
         </w:rPr>
-        <w:t>Databáze</w:t>
-      </w:r>
-      <w:proofErr w:type="spellEnd"/>
-      <w:r>
-        <w:rPr>
-          <w:b/>
-        </w:rPr>
-        <w:t xml:space="preserve"> → </w:t>
-      </w:r>
-      <w:proofErr w:type="spellStart"/>
-      <w:r>
-        <w:rPr>
-          <w:b/>
-        </w:rPr>
-        <w:t>filtr</w:t>
-      </w:r>
-      <w:proofErr w:type="spellEnd"/>
-      <w:r>
-        <w:rPr>
-          <w:b/>
-        </w:rPr>
-        <w:t xml:space="preserve"> </w:t>
-      </w:r>
-      <w:proofErr w:type="spellStart"/>
-      <w:r>
-        <w:rPr>
-          <w:b/>
-        </w:rPr>
-        <w:t>systému</w:t>
-      </w:r>
-      <w:proofErr w:type="spellEnd"/>
-      <w:r>
-        <w:rPr>
-          <w:b/>
-        </w:rPr>
-        <w:t xml:space="preserve"> → </w:t>
-      </w:r>
-      <w:proofErr w:type="spellStart"/>
-      <w:r>
-        <w:rPr>
-          <w:b/>
-        </w:rPr>
-        <w:t>výběr</w:t>
-      </w:r>
-      <w:proofErr w:type="spellEnd"/>
-      <w:r>
-        <w:rPr>
-          <w:b/>
-        </w:rPr>
-        <w:t xml:space="preserve"> </w:t>
-      </w:r>
-      <w:proofErr w:type="spellStart"/>
-      <w:r>
-        <w:rPr>
-          <w:b/>
-        </w:rPr>
-        <w:t>tabulek</w:t>
-      </w:r>
-      <w:proofErr w:type="spellEnd"/>
-      <w:r>
-        <w:rPr>
-          <w:b/>
-        </w:rPr>
-        <w:t xml:space="preserve"> → FULL/incremental → Skip Validate </w:t>
-      </w:r>
-      <w:proofErr w:type="spellStart"/>
-      <w:r>
-        <w:rPr>
-          <w:b/>
-        </w:rPr>
-        <w:t>dle</w:t>
-      </w:r>
-      <w:proofErr w:type="spellEnd"/>
-      <w:r>
-        <w:rPr>
-          <w:b/>
-        </w:rPr>
-        <w:t xml:space="preserve"> </w:t>
-      </w:r>
-      <w:proofErr w:type="spellStart"/>
-      <w:r>
-        <w:rPr>
-          <w:b/>
-        </w:rPr>
-        <w:t>potřeby</w:t>
-      </w:r>
-      <w:proofErr w:type="spellEnd"/>
-      <w:r>
-        <w:rPr>
-          <w:b/>
-        </w:rPr>
-        <w:t xml:space="preserve"> → tag → Start Migration → </w:t>
-      </w:r>
-      <w:proofErr w:type="spellStart"/>
-      <w:r>
-        <w:rPr>
-          <w:b/>
-        </w:rPr>
-        <w:t>kontrola</w:t>
-      </w:r>
-      <w:proofErr w:type="spellEnd"/>
-      <w:r>
-        <w:rPr>
-          <w:b/>
-        </w:rPr>
-        <w:t xml:space="preserve"> Completed/Failed → </w:t>
-      </w:r>
-      <w:proofErr w:type="spellStart"/>
-      <w:r>
-        <w:rPr>
-          <w:b/>
-        </w:rPr>
-        <w:t>cílená</w:t>
-      </w:r>
-      <w:proofErr w:type="spellEnd"/>
-      <w:r>
-        <w:rPr>
-          <w:b/>
-        </w:rPr>
-        <w:t xml:space="preserve"> Validate.</w:t>
+        <w:t>Databáze → filtr systému → výběr tabulek → FULL/incremental → Skip Validate dle potřeby → tag → Start Migration → kontrola Completed/Failed → cílená Validate.</w:t>
       </w:r>
     </w:p>
     <w:sectPr>
@@ -7444,7 +1672,7 @@
 </file>
 
 <file path=word/endnotes.xml><?xml version="1.0" encoding="utf-8"?>
-<w:endnotes xmlns:wpc="http://schemas.microsoft.com/office/word/2010/wordprocessingCanvas" xmlns:cx="http://schemas.microsoft.com/office/drawing/2014/chartex" xmlns:cx1="http://schemas.microsoft.com/office/drawing/2015/9/8/chartex" xmlns:cx2="http://schemas.microsoft.com/office/drawing/2015/10/21/chartex" xmlns:cx3="http://schemas.microsoft.com/office/drawing/2016/5/9/chartex" xmlns:cx4="http://schemas.microsoft.com/office/drawing/2016/5/10/chartex" xmlns:cx5="http://schemas.microsoft.com/office/drawing/2016/5/11/chartex" xmlns:cx6="http://schemas.microsoft.com/office/drawing/2016/5/12/chartex" xmlns:cx7="http://schemas.microsoft.com/office/drawing/2016/5/13/chartex" xmlns:cx8="http://schemas.microsoft.com/office/drawing/2016/5/14/chartex" xmlns:mc="http://schemas.openxmlformats.org/markup-compatibility/2006" xmlns:aink="http://schemas.microsoft.com/office/drawing/2016/ink" xmlns:am3d="http://schemas.microsoft.com/office/drawing/2017/model3d" xmlns:o="urn:schemas-microsoft-com:office:office" xmlns:oel="http://schemas.microsoft.com/office/2019/extlst" xmlns:r="http://schemas.openxmlformats.org/officeDocument/2006/relationships" xmlns:m="http://schemas.openxmlformats.org/officeDocument/2006/math" xmlns:v="urn:schemas-microsoft-com:vml" xmlns:wp14="http://schemas.microsoft.com/office/word/2010/wordprocessingDrawing" xmlns:wp="http://schemas.openxmlformats.org/drawingml/2006/wordprocessingDrawing" xmlns:w10="urn:schemas-microsoft-com:office:word" xmlns:w="http://schemas.openxmlformats.org/wordprocessingml/2006/main" xmlns:w14="http://schemas.microsoft.com/office/word/2010/wordml" xmlns:w15="http://schemas.microsoft.com/office/word/2012/wordml" xmlns:w16cex="http://schemas.microsoft.com/office/word/2018/wordml/cex" xmlns:w16cid="http://schemas.microsoft.com/office/word/2016/wordml/cid" xmlns:w16="http://schemas.microsoft.com/office/word/2018/wordml" xmlns:w16du="http://schemas.microsoft.com/office/word/2023/wordml/word16du" xmlns:w16sdtdh="http://schemas.microsoft.com/office/word/2020/wordml/sdtdatahash" xmlns:w16sdtfl="http://schemas.microsoft.com/office/word/2024/wordml/sdtformatlock" xmlns:w16se="http://schemas.microsoft.com/office/word/2015/wordml/symex" xmlns:wpg="http://schemas.microsoft.com/office/word/2010/wordprocessingGroup" xmlns:wpi="http://schemas.microsoft.com/office/word/2010/wordprocessingInk" xmlns:wne="http://schemas.microsoft.com/office/word/2006/wordml" xmlns:wps="http://schemas.microsoft.com/office/word/2010/wordprocessingShape" mc:Ignorable="w14 w15 w16se w16cid w16 w16cex w16sdtdh w16sdtfl w16du wp14">
+<w:endnotes xmlns:wpc="http://schemas.microsoft.com/office/word/2010/wordprocessingCanvas" xmlns:cx="http://schemas.microsoft.com/office/drawing/2014/chartex" xmlns:cx1="http://schemas.microsoft.com/office/drawing/2015/9/8/chartex" xmlns:cx2="http://schemas.microsoft.com/office/drawing/2015/10/21/chartex" xmlns:cx3="http://schemas.microsoft.com/office/drawing/2016/5/9/chartex" xmlns:cx4="http://schemas.microsoft.com/office/drawing/2016/5/10/chartex" xmlns:cx5="http://schemas.microsoft.com/office/drawing/2016/5/11/chartex" xmlns:cx6="http://schemas.microsoft.com/office/drawing/2016/5/12/chartex" xmlns:cx7="http://schemas.microsoft.com/office/drawing/2016/5/13/chartex" xmlns:cx8="http://schemas.microsoft.com/office/drawing/2016/5/14/chartex" xmlns:mc="http://schemas.openxmlformats.org/markup-compatibility/2006" xmlns:aink="http://schemas.microsoft.com/office/drawing/2016/ink" xmlns:am3d="http://schemas.microsoft.com/office/drawing/2017/model3d" xmlns:o="urn:schemas-microsoft-com:office:office" xmlns:oel="http://schemas.microsoft.com/office/2019/extlst" xmlns:r="http://schemas.openxmlformats.org/officeDocument/2006/relationships" xmlns:m="http://schemas.openxmlformats.org/officeDocument/2006/math" xmlns:v="urn:schemas-microsoft-com:vml" xmlns:wp14="http://schemas.microsoft.com/office/word/2010/wordprocessingDrawing" xmlns:wp="http://schemas.openxmlformats.org/drawingml/2006/wordprocessingDrawing" xmlns:w10="urn:schemas-microsoft-com:office:word" xmlns:w="http://schemas.openxmlformats.org/wordprocessingml/2006/main" xmlns:w14="http://schemas.microsoft.com/office/word/2010/wordml" xmlns:w15="http://schemas.microsoft.com/office/word/2012/wordml" xmlns:w16cei="http://schemas.microsoft.com/office/word/2026/wordml/cei" xmlns:w16cex="http://schemas.microsoft.com/office/word/2018/wordml/cex" xmlns:w16cid="http://schemas.microsoft.com/office/word/2016/wordml/cid" xmlns:w16="http://schemas.microsoft.com/office/word/2018/wordml" xmlns:w16du="http://schemas.microsoft.com/office/word/2023/wordml/word16du" xmlns:w16sdtdh="http://schemas.microsoft.com/office/word/2020/wordml/sdtdatahash" xmlns:w16sdtfl="http://schemas.microsoft.com/office/word/2024/wordml/sdtformatlock" xmlns:w16se="http://schemas.microsoft.com/office/word/2015/wordml/symex" xmlns:wpg="http://schemas.microsoft.com/office/word/2010/wordprocessingGroup" xmlns:wpi="http://schemas.microsoft.com/office/word/2010/wordprocessingInk" xmlns:wne="http://schemas.microsoft.com/office/word/2006/wordml" xmlns:wps="http://schemas.microsoft.com/office/word/2010/wordprocessingShape" mc:Ignorable="w14 w15 w16se w16cid w16 w16cex w16sdtdh w16sdtfl w16du wp14">
   <w:endnote w:type="separator" w:id="-1">
     <w:p>
       <w:pPr>
@@ -7469,82 +1697,24 @@
 </file>
 
 <file path=word/footer1.xml><?xml version="1.0" encoding="utf-8"?>
-<w:ftr xmlns:wpc="http://schemas.microsoft.com/office/word/2010/wordprocessingCanvas" xmlns:cx="http://schemas.microsoft.com/office/drawing/2014/chartex" xmlns:cx1="http://schemas.microsoft.com/office/drawing/2015/9/8/chartex" xmlns:cx2="http://schemas.microsoft.com/office/drawing/2015/10/21/chartex" xmlns:cx3="http://schemas.microsoft.com/office/drawing/2016/5/9/chartex" xmlns:cx4="http://schemas.microsoft.com/office/drawing/2016/5/10/chartex" xmlns:cx5="http://schemas.microsoft.com/office/drawing/2016/5/11/chartex" xmlns:cx6="http://schemas.microsoft.com/office/drawing/2016/5/12/chartex" xmlns:cx7="http://schemas.microsoft.com/office/drawing/2016/5/13/chartex" xmlns:cx8="http://schemas.microsoft.com/office/drawing/2016/5/14/chartex" xmlns:mc="http://schemas.openxmlformats.org/markup-compatibility/2006" xmlns:aink="http://schemas.microsoft.com/office/drawing/2016/ink" xmlns:am3d="http://schemas.microsoft.com/office/drawing/2017/model3d" xmlns:o="urn:schemas-microsoft-com:office:office" xmlns:oel="http://schemas.microsoft.com/office/2019/extlst" xmlns:r="http://schemas.openxmlformats.org/officeDocument/2006/relationships" xmlns:m="http://schemas.openxmlformats.org/officeDocument/2006/math" xmlns:v="urn:schemas-microsoft-com:vml" xmlns:wp14="http://schemas.microsoft.com/office/word/2010/wordprocessingDrawing" xmlns:wp="http://schemas.openxmlformats.org/drawingml/2006/wordprocessingDrawing" xmlns:w10="urn:schemas-microsoft-com:office:word" xmlns:w="http://schemas.openxmlformats.org/wordprocessingml/2006/main" xmlns:w14="http://schemas.microsoft.com/office/word/2010/wordml" xmlns:w15="http://schemas.microsoft.com/office/word/2012/wordml" xmlns:w16cex="http://schemas.microsoft.com/office/word/2018/wordml/cex" xmlns:w16cid="http://schemas.microsoft.com/office/word/2016/wordml/cid" xmlns:w16="http://schemas.microsoft.com/office/word/2018/wordml" xmlns:w16du="http://schemas.microsoft.com/office/word/2023/wordml/word16du" xmlns:w16sdtdh="http://schemas.microsoft.com/office/word/2020/wordml/sdtdatahash" xmlns:w16sdtfl="http://schemas.microsoft.com/office/word/2024/wordml/sdtformatlock" xmlns:w16se="http://schemas.microsoft.com/office/word/2015/wordml/symex" xmlns:wpg="http://schemas.microsoft.com/office/word/2010/wordprocessingGroup" xmlns:wpi="http://schemas.microsoft.com/office/word/2010/wordprocessingInk" xmlns:wne="http://schemas.microsoft.com/office/word/2006/wordml" xmlns:wps="http://schemas.microsoft.com/office/word/2010/wordprocessingShape" mc:Ignorable="w14 w15 w16se w16cid w16 w16cex w16sdtdh w16sdtfl w16du wp14">
+<w:ftr xmlns:wpc="http://schemas.microsoft.com/office/word/2010/wordprocessingCanvas" xmlns:cx="http://schemas.microsoft.com/office/drawing/2014/chartex" xmlns:cx1="http://schemas.microsoft.com/office/drawing/2015/9/8/chartex" xmlns:cx2="http://schemas.microsoft.com/office/drawing/2015/10/21/chartex" xmlns:cx3="http://schemas.microsoft.com/office/drawing/2016/5/9/chartex" xmlns:cx4="http://schemas.microsoft.com/office/drawing/2016/5/10/chartex" xmlns:cx5="http://schemas.microsoft.com/office/drawing/2016/5/11/chartex" xmlns:cx6="http://schemas.microsoft.com/office/drawing/2016/5/12/chartex" xmlns:cx7="http://schemas.microsoft.com/office/drawing/2016/5/13/chartex" xmlns:cx8="http://schemas.microsoft.com/office/drawing/2016/5/14/chartex" xmlns:mc="http://schemas.openxmlformats.org/markup-compatibility/2006" xmlns:aink="http://schemas.microsoft.com/office/drawing/2016/ink" xmlns:am3d="http://schemas.microsoft.com/office/drawing/2017/model3d" xmlns:o="urn:schemas-microsoft-com:office:office" xmlns:oel="http://schemas.microsoft.com/office/2019/extlst" xmlns:r="http://schemas.openxmlformats.org/officeDocument/2006/relationships" xmlns:m="http://schemas.openxmlformats.org/officeDocument/2006/math" xmlns:v="urn:schemas-microsoft-com:vml" xmlns:wp14="http://schemas.microsoft.com/office/word/2010/wordprocessingDrawing" xmlns:wp="http://schemas.openxmlformats.org/drawingml/2006/wordprocessingDrawing" xmlns:w10="urn:schemas-microsoft-com:office:word" xmlns:w="http://schemas.openxmlformats.org/wordprocessingml/2006/main" xmlns:w14="http://schemas.microsoft.com/office/word/2010/wordml" xmlns:w15="http://schemas.microsoft.com/office/word/2012/wordml" xmlns:w16cei="http://schemas.microsoft.com/office/word/2026/wordml/cei" xmlns:w16cex="http://schemas.microsoft.com/office/word/2018/wordml/cex" xmlns:w16cid="http://schemas.microsoft.com/office/word/2016/wordml/cid" xmlns:w16="http://schemas.microsoft.com/office/word/2018/wordml" xmlns:w16du="http://schemas.microsoft.com/office/word/2023/wordml/word16du" xmlns:w16sdtdh="http://schemas.microsoft.com/office/word/2020/wordml/sdtdatahash" xmlns:w16sdtfl="http://schemas.microsoft.com/office/word/2024/wordml/sdtformatlock" xmlns:w16se="http://schemas.microsoft.com/office/word/2015/wordml/symex" xmlns:wpg="http://schemas.microsoft.com/office/word/2010/wordprocessingGroup" xmlns:wpi="http://schemas.microsoft.com/office/word/2010/wordprocessingInk" xmlns:wne="http://schemas.microsoft.com/office/word/2006/wordml" xmlns:wps="http://schemas.microsoft.com/office/word/2010/wordprocessingShape" mc:Ignorable="w14 w15 w16se w16cid w16 w16cex w16sdtdh w16sdtfl w16du wp14">
   <w:p>
     <w:pPr>
       <w:pStyle w:val="Zpat"/>
       <w:jc w:val="center"/>
     </w:pPr>
-    <w:proofErr w:type="spellStart"/>
     <w:r>
       <w:rPr>
         <w:sz w:val="16"/>
       </w:rPr>
-      <w:t>Interní</w:t>
+      <w:t>Interní pracovní návod – migrace Teradata → BigQuery</w:t>
     </w:r>
-    <w:proofErr w:type="spellEnd"/>
-    <w:r>
-      <w:rPr>
-        <w:sz w:val="16"/>
-      </w:rPr>
-      <w:t xml:space="preserve"> </w:t>
-    </w:r>
-    <w:proofErr w:type="spellStart"/>
-    <w:r>
-      <w:rPr>
-        <w:sz w:val="16"/>
-      </w:rPr>
-      <w:t>pracovní</w:t>
-    </w:r>
-    <w:proofErr w:type="spellEnd"/>
-    <w:r>
-      <w:rPr>
-        <w:sz w:val="16"/>
-      </w:rPr>
-      <w:t xml:space="preserve"> </w:t>
-    </w:r>
-    <w:proofErr w:type="spellStart"/>
-    <w:r>
-      <w:rPr>
-        <w:sz w:val="16"/>
-      </w:rPr>
-      <w:t>návod</w:t>
-    </w:r>
-    <w:proofErr w:type="spellEnd"/>
-    <w:r>
-      <w:rPr>
-        <w:sz w:val="16"/>
-      </w:rPr>
-      <w:t xml:space="preserve"> – </w:t>
-    </w:r>
-    <w:proofErr w:type="spellStart"/>
-    <w:r>
-      <w:rPr>
-        <w:sz w:val="16"/>
-      </w:rPr>
-      <w:t>migrace</w:t>
-    </w:r>
-    <w:proofErr w:type="spellEnd"/>
-    <w:r>
-      <w:rPr>
-        <w:sz w:val="16"/>
-      </w:rPr>
-      <w:t xml:space="preserve"> Teradata → </w:t>
-    </w:r>
-    <w:proofErr w:type="spellStart"/>
-    <w:r>
-      <w:rPr>
-        <w:sz w:val="16"/>
-      </w:rPr>
-      <w:t>BigQuery</w:t>
-    </w:r>
-    <w:proofErr w:type="spellEnd"/>
   </w:p>
 </w:ftr>
 </file>
 
 <file path=word/footnotes.xml><?xml version="1.0" encoding="utf-8"?>
-<w:footnotes xmlns:wpc="http://schemas.microsoft.com/office/word/2010/wordprocessingCanvas" xmlns:cx="http://schemas.microsoft.com/office/drawing/2014/chartex" xmlns:cx1="http://schemas.microsoft.com/office/drawing/2015/9/8/chartex" xmlns:cx2="http://schemas.microsoft.com/office/drawing/2015/10/21/chartex" xmlns:cx3="http://schemas.microsoft.com/office/drawing/2016/5/9/chartex" xmlns:cx4="http://schemas.microsoft.com/office/drawing/2016/5/10/chartex" xmlns:cx5="http://schemas.microsoft.com/office/drawing/2016/5/11/chartex" xmlns:cx6="http://schemas.microsoft.com/office/drawing/2016/5/12/chartex" xmlns:cx7="http://schemas.microsoft.com/office/drawing/2016/5/13/chartex" xmlns:cx8="http://schemas.microsoft.com/office/drawing/2016/5/14/chartex" xmlns:mc="http://schemas.openxmlformats.org/markup-compatibility/2006" xmlns:aink="http://schemas.microsoft.com/office/drawing/2016/ink" xmlns:am3d="http://schemas.microsoft.com/office/drawing/2017/model3d" xmlns:o="urn:schemas-microsoft-com:office:office" xmlns:oel="http://schemas.microsoft.com/office/2019/extlst" xmlns:r="http://schemas.openxmlformats.org/officeDocument/2006/relationships" xmlns:m="http://schemas.openxmlformats.org/officeDocument/2006/math" xmlns:v="urn:schemas-microsoft-com:vml" xmlns:wp14="http://schemas.microsoft.com/office/word/2010/wordprocessingDrawing" xmlns:wp="http://schemas.openxmlformats.org/drawingml/2006/wordprocessingDrawing" xmlns:w10="urn:schemas-microsoft-com:office:word" xmlns:w="http://schemas.openxmlformats.org/wordprocessingml/2006/main" xmlns:w14="http://schemas.microsoft.com/office/word/2010/wordml" xmlns:w15="http://schemas.microsoft.com/office/word/2012/wordml" xmlns:w16cex="http://schemas.microsoft.com/office/word/2018/wordml/cex" xmlns:w16cid="http://schemas.microsoft.com/office/word/2016/wordml/cid" xmlns:w16="http://schemas.microsoft.com/office/word/2018/wordml" xmlns:w16du="http://schemas.microsoft.com/office/word/2023/wordml/word16du" xmlns:w16sdtdh="http://schemas.microsoft.com/office/word/2020/wordml/sdtdatahash" xmlns:w16sdtfl="http://schemas.microsoft.com/office/word/2024/wordml/sdtformatlock" xmlns:w16se="http://schemas.microsoft.com/office/word/2015/wordml/symex" xmlns:wpg="http://schemas.microsoft.com/office/word/2010/wordprocessingGroup" xmlns:wpi="http://schemas.microsoft.com/office/word/2010/wordprocessingInk" xmlns:wne="http://schemas.microsoft.com/office/word/2006/wordml" xmlns:wps="http://schemas.microsoft.com/office/word/2010/wordprocessingShape" mc:Ignorable="w14 w15 w16se w16cid w16 w16cex w16sdtdh w16sdtfl w16du wp14">
+<w:footnotes xmlns:wpc="http://schemas.microsoft.com/office/word/2010/wordprocessingCanvas" xmlns:cx="http://schemas.microsoft.com/office/drawing/2014/chartex" xmlns:cx1="http://schemas.microsoft.com/office/drawing/2015/9/8/chartex" xmlns:cx2="http://schemas.microsoft.com/office/drawing/2015/10/21/chartex" xmlns:cx3="http://schemas.microsoft.com/office/drawing/2016/5/9/chartex" xmlns:cx4="http://schemas.microsoft.com/office/drawing/2016/5/10/chartex" xmlns:cx5="http://schemas.microsoft.com/office/drawing/2016/5/11/chartex" xmlns:cx6="http://schemas.microsoft.com/office/drawing/2016/5/12/chartex" xmlns:cx7="http://schemas.microsoft.com/office/drawing/2016/5/13/chartex" xmlns:cx8="http://schemas.microsoft.com/office/drawing/2016/5/14/chartex" xmlns:mc="http://schemas.openxmlformats.org/markup-compatibility/2006" xmlns:aink="http://schemas.microsoft.com/office/drawing/2016/ink" xmlns:am3d="http://schemas.microsoft.com/office/drawing/2017/model3d" xmlns:o="urn:schemas-microsoft-com:office:office" xmlns:oel="http://schemas.microsoft.com/office/2019/extlst" xmlns:r="http://schemas.openxmlformats.org/officeDocument/2006/relationships" xmlns:m="http://schemas.openxmlformats.org/officeDocument/2006/math" xmlns:v="urn:schemas-microsoft-com:vml" xmlns:wp14="http://schemas.microsoft.com/office/word/2010/wordprocessingDrawing" xmlns:wp="http://schemas.openxmlformats.org/drawingml/2006/wordprocessingDrawing" xmlns:w10="urn:schemas-microsoft-com:office:word" xmlns:w="http://schemas.openxmlformats.org/wordprocessingml/2006/main" xmlns:w14="http://schemas.microsoft.com/office/word/2010/wordml" xmlns:w15="http://schemas.microsoft.com/office/word/2012/wordml" xmlns:w16cei="http://schemas.microsoft.com/office/word/2026/wordml/cei" xmlns:w16cex="http://schemas.microsoft.com/office/word/2018/wordml/cex" xmlns:w16cid="http://schemas.microsoft.com/office/word/2016/wordml/cid" xmlns:w16="http://schemas.microsoft.com/office/word/2018/wordml" xmlns:w16du="http://schemas.microsoft.com/office/word/2023/wordml/word16du" xmlns:w16sdtdh="http://schemas.microsoft.com/office/word/2020/wordml/sdtdatahash" xmlns:w16sdtfl="http://schemas.microsoft.com/office/word/2024/wordml/sdtformatlock" xmlns:w16se="http://schemas.microsoft.com/office/word/2015/wordml/symex" xmlns:wpg="http://schemas.microsoft.com/office/word/2010/wordprocessingGroup" xmlns:wpi="http://schemas.microsoft.com/office/word/2010/wordprocessingInk" xmlns:wne="http://schemas.microsoft.com/office/word/2006/wordml" xmlns:wps="http://schemas.microsoft.com/office/word/2010/wordprocessingShape" mc:Ignorable="w14 w15 w16se w16cid w16 w16cex w16sdtdh w16sdtfl w16du wp14">
   <w:footnote w:type="separator" w:id="-1">
     <w:p>
       <w:pPr>
@@ -7569,7 +1739,7 @@
 </file>
 
 <file path=word/numbering.xml><?xml version="1.0" encoding="utf-8"?>
-<w:numbering xmlns:wpc="http://schemas.microsoft.com/office/word/2010/wordprocessingCanvas" xmlns:cx="http://schemas.microsoft.com/office/drawing/2014/chartex" xmlns:cx1="http://schemas.microsoft.com/office/drawing/2015/9/8/chartex" xmlns:cx2="http://schemas.microsoft.com/office/drawing/2015/10/21/chartex" xmlns:cx3="http://schemas.microsoft.com/office/drawing/2016/5/9/chartex" xmlns:cx4="http://schemas.microsoft.com/office/drawing/2016/5/10/chartex" xmlns:cx5="http://schemas.microsoft.com/office/drawing/2016/5/11/chartex" xmlns:cx6="http://schemas.microsoft.com/office/drawing/2016/5/12/chartex" xmlns:cx7="http://schemas.microsoft.com/office/drawing/2016/5/13/chartex" xmlns:cx8="http://schemas.microsoft.com/office/drawing/2016/5/14/chartex" xmlns:mc="http://schemas.openxmlformats.org/markup-compatibility/2006" xmlns:aink="http://schemas.microsoft.com/office/drawing/2016/ink" xmlns:am3d="http://schemas.microsoft.com/office/drawing/2017/model3d" xmlns:o="urn:schemas-microsoft-com:office:office" xmlns:oel="http://schemas.microsoft.com/office/2019/extlst" xmlns:r="http://schemas.openxmlformats.org/officeDocument/2006/relationships" xmlns:m="http://schemas.openxmlformats.org/officeDocument/2006/math" xmlns:v="urn:schemas-microsoft-com:vml" xmlns:wp14="http://schemas.microsoft.com/office/word/2010/wordprocessingDrawing" xmlns:wp="http://schemas.openxmlformats.org/drawingml/2006/wordprocessingDrawing" xmlns:w10="urn:schemas-microsoft-com:office:word" xmlns:w="http://schemas.openxmlformats.org/wordprocessingml/2006/main" xmlns:w14="http://schemas.microsoft.com/office/word/2010/wordml" xmlns:w15="http://schemas.microsoft.com/office/word/2012/wordml" xmlns:w16cex="http://schemas.microsoft.com/office/word/2018/wordml/cex" xmlns:w16cid="http://schemas.microsoft.com/office/word/2016/wordml/cid" xmlns:w16="http://schemas.microsoft.com/office/word/2018/wordml" xmlns:w16du="http://schemas.microsoft.com/office/word/2023/wordml/word16du" xmlns:w16sdtdh="http://schemas.microsoft.com/office/word/2020/wordml/sdtdatahash" xmlns:w16sdtfl="http://schemas.microsoft.com/office/word/2024/wordml/sdtformatlock" xmlns:w16se="http://schemas.microsoft.com/office/word/2015/wordml/symex" xmlns:wpg="http://schemas.microsoft.com/office/word/2010/wordprocessingGroup" xmlns:wpi="http://schemas.microsoft.com/office/word/2010/wordprocessingInk" xmlns:wne="http://schemas.microsoft.com/office/word/2006/wordml" xmlns:wps="http://schemas.microsoft.com/office/word/2010/wordprocessingShape" mc:Ignorable="w14 w15 w16se w16cid w16 w16cex w16sdtdh w16sdtfl w16du wp14">
+<w:numbering xmlns:wpc="http://schemas.microsoft.com/office/word/2010/wordprocessingCanvas" xmlns:cx="http://schemas.microsoft.com/office/drawing/2014/chartex" xmlns:cx1="http://schemas.microsoft.com/office/drawing/2015/9/8/chartex" xmlns:cx2="http://schemas.microsoft.com/office/drawing/2015/10/21/chartex" xmlns:cx3="http://schemas.microsoft.com/office/drawing/2016/5/9/chartex" xmlns:cx4="http://schemas.microsoft.com/office/drawing/2016/5/10/chartex" xmlns:cx5="http://schemas.microsoft.com/office/drawing/2016/5/11/chartex" xmlns:cx6="http://schemas.microsoft.com/office/drawing/2016/5/12/chartex" xmlns:cx7="http://schemas.microsoft.com/office/drawing/2016/5/13/chartex" xmlns:cx8="http://schemas.microsoft.com/office/drawing/2016/5/14/chartex" xmlns:mc="http://schemas.openxmlformats.org/markup-compatibility/2006" xmlns:aink="http://schemas.microsoft.com/office/drawing/2016/ink" xmlns:am3d="http://schemas.microsoft.com/office/drawing/2017/model3d" xmlns:o="urn:schemas-microsoft-com:office:office" xmlns:oel="http://schemas.microsoft.com/office/2019/extlst" xmlns:r="http://schemas.openxmlformats.org/officeDocument/2006/relationships" xmlns:m="http://schemas.openxmlformats.org/officeDocument/2006/math" xmlns:v="urn:schemas-microsoft-com:vml" xmlns:wp14="http://schemas.microsoft.com/office/word/2010/wordprocessingDrawing" xmlns:wp="http://schemas.openxmlformats.org/drawingml/2006/wordprocessingDrawing" xmlns:w10="urn:schemas-microsoft-com:office:word" xmlns:w="http://schemas.openxmlformats.org/wordprocessingml/2006/main" xmlns:w14="http://schemas.microsoft.com/office/word/2010/wordml" xmlns:w15="http://schemas.microsoft.com/office/word/2012/wordml" xmlns:w16cei="http://schemas.microsoft.com/office/word/2026/wordml/cei" xmlns:w16cex="http://schemas.microsoft.com/office/word/2018/wordml/cex" xmlns:w16cid="http://schemas.microsoft.com/office/word/2016/wordml/cid" xmlns:w16="http://schemas.microsoft.com/office/word/2018/wordml" xmlns:w16du="http://schemas.microsoft.com/office/word/2023/wordml/word16du" xmlns:w16sdtdh="http://schemas.microsoft.com/office/word/2020/wordml/sdtdatahash" xmlns:w16sdtfl="http://schemas.microsoft.com/office/word/2024/wordml/sdtformatlock" xmlns:w16se="http://schemas.microsoft.com/office/word/2015/wordml/symex" xmlns:wpg="http://schemas.microsoft.com/office/word/2010/wordprocessingGroup" xmlns:wpi="http://schemas.microsoft.com/office/word/2010/wordprocessingInk" xmlns:wne="http://schemas.microsoft.com/office/word/2006/wordml" xmlns:wps="http://schemas.microsoft.com/office/word/2010/wordprocessingShape" mc:Ignorable="w14 w15 w16se w16cid w16 w16cex w16sdtdh w16sdtfl w16du wp14">
   <w:abstractNum w:abstractNumId="0" w15:restartNumberingAfterBreak="0">
     <w:nsid w:val="FFFFFF7C"/>
     <w:multiLevelType w:val="singleLevel"/>
@@ -8470,6 +2640,7 @@
   <w:style w:type="character" w:default="1" w:styleId="Standardnpsmoodstavce">
     <w:name w:val="Default Paragraph Font"/>
     <w:uiPriority w:val="1"/>
+    <w:semiHidden/>
     <w:unhideWhenUsed/>
   </w:style>
   <w:style w:type="table" w:default="1" w:styleId="Normlntabulka">
